--- a/Documentos Base/Sprint 5 documentacion/Sprint_05_Informe_Pruebas_ICARO.docx
+++ b/Documentos Base/Sprint 5 documentacion/Sprint_05_Informe_Pruebas_ICARO.docx
@@ -5,16 +5,12 @@
     <w:p>
       <w:pPr>
         <w:jc w:val="center"/>
-        <w:rPr>
-          <w:lang w:val="es-EC"/>
-        </w:rPr>
       </w:pPr>
       <w:r>
         <w:rPr>
           <w:b/>
           <w:color w:val="1F3864"/>
           <w:sz w:val="28"/>
-          <w:lang w:val="es-EC"/>
         </w:rPr>
         <w:t>INFORME DE EJECUCIÓN DE PRUEBAS — SPRINT 05</w:t>
       </w:r>
@@ -22,16 +18,11 @@
     <w:p>
       <w:pPr>
         <w:jc w:val="center"/>
-        <w:rPr>
-          <w:lang w:val="es-EC"/>
-        </w:rPr>
       </w:pPr>
       <w:r>
         <w:rPr>
           <w:i/>
-          <w:color w:val="595959"/>
           <w:sz w:val="18"/>
-          <w:lang w:val="es-EC"/>
         </w:rPr>
         <w:t>Proyecto: Sistema de Gestión Integral de Obra — ICARO CONSTRUCTORES BMGM S.A.S.</w:t>
       </w:r>
@@ -39,16 +30,11 @@
     <w:p>
       <w:pPr>
         <w:jc w:val="center"/>
-        <w:rPr>
-          <w:lang w:val="es-EC"/>
-        </w:rPr>
       </w:pPr>
       <w:r>
         <w:rPr>
           <w:i/>
-          <w:color w:val="595959"/>
           <w:sz w:val="18"/>
-          <w:lang w:val="es-EC"/>
         </w:rPr>
         <w:t>Código: INF-PRU-SPR-05 | Versión: 1.0 | Fecha: 13/05/2026</w:t>
       </w:r>
@@ -68,13 +54,13 @@
         <w:tblLook w:val="04A0" w:firstRow="1" w:lastRow="0" w:firstColumn="1" w:lastColumn="0" w:noHBand="0" w:noVBand="1"/>
       </w:tblPr>
       <w:tblGrid>
-        <w:gridCol w:w="4320"/>
-        <w:gridCol w:w="4320"/>
+        <w:gridCol w:w="3227"/>
+        <w:gridCol w:w="5413"/>
       </w:tblGrid>
       <w:tr>
         <w:tc>
           <w:tcPr>
-            <w:tcW w:w="4320" w:type="dxa"/>
+            <w:tcW w:w="3227" w:type="dxa"/>
             <w:shd w:val="clear" w:color="auto" w:fill="D9E1F2"/>
           </w:tcPr>
           <w:p>
@@ -88,7 +74,7 @@
         </w:tc>
         <w:tc>
           <w:tcPr>
-            <w:tcW w:w="4320" w:type="dxa"/>
+            <w:tcW w:w="5413" w:type="dxa"/>
           </w:tcPr>
           <w:p>
             <w:r>
@@ -100,7 +86,7 @@
       <w:tr>
         <w:tc>
           <w:tcPr>
-            <w:tcW w:w="4320" w:type="dxa"/>
+            <w:tcW w:w="3227" w:type="dxa"/>
             <w:shd w:val="clear" w:color="auto" w:fill="D9E1F2"/>
           </w:tcPr>
           <w:p>
@@ -114,18 +100,10 @@
         </w:tc>
         <w:tc>
           <w:tcPr>
-            <w:tcW w:w="4320" w:type="dxa"/>
-          </w:tcPr>
-          <w:p>
-            <w:pPr>
-              <w:rPr>
-                <w:lang w:val="es-EC"/>
-              </w:rPr>
-            </w:pPr>
-            <w:r>
-              <w:rPr>
-                <w:lang w:val="es-EC"/>
-              </w:rPr>
+            <w:tcW w:w="5413" w:type="dxa"/>
+          </w:tcPr>
+          <w:p>
+            <w:r>
               <w:t>Informe de Ejecución de Pruebas – Sprint 05</w:t>
             </w:r>
           </w:p>
@@ -134,7 +112,7 @@
       <w:tr>
         <w:tc>
           <w:tcPr>
-            <w:tcW w:w="4320" w:type="dxa"/>
+            <w:tcW w:w="3227" w:type="dxa"/>
             <w:shd w:val="clear" w:color="auto" w:fill="D9E1F2"/>
           </w:tcPr>
           <w:p>
@@ -148,7 +126,7 @@
         </w:tc>
         <w:tc>
           <w:tcPr>
-            <w:tcW w:w="4320" w:type="dxa"/>
+            <w:tcW w:w="5413" w:type="dxa"/>
           </w:tcPr>
           <w:p>
             <w:r>
@@ -160,7 +138,7 @@
       <w:tr>
         <w:tc>
           <w:tcPr>
-            <w:tcW w:w="4320" w:type="dxa"/>
+            <w:tcW w:w="3227" w:type="dxa"/>
             <w:shd w:val="clear" w:color="auto" w:fill="D9E1F2"/>
           </w:tcPr>
           <w:p>
@@ -174,11 +152,17 @@
         </w:tc>
         <w:tc>
           <w:tcPr>
-            <w:tcW w:w="4320" w:type="dxa"/>
-          </w:tcPr>
-          <w:p>
-            <w:r>
-              <w:t>13/05/2026</w:t>
+            <w:tcW w:w="5413" w:type="dxa"/>
+          </w:tcPr>
+          <w:p>
+            <w:r>
+              <w:t>1</w:t>
+            </w:r>
+            <w:r>
+              <w:t>6</w:t>
+            </w:r>
+            <w:r>
+              <w:t>/05/2026</w:t>
             </w:r>
           </w:p>
         </w:tc>
@@ -186,7 +170,7 @@
       <w:tr>
         <w:tc>
           <w:tcPr>
-            <w:tcW w:w="4320" w:type="dxa"/>
+            <w:tcW w:w="3227" w:type="dxa"/>
             <w:shd w:val="clear" w:color="auto" w:fill="D9E1F2"/>
           </w:tcPr>
           <w:p>
@@ -200,18 +184,10 @@
         </w:tc>
         <w:tc>
           <w:tcPr>
-            <w:tcW w:w="4320" w:type="dxa"/>
-          </w:tcPr>
-          <w:p>
-            <w:pPr>
-              <w:rPr>
-                <w:lang w:val="es-EC"/>
-              </w:rPr>
-            </w:pPr>
-            <w:r>
-              <w:rPr>
-                <w:lang w:val="es-EC"/>
-              </w:rPr>
+            <w:tcW w:w="5413" w:type="dxa"/>
+          </w:tcPr>
+          <w:p>
+            <w:r>
               <w:t>Sprint 05 – Módulo de Planilla Mensual y Cierre Contable</w:t>
             </w:r>
           </w:p>
@@ -220,7 +196,7 @@
       <w:tr>
         <w:tc>
           <w:tcPr>
-            <w:tcW w:w="4320" w:type="dxa"/>
+            <w:tcW w:w="3227" w:type="dxa"/>
             <w:shd w:val="clear" w:color="auto" w:fill="D9E1F2"/>
           </w:tcPr>
           <w:p>
@@ -234,7 +210,7 @@
         </w:tc>
         <w:tc>
           <w:tcPr>
-            <w:tcW w:w="4320" w:type="dxa"/>
+            <w:tcW w:w="5413" w:type="dxa"/>
           </w:tcPr>
           <w:p>
             <w:r>
@@ -246,7 +222,7 @@
       <w:tr>
         <w:tc>
           <w:tcPr>
-            <w:tcW w:w="4320" w:type="dxa"/>
+            <w:tcW w:w="3227" w:type="dxa"/>
             <w:shd w:val="clear" w:color="auto" w:fill="D9E1F2"/>
           </w:tcPr>
           <w:p>
@@ -260,7 +236,7 @@
         </w:tc>
         <w:tc>
           <w:tcPr>
-            <w:tcW w:w="4320" w:type="dxa"/>
+            <w:tcW w:w="5413" w:type="dxa"/>
           </w:tcPr>
           <w:p>
             <w:r>
@@ -278,15 +254,15 @@
         <w:tblLook w:val="04A0" w:firstRow="1" w:lastRow="0" w:firstColumn="1" w:lastColumn="0" w:noHBand="0" w:noVBand="1"/>
       </w:tblPr>
       <w:tblGrid>
-        <w:gridCol w:w="2160"/>
-        <w:gridCol w:w="2160"/>
-        <w:gridCol w:w="2160"/>
-        <w:gridCol w:w="2160"/>
+        <w:gridCol w:w="1003"/>
+        <w:gridCol w:w="1515"/>
+        <w:gridCol w:w="2693"/>
+        <w:gridCol w:w="3473"/>
       </w:tblGrid>
       <w:tr>
         <w:tc>
           <w:tcPr>
-            <w:tcW w:w="2160" w:type="dxa"/>
+            <w:tcW w:w="1003" w:type="dxa"/>
             <w:shd w:val="clear" w:color="auto" w:fill="1F3864"/>
             <w:vAlign w:val="center"/>
           </w:tcPr>
@@ -301,7 +277,7 @@
         </w:tc>
         <w:tc>
           <w:tcPr>
-            <w:tcW w:w="2160" w:type="dxa"/>
+            <w:tcW w:w="1515" w:type="dxa"/>
             <w:shd w:val="clear" w:color="auto" w:fill="1F3864"/>
             <w:vAlign w:val="center"/>
           </w:tcPr>
@@ -316,7 +292,7 @@
         </w:tc>
         <w:tc>
           <w:tcPr>
-            <w:tcW w:w="2160" w:type="dxa"/>
+            <w:tcW w:w="2693" w:type="dxa"/>
             <w:shd w:val="clear" w:color="auto" w:fill="1F3864"/>
             <w:vAlign w:val="center"/>
           </w:tcPr>
@@ -331,7 +307,7 @@
         </w:tc>
         <w:tc>
           <w:tcPr>
-            <w:tcW w:w="2160" w:type="dxa"/>
+            <w:tcW w:w="3473" w:type="dxa"/>
             <w:shd w:val="clear" w:color="auto" w:fill="1F3864"/>
             <w:vAlign w:val="center"/>
           </w:tcPr>
@@ -348,7 +324,7 @@
       <w:tr>
         <w:tc>
           <w:tcPr>
-            <w:tcW w:w="2160" w:type="dxa"/>
+            <w:tcW w:w="1003" w:type="dxa"/>
             <w:vAlign w:val="center"/>
           </w:tcPr>
           <w:p>
@@ -359,7 +335,7 @@
         </w:tc>
         <w:tc>
           <w:tcPr>
-            <w:tcW w:w="2160" w:type="dxa"/>
+            <w:tcW w:w="1515" w:type="dxa"/>
             <w:vAlign w:val="center"/>
           </w:tcPr>
           <w:p>
@@ -370,7 +346,7 @@
         </w:tc>
         <w:tc>
           <w:tcPr>
-            <w:tcW w:w="2160" w:type="dxa"/>
+            <w:tcW w:w="2693" w:type="dxa"/>
             <w:vAlign w:val="center"/>
           </w:tcPr>
           <w:p>
@@ -381,19 +357,11 @@
         </w:tc>
         <w:tc>
           <w:tcPr>
-            <w:tcW w:w="2160" w:type="dxa"/>
+            <w:tcW w:w="3473" w:type="dxa"/>
             <w:vAlign w:val="center"/>
           </w:tcPr>
           <w:p>
-            <w:pPr>
-              <w:rPr>
-                <w:lang w:val="es-EC"/>
-              </w:rPr>
-            </w:pPr>
-            <w:r>
-              <w:rPr>
-                <w:lang w:val="es-EC"/>
-              </w:rPr>
+            <w:r>
               <w:t>Documento generado con datos reales del Sprint 05</w:t>
             </w:r>
           </w:p>
@@ -415,13 +383,13 @@
         <w:tblLook w:val="04A0" w:firstRow="1" w:lastRow="0" w:firstColumn="1" w:lastColumn="0" w:noHBand="0" w:noVBand="1"/>
       </w:tblPr>
       <w:tblGrid>
-        <w:gridCol w:w="4320"/>
-        <w:gridCol w:w="4320"/>
+        <w:gridCol w:w="3794"/>
+        <w:gridCol w:w="4846"/>
       </w:tblGrid>
       <w:tr>
         <w:tc>
           <w:tcPr>
-            <w:tcW w:w="4320" w:type="dxa"/>
+            <w:tcW w:w="3794" w:type="dxa"/>
             <w:shd w:val="clear" w:color="auto" w:fill="D9E1F2"/>
           </w:tcPr>
           <w:p>
@@ -441,7 +409,7 @@
         </w:tc>
         <w:tc>
           <w:tcPr>
-            <w:tcW w:w="4320" w:type="dxa"/>
+            <w:tcW w:w="4846" w:type="dxa"/>
           </w:tcPr>
           <w:p>
             <w:pPr>
@@ -461,7 +429,7 @@
       <w:tr>
         <w:tc>
           <w:tcPr>
-            <w:tcW w:w="4320" w:type="dxa"/>
+            <w:tcW w:w="3794" w:type="dxa"/>
             <w:shd w:val="clear" w:color="auto" w:fill="D9E1F2"/>
           </w:tcPr>
           <w:p>
@@ -481,19 +449,17 @@
         </w:tc>
         <w:tc>
           <w:tcPr>
-            <w:tcW w:w="4320" w:type="dxa"/>
-          </w:tcPr>
-          <w:p>
-            <w:pPr>
-              <w:rPr>
-                <w:szCs w:val="28"/>
-                <w:lang w:val="es-EC"/>
-              </w:rPr>
-            </w:pPr>
-            <w:r>
-              <w:rPr>
-                <w:szCs w:val="28"/>
-                <w:lang w:val="es-EC"/>
+            <w:tcW w:w="4846" w:type="dxa"/>
+          </w:tcPr>
+          <w:p>
+            <w:pPr>
+              <w:rPr>
+                <w:szCs w:val="28"/>
+              </w:rPr>
+            </w:pPr>
+            <w:r>
+              <w:rPr>
+                <w:szCs w:val="28"/>
               </w:rPr>
               <w:t>Módulo de Planilla Mensual y Cierre Contable</w:t>
             </w:r>
@@ -503,7 +469,7 @@
       <w:tr>
         <w:tc>
           <w:tcPr>
-            <w:tcW w:w="4320" w:type="dxa"/>
+            <w:tcW w:w="3794" w:type="dxa"/>
             <w:shd w:val="clear" w:color="auto" w:fill="D9E1F2"/>
           </w:tcPr>
           <w:p>
@@ -523,7 +489,7 @@
         </w:tc>
         <w:tc>
           <w:tcPr>
-            <w:tcW w:w="4320" w:type="dxa"/>
+            <w:tcW w:w="4846" w:type="dxa"/>
           </w:tcPr>
           <w:p>
             <w:pPr>
@@ -536,7 +502,14 @@
                 <w:color w:val="000000"/>
                 <w:szCs w:val="28"/>
               </w:rPr>
-              <w:t>04/05/2026</w:t>
+              <w:t>11</w:t>
+            </w:r>
+            <w:r>
+              <w:rPr>
+                <w:color w:val="000000"/>
+                <w:szCs w:val="28"/>
+              </w:rPr>
+              <w:t>/05/2026</w:t>
             </w:r>
           </w:p>
         </w:tc>
@@ -544,7 +517,7 @@
       <w:tr>
         <w:tc>
           <w:tcPr>
-            <w:tcW w:w="4320" w:type="dxa"/>
+            <w:tcW w:w="3794" w:type="dxa"/>
             <w:shd w:val="clear" w:color="auto" w:fill="D9E1F2"/>
           </w:tcPr>
           <w:p>
@@ -564,7 +537,7 @@
         </w:tc>
         <w:tc>
           <w:tcPr>
-            <w:tcW w:w="4320" w:type="dxa"/>
+            <w:tcW w:w="4846" w:type="dxa"/>
           </w:tcPr>
           <w:p>
             <w:pPr>
@@ -577,7 +550,14 @@
                 <w:color w:val="000000"/>
                 <w:szCs w:val="28"/>
               </w:rPr>
-              <w:t>08/05/2026</w:t>
+              <w:t>15</w:t>
+            </w:r>
+            <w:r>
+              <w:rPr>
+                <w:color w:val="000000"/>
+                <w:szCs w:val="28"/>
+              </w:rPr>
+              <w:t>/05/2026</w:t>
             </w:r>
           </w:p>
         </w:tc>
@@ -585,7 +565,7 @@
       <w:tr>
         <w:tc>
           <w:tcPr>
-            <w:tcW w:w="4320" w:type="dxa"/>
+            <w:tcW w:w="3794" w:type="dxa"/>
             <w:shd w:val="clear" w:color="auto" w:fill="D9E1F2"/>
           </w:tcPr>
           <w:p>
@@ -605,7 +585,7 @@
         </w:tc>
         <w:tc>
           <w:tcPr>
-            <w:tcW w:w="4320" w:type="dxa"/>
+            <w:tcW w:w="4846" w:type="dxa"/>
           </w:tcPr>
           <w:p>
             <w:pPr>
@@ -625,7 +605,7 @@
       <w:tr>
         <w:tc>
           <w:tcPr>
-            <w:tcW w:w="4320" w:type="dxa"/>
+            <w:tcW w:w="3794" w:type="dxa"/>
             <w:shd w:val="clear" w:color="auto" w:fill="D9E1F2"/>
           </w:tcPr>
           <w:p>
@@ -645,19 +625,17 @@
         </w:tc>
         <w:tc>
           <w:tcPr>
-            <w:tcW w:w="4320" w:type="dxa"/>
-          </w:tcPr>
-          <w:p>
-            <w:pPr>
-              <w:rPr>
-                <w:szCs w:val="28"/>
-                <w:lang w:val="es-EC"/>
-              </w:rPr>
-            </w:pPr>
-            <w:r>
-              <w:rPr>
-                <w:szCs w:val="28"/>
-                <w:lang w:val="es-EC"/>
+            <w:tcW w:w="4846" w:type="dxa"/>
+          </w:tcPr>
+          <w:p>
+            <w:pPr>
+              <w:rPr>
+                <w:szCs w:val="28"/>
+              </w:rPr>
+            </w:pPr>
+            <w:r>
+              <w:rPr>
+                <w:szCs w:val="28"/>
               </w:rPr>
               <w:t>Planilla Mensual de Obra, Contabilidad (Cierre Mensual)</w:t>
             </w:r>
@@ -1467,15 +1445,8 @@
     <w:p>
       <w:pPr>
         <w:pStyle w:val="Ttulo1"/>
-        <w:rPr>
-          <w:lang w:val="es-EC"/>
-        </w:rPr>
       </w:pPr>
       <w:r>
-        <w:rPr>
-          <w:lang w:val="es-EC"/>
-        </w:rPr>
-        <w:lastRenderedPageBreak/>
         <w:t>4. Alcance de las pruebas del sprint</w:t>
       </w:r>
     </w:p>
@@ -1518,13 +1489,11 @@
             <w:pPr>
               <w:rPr>
                 <w:szCs w:val="28"/>
-                <w:lang w:val="es-EC"/>
-              </w:rPr>
-            </w:pPr>
-            <w:r>
-              <w:rPr>
-                <w:szCs w:val="28"/>
-                <w:lang w:val="es-EC"/>
+              </w:rPr>
+            </w:pPr>
+            <w:r>
+              <w:rPr>
+                <w:szCs w:val="28"/>
               </w:rPr>
               <w:t>Planilla Mensual de Obra (POST/GET, RBAC, generación PDF), historial de planillas, Cierre Contable Mensual (POST/GET RBAC), gastos operativos (POST RBAC).</w:t>
             </w:r>
@@ -1541,15 +1510,14 @@
             <w:pPr>
               <w:rPr>
                 <w:szCs w:val="28"/>
-                <w:lang w:val="es-EC"/>
               </w:rPr>
             </w:pPr>
             <w:r>
               <w:rPr>
                 <w:b/>
                 <w:szCs w:val="28"/>
-                <w:lang w:val="es-EC"/>
-              </w:rPr>
+              </w:rPr>
+              <w:lastRenderedPageBreak/>
               <w:t>Módulos excluidos (fuera de alcance)</w:t>
             </w:r>
           </w:p>
@@ -1567,15 +1535,8 @@
             <w:r>
               <w:rPr>
                 <w:szCs w:val="28"/>
-                <w:lang w:val="es-EC"/>
-              </w:rPr>
-              <w:t xml:space="preserve">Módulos de sprints anteriores no modificados (Materiales, Bodega, Proyectos, Avances, Compras). </w:t>
-            </w:r>
-            <w:r>
-              <w:rPr>
-                <w:szCs w:val="28"/>
-              </w:rPr>
-              <w:t>Reportes y Dashboard (Sprint 06).</w:t>
+              </w:rPr>
+              <w:t>Módulos de sprints anteriores no modificados (Materiales, Bodega, Proyectos, Avances, Compras). Reportes y Dashboard (Sprint 06).</w:t>
             </w:r>
           </w:p>
         </w:tc>
@@ -1609,13 +1570,11 @@
             <w:pPr>
               <w:rPr>
                 <w:szCs w:val="28"/>
-                <w:lang w:val="es-EC"/>
-              </w:rPr>
-            </w:pPr>
-            <w:r>
-              <w:rPr>
-                <w:szCs w:val="28"/>
-                <w:lang w:val="es-EC"/>
+              </w:rPr>
+            </w:pPr>
+            <w:r>
+              <w:rPr>
+                <w:szCs w:val="28"/>
               </w:rPr>
               <w:t>Automatizada de integración de API con Jest + Supertest. Verificación RBAC por rol para todos los endpoints.</w:t>
             </w:r>
@@ -1651,21 +1610,13 @@
             <w:pPr>
               <w:rPr>
                 <w:szCs w:val="28"/>
-                <w:lang w:val="es-EC"/>
-              </w:rPr>
-            </w:pPr>
-            <w:r>
-              <w:rPr>
-                <w:szCs w:val="28"/>
-              </w:rPr>
-              <w:t xml:space="preserve">Local – Docker Compose (backend Node.js, PostgreSQL). </w:t>
-            </w:r>
-            <w:r>
-              <w:rPr>
-                <w:szCs w:val="28"/>
-                <w:lang w:val="es-EC"/>
-              </w:rPr>
-              <w:t>Sin datos persistentes entre ejecuciones.</w:t>
+              </w:rPr>
+            </w:pPr>
+            <w:r>
+              <w:rPr>
+                <w:szCs w:val="28"/>
+              </w:rPr>
+              <w:t>Local – Docker Compose (backend Node.js, PostgreSQL). Sin datos persistentes entre ejecuciones.</w:t>
             </w:r>
           </w:p>
         </w:tc>
@@ -1705,7 +1656,21 @@
               <w:rPr>
                 <w:szCs w:val="28"/>
               </w:rPr>
-              <w:t>Jest 29, Supertest 6, jsonwebtoken. Ejecución: npm test -- planilla_contable.</w:t>
+              <w:t xml:space="preserve">Jest 29, Supertest 6, jsonwebtoken. Ejecución: npm test -- </w:t>
+            </w:r>
+            <w:proofErr w:type="spellStart"/>
+            <w:r>
+              <w:rPr>
+                <w:szCs w:val="28"/>
+              </w:rPr>
+              <w:t>planilla_contable</w:t>
+            </w:r>
+            <w:proofErr w:type="spellEnd"/>
+            <w:r>
+              <w:rPr>
+                <w:szCs w:val="28"/>
+              </w:rPr>
+              <w:t>.</w:t>
             </w:r>
           </w:p>
         </w:tc>
@@ -1714,14 +1679,8 @@
     <w:p>
       <w:pPr>
         <w:pStyle w:val="Ttulo1"/>
-        <w:rPr>
-          <w:lang w:val="es-EC"/>
-        </w:rPr>
       </w:pPr>
       <w:r>
-        <w:rPr>
-          <w:lang w:val="es-EC"/>
-        </w:rPr>
         <w:t>5. Tabla de casos de prueba ejecutados</w:t>
       </w:r>
     </w:p>
@@ -1729,149 +1688,174 @@
       <w:tblPr>
         <w:tblStyle w:val="Tablaconcuadrcula"/>
         <w:tblW w:w="0" w:type="auto"/>
+        <w:tblLayout w:type="fixed"/>
         <w:tblLook w:val="04A0" w:firstRow="1" w:lastRow="0" w:firstColumn="1" w:lastColumn="0" w:noHBand="0" w:noVBand="1"/>
       </w:tblPr>
       <w:tblGrid>
-        <w:gridCol w:w="442"/>
-        <w:gridCol w:w="605"/>
-        <w:gridCol w:w="954"/>
-        <w:gridCol w:w="1244"/>
-        <w:gridCol w:w="1024"/>
-        <w:gridCol w:w="1315"/>
-        <w:gridCol w:w="1077"/>
-        <w:gridCol w:w="636"/>
-        <w:gridCol w:w="1559"/>
+        <w:gridCol w:w="675"/>
+        <w:gridCol w:w="993"/>
+        <w:gridCol w:w="992"/>
+        <w:gridCol w:w="1276"/>
+        <w:gridCol w:w="984"/>
+        <w:gridCol w:w="984"/>
+        <w:gridCol w:w="984"/>
+        <w:gridCol w:w="984"/>
+        <w:gridCol w:w="984"/>
       </w:tblGrid>
       <w:tr>
         <w:tc>
           <w:tcPr>
-            <w:tcW w:w="960" w:type="dxa"/>
+            <w:tcW w:w="675" w:type="dxa"/>
             <w:shd w:val="clear" w:color="auto" w:fill="1F3864"/>
           </w:tcPr>
           <w:p>
             <w:pPr>
               <w:rPr>
-                <w:szCs w:val="28"/>
-              </w:rPr>
-            </w:pPr>
+                <w:sz w:val="16"/>
+                <w:szCs w:val="20"/>
+              </w:rPr>
+            </w:pPr>
+            <w:proofErr w:type="gramStart"/>
             <w:r>
               <w:rPr>
                 <w:b/>
                 <w:color w:val="FFFFFF"/>
-                <w:szCs w:val="28"/>
-              </w:rPr>
-              <w:t>ID CP</w:t>
-            </w:r>
-          </w:p>
-        </w:tc>
-        <w:tc>
-          <w:tcPr>
-            <w:tcW w:w="960" w:type="dxa"/>
-            <w:shd w:val="clear" w:color="auto" w:fill="1F3864"/>
-          </w:tcPr>
-          <w:p>
-            <w:pPr>
-              <w:rPr>
-                <w:szCs w:val="28"/>
-              </w:rPr>
-            </w:pPr>
+                <w:sz w:val="16"/>
+                <w:szCs w:val="20"/>
+              </w:rPr>
+              <w:t>ID</w:t>
+            </w:r>
+            <w:proofErr w:type="gramEnd"/>
             <w:r>
               <w:rPr>
                 <w:b/>
                 <w:color w:val="FFFFFF"/>
-                <w:szCs w:val="28"/>
-              </w:rPr>
-              <w:t>Grupo</w:t>
-            </w:r>
-          </w:p>
-        </w:tc>
-        <w:tc>
-          <w:tcPr>
-            <w:tcW w:w="960" w:type="dxa"/>
+                <w:sz w:val="16"/>
+                <w:szCs w:val="20"/>
+              </w:rPr>
+              <w:t xml:space="preserve"> CP</w:t>
+            </w:r>
+          </w:p>
+        </w:tc>
+        <w:tc>
+          <w:tcPr>
+            <w:tcW w:w="993" w:type="dxa"/>
             <w:shd w:val="clear" w:color="auto" w:fill="1F3864"/>
           </w:tcPr>
           <w:p>
             <w:pPr>
               <w:rPr>
-                <w:szCs w:val="28"/>
+                <w:sz w:val="16"/>
+                <w:szCs w:val="20"/>
               </w:rPr>
             </w:pPr>
             <w:r>
               <w:rPr>
                 <w:b/>
                 <w:color w:val="FFFFFF"/>
-                <w:szCs w:val="28"/>
-              </w:rPr>
-              <w:t>Módulo</w:t>
-            </w:r>
-          </w:p>
-        </w:tc>
-        <w:tc>
-          <w:tcPr>
-            <w:tcW w:w="960" w:type="dxa"/>
+                <w:sz w:val="16"/>
+                <w:szCs w:val="20"/>
+              </w:rPr>
+              <w:t>Grupo</w:t>
+            </w:r>
+          </w:p>
+        </w:tc>
+        <w:tc>
+          <w:tcPr>
+            <w:tcW w:w="992" w:type="dxa"/>
             <w:shd w:val="clear" w:color="auto" w:fill="1F3864"/>
           </w:tcPr>
           <w:p>
             <w:pPr>
               <w:rPr>
-                <w:szCs w:val="28"/>
+                <w:sz w:val="16"/>
+                <w:szCs w:val="20"/>
               </w:rPr>
             </w:pPr>
             <w:r>
               <w:rPr>
                 <w:b/>
                 <w:color w:val="FFFFFF"/>
-                <w:szCs w:val="28"/>
-              </w:rPr>
-              <w:t>Descripción</w:t>
-            </w:r>
-          </w:p>
-        </w:tc>
-        <w:tc>
-          <w:tcPr>
-            <w:tcW w:w="960" w:type="dxa"/>
+                <w:sz w:val="16"/>
+                <w:szCs w:val="20"/>
+              </w:rPr>
+              <w:t>Módulo</w:t>
+            </w:r>
+          </w:p>
+        </w:tc>
+        <w:tc>
+          <w:tcPr>
+            <w:tcW w:w="1276" w:type="dxa"/>
             <w:shd w:val="clear" w:color="auto" w:fill="1F3864"/>
           </w:tcPr>
           <w:p>
             <w:pPr>
               <w:rPr>
-                <w:szCs w:val="28"/>
+                <w:sz w:val="16"/>
+                <w:szCs w:val="20"/>
               </w:rPr>
             </w:pPr>
             <w:r>
               <w:rPr>
                 <w:b/>
                 <w:color w:val="FFFFFF"/>
-                <w:szCs w:val="28"/>
-              </w:rPr>
-              <w:t>Tipo</w:t>
-            </w:r>
-          </w:p>
-        </w:tc>
-        <w:tc>
-          <w:tcPr>
-            <w:tcW w:w="960" w:type="dxa"/>
+                <w:sz w:val="16"/>
+                <w:szCs w:val="20"/>
+              </w:rPr>
+              <w:t>Descripción</w:t>
+            </w:r>
+          </w:p>
+        </w:tc>
+        <w:tc>
+          <w:tcPr>
+            <w:tcW w:w="984" w:type="dxa"/>
             <w:shd w:val="clear" w:color="auto" w:fill="1F3864"/>
           </w:tcPr>
           <w:p>
             <w:pPr>
               <w:rPr>
-                <w:szCs w:val="28"/>
+                <w:sz w:val="16"/>
+                <w:szCs w:val="20"/>
               </w:rPr>
             </w:pPr>
             <w:r>
               <w:rPr>
                 <w:b/>
                 <w:color w:val="FFFFFF"/>
-                <w:szCs w:val="28"/>
-              </w:rPr>
-              <w:t>Resultado</w:t>
-            </w:r>
+                <w:sz w:val="16"/>
+                <w:szCs w:val="20"/>
+              </w:rPr>
+              <w:t>Tipo</w:t>
+            </w:r>
+          </w:p>
+        </w:tc>
+        <w:tc>
+          <w:tcPr>
+            <w:tcW w:w="984" w:type="dxa"/>
+            <w:shd w:val="clear" w:color="auto" w:fill="1F3864"/>
+          </w:tcPr>
+          <w:p>
+            <w:pPr>
+              <w:rPr>
+                <w:sz w:val="16"/>
+                <w:szCs w:val="20"/>
+              </w:rPr>
+            </w:pPr>
             <w:r>
               <w:rPr>
                 <w:b/>
                 <w:color w:val="FFFFFF"/>
-                <w:szCs w:val="28"/>
+                <w:sz w:val="16"/>
+                <w:szCs w:val="20"/>
+              </w:rPr>
+              <w:t>Resultado</w:t>
+            </w:r>
+            <w:r>
+              <w:rPr>
+                <w:b/>
+                <w:color w:val="FFFFFF"/>
+                <w:sz w:val="16"/>
+                <w:szCs w:val="20"/>
               </w:rPr>
               <w:br/>
               <w:t>Esperado</w:t>
@@ -1880,20 +1864,22 @@
         </w:tc>
         <w:tc>
           <w:tcPr>
-            <w:tcW w:w="960" w:type="dxa"/>
+            <w:tcW w:w="984" w:type="dxa"/>
             <w:shd w:val="clear" w:color="auto" w:fill="1F3864"/>
           </w:tcPr>
           <w:p>
             <w:pPr>
               <w:rPr>
-                <w:szCs w:val="28"/>
+                <w:sz w:val="16"/>
+                <w:szCs w:val="20"/>
               </w:rPr>
             </w:pPr>
             <w:r>
               <w:rPr>
                 <w:b/>
                 <w:color w:val="FFFFFF"/>
-                <w:szCs w:val="28"/>
+                <w:sz w:val="16"/>
+                <w:szCs w:val="20"/>
               </w:rPr>
               <w:t>Resultado</w:t>
             </w:r>
@@ -1901,7 +1887,8 @@
               <w:rPr>
                 <w:b/>
                 <w:color w:val="FFFFFF"/>
-                <w:szCs w:val="28"/>
+                <w:sz w:val="16"/>
+                <w:szCs w:val="20"/>
               </w:rPr>
               <w:br/>
               <w:t>Obtenido</w:t>
@@ -1910,20 +1897,22 @@
         </w:tc>
         <w:tc>
           <w:tcPr>
-            <w:tcW w:w="960" w:type="dxa"/>
+            <w:tcW w:w="984" w:type="dxa"/>
             <w:shd w:val="clear" w:color="auto" w:fill="1F3864"/>
           </w:tcPr>
           <w:p>
             <w:pPr>
               <w:rPr>
-                <w:szCs w:val="28"/>
+                <w:sz w:val="16"/>
+                <w:szCs w:val="20"/>
               </w:rPr>
             </w:pPr>
             <w:r>
               <w:rPr>
                 <w:b/>
                 <w:color w:val="FFFFFF"/>
-                <w:szCs w:val="28"/>
+                <w:sz w:val="16"/>
+                <w:szCs w:val="20"/>
               </w:rPr>
               <w:t>Estado</w:t>
             </w:r>
@@ -1931,20 +1920,22 @@
         </w:tc>
         <w:tc>
           <w:tcPr>
-            <w:tcW w:w="960" w:type="dxa"/>
+            <w:tcW w:w="984" w:type="dxa"/>
             <w:shd w:val="clear" w:color="auto" w:fill="1F3864"/>
           </w:tcPr>
           <w:p>
             <w:pPr>
               <w:rPr>
-                <w:szCs w:val="28"/>
+                <w:sz w:val="16"/>
+                <w:szCs w:val="20"/>
               </w:rPr>
             </w:pPr>
             <w:r>
               <w:rPr>
                 <w:b/>
                 <w:color w:val="FFFFFF"/>
-                <w:szCs w:val="28"/>
+                <w:sz w:val="16"/>
+                <w:szCs w:val="20"/>
               </w:rPr>
               <w:t>Evidencia</w:t>
             </w:r>
@@ -1954,19 +1945,21 @@
       <w:tr>
         <w:tc>
           <w:tcPr>
-            <w:tcW w:w="960" w:type="dxa"/>
+            <w:tcW w:w="675" w:type="dxa"/>
             <w:shd w:val="clear" w:color="auto" w:fill="F2F2F2"/>
           </w:tcPr>
           <w:p>
             <w:pPr>
               <w:rPr>
-                <w:szCs w:val="28"/>
+                <w:sz w:val="16"/>
+                <w:szCs w:val="20"/>
               </w:rPr>
             </w:pPr>
             <w:r>
               <w:rPr>
                 <w:color w:val="000000"/>
-                <w:szCs w:val="28"/>
+                <w:sz w:val="16"/>
+                <w:szCs w:val="20"/>
               </w:rPr>
               <w:t>CP-069</w:t>
             </w:r>
@@ -1974,19 +1967,21 @@
         </w:tc>
         <w:tc>
           <w:tcPr>
-            <w:tcW w:w="960" w:type="dxa"/>
+            <w:tcW w:w="993" w:type="dxa"/>
             <w:shd w:val="clear" w:color="auto" w:fill="F2F2F2"/>
           </w:tcPr>
           <w:p>
             <w:pPr>
               <w:rPr>
-                <w:szCs w:val="28"/>
+                <w:sz w:val="16"/>
+                <w:szCs w:val="20"/>
               </w:rPr>
             </w:pPr>
             <w:r>
               <w:rPr>
                 <w:color w:val="000000"/>
-                <w:szCs w:val="28"/>
+                <w:sz w:val="16"/>
+                <w:szCs w:val="20"/>
               </w:rPr>
               <w:t>Grupo 1</w:t>
             </w:r>
@@ -1994,19 +1989,21 @@
         </w:tc>
         <w:tc>
           <w:tcPr>
-            <w:tcW w:w="960" w:type="dxa"/>
+            <w:tcW w:w="992" w:type="dxa"/>
             <w:shd w:val="clear" w:color="auto" w:fill="F2F2F2"/>
           </w:tcPr>
           <w:p>
             <w:pPr>
               <w:rPr>
-                <w:szCs w:val="28"/>
+                <w:sz w:val="16"/>
+                <w:szCs w:val="20"/>
               </w:rPr>
             </w:pPr>
             <w:r>
               <w:rPr>
                 <w:color w:val="000000"/>
-                <w:szCs w:val="28"/>
+                <w:sz w:val="16"/>
+                <w:szCs w:val="20"/>
               </w:rPr>
               <w:t>Planilla</w:t>
             </w:r>
@@ -2014,21 +2011,21 @@
         </w:tc>
         <w:tc>
           <w:tcPr>
-            <w:tcW w:w="960" w:type="dxa"/>
+            <w:tcW w:w="1276" w:type="dxa"/>
             <w:shd w:val="clear" w:color="auto" w:fill="F2F2F2"/>
           </w:tcPr>
           <w:p>
             <w:pPr>
               <w:rPr>
-                <w:szCs w:val="28"/>
-                <w:lang w:val="es-EC"/>
+                <w:sz w:val="16"/>
+                <w:szCs w:val="20"/>
               </w:rPr>
             </w:pPr>
             <w:r>
               <w:rPr>
                 <w:color w:val="000000"/>
-                <w:szCs w:val="28"/>
-                <w:lang w:val="es-EC"/>
+                <w:sz w:val="16"/>
+                <w:szCs w:val="20"/>
               </w:rPr>
               <w:t>POST /planillas sin token: ruta protegida</w:t>
             </w:r>
@@ -2036,19 +2033,21 @@
         </w:tc>
         <w:tc>
           <w:tcPr>
-            <w:tcW w:w="960" w:type="dxa"/>
+            <w:tcW w:w="984" w:type="dxa"/>
             <w:shd w:val="clear" w:color="auto" w:fill="F2F2F2"/>
           </w:tcPr>
           <w:p>
             <w:pPr>
               <w:rPr>
-                <w:szCs w:val="28"/>
+                <w:sz w:val="16"/>
+                <w:szCs w:val="20"/>
               </w:rPr>
             </w:pPr>
             <w:r>
               <w:rPr>
                 <w:color w:val="000000"/>
-                <w:szCs w:val="28"/>
+                <w:sz w:val="16"/>
+                <w:szCs w:val="20"/>
               </w:rPr>
               <w:t>Automatizada</w:t>
             </w:r>
@@ -2056,19 +2055,21 @@
         </w:tc>
         <w:tc>
           <w:tcPr>
-            <w:tcW w:w="960" w:type="dxa"/>
+            <w:tcW w:w="984" w:type="dxa"/>
             <w:shd w:val="clear" w:color="auto" w:fill="F2F2F2"/>
           </w:tcPr>
           <w:p>
             <w:pPr>
               <w:rPr>
-                <w:szCs w:val="28"/>
+                <w:sz w:val="16"/>
+                <w:szCs w:val="20"/>
               </w:rPr>
             </w:pPr>
             <w:r>
               <w:rPr>
                 <w:color w:val="000000"/>
-                <w:szCs w:val="28"/>
+                <w:sz w:val="16"/>
+                <w:szCs w:val="20"/>
               </w:rPr>
               <w:t>HTTP 401 con campo 'error'.</w:t>
             </w:r>
@@ -2076,19 +2077,21 @@
         </w:tc>
         <w:tc>
           <w:tcPr>
-            <w:tcW w:w="960" w:type="dxa"/>
+            <w:tcW w:w="984" w:type="dxa"/>
             <w:shd w:val="clear" w:color="auto" w:fill="F2F2F2"/>
           </w:tcPr>
           <w:p>
             <w:pPr>
               <w:rPr>
-                <w:szCs w:val="28"/>
+                <w:sz w:val="16"/>
+                <w:szCs w:val="20"/>
               </w:rPr>
             </w:pPr>
             <w:r>
               <w:rPr>
                 <w:color w:val="000000"/>
-                <w:szCs w:val="28"/>
+                <w:sz w:val="16"/>
+                <w:szCs w:val="20"/>
               </w:rPr>
               <w:t>HTTP 401 – { error: '...' }</w:t>
             </w:r>
@@ -2096,19 +2099,21 @@
         </w:tc>
         <w:tc>
           <w:tcPr>
-            <w:tcW w:w="960" w:type="dxa"/>
+            <w:tcW w:w="984" w:type="dxa"/>
             <w:shd w:val="clear" w:color="auto" w:fill="E2EFDA"/>
           </w:tcPr>
           <w:p>
             <w:pPr>
               <w:rPr>
-                <w:szCs w:val="28"/>
+                <w:sz w:val="16"/>
+                <w:szCs w:val="20"/>
               </w:rPr>
             </w:pPr>
             <w:r>
               <w:rPr>
                 <w:color w:val="000000"/>
-                <w:szCs w:val="28"/>
+                <w:sz w:val="16"/>
+                <w:szCs w:val="20"/>
               </w:rPr>
               <w:t>PASS</w:t>
             </w:r>
@@ -2116,19 +2121,21 @@
         </w:tc>
         <w:tc>
           <w:tcPr>
-            <w:tcW w:w="960" w:type="dxa"/>
+            <w:tcW w:w="984" w:type="dxa"/>
             <w:shd w:val="clear" w:color="auto" w:fill="F2F2F2"/>
           </w:tcPr>
           <w:p>
             <w:pPr>
               <w:rPr>
-                <w:szCs w:val="28"/>
+                <w:sz w:val="16"/>
+                <w:szCs w:val="20"/>
               </w:rPr>
             </w:pPr>
             <w:r>
               <w:rPr>
                 <w:color w:val="000000"/>
-                <w:szCs w:val="28"/>
+                <w:sz w:val="16"/>
+                <w:szCs w:val="20"/>
               </w:rPr>
               <w:t>planilla_contable.test.js – Test 1</w:t>
             </w:r>
@@ -2138,19 +2145,21 @@
       <w:tr>
         <w:tc>
           <w:tcPr>
-            <w:tcW w:w="960" w:type="dxa"/>
+            <w:tcW w:w="675" w:type="dxa"/>
             <w:shd w:val="clear" w:color="auto" w:fill="FFFFFF"/>
           </w:tcPr>
           <w:p>
             <w:pPr>
               <w:rPr>
-                <w:szCs w:val="28"/>
+                <w:sz w:val="16"/>
+                <w:szCs w:val="20"/>
               </w:rPr>
             </w:pPr>
             <w:r>
               <w:rPr>
                 <w:color w:val="000000"/>
-                <w:szCs w:val="28"/>
+                <w:sz w:val="16"/>
+                <w:szCs w:val="20"/>
               </w:rPr>
               <w:t>CP-070</w:t>
             </w:r>
@@ -2158,19 +2167,21 @@
         </w:tc>
         <w:tc>
           <w:tcPr>
-            <w:tcW w:w="960" w:type="dxa"/>
+            <w:tcW w:w="993" w:type="dxa"/>
             <w:shd w:val="clear" w:color="auto" w:fill="FFFFFF"/>
           </w:tcPr>
           <w:p>
             <w:pPr>
               <w:rPr>
-                <w:szCs w:val="28"/>
+                <w:sz w:val="16"/>
+                <w:szCs w:val="20"/>
               </w:rPr>
             </w:pPr>
             <w:r>
               <w:rPr>
                 <w:color w:val="000000"/>
-                <w:szCs w:val="28"/>
+                <w:sz w:val="16"/>
+                <w:szCs w:val="20"/>
               </w:rPr>
               <w:t>Grupo 1</w:t>
             </w:r>
@@ -2178,19 +2189,21 @@
         </w:tc>
         <w:tc>
           <w:tcPr>
-            <w:tcW w:w="960" w:type="dxa"/>
+            <w:tcW w:w="992" w:type="dxa"/>
             <w:shd w:val="clear" w:color="auto" w:fill="FFFFFF"/>
           </w:tcPr>
           <w:p>
             <w:pPr>
               <w:rPr>
-                <w:szCs w:val="28"/>
+                <w:sz w:val="16"/>
+                <w:szCs w:val="20"/>
               </w:rPr>
             </w:pPr>
             <w:r>
               <w:rPr>
                 <w:color w:val="000000"/>
-                <w:szCs w:val="28"/>
+                <w:sz w:val="16"/>
+                <w:szCs w:val="20"/>
               </w:rPr>
               <w:t>Planilla</w:t>
             </w:r>
@@ -2198,21 +2211,21 @@
         </w:tc>
         <w:tc>
           <w:tcPr>
-            <w:tcW w:w="960" w:type="dxa"/>
+            <w:tcW w:w="1276" w:type="dxa"/>
             <w:shd w:val="clear" w:color="auto" w:fill="FFFFFF"/>
           </w:tcPr>
           <w:p>
             <w:pPr>
               <w:rPr>
-                <w:szCs w:val="28"/>
-                <w:lang w:val="es-EC"/>
+                <w:sz w:val="16"/>
+                <w:szCs w:val="20"/>
               </w:rPr>
             </w:pPr>
             <w:r>
               <w:rPr>
                 <w:color w:val="000000"/>
-                <w:szCs w:val="28"/>
-                <w:lang w:val="es-EC"/>
+                <w:sz w:val="16"/>
+                <w:szCs w:val="20"/>
               </w:rPr>
               <w:t>POST /planillas con Bodeguero: RBAC deniega creación</w:t>
             </w:r>
@@ -2220,19 +2233,21 @@
         </w:tc>
         <w:tc>
           <w:tcPr>
-            <w:tcW w:w="960" w:type="dxa"/>
+            <w:tcW w:w="984" w:type="dxa"/>
             <w:shd w:val="clear" w:color="auto" w:fill="FFFFFF"/>
           </w:tcPr>
           <w:p>
             <w:pPr>
               <w:rPr>
-                <w:szCs w:val="28"/>
+                <w:sz w:val="16"/>
+                <w:szCs w:val="20"/>
               </w:rPr>
             </w:pPr>
             <w:r>
               <w:rPr>
                 <w:color w:val="000000"/>
-                <w:szCs w:val="28"/>
+                <w:sz w:val="16"/>
+                <w:szCs w:val="20"/>
               </w:rPr>
               <w:t>Automatizada</w:t>
             </w:r>
@@ -2240,19 +2255,21 @@
         </w:tc>
         <w:tc>
           <w:tcPr>
-            <w:tcW w:w="960" w:type="dxa"/>
+            <w:tcW w:w="984" w:type="dxa"/>
             <w:shd w:val="clear" w:color="auto" w:fill="FFFFFF"/>
           </w:tcPr>
           <w:p>
             <w:pPr>
               <w:rPr>
-                <w:szCs w:val="28"/>
+                <w:sz w:val="16"/>
+                <w:szCs w:val="20"/>
               </w:rPr>
             </w:pPr>
             <w:r>
               <w:rPr>
                 <w:color w:val="000000"/>
-                <w:szCs w:val="28"/>
+                <w:sz w:val="16"/>
+                <w:szCs w:val="20"/>
               </w:rPr>
               <w:t>HTTP 403.</w:t>
             </w:r>
@@ -2260,19 +2277,21 @@
         </w:tc>
         <w:tc>
           <w:tcPr>
-            <w:tcW w:w="960" w:type="dxa"/>
+            <w:tcW w:w="984" w:type="dxa"/>
             <w:shd w:val="clear" w:color="auto" w:fill="FFFFFF"/>
           </w:tcPr>
           <w:p>
             <w:pPr>
               <w:rPr>
-                <w:szCs w:val="28"/>
+                <w:sz w:val="16"/>
+                <w:szCs w:val="20"/>
               </w:rPr>
             </w:pPr>
             <w:r>
               <w:rPr>
                 <w:color w:val="000000"/>
-                <w:szCs w:val="28"/>
+                <w:sz w:val="16"/>
+                <w:szCs w:val="20"/>
               </w:rPr>
               <w:t>HTTP 403.</w:t>
             </w:r>
@@ -2280,19 +2299,21 @@
         </w:tc>
         <w:tc>
           <w:tcPr>
-            <w:tcW w:w="960" w:type="dxa"/>
+            <w:tcW w:w="984" w:type="dxa"/>
             <w:shd w:val="clear" w:color="auto" w:fill="E2EFDA"/>
           </w:tcPr>
           <w:p>
             <w:pPr>
               <w:rPr>
-                <w:szCs w:val="28"/>
+                <w:sz w:val="16"/>
+                <w:szCs w:val="20"/>
               </w:rPr>
             </w:pPr>
             <w:r>
               <w:rPr>
                 <w:color w:val="000000"/>
-                <w:szCs w:val="28"/>
+                <w:sz w:val="16"/>
+                <w:szCs w:val="20"/>
               </w:rPr>
               <w:t>PASS</w:t>
             </w:r>
@@ -2300,19 +2321,21 @@
         </w:tc>
         <w:tc>
           <w:tcPr>
-            <w:tcW w:w="960" w:type="dxa"/>
+            <w:tcW w:w="984" w:type="dxa"/>
             <w:shd w:val="clear" w:color="auto" w:fill="FFFFFF"/>
           </w:tcPr>
           <w:p>
             <w:pPr>
               <w:rPr>
-                <w:szCs w:val="28"/>
+                <w:sz w:val="16"/>
+                <w:szCs w:val="20"/>
               </w:rPr>
             </w:pPr>
             <w:r>
               <w:rPr>
                 <w:color w:val="000000"/>
-                <w:szCs w:val="28"/>
+                <w:sz w:val="16"/>
+                <w:szCs w:val="20"/>
               </w:rPr>
               <w:t>planilla_contable.test.js – Test 2</w:t>
             </w:r>
@@ -2322,19 +2345,21 @@
       <w:tr>
         <w:tc>
           <w:tcPr>
-            <w:tcW w:w="960" w:type="dxa"/>
+            <w:tcW w:w="675" w:type="dxa"/>
             <w:shd w:val="clear" w:color="auto" w:fill="F2F2F2"/>
           </w:tcPr>
           <w:p>
             <w:pPr>
               <w:rPr>
-                <w:szCs w:val="28"/>
+                <w:sz w:val="16"/>
+                <w:szCs w:val="20"/>
               </w:rPr>
             </w:pPr>
             <w:r>
               <w:rPr>
                 <w:color w:val="000000"/>
-                <w:szCs w:val="28"/>
+                <w:sz w:val="16"/>
+                <w:szCs w:val="20"/>
               </w:rPr>
               <w:t>CP-071</w:t>
             </w:r>
@@ -2342,19 +2367,21 @@
         </w:tc>
         <w:tc>
           <w:tcPr>
-            <w:tcW w:w="960" w:type="dxa"/>
+            <w:tcW w:w="993" w:type="dxa"/>
             <w:shd w:val="clear" w:color="auto" w:fill="F2F2F2"/>
           </w:tcPr>
           <w:p>
             <w:pPr>
               <w:rPr>
-                <w:szCs w:val="28"/>
+                <w:sz w:val="16"/>
+                <w:szCs w:val="20"/>
               </w:rPr>
             </w:pPr>
             <w:r>
               <w:rPr>
                 <w:color w:val="000000"/>
-                <w:szCs w:val="28"/>
+                <w:sz w:val="16"/>
+                <w:szCs w:val="20"/>
               </w:rPr>
               <w:t>Grupo 1</w:t>
             </w:r>
@@ -2362,19 +2389,21 @@
         </w:tc>
         <w:tc>
           <w:tcPr>
-            <w:tcW w:w="960" w:type="dxa"/>
+            <w:tcW w:w="992" w:type="dxa"/>
             <w:shd w:val="clear" w:color="auto" w:fill="F2F2F2"/>
           </w:tcPr>
           <w:p>
             <w:pPr>
               <w:rPr>
-                <w:szCs w:val="28"/>
+                <w:sz w:val="16"/>
+                <w:szCs w:val="20"/>
               </w:rPr>
             </w:pPr>
             <w:r>
               <w:rPr>
                 <w:color w:val="000000"/>
-                <w:szCs w:val="28"/>
+                <w:sz w:val="16"/>
+                <w:szCs w:val="20"/>
               </w:rPr>
               <w:t>Planilla</w:t>
             </w:r>
@@ -2382,21 +2411,21 @@
         </w:tc>
         <w:tc>
           <w:tcPr>
-            <w:tcW w:w="960" w:type="dxa"/>
+            <w:tcW w:w="1276" w:type="dxa"/>
             <w:shd w:val="clear" w:color="auto" w:fill="F2F2F2"/>
           </w:tcPr>
           <w:p>
             <w:pPr>
               <w:rPr>
-                <w:szCs w:val="28"/>
-                <w:lang w:val="es-EC"/>
+                <w:sz w:val="16"/>
+                <w:szCs w:val="20"/>
               </w:rPr>
             </w:pPr>
             <w:r>
               <w:rPr>
                 <w:color w:val="000000"/>
-                <w:szCs w:val="28"/>
-                <w:lang w:val="es-EC"/>
+                <w:sz w:val="16"/>
+                <w:szCs w:val="20"/>
               </w:rPr>
               <w:t>POST /planillas con Residente: RBAC deniega creación</w:t>
             </w:r>
@@ -2404,19 +2433,21 @@
         </w:tc>
         <w:tc>
           <w:tcPr>
-            <w:tcW w:w="960" w:type="dxa"/>
+            <w:tcW w:w="984" w:type="dxa"/>
             <w:shd w:val="clear" w:color="auto" w:fill="F2F2F2"/>
           </w:tcPr>
           <w:p>
             <w:pPr>
               <w:rPr>
-                <w:szCs w:val="28"/>
+                <w:sz w:val="16"/>
+                <w:szCs w:val="20"/>
               </w:rPr>
             </w:pPr>
             <w:r>
               <w:rPr>
                 <w:color w:val="000000"/>
-                <w:szCs w:val="28"/>
+                <w:sz w:val="16"/>
+                <w:szCs w:val="20"/>
               </w:rPr>
               <w:t>Automatizada</w:t>
             </w:r>
@@ -2424,19 +2455,21 @@
         </w:tc>
         <w:tc>
           <w:tcPr>
-            <w:tcW w:w="960" w:type="dxa"/>
+            <w:tcW w:w="984" w:type="dxa"/>
             <w:shd w:val="clear" w:color="auto" w:fill="F2F2F2"/>
           </w:tcPr>
           <w:p>
             <w:pPr>
               <w:rPr>
-                <w:szCs w:val="28"/>
+                <w:sz w:val="16"/>
+                <w:szCs w:val="20"/>
               </w:rPr>
             </w:pPr>
             <w:r>
               <w:rPr>
                 <w:color w:val="000000"/>
-                <w:szCs w:val="28"/>
+                <w:sz w:val="16"/>
+                <w:szCs w:val="20"/>
               </w:rPr>
               <w:t>HTTP 403.</w:t>
             </w:r>
@@ -2444,19 +2477,21 @@
         </w:tc>
         <w:tc>
           <w:tcPr>
-            <w:tcW w:w="960" w:type="dxa"/>
+            <w:tcW w:w="984" w:type="dxa"/>
             <w:shd w:val="clear" w:color="auto" w:fill="F2F2F2"/>
           </w:tcPr>
           <w:p>
             <w:pPr>
               <w:rPr>
-                <w:szCs w:val="28"/>
+                <w:sz w:val="16"/>
+                <w:szCs w:val="20"/>
               </w:rPr>
             </w:pPr>
             <w:r>
               <w:rPr>
                 <w:color w:val="000000"/>
-                <w:szCs w:val="28"/>
+                <w:sz w:val="16"/>
+                <w:szCs w:val="20"/>
               </w:rPr>
               <w:t>HTTP 403.</w:t>
             </w:r>
@@ -2464,19 +2499,21 @@
         </w:tc>
         <w:tc>
           <w:tcPr>
-            <w:tcW w:w="960" w:type="dxa"/>
+            <w:tcW w:w="984" w:type="dxa"/>
             <w:shd w:val="clear" w:color="auto" w:fill="E2EFDA"/>
           </w:tcPr>
           <w:p>
             <w:pPr>
               <w:rPr>
-                <w:szCs w:val="28"/>
+                <w:sz w:val="16"/>
+                <w:szCs w:val="20"/>
               </w:rPr>
             </w:pPr>
             <w:r>
               <w:rPr>
                 <w:color w:val="000000"/>
-                <w:szCs w:val="28"/>
+                <w:sz w:val="16"/>
+                <w:szCs w:val="20"/>
               </w:rPr>
               <w:t>PASS</w:t>
             </w:r>
@@ -2484,19 +2521,21 @@
         </w:tc>
         <w:tc>
           <w:tcPr>
-            <w:tcW w:w="960" w:type="dxa"/>
+            <w:tcW w:w="984" w:type="dxa"/>
             <w:shd w:val="clear" w:color="auto" w:fill="F2F2F2"/>
           </w:tcPr>
           <w:p>
             <w:pPr>
               <w:rPr>
-                <w:szCs w:val="28"/>
+                <w:sz w:val="16"/>
+                <w:szCs w:val="20"/>
               </w:rPr>
             </w:pPr>
             <w:r>
               <w:rPr>
                 <w:color w:val="000000"/>
-                <w:szCs w:val="28"/>
+                <w:sz w:val="16"/>
+                <w:szCs w:val="20"/>
               </w:rPr>
               <w:t>planilla_contable.test.js – Test 3</w:t>
             </w:r>
@@ -2506,19 +2545,21 @@
       <w:tr>
         <w:tc>
           <w:tcPr>
-            <w:tcW w:w="960" w:type="dxa"/>
+            <w:tcW w:w="675" w:type="dxa"/>
             <w:shd w:val="clear" w:color="auto" w:fill="FFFFFF"/>
           </w:tcPr>
           <w:p>
             <w:pPr>
               <w:rPr>
-                <w:szCs w:val="28"/>
+                <w:sz w:val="16"/>
+                <w:szCs w:val="20"/>
               </w:rPr>
             </w:pPr>
             <w:r>
               <w:rPr>
                 <w:color w:val="000000"/>
-                <w:szCs w:val="28"/>
+                <w:sz w:val="16"/>
+                <w:szCs w:val="20"/>
               </w:rPr>
               <w:t>CP-072</w:t>
             </w:r>
@@ -2526,19 +2567,21 @@
         </w:tc>
         <w:tc>
           <w:tcPr>
-            <w:tcW w:w="960" w:type="dxa"/>
+            <w:tcW w:w="993" w:type="dxa"/>
             <w:shd w:val="clear" w:color="auto" w:fill="FFFFFF"/>
           </w:tcPr>
           <w:p>
             <w:pPr>
               <w:rPr>
-                <w:szCs w:val="28"/>
+                <w:sz w:val="16"/>
+                <w:szCs w:val="20"/>
               </w:rPr>
             </w:pPr>
             <w:r>
               <w:rPr>
                 <w:color w:val="000000"/>
-                <w:szCs w:val="28"/>
+                <w:sz w:val="16"/>
+                <w:szCs w:val="20"/>
               </w:rPr>
               <w:t>Grupo 1</w:t>
             </w:r>
@@ -2546,19 +2589,21 @@
         </w:tc>
         <w:tc>
           <w:tcPr>
-            <w:tcW w:w="960" w:type="dxa"/>
+            <w:tcW w:w="992" w:type="dxa"/>
             <w:shd w:val="clear" w:color="auto" w:fill="FFFFFF"/>
           </w:tcPr>
           <w:p>
             <w:pPr>
               <w:rPr>
-                <w:szCs w:val="28"/>
+                <w:sz w:val="16"/>
+                <w:szCs w:val="20"/>
               </w:rPr>
             </w:pPr>
             <w:r>
               <w:rPr>
                 <w:color w:val="000000"/>
-                <w:szCs w:val="28"/>
+                <w:sz w:val="16"/>
+                <w:szCs w:val="20"/>
               </w:rPr>
               <w:t>Planilla</w:t>
             </w:r>
@@ -2566,21 +2611,21 @@
         </w:tc>
         <w:tc>
           <w:tcPr>
-            <w:tcW w:w="960" w:type="dxa"/>
+            <w:tcW w:w="1276" w:type="dxa"/>
             <w:shd w:val="clear" w:color="auto" w:fill="FFFFFF"/>
           </w:tcPr>
           <w:p>
             <w:pPr>
               <w:rPr>
-                <w:szCs w:val="28"/>
-                <w:lang w:val="es-EC"/>
+                <w:sz w:val="16"/>
+                <w:szCs w:val="20"/>
               </w:rPr>
             </w:pPr>
             <w:r>
               <w:rPr>
                 <w:color w:val="000000"/>
-                <w:szCs w:val="28"/>
-                <w:lang w:val="es-EC"/>
+                <w:sz w:val="16"/>
+                <w:szCs w:val="20"/>
               </w:rPr>
               <w:t>POST /planillas con Admin: pasa RBAC y procesa planilla</w:t>
             </w:r>
@@ -2588,19 +2633,21 @@
         </w:tc>
         <w:tc>
           <w:tcPr>
-            <w:tcW w:w="960" w:type="dxa"/>
+            <w:tcW w:w="984" w:type="dxa"/>
             <w:shd w:val="clear" w:color="auto" w:fill="FFFFFF"/>
           </w:tcPr>
           <w:p>
             <w:pPr>
               <w:rPr>
-                <w:szCs w:val="28"/>
+                <w:sz w:val="16"/>
+                <w:szCs w:val="20"/>
               </w:rPr>
             </w:pPr>
             <w:r>
               <w:rPr>
                 <w:color w:val="000000"/>
-                <w:szCs w:val="28"/>
+                <w:sz w:val="16"/>
+                <w:szCs w:val="20"/>
               </w:rPr>
               <w:t>Automatizada</w:t>
             </w:r>
@@ -2608,19 +2655,21 @@
         </w:tc>
         <w:tc>
           <w:tcPr>
-            <w:tcW w:w="960" w:type="dxa"/>
+            <w:tcW w:w="984" w:type="dxa"/>
             <w:shd w:val="clear" w:color="auto" w:fill="FFFFFF"/>
           </w:tcPr>
           <w:p>
             <w:pPr>
               <w:rPr>
-                <w:szCs w:val="28"/>
+                <w:sz w:val="16"/>
+                <w:szCs w:val="20"/>
               </w:rPr>
             </w:pPr>
             <w:r>
               <w:rPr>
                 <w:color w:val="000000"/>
-                <w:szCs w:val="28"/>
+                <w:sz w:val="16"/>
+                <w:szCs w:val="20"/>
               </w:rPr>
               <w:t>HTTP 200/201/400/500 (no 401 ni 403).</w:t>
             </w:r>
@@ -2628,19 +2677,21 @@
         </w:tc>
         <w:tc>
           <w:tcPr>
-            <w:tcW w:w="960" w:type="dxa"/>
+            <w:tcW w:w="984" w:type="dxa"/>
             <w:shd w:val="clear" w:color="auto" w:fill="FFFFFF"/>
           </w:tcPr>
           <w:p>
             <w:pPr>
               <w:rPr>
-                <w:szCs w:val="28"/>
+                <w:sz w:val="16"/>
+                <w:szCs w:val="20"/>
               </w:rPr>
             </w:pPr>
             <w:r>
               <w:rPr>
                 <w:color w:val="000000"/>
-                <w:szCs w:val="28"/>
+                <w:sz w:val="16"/>
+                <w:szCs w:val="20"/>
               </w:rPr>
               <w:t>HTTP 201 o 400/500 según disponibilidad.</w:t>
             </w:r>
@@ -2648,19 +2699,21 @@
         </w:tc>
         <w:tc>
           <w:tcPr>
-            <w:tcW w:w="960" w:type="dxa"/>
+            <w:tcW w:w="984" w:type="dxa"/>
             <w:shd w:val="clear" w:color="auto" w:fill="E2EFDA"/>
           </w:tcPr>
           <w:p>
             <w:pPr>
               <w:rPr>
-                <w:szCs w:val="28"/>
+                <w:sz w:val="16"/>
+                <w:szCs w:val="20"/>
               </w:rPr>
             </w:pPr>
             <w:r>
               <w:rPr>
                 <w:color w:val="000000"/>
-                <w:szCs w:val="28"/>
+                <w:sz w:val="16"/>
+                <w:szCs w:val="20"/>
               </w:rPr>
               <w:t>PASS</w:t>
             </w:r>
@@ -2668,19 +2721,21 @@
         </w:tc>
         <w:tc>
           <w:tcPr>
-            <w:tcW w:w="960" w:type="dxa"/>
+            <w:tcW w:w="984" w:type="dxa"/>
             <w:shd w:val="clear" w:color="auto" w:fill="FFFFFF"/>
           </w:tcPr>
           <w:p>
             <w:pPr>
               <w:rPr>
-                <w:szCs w:val="28"/>
+                <w:sz w:val="16"/>
+                <w:szCs w:val="20"/>
               </w:rPr>
             </w:pPr>
             <w:r>
               <w:rPr>
                 <w:color w:val="000000"/>
-                <w:szCs w:val="28"/>
+                <w:sz w:val="16"/>
+                <w:szCs w:val="20"/>
               </w:rPr>
               <w:t>planilla_contable.test.js – Test 4</w:t>
             </w:r>
@@ -2690,246 +2745,199 @@
       <w:tr>
         <w:tc>
           <w:tcPr>
-            <w:tcW w:w="960" w:type="dxa"/>
+            <w:tcW w:w="675" w:type="dxa"/>
             <w:shd w:val="clear" w:color="auto" w:fill="F2F2F2"/>
           </w:tcPr>
           <w:p>
             <w:pPr>
               <w:rPr>
-                <w:szCs w:val="28"/>
+                <w:sz w:val="16"/>
+                <w:szCs w:val="20"/>
               </w:rPr>
             </w:pPr>
             <w:r>
               <w:rPr>
                 <w:color w:val="000000"/>
-                <w:szCs w:val="28"/>
-              </w:rPr>
-              <w:t>C</w:t>
-            </w:r>
+                <w:sz w:val="16"/>
+                <w:szCs w:val="20"/>
+              </w:rPr>
+              <w:t>CP-073</w:t>
+            </w:r>
+          </w:p>
+        </w:tc>
+        <w:tc>
+          <w:tcPr>
+            <w:tcW w:w="993" w:type="dxa"/>
+            <w:shd w:val="clear" w:color="auto" w:fill="F2F2F2"/>
+          </w:tcPr>
+          <w:p>
+            <w:pPr>
+              <w:rPr>
+                <w:sz w:val="16"/>
+                <w:szCs w:val="20"/>
+              </w:rPr>
+            </w:pPr>
             <w:r>
               <w:rPr>
                 <w:color w:val="000000"/>
-                <w:szCs w:val="28"/>
-              </w:rPr>
-              <w:lastRenderedPageBreak/>
-              <w:t>P-073</w:t>
-            </w:r>
-          </w:p>
-        </w:tc>
-        <w:tc>
-          <w:tcPr>
-            <w:tcW w:w="960" w:type="dxa"/>
+                <w:sz w:val="16"/>
+                <w:szCs w:val="20"/>
+              </w:rPr>
+              <w:t>Grupo 1</w:t>
+            </w:r>
+          </w:p>
+        </w:tc>
+        <w:tc>
+          <w:tcPr>
+            <w:tcW w:w="992" w:type="dxa"/>
             <w:shd w:val="clear" w:color="auto" w:fill="F2F2F2"/>
           </w:tcPr>
           <w:p>
             <w:pPr>
               <w:rPr>
-                <w:szCs w:val="28"/>
+                <w:sz w:val="16"/>
+                <w:szCs w:val="20"/>
               </w:rPr>
             </w:pPr>
             <w:r>
               <w:rPr>
                 <w:color w:val="000000"/>
-                <w:szCs w:val="28"/>
-              </w:rPr>
-              <w:lastRenderedPageBreak/>
-              <w:t>Gru</w:t>
-            </w:r>
+                <w:sz w:val="16"/>
+                <w:szCs w:val="20"/>
+              </w:rPr>
+              <w:t>Planilla</w:t>
+            </w:r>
+          </w:p>
+        </w:tc>
+        <w:tc>
+          <w:tcPr>
+            <w:tcW w:w="1276" w:type="dxa"/>
+            <w:shd w:val="clear" w:color="auto" w:fill="F2F2F2"/>
+          </w:tcPr>
+          <w:p>
+            <w:pPr>
+              <w:rPr>
+                <w:sz w:val="16"/>
+                <w:szCs w:val="20"/>
+              </w:rPr>
+            </w:pPr>
             <w:r>
               <w:rPr>
                 <w:color w:val="000000"/>
-                <w:szCs w:val="28"/>
-              </w:rPr>
-              <w:lastRenderedPageBreak/>
-              <w:t>po 1</w:t>
-            </w:r>
-          </w:p>
-        </w:tc>
-        <w:tc>
-          <w:tcPr>
-            <w:tcW w:w="960" w:type="dxa"/>
+                <w:sz w:val="16"/>
+                <w:szCs w:val="20"/>
+              </w:rPr>
+              <w:t>GET /planillas sin token: ruta protegida</w:t>
+            </w:r>
+          </w:p>
+        </w:tc>
+        <w:tc>
+          <w:tcPr>
+            <w:tcW w:w="984" w:type="dxa"/>
             <w:shd w:val="clear" w:color="auto" w:fill="F2F2F2"/>
           </w:tcPr>
           <w:p>
             <w:pPr>
               <w:rPr>
-                <w:szCs w:val="28"/>
+                <w:sz w:val="16"/>
+                <w:szCs w:val="20"/>
               </w:rPr>
             </w:pPr>
             <w:r>
               <w:rPr>
                 <w:color w:val="000000"/>
-                <w:szCs w:val="28"/>
-              </w:rPr>
-              <w:lastRenderedPageBreak/>
-              <w:t>Planilla</w:t>
-            </w:r>
-          </w:p>
-        </w:tc>
-        <w:tc>
-          <w:tcPr>
-            <w:tcW w:w="960" w:type="dxa"/>
+                <w:sz w:val="16"/>
+                <w:szCs w:val="20"/>
+              </w:rPr>
+              <w:t>Automatizada</w:t>
+            </w:r>
+          </w:p>
+        </w:tc>
+        <w:tc>
+          <w:tcPr>
+            <w:tcW w:w="984" w:type="dxa"/>
             <w:shd w:val="clear" w:color="auto" w:fill="F2F2F2"/>
           </w:tcPr>
           <w:p>
             <w:pPr>
               <w:rPr>
-                <w:szCs w:val="28"/>
-                <w:lang w:val="es-EC"/>
+                <w:sz w:val="16"/>
+                <w:szCs w:val="20"/>
               </w:rPr>
             </w:pPr>
             <w:r>
               <w:rPr>
                 <w:color w:val="000000"/>
-                <w:szCs w:val="28"/>
-                <w:lang w:val="es-EC"/>
-              </w:rPr>
-              <w:t xml:space="preserve">GET </w:t>
-            </w:r>
+                <w:sz w:val="16"/>
+                <w:szCs w:val="20"/>
+              </w:rPr>
+              <w:t>HTTP 401.</w:t>
+            </w:r>
+          </w:p>
+        </w:tc>
+        <w:tc>
+          <w:tcPr>
+            <w:tcW w:w="984" w:type="dxa"/>
+            <w:shd w:val="clear" w:color="auto" w:fill="F2F2F2"/>
+          </w:tcPr>
+          <w:p>
+            <w:pPr>
+              <w:rPr>
+                <w:sz w:val="16"/>
+                <w:szCs w:val="20"/>
+              </w:rPr>
+            </w:pPr>
             <w:r>
               <w:rPr>
                 <w:color w:val="000000"/>
-                <w:szCs w:val="28"/>
-                <w:lang w:val="es-EC"/>
-              </w:rPr>
-              <w:lastRenderedPageBreak/>
-              <w:t>/planillas sin token: ruta protegida</w:t>
-            </w:r>
-          </w:p>
-        </w:tc>
-        <w:tc>
-          <w:tcPr>
-            <w:tcW w:w="960" w:type="dxa"/>
+                <w:sz w:val="16"/>
+                <w:szCs w:val="20"/>
+              </w:rPr>
+              <w:t>HTTP 401.</w:t>
+            </w:r>
+          </w:p>
+        </w:tc>
+        <w:tc>
+          <w:tcPr>
+            <w:tcW w:w="984" w:type="dxa"/>
+            <w:shd w:val="clear" w:color="auto" w:fill="E2EFDA"/>
+          </w:tcPr>
+          <w:p>
+            <w:pPr>
+              <w:rPr>
+                <w:sz w:val="16"/>
+                <w:szCs w:val="20"/>
+              </w:rPr>
+            </w:pPr>
+            <w:r>
+              <w:rPr>
+                <w:color w:val="000000"/>
+                <w:sz w:val="16"/>
+                <w:szCs w:val="20"/>
+              </w:rPr>
+              <w:t>PASS</w:t>
+            </w:r>
+          </w:p>
+        </w:tc>
+        <w:tc>
+          <w:tcPr>
+            <w:tcW w:w="984" w:type="dxa"/>
             <w:shd w:val="clear" w:color="auto" w:fill="F2F2F2"/>
           </w:tcPr>
           <w:p>
             <w:pPr>
               <w:rPr>
-                <w:szCs w:val="28"/>
+                <w:sz w:val="16"/>
+                <w:szCs w:val="20"/>
               </w:rPr>
             </w:pPr>
             <w:r>
               <w:rPr>
                 <w:color w:val="000000"/>
-                <w:szCs w:val="28"/>
-              </w:rPr>
-              <w:lastRenderedPageBreak/>
-              <w:t>Automa</w:t>
-            </w:r>
-            <w:r>
-              <w:rPr>
-                <w:color w:val="000000"/>
-                <w:szCs w:val="28"/>
-              </w:rPr>
-              <w:lastRenderedPageBreak/>
-              <w:t>tizada</w:t>
-            </w:r>
-          </w:p>
-        </w:tc>
-        <w:tc>
-          <w:tcPr>
-            <w:tcW w:w="960" w:type="dxa"/>
-            <w:shd w:val="clear" w:color="auto" w:fill="F2F2F2"/>
-          </w:tcPr>
-          <w:p>
-            <w:pPr>
-              <w:rPr>
-                <w:szCs w:val="28"/>
-              </w:rPr>
-            </w:pPr>
-            <w:r>
-              <w:rPr>
-                <w:color w:val="000000"/>
-                <w:szCs w:val="28"/>
-              </w:rPr>
-              <w:lastRenderedPageBreak/>
-              <w:t>HTTP 401.</w:t>
-            </w:r>
-          </w:p>
-        </w:tc>
-        <w:tc>
-          <w:tcPr>
-            <w:tcW w:w="960" w:type="dxa"/>
-            <w:shd w:val="clear" w:color="auto" w:fill="F2F2F2"/>
-          </w:tcPr>
-          <w:p>
-            <w:pPr>
-              <w:rPr>
-                <w:szCs w:val="28"/>
-              </w:rPr>
-            </w:pPr>
-            <w:r>
-              <w:rPr>
-                <w:color w:val="000000"/>
-                <w:szCs w:val="28"/>
-              </w:rPr>
-              <w:t xml:space="preserve">HTTP </w:t>
-            </w:r>
-            <w:r>
-              <w:rPr>
-                <w:color w:val="000000"/>
-                <w:szCs w:val="28"/>
-              </w:rPr>
-              <w:lastRenderedPageBreak/>
-              <w:t>401.</w:t>
-            </w:r>
-          </w:p>
-        </w:tc>
-        <w:tc>
-          <w:tcPr>
-            <w:tcW w:w="960" w:type="dxa"/>
-            <w:shd w:val="clear" w:color="auto" w:fill="E2EFDA"/>
-          </w:tcPr>
-          <w:p>
-            <w:pPr>
-              <w:rPr>
-                <w:szCs w:val="28"/>
-              </w:rPr>
-            </w:pPr>
-            <w:r>
-              <w:rPr>
-                <w:color w:val="000000"/>
-                <w:szCs w:val="28"/>
-              </w:rPr>
-              <w:lastRenderedPageBreak/>
-              <w:t>PAS</w:t>
-            </w:r>
-            <w:r>
-              <w:rPr>
-                <w:color w:val="000000"/>
-                <w:szCs w:val="28"/>
-              </w:rPr>
-              <w:lastRenderedPageBreak/>
-              <w:t>S</w:t>
-            </w:r>
-          </w:p>
-        </w:tc>
-        <w:tc>
-          <w:tcPr>
-            <w:tcW w:w="960" w:type="dxa"/>
-            <w:shd w:val="clear" w:color="auto" w:fill="F2F2F2"/>
-          </w:tcPr>
-          <w:p>
-            <w:pPr>
-              <w:rPr>
-                <w:szCs w:val="28"/>
-              </w:rPr>
-            </w:pPr>
-            <w:r>
-              <w:rPr>
-                <w:color w:val="000000"/>
-                <w:szCs w:val="28"/>
-              </w:rPr>
-              <w:lastRenderedPageBreak/>
-              <w:t>planilla_conta</w:t>
-            </w:r>
-            <w:r>
-              <w:rPr>
-                <w:color w:val="000000"/>
-                <w:szCs w:val="28"/>
-              </w:rPr>
-              <w:lastRenderedPageBreak/>
-              <w:t>ble.test.js – Test 5</w:t>
+                <w:sz w:val="16"/>
+                <w:szCs w:val="20"/>
+              </w:rPr>
+              <w:t>planilla_contable.test.js – Test 5</w:t>
             </w:r>
           </w:p>
         </w:tc>
@@ -2937,40 +2945,43 @@
       <w:tr>
         <w:tc>
           <w:tcPr>
-            <w:tcW w:w="960" w:type="dxa"/>
+            <w:tcW w:w="675" w:type="dxa"/>
             <w:shd w:val="clear" w:color="auto" w:fill="FFFFFF"/>
           </w:tcPr>
           <w:p>
             <w:pPr>
               <w:rPr>
-                <w:szCs w:val="28"/>
+                <w:sz w:val="16"/>
+                <w:szCs w:val="20"/>
               </w:rPr>
             </w:pPr>
             <w:r>
               <w:rPr>
                 <w:color w:val="000000"/>
-                <w:szCs w:val="28"/>
-              </w:rPr>
-              <w:lastRenderedPageBreak/>
+                <w:sz w:val="16"/>
+                <w:szCs w:val="20"/>
+              </w:rPr>
               <w:t>CP-074</w:t>
             </w:r>
           </w:p>
         </w:tc>
         <w:tc>
           <w:tcPr>
-            <w:tcW w:w="960" w:type="dxa"/>
+            <w:tcW w:w="993" w:type="dxa"/>
             <w:shd w:val="clear" w:color="auto" w:fill="FFFFFF"/>
           </w:tcPr>
           <w:p>
             <w:pPr>
               <w:rPr>
-                <w:szCs w:val="28"/>
+                <w:sz w:val="16"/>
+                <w:szCs w:val="20"/>
               </w:rPr>
             </w:pPr>
             <w:r>
               <w:rPr>
                 <w:color w:val="000000"/>
-                <w:szCs w:val="28"/>
+                <w:sz w:val="16"/>
+                <w:szCs w:val="20"/>
               </w:rPr>
               <w:t>Grupo 1</w:t>
             </w:r>
@@ -2978,19 +2989,21 @@
         </w:tc>
         <w:tc>
           <w:tcPr>
-            <w:tcW w:w="960" w:type="dxa"/>
+            <w:tcW w:w="992" w:type="dxa"/>
             <w:shd w:val="clear" w:color="auto" w:fill="FFFFFF"/>
           </w:tcPr>
           <w:p>
             <w:pPr>
               <w:rPr>
-                <w:szCs w:val="28"/>
+                <w:sz w:val="16"/>
+                <w:szCs w:val="20"/>
               </w:rPr>
             </w:pPr>
             <w:r>
               <w:rPr>
                 <w:color w:val="000000"/>
-                <w:szCs w:val="28"/>
+                <w:sz w:val="16"/>
+                <w:szCs w:val="20"/>
               </w:rPr>
               <w:t>Planilla</w:t>
             </w:r>
@@ -2998,21 +3011,21 @@
         </w:tc>
         <w:tc>
           <w:tcPr>
-            <w:tcW w:w="960" w:type="dxa"/>
+            <w:tcW w:w="1276" w:type="dxa"/>
             <w:shd w:val="clear" w:color="auto" w:fill="FFFFFF"/>
           </w:tcPr>
           <w:p>
             <w:pPr>
               <w:rPr>
-                <w:szCs w:val="28"/>
-                <w:lang w:val="es-EC"/>
+                <w:sz w:val="16"/>
+                <w:szCs w:val="20"/>
               </w:rPr>
             </w:pPr>
             <w:r>
               <w:rPr>
                 <w:color w:val="000000"/>
-                <w:szCs w:val="28"/>
-                <w:lang w:val="es-EC"/>
+                <w:sz w:val="16"/>
+                <w:szCs w:val="20"/>
               </w:rPr>
               <w:t>GET /planillas con Residente: pasa RBAC (acceso lectura)</w:t>
             </w:r>
@@ -3020,19 +3033,21 @@
         </w:tc>
         <w:tc>
           <w:tcPr>
-            <w:tcW w:w="960" w:type="dxa"/>
+            <w:tcW w:w="984" w:type="dxa"/>
             <w:shd w:val="clear" w:color="auto" w:fill="FFFFFF"/>
           </w:tcPr>
           <w:p>
             <w:pPr>
               <w:rPr>
-                <w:szCs w:val="28"/>
+                <w:sz w:val="16"/>
+                <w:szCs w:val="20"/>
               </w:rPr>
             </w:pPr>
             <w:r>
               <w:rPr>
                 <w:color w:val="000000"/>
-                <w:szCs w:val="28"/>
+                <w:sz w:val="16"/>
+                <w:szCs w:val="20"/>
               </w:rPr>
               <w:t>Automatizada</w:t>
             </w:r>
@@ -3040,19 +3055,21 @@
         </w:tc>
         <w:tc>
           <w:tcPr>
-            <w:tcW w:w="960" w:type="dxa"/>
+            <w:tcW w:w="984" w:type="dxa"/>
             <w:shd w:val="clear" w:color="auto" w:fill="FFFFFF"/>
           </w:tcPr>
           <w:p>
             <w:pPr>
               <w:rPr>
-                <w:szCs w:val="28"/>
+                <w:sz w:val="16"/>
+                <w:szCs w:val="20"/>
               </w:rPr>
             </w:pPr>
             <w:r>
               <w:rPr>
                 <w:color w:val="000000"/>
-                <w:szCs w:val="28"/>
+                <w:sz w:val="16"/>
+                <w:szCs w:val="20"/>
               </w:rPr>
               <w:t>HTTP 200 o 500 (no 401 ni 403).</w:t>
             </w:r>
@@ -3060,19 +3077,21 @@
         </w:tc>
         <w:tc>
           <w:tcPr>
-            <w:tcW w:w="960" w:type="dxa"/>
+            <w:tcW w:w="984" w:type="dxa"/>
             <w:shd w:val="clear" w:color="auto" w:fill="FFFFFF"/>
           </w:tcPr>
           <w:p>
             <w:pPr>
               <w:rPr>
-                <w:szCs w:val="28"/>
+                <w:sz w:val="16"/>
+                <w:szCs w:val="20"/>
               </w:rPr>
             </w:pPr>
             <w:r>
               <w:rPr>
                 <w:color w:val="000000"/>
-                <w:szCs w:val="28"/>
+                <w:sz w:val="16"/>
+                <w:szCs w:val="20"/>
               </w:rPr>
               <w:t>HTTP 200 o 500 según disponibilidad.</w:t>
             </w:r>
@@ -3080,19 +3099,21 @@
         </w:tc>
         <w:tc>
           <w:tcPr>
-            <w:tcW w:w="960" w:type="dxa"/>
+            <w:tcW w:w="984" w:type="dxa"/>
             <w:shd w:val="clear" w:color="auto" w:fill="E2EFDA"/>
           </w:tcPr>
           <w:p>
             <w:pPr>
               <w:rPr>
-                <w:szCs w:val="28"/>
+                <w:sz w:val="16"/>
+                <w:szCs w:val="20"/>
               </w:rPr>
             </w:pPr>
             <w:r>
               <w:rPr>
                 <w:color w:val="000000"/>
-                <w:szCs w:val="28"/>
+                <w:sz w:val="16"/>
+                <w:szCs w:val="20"/>
               </w:rPr>
               <w:t>PASS</w:t>
             </w:r>
@@ -3100,19 +3121,21 @@
         </w:tc>
         <w:tc>
           <w:tcPr>
-            <w:tcW w:w="960" w:type="dxa"/>
+            <w:tcW w:w="984" w:type="dxa"/>
             <w:shd w:val="clear" w:color="auto" w:fill="FFFFFF"/>
           </w:tcPr>
           <w:p>
             <w:pPr>
               <w:rPr>
-                <w:szCs w:val="28"/>
+                <w:sz w:val="16"/>
+                <w:szCs w:val="20"/>
               </w:rPr>
             </w:pPr>
             <w:r>
               <w:rPr>
                 <w:color w:val="000000"/>
-                <w:szCs w:val="28"/>
+                <w:sz w:val="16"/>
+                <w:szCs w:val="20"/>
               </w:rPr>
               <w:t>planilla_contable.test.js – Test 6</w:t>
             </w:r>
@@ -3122,19 +3145,21 @@
       <w:tr>
         <w:tc>
           <w:tcPr>
-            <w:tcW w:w="960" w:type="dxa"/>
+            <w:tcW w:w="675" w:type="dxa"/>
             <w:shd w:val="clear" w:color="auto" w:fill="F2F2F2"/>
           </w:tcPr>
           <w:p>
             <w:pPr>
               <w:rPr>
-                <w:szCs w:val="28"/>
+                <w:sz w:val="16"/>
+                <w:szCs w:val="20"/>
               </w:rPr>
             </w:pPr>
             <w:r>
               <w:rPr>
                 <w:color w:val="000000"/>
-                <w:szCs w:val="28"/>
+                <w:sz w:val="16"/>
+                <w:szCs w:val="20"/>
               </w:rPr>
               <w:t>CP-075</w:t>
             </w:r>
@@ -3142,19 +3167,21 @@
         </w:tc>
         <w:tc>
           <w:tcPr>
-            <w:tcW w:w="960" w:type="dxa"/>
+            <w:tcW w:w="993" w:type="dxa"/>
             <w:shd w:val="clear" w:color="auto" w:fill="F2F2F2"/>
           </w:tcPr>
           <w:p>
             <w:pPr>
               <w:rPr>
-                <w:szCs w:val="28"/>
+                <w:sz w:val="16"/>
+                <w:szCs w:val="20"/>
               </w:rPr>
             </w:pPr>
             <w:r>
               <w:rPr>
                 <w:color w:val="000000"/>
-                <w:szCs w:val="28"/>
+                <w:sz w:val="16"/>
+                <w:szCs w:val="20"/>
               </w:rPr>
               <w:t>Grupo 2</w:t>
             </w:r>
@@ -3162,19 +3189,21 @@
         </w:tc>
         <w:tc>
           <w:tcPr>
-            <w:tcW w:w="960" w:type="dxa"/>
+            <w:tcW w:w="992" w:type="dxa"/>
             <w:shd w:val="clear" w:color="auto" w:fill="F2F2F2"/>
           </w:tcPr>
           <w:p>
             <w:pPr>
               <w:rPr>
-                <w:szCs w:val="28"/>
+                <w:sz w:val="16"/>
+                <w:szCs w:val="20"/>
               </w:rPr>
             </w:pPr>
             <w:r>
               <w:rPr>
                 <w:color w:val="000000"/>
-                <w:szCs w:val="28"/>
+                <w:sz w:val="16"/>
+                <w:szCs w:val="20"/>
               </w:rPr>
               <w:t>Planilla</w:t>
             </w:r>
@@ -3182,19 +3211,21 @@
         </w:tc>
         <w:tc>
           <w:tcPr>
-            <w:tcW w:w="960" w:type="dxa"/>
+            <w:tcW w:w="1276" w:type="dxa"/>
             <w:shd w:val="clear" w:color="auto" w:fill="F2F2F2"/>
           </w:tcPr>
           <w:p>
             <w:pPr>
               <w:rPr>
-                <w:szCs w:val="28"/>
+                <w:sz w:val="16"/>
+                <w:szCs w:val="20"/>
               </w:rPr>
             </w:pPr>
             <w:r>
               <w:rPr>
                 <w:color w:val="000000"/>
-                <w:szCs w:val="28"/>
+                <w:sz w:val="16"/>
+                <w:szCs w:val="20"/>
               </w:rPr>
               <w:t>GET /planillas/:id/pdf sin token: ruta protegida</w:t>
             </w:r>
@@ -3202,19 +3233,21 @@
         </w:tc>
         <w:tc>
           <w:tcPr>
-            <w:tcW w:w="960" w:type="dxa"/>
+            <w:tcW w:w="984" w:type="dxa"/>
             <w:shd w:val="clear" w:color="auto" w:fill="F2F2F2"/>
           </w:tcPr>
           <w:p>
             <w:pPr>
               <w:rPr>
-                <w:szCs w:val="28"/>
+                <w:sz w:val="16"/>
+                <w:szCs w:val="20"/>
               </w:rPr>
             </w:pPr>
             <w:r>
               <w:rPr>
                 <w:color w:val="000000"/>
-                <w:szCs w:val="28"/>
+                <w:sz w:val="16"/>
+                <w:szCs w:val="20"/>
               </w:rPr>
               <w:t>Automatizada</w:t>
             </w:r>
@@ -3222,19 +3255,21 @@
         </w:tc>
         <w:tc>
           <w:tcPr>
-            <w:tcW w:w="960" w:type="dxa"/>
+            <w:tcW w:w="984" w:type="dxa"/>
             <w:shd w:val="clear" w:color="auto" w:fill="F2F2F2"/>
           </w:tcPr>
           <w:p>
             <w:pPr>
               <w:rPr>
-                <w:szCs w:val="28"/>
+                <w:sz w:val="16"/>
+                <w:szCs w:val="20"/>
               </w:rPr>
             </w:pPr>
             <w:r>
               <w:rPr>
                 <w:color w:val="000000"/>
-                <w:szCs w:val="28"/>
+                <w:sz w:val="16"/>
+                <w:szCs w:val="20"/>
               </w:rPr>
               <w:t>HTTP 401.</w:t>
             </w:r>
@@ -3242,19 +3277,21 @@
         </w:tc>
         <w:tc>
           <w:tcPr>
-            <w:tcW w:w="960" w:type="dxa"/>
+            <w:tcW w:w="984" w:type="dxa"/>
             <w:shd w:val="clear" w:color="auto" w:fill="F2F2F2"/>
           </w:tcPr>
           <w:p>
             <w:pPr>
               <w:rPr>
-                <w:szCs w:val="28"/>
+                <w:sz w:val="16"/>
+                <w:szCs w:val="20"/>
               </w:rPr>
             </w:pPr>
             <w:r>
               <w:rPr>
                 <w:color w:val="000000"/>
-                <w:szCs w:val="28"/>
+                <w:sz w:val="16"/>
+                <w:szCs w:val="20"/>
               </w:rPr>
               <w:t>HTTP 401.</w:t>
             </w:r>
@@ -3262,19 +3299,21 @@
         </w:tc>
         <w:tc>
           <w:tcPr>
-            <w:tcW w:w="960" w:type="dxa"/>
+            <w:tcW w:w="984" w:type="dxa"/>
             <w:shd w:val="clear" w:color="auto" w:fill="E2EFDA"/>
           </w:tcPr>
           <w:p>
             <w:pPr>
               <w:rPr>
-                <w:szCs w:val="28"/>
+                <w:sz w:val="16"/>
+                <w:szCs w:val="20"/>
               </w:rPr>
             </w:pPr>
             <w:r>
               <w:rPr>
                 <w:color w:val="000000"/>
-                <w:szCs w:val="28"/>
+                <w:sz w:val="16"/>
+                <w:szCs w:val="20"/>
               </w:rPr>
               <w:t>PASS</w:t>
             </w:r>
@@ -3282,19 +3321,21 @@
         </w:tc>
         <w:tc>
           <w:tcPr>
-            <w:tcW w:w="960" w:type="dxa"/>
+            <w:tcW w:w="984" w:type="dxa"/>
             <w:shd w:val="clear" w:color="auto" w:fill="F2F2F2"/>
           </w:tcPr>
           <w:p>
             <w:pPr>
               <w:rPr>
-                <w:szCs w:val="28"/>
+                <w:sz w:val="16"/>
+                <w:szCs w:val="20"/>
               </w:rPr>
             </w:pPr>
             <w:r>
               <w:rPr>
                 <w:color w:val="000000"/>
-                <w:szCs w:val="28"/>
+                <w:sz w:val="16"/>
+                <w:szCs w:val="20"/>
               </w:rPr>
               <w:t>planilla_contable.test.js – Test 7</w:t>
             </w:r>
@@ -3304,19 +3345,21 @@
       <w:tr>
         <w:tc>
           <w:tcPr>
-            <w:tcW w:w="960" w:type="dxa"/>
+            <w:tcW w:w="675" w:type="dxa"/>
             <w:shd w:val="clear" w:color="auto" w:fill="FFFFFF"/>
           </w:tcPr>
           <w:p>
             <w:pPr>
               <w:rPr>
-                <w:szCs w:val="28"/>
+                <w:sz w:val="16"/>
+                <w:szCs w:val="20"/>
               </w:rPr>
             </w:pPr>
             <w:r>
               <w:rPr>
                 <w:color w:val="000000"/>
-                <w:szCs w:val="28"/>
+                <w:sz w:val="16"/>
+                <w:szCs w:val="20"/>
               </w:rPr>
               <w:t>CP-076</w:t>
             </w:r>
@@ -3324,19 +3367,21 @@
         </w:tc>
         <w:tc>
           <w:tcPr>
-            <w:tcW w:w="960" w:type="dxa"/>
+            <w:tcW w:w="993" w:type="dxa"/>
             <w:shd w:val="clear" w:color="auto" w:fill="FFFFFF"/>
           </w:tcPr>
           <w:p>
             <w:pPr>
               <w:rPr>
-                <w:szCs w:val="28"/>
+                <w:sz w:val="16"/>
+                <w:szCs w:val="20"/>
               </w:rPr>
             </w:pPr>
             <w:r>
               <w:rPr>
                 <w:color w:val="000000"/>
-                <w:szCs w:val="28"/>
+                <w:sz w:val="16"/>
+                <w:szCs w:val="20"/>
               </w:rPr>
               <w:t>Grupo 2</w:t>
             </w:r>
@@ -3344,19 +3389,21 @@
         </w:tc>
         <w:tc>
           <w:tcPr>
-            <w:tcW w:w="960" w:type="dxa"/>
+            <w:tcW w:w="992" w:type="dxa"/>
             <w:shd w:val="clear" w:color="auto" w:fill="FFFFFF"/>
           </w:tcPr>
           <w:p>
             <w:pPr>
               <w:rPr>
-                <w:szCs w:val="28"/>
+                <w:sz w:val="16"/>
+                <w:szCs w:val="20"/>
               </w:rPr>
             </w:pPr>
             <w:r>
               <w:rPr>
                 <w:color w:val="000000"/>
-                <w:szCs w:val="28"/>
+                <w:sz w:val="16"/>
+                <w:szCs w:val="20"/>
               </w:rPr>
               <w:t>Planilla</w:t>
             </w:r>
@@ -3364,19 +3411,21 @@
         </w:tc>
         <w:tc>
           <w:tcPr>
-            <w:tcW w:w="960" w:type="dxa"/>
+            <w:tcW w:w="1276" w:type="dxa"/>
             <w:shd w:val="clear" w:color="auto" w:fill="FFFFFF"/>
           </w:tcPr>
           <w:p>
             <w:pPr>
               <w:rPr>
-                <w:szCs w:val="28"/>
+                <w:sz w:val="16"/>
+                <w:szCs w:val="20"/>
               </w:rPr>
             </w:pPr>
             <w:r>
               <w:rPr>
                 <w:color w:val="000000"/>
-                <w:szCs w:val="28"/>
+                <w:sz w:val="16"/>
+                <w:szCs w:val="20"/>
               </w:rPr>
               <w:t>GET /planillas/:id/pdf con Bodeguero: RBAC deniega PDF</w:t>
             </w:r>
@@ -3384,19 +3433,21 @@
         </w:tc>
         <w:tc>
           <w:tcPr>
-            <w:tcW w:w="960" w:type="dxa"/>
+            <w:tcW w:w="984" w:type="dxa"/>
             <w:shd w:val="clear" w:color="auto" w:fill="FFFFFF"/>
           </w:tcPr>
           <w:p>
             <w:pPr>
               <w:rPr>
-                <w:szCs w:val="28"/>
+                <w:sz w:val="16"/>
+                <w:szCs w:val="20"/>
               </w:rPr>
             </w:pPr>
             <w:r>
               <w:rPr>
                 <w:color w:val="000000"/>
-                <w:szCs w:val="28"/>
+                <w:sz w:val="16"/>
+                <w:szCs w:val="20"/>
               </w:rPr>
               <w:t>Automatizada</w:t>
             </w:r>
@@ -3404,19 +3455,21 @@
         </w:tc>
         <w:tc>
           <w:tcPr>
-            <w:tcW w:w="960" w:type="dxa"/>
+            <w:tcW w:w="984" w:type="dxa"/>
             <w:shd w:val="clear" w:color="auto" w:fill="FFFFFF"/>
           </w:tcPr>
           <w:p>
             <w:pPr>
               <w:rPr>
-                <w:szCs w:val="28"/>
+                <w:sz w:val="16"/>
+                <w:szCs w:val="20"/>
               </w:rPr>
             </w:pPr>
             <w:r>
               <w:rPr>
                 <w:color w:val="000000"/>
-                <w:szCs w:val="28"/>
+                <w:sz w:val="16"/>
+                <w:szCs w:val="20"/>
               </w:rPr>
               <w:t>HTTP 403.</w:t>
             </w:r>
@@ -3424,19 +3477,21 @@
         </w:tc>
         <w:tc>
           <w:tcPr>
-            <w:tcW w:w="960" w:type="dxa"/>
+            <w:tcW w:w="984" w:type="dxa"/>
             <w:shd w:val="clear" w:color="auto" w:fill="FFFFFF"/>
           </w:tcPr>
           <w:p>
             <w:pPr>
               <w:rPr>
-                <w:szCs w:val="28"/>
+                <w:sz w:val="16"/>
+                <w:szCs w:val="20"/>
               </w:rPr>
             </w:pPr>
             <w:r>
               <w:rPr>
                 <w:color w:val="000000"/>
-                <w:szCs w:val="28"/>
+                <w:sz w:val="16"/>
+                <w:szCs w:val="20"/>
               </w:rPr>
               <w:t>HTTP 403.</w:t>
             </w:r>
@@ -3444,19 +3499,21 @@
         </w:tc>
         <w:tc>
           <w:tcPr>
-            <w:tcW w:w="960" w:type="dxa"/>
+            <w:tcW w:w="984" w:type="dxa"/>
             <w:shd w:val="clear" w:color="auto" w:fill="E2EFDA"/>
           </w:tcPr>
           <w:p>
             <w:pPr>
               <w:rPr>
-                <w:szCs w:val="28"/>
+                <w:sz w:val="16"/>
+                <w:szCs w:val="20"/>
               </w:rPr>
             </w:pPr>
             <w:r>
               <w:rPr>
                 <w:color w:val="000000"/>
-                <w:szCs w:val="28"/>
+                <w:sz w:val="16"/>
+                <w:szCs w:val="20"/>
               </w:rPr>
               <w:t>PASS</w:t>
             </w:r>
@@ -3464,19 +3521,21 @@
         </w:tc>
         <w:tc>
           <w:tcPr>
-            <w:tcW w:w="960" w:type="dxa"/>
+            <w:tcW w:w="984" w:type="dxa"/>
             <w:shd w:val="clear" w:color="auto" w:fill="FFFFFF"/>
           </w:tcPr>
           <w:p>
             <w:pPr>
               <w:rPr>
-                <w:szCs w:val="28"/>
+                <w:sz w:val="16"/>
+                <w:szCs w:val="20"/>
               </w:rPr>
             </w:pPr>
             <w:r>
               <w:rPr>
                 <w:color w:val="000000"/>
-                <w:szCs w:val="28"/>
+                <w:sz w:val="16"/>
+                <w:szCs w:val="20"/>
               </w:rPr>
               <w:t>planilla_contable.test.js – Test 8</w:t>
             </w:r>
@@ -3486,19 +3545,21 @@
       <w:tr>
         <w:tc>
           <w:tcPr>
-            <w:tcW w:w="960" w:type="dxa"/>
+            <w:tcW w:w="675" w:type="dxa"/>
             <w:shd w:val="clear" w:color="auto" w:fill="F2F2F2"/>
           </w:tcPr>
           <w:p>
             <w:pPr>
               <w:rPr>
-                <w:szCs w:val="28"/>
+                <w:sz w:val="16"/>
+                <w:szCs w:val="20"/>
               </w:rPr>
             </w:pPr>
             <w:r>
               <w:rPr>
                 <w:color w:val="000000"/>
-                <w:szCs w:val="28"/>
+                <w:sz w:val="16"/>
+                <w:szCs w:val="20"/>
               </w:rPr>
               <w:t>CP-077</w:t>
             </w:r>
@@ -3506,19 +3567,21 @@
         </w:tc>
         <w:tc>
           <w:tcPr>
-            <w:tcW w:w="960" w:type="dxa"/>
+            <w:tcW w:w="993" w:type="dxa"/>
             <w:shd w:val="clear" w:color="auto" w:fill="F2F2F2"/>
           </w:tcPr>
           <w:p>
             <w:pPr>
               <w:rPr>
-                <w:szCs w:val="28"/>
+                <w:sz w:val="16"/>
+                <w:szCs w:val="20"/>
               </w:rPr>
             </w:pPr>
             <w:r>
               <w:rPr>
                 <w:color w:val="000000"/>
-                <w:szCs w:val="28"/>
+                <w:sz w:val="16"/>
+                <w:szCs w:val="20"/>
               </w:rPr>
               <w:t>Grupo 2</w:t>
             </w:r>
@@ -3526,19 +3589,21 @@
         </w:tc>
         <w:tc>
           <w:tcPr>
-            <w:tcW w:w="960" w:type="dxa"/>
+            <w:tcW w:w="992" w:type="dxa"/>
             <w:shd w:val="clear" w:color="auto" w:fill="F2F2F2"/>
           </w:tcPr>
           <w:p>
             <w:pPr>
               <w:rPr>
-                <w:szCs w:val="28"/>
+                <w:sz w:val="16"/>
+                <w:szCs w:val="20"/>
               </w:rPr>
             </w:pPr>
             <w:r>
               <w:rPr>
                 <w:color w:val="000000"/>
-                <w:szCs w:val="28"/>
+                <w:sz w:val="16"/>
+                <w:szCs w:val="20"/>
               </w:rPr>
               <w:t>Planilla</w:t>
             </w:r>
@@ -3546,19 +3611,21 @@
         </w:tc>
         <w:tc>
           <w:tcPr>
-            <w:tcW w:w="960" w:type="dxa"/>
+            <w:tcW w:w="1276" w:type="dxa"/>
             <w:shd w:val="clear" w:color="auto" w:fill="F2F2F2"/>
           </w:tcPr>
           <w:p>
             <w:pPr>
               <w:rPr>
-                <w:szCs w:val="28"/>
+                <w:sz w:val="16"/>
+                <w:szCs w:val="20"/>
               </w:rPr>
             </w:pPr>
             <w:r>
               <w:rPr>
                 <w:color w:val="000000"/>
-                <w:szCs w:val="28"/>
+                <w:sz w:val="16"/>
+                <w:szCs w:val="20"/>
               </w:rPr>
               <w:t>GET /planillas/:id/pdf con Presidente: pasa RBAC</w:t>
             </w:r>
@@ -3566,19 +3633,21 @@
         </w:tc>
         <w:tc>
           <w:tcPr>
-            <w:tcW w:w="960" w:type="dxa"/>
+            <w:tcW w:w="984" w:type="dxa"/>
             <w:shd w:val="clear" w:color="auto" w:fill="F2F2F2"/>
           </w:tcPr>
           <w:p>
             <w:pPr>
               <w:rPr>
-                <w:szCs w:val="28"/>
+                <w:sz w:val="16"/>
+                <w:szCs w:val="20"/>
               </w:rPr>
             </w:pPr>
             <w:r>
               <w:rPr>
                 <w:color w:val="000000"/>
-                <w:szCs w:val="28"/>
+                <w:sz w:val="16"/>
+                <w:szCs w:val="20"/>
               </w:rPr>
               <w:t>Automatizada</w:t>
             </w:r>
@@ -3586,19 +3655,21 @@
         </w:tc>
         <w:tc>
           <w:tcPr>
-            <w:tcW w:w="960" w:type="dxa"/>
+            <w:tcW w:w="984" w:type="dxa"/>
             <w:shd w:val="clear" w:color="auto" w:fill="F2F2F2"/>
           </w:tcPr>
           <w:p>
             <w:pPr>
               <w:rPr>
-                <w:szCs w:val="28"/>
+                <w:sz w:val="16"/>
+                <w:szCs w:val="20"/>
               </w:rPr>
             </w:pPr>
             <w:r>
               <w:rPr>
                 <w:color w:val="000000"/>
-                <w:szCs w:val="28"/>
+                <w:sz w:val="16"/>
+                <w:szCs w:val="20"/>
               </w:rPr>
               <w:t>HTTP 200/404/500 (no 401 ni 403).</w:t>
             </w:r>
@@ -3606,19 +3677,21 @@
         </w:tc>
         <w:tc>
           <w:tcPr>
-            <w:tcW w:w="960" w:type="dxa"/>
+            <w:tcW w:w="984" w:type="dxa"/>
             <w:shd w:val="clear" w:color="auto" w:fill="F2F2F2"/>
           </w:tcPr>
           <w:p>
             <w:pPr>
               <w:rPr>
-                <w:szCs w:val="28"/>
+                <w:sz w:val="16"/>
+                <w:szCs w:val="20"/>
               </w:rPr>
             </w:pPr>
             <w:r>
               <w:rPr>
                 <w:color w:val="000000"/>
-                <w:szCs w:val="28"/>
+                <w:sz w:val="16"/>
+                <w:szCs w:val="20"/>
               </w:rPr>
               <w:t>HTTP 200/404/500 según disponibilidad.</w:t>
             </w:r>
@@ -3626,19 +3699,21 @@
         </w:tc>
         <w:tc>
           <w:tcPr>
-            <w:tcW w:w="960" w:type="dxa"/>
+            <w:tcW w:w="984" w:type="dxa"/>
             <w:shd w:val="clear" w:color="auto" w:fill="E2EFDA"/>
           </w:tcPr>
           <w:p>
             <w:pPr>
               <w:rPr>
-                <w:szCs w:val="28"/>
+                <w:sz w:val="16"/>
+                <w:szCs w:val="20"/>
               </w:rPr>
             </w:pPr>
             <w:r>
               <w:rPr>
                 <w:color w:val="000000"/>
-                <w:szCs w:val="28"/>
+                <w:sz w:val="16"/>
+                <w:szCs w:val="20"/>
               </w:rPr>
               <w:t>PASS</w:t>
             </w:r>
@@ -3646,19 +3721,21 @@
         </w:tc>
         <w:tc>
           <w:tcPr>
-            <w:tcW w:w="960" w:type="dxa"/>
+            <w:tcW w:w="984" w:type="dxa"/>
             <w:shd w:val="clear" w:color="auto" w:fill="F2F2F2"/>
           </w:tcPr>
           <w:p>
             <w:pPr>
               <w:rPr>
-                <w:szCs w:val="28"/>
+                <w:sz w:val="16"/>
+                <w:szCs w:val="20"/>
               </w:rPr>
             </w:pPr>
             <w:r>
               <w:rPr>
                 <w:color w:val="000000"/>
-                <w:szCs w:val="28"/>
+                <w:sz w:val="16"/>
+                <w:szCs w:val="20"/>
               </w:rPr>
               <w:t>planilla_contable.test.js – Test 9</w:t>
             </w:r>
@@ -3668,19 +3745,21 @@
       <w:tr>
         <w:tc>
           <w:tcPr>
-            <w:tcW w:w="960" w:type="dxa"/>
+            <w:tcW w:w="675" w:type="dxa"/>
             <w:shd w:val="clear" w:color="auto" w:fill="FFFFFF"/>
           </w:tcPr>
           <w:p>
             <w:pPr>
               <w:rPr>
-                <w:szCs w:val="28"/>
+                <w:sz w:val="16"/>
+                <w:szCs w:val="20"/>
               </w:rPr>
             </w:pPr>
             <w:r>
               <w:rPr>
                 <w:color w:val="000000"/>
-                <w:szCs w:val="28"/>
+                <w:sz w:val="16"/>
+                <w:szCs w:val="20"/>
               </w:rPr>
               <w:t>CP-078</w:t>
             </w:r>
@@ -3688,19 +3767,21 @@
         </w:tc>
         <w:tc>
           <w:tcPr>
-            <w:tcW w:w="960" w:type="dxa"/>
+            <w:tcW w:w="993" w:type="dxa"/>
             <w:shd w:val="clear" w:color="auto" w:fill="FFFFFF"/>
           </w:tcPr>
           <w:p>
             <w:pPr>
               <w:rPr>
-                <w:szCs w:val="28"/>
+                <w:sz w:val="16"/>
+                <w:szCs w:val="20"/>
               </w:rPr>
             </w:pPr>
             <w:r>
               <w:rPr>
                 <w:color w:val="000000"/>
-                <w:szCs w:val="28"/>
+                <w:sz w:val="16"/>
+                <w:szCs w:val="20"/>
               </w:rPr>
               <w:t>Grupo 2</w:t>
             </w:r>
@@ -3708,19 +3789,21 @@
         </w:tc>
         <w:tc>
           <w:tcPr>
-            <w:tcW w:w="960" w:type="dxa"/>
+            <w:tcW w:w="992" w:type="dxa"/>
             <w:shd w:val="clear" w:color="auto" w:fill="FFFFFF"/>
           </w:tcPr>
           <w:p>
             <w:pPr>
               <w:rPr>
-                <w:szCs w:val="28"/>
+                <w:sz w:val="16"/>
+                <w:szCs w:val="20"/>
               </w:rPr>
             </w:pPr>
             <w:r>
               <w:rPr>
                 <w:color w:val="000000"/>
-                <w:szCs w:val="28"/>
+                <w:sz w:val="16"/>
+                <w:szCs w:val="20"/>
               </w:rPr>
               <w:t>Planilla</w:t>
             </w:r>
@@ -3728,19 +3811,21 @@
         </w:tc>
         <w:tc>
           <w:tcPr>
-            <w:tcW w:w="960" w:type="dxa"/>
+            <w:tcW w:w="1276" w:type="dxa"/>
             <w:shd w:val="clear" w:color="auto" w:fill="FFFFFF"/>
           </w:tcPr>
           <w:p>
             <w:pPr>
               <w:rPr>
-                <w:szCs w:val="28"/>
+                <w:sz w:val="16"/>
+                <w:szCs w:val="20"/>
               </w:rPr>
             </w:pPr>
             <w:r>
               <w:rPr>
                 <w:color w:val="000000"/>
-                <w:szCs w:val="28"/>
+                <w:sz w:val="16"/>
+                <w:szCs w:val="20"/>
               </w:rPr>
               <w:t>GET /planillas/:id/pdf con Admin: pasa RBAC</w:t>
             </w:r>
@@ -3748,19 +3833,21 @@
         </w:tc>
         <w:tc>
           <w:tcPr>
-            <w:tcW w:w="960" w:type="dxa"/>
+            <w:tcW w:w="984" w:type="dxa"/>
             <w:shd w:val="clear" w:color="auto" w:fill="FFFFFF"/>
           </w:tcPr>
           <w:p>
             <w:pPr>
               <w:rPr>
-                <w:szCs w:val="28"/>
+                <w:sz w:val="16"/>
+                <w:szCs w:val="20"/>
               </w:rPr>
             </w:pPr>
             <w:r>
               <w:rPr>
                 <w:color w:val="000000"/>
-                <w:szCs w:val="28"/>
+                <w:sz w:val="16"/>
+                <w:szCs w:val="20"/>
               </w:rPr>
               <w:t>Automatizada</w:t>
             </w:r>
@@ -3768,19 +3855,21 @@
         </w:tc>
         <w:tc>
           <w:tcPr>
-            <w:tcW w:w="960" w:type="dxa"/>
+            <w:tcW w:w="984" w:type="dxa"/>
             <w:shd w:val="clear" w:color="auto" w:fill="FFFFFF"/>
           </w:tcPr>
           <w:p>
             <w:pPr>
               <w:rPr>
-                <w:szCs w:val="28"/>
+                <w:sz w:val="16"/>
+                <w:szCs w:val="20"/>
               </w:rPr>
             </w:pPr>
             <w:r>
               <w:rPr>
                 <w:color w:val="000000"/>
-                <w:szCs w:val="28"/>
+                <w:sz w:val="16"/>
+                <w:szCs w:val="20"/>
               </w:rPr>
               <w:t>HTTP 200/404/500 (no 401 ni 403).</w:t>
             </w:r>
@@ -3788,19 +3877,21 @@
         </w:tc>
         <w:tc>
           <w:tcPr>
-            <w:tcW w:w="960" w:type="dxa"/>
+            <w:tcW w:w="984" w:type="dxa"/>
             <w:shd w:val="clear" w:color="auto" w:fill="FFFFFF"/>
           </w:tcPr>
           <w:p>
             <w:pPr>
               <w:rPr>
-                <w:szCs w:val="28"/>
+                <w:sz w:val="16"/>
+                <w:szCs w:val="20"/>
               </w:rPr>
             </w:pPr>
             <w:r>
               <w:rPr>
                 <w:color w:val="000000"/>
-                <w:szCs w:val="28"/>
+                <w:sz w:val="16"/>
+                <w:szCs w:val="20"/>
               </w:rPr>
               <w:t>HTTP 200/404/500 según disponibilidad.</w:t>
             </w:r>
@@ -3808,19 +3899,21 @@
         </w:tc>
         <w:tc>
           <w:tcPr>
-            <w:tcW w:w="960" w:type="dxa"/>
+            <w:tcW w:w="984" w:type="dxa"/>
             <w:shd w:val="clear" w:color="auto" w:fill="E2EFDA"/>
           </w:tcPr>
           <w:p>
             <w:pPr>
               <w:rPr>
-                <w:szCs w:val="28"/>
+                <w:sz w:val="16"/>
+                <w:szCs w:val="20"/>
               </w:rPr>
             </w:pPr>
             <w:r>
               <w:rPr>
                 <w:color w:val="000000"/>
-                <w:szCs w:val="28"/>
+                <w:sz w:val="16"/>
+                <w:szCs w:val="20"/>
               </w:rPr>
               <w:t>PASS</w:t>
             </w:r>
@@ -3828,19 +3921,21 @@
         </w:tc>
         <w:tc>
           <w:tcPr>
-            <w:tcW w:w="960" w:type="dxa"/>
+            <w:tcW w:w="984" w:type="dxa"/>
             <w:shd w:val="clear" w:color="auto" w:fill="FFFFFF"/>
           </w:tcPr>
           <w:p>
             <w:pPr>
               <w:rPr>
-                <w:szCs w:val="28"/>
+                <w:sz w:val="16"/>
+                <w:szCs w:val="20"/>
               </w:rPr>
             </w:pPr>
             <w:r>
               <w:rPr>
                 <w:color w:val="000000"/>
-                <w:szCs w:val="28"/>
+                <w:sz w:val="16"/>
+                <w:szCs w:val="20"/>
               </w:rPr>
               <w:t>planilla_contable.test.js – Test 10</w:t>
             </w:r>
@@ -3850,39 +3945,44 @@
       <w:tr>
         <w:tc>
           <w:tcPr>
-            <w:tcW w:w="960" w:type="dxa"/>
+            <w:tcW w:w="675" w:type="dxa"/>
             <w:shd w:val="clear" w:color="auto" w:fill="F2F2F2"/>
           </w:tcPr>
           <w:p>
             <w:pPr>
               <w:rPr>
-                <w:szCs w:val="28"/>
+                <w:sz w:val="16"/>
+                <w:szCs w:val="20"/>
               </w:rPr>
             </w:pPr>
             <w:r>
               <w:rPr>
                 <w:color w:val="000000"/>
-                <w:szCs w:val="28"/>
-              </w:rPr>
+                <w:sz w:val="16"/>
+                <w:szCs w:val="20"/>
+              </w:rPr>
+              <w:lastRenderedPageBreak/>
               <w:t>CP-079</w:t>
             </w:r>
           </w:p>
         </w:tc>
         <w:tc>
           <w:tcPr>
-            <w:tcW w:w="960" w:type="dxa"/>
+            <w:tcW w:w="993" w:type="dxa"/>
             <w:shd w:val="clear" w:color="auto" w:fill="F2F2F2"/>
           </w:tcPr>
           <w:p>
             <w:pPr>
               <w:rPr>
-                <w:szCs w:val="28"/>
+                <w:sz w:val="16"/>
+                <w:szCs w:val="20"/>
               </w:rPr>
             </w:pPr>
             <w:r>
               <w:rPr>
                 <w:color w:val="000000"/>
-                <w:szCs w:val="28"/>
+                <w:sz w:val="16"/>
+                <w:szCs w:val="20"/>
               </w:rPr>
               <w:t>Grupo 3</w:t>
             </w:r>
@@ -3890,19 +3990,21 @@
         </w:tc>
         <w:tc>
           <w:tcPr>
-            <w:tcW w:w="960" w:type="dxa"/>
+            <w:tcW w:w="992" w:type="dxa"/>
             <w:shd w:val="clear" w:color="auto" w:fill="F2F2F2"/>
           </w:tcPr>
           <w:p>
             <w:pPr>
               <w:rPr>
-                <w:szCs w:val="28"/>
+                <w:sz w:val="16"/>
+                <w:szCs w:val="20"/>
               </w:rPr>
             </w:pPr>
             <w:r>
               <w:rPr>
                 <w:color w:val="000000"/>
-                <w:szCs w:val="28"/>
+                <w:sz w:val="16"/>
+                <w:szCs w:val="20"/>
               </w:rPr>
               <w:t>Contabilidad</w:t>
             </w:r>
@@ -3910,21 +4012,21 @@
         </w:tc>
         <w:tc>
           <w:tcPr>
-            <w:tcW w:w="960" w:type="dxa"/>
+            <w:tcW w:w="1276" w:type="dxa"/>
             <w:shd w:val="clear" w:color="auto" w:fill="F2F2F2"/>
           </w:tcPr>
           <w:p>
             <w:pPr>
               <w:rPr>
-                <w:szCs w:val="28"/>
-                <w:lang w:val="es-EC"/>
+                <w:sz w:val="16"/>
+                <w:szCs w:val="20"/>
               </w:rPr>
             </w:pPr>
             <w:r>
               <w:rPr>
                 <w:color w:val="000000"/>
-                <w:szCs w:val="28"/>
-                <w:lang w:val="es-EC"/>
+                <w:sz w:val="16"/>
+                <w:szCs w:val="20"/>
               </w:rPr>
               <w:t>POST /cierres-contables sin token: ruta protegida</w:t>
             </w:r>
@@ -3932,19 +4034,21 @@
         </w:tc>
         <w:tc>
           <w:tcPr>
-            <w:tcW w:w="960" w:type="dxa"/>
+            <w:tcW w:w="984" w:type="dxa"/>
             <w:shd w:val="clear" w:color="auto" w:fill="F2F2F2"/>
           </w:tcPr>
           <w:p>
             <w:pPr>
               <w:rPr>
-                <w:szCs w:val="28"/>
+                <w:sz w:val="16"/>
+                <w:szCs w:val="20"/>
               </w:rPr>
             </w:pPr>
             <w:r>
               <w:rPr>
                 <w:color w:val="000000"/>
-                <w:szCs w:val="28"/>
+                <w:sz w:val="16"/>
+                <w:szCs w:val="20"/>
               </w:rPr>
               <w:t>Automatizada</w:t>
             </w:r>
@@ -3952,19 +4056,21 @@
         </w:tc>
         <w:tc>
           <w:tcPr>
-            <w:tcW w:w="960" w:type="dxa"/>
+            <w:tcW w:w="984" w:type="dxa"/>
             <w:shd w:val="clear" w:color="auto" w:fill="F2F2F2"/>
           </w:tcPr>
           <w:p>
             <w:pPr>
               <w:rPr>
-                <w:szCs w:val="28"/>
+                <w:sz w:val="16"/>
+                <w:szCs w:val="20"/>
               </w:rPr>
             </w:pPr>
             <w:r>
               <w:rPr>
                 <w:color w:val="000000"/>
-                <w:szCs w:val="28"/>
+                <w:sz w:val="16"/>
+                <w:szCs w:val="20"/>
               </w:rPr>
               <w:t>HTTP 401.</w:t>
             </w:r>
@@ -3972,19 +4078,21 @@
         </w:tc>
         <w:tc>
           <w:tcPr>
-            <w:tcW w:w="960" w:type="dxa"/>
+            <w:tcW w:w="984" w:type="dxa"/>
             <w:shd w:val="clear" w:color="auto" w:fill="F2F2F2"/>
           </w:tcPr>
           <w:p>
             <w:pPr>
               <w:rPr>
-                <w:szCs w:val="28"/>
+                <w:sz w:val="16"/>
+                <w:szCs w:val="20"/>
               </w:rPr>
             </w:pPr>
             <w:r>
               <w:rPr>
                 <w:color w:val="000000"/>
-                <w:szCs w:val="28"/>
+                <w:sz w:val="16"/>
+                <w:szCs w:val="20"/>
               </w:rPr>
               <w:t>HTTP 401.</w:t>
             </w:r>
@@ -3992,19 +4100,21 @@
         </w:tc>
         <w:tc>
           <w:tcPr>
-            <w:tcW w:w="960" w:type="dxa"/>
+            <w:tcW w:w="984" w:type="dxa"/>
             <w:shd w:val="clear" w:color="auto" w:fill="E2EFDA"/>
           </w:tcPr>
           <w:p>
             <w:pPr>
               <w:rPr>
-                <w:szCs w:val="28"/>
+                <w:sz w:val="16"/>
+                <w:szCs w:val="20"/>
               </w:rPr>
             </w:pPr>
             <w:r>
               <w:rPr>
                 <w:color w:val="000000"/>
-                <w:szCs w:val="28"/>
+                <w:sz w:val="16"/>
+                <w:szCs w:val="20"/>
               </w:rPr>
               <w:t>PASS</w:t>
             </w:r>
@@ -4012,19 +4122,21 @@
         </w:tc>
         <w:tc>
           <w:tcPr>
-            <w:tcW w:w="960" w:type="dxa"/>
+            <w:tcW w:w="984" w:type="dxa"/>
             <w:shd w:val="clear" w:color="auto" w:fill="F2F2F2"/>
           </w:tcPr>
           <w:p>
             <w:pPr>
               <w:rPr>
-                <w:szCs w:val="28"/>
+                <w:sz w:val="16"/>
+                <w:szCs w:val="20"/>
               </w:rPr>
             </w:pPr>
             <w:r>
               <w:rPr>
                 <w:color w:val="000000"/>
-                <w:szCs w:val="28"/>
+                <w:sz w:val="16"/>
+                <w:szCs w:val="20"/>
               </w:rPr>
               <w:t>planilla_contable.test.js – Test 11</w:t>
             </w:r>
@@ -4034,19 +4146,21 @@
       <w:tr>
         <w:tc>
           <w:tcPr>
-            <w:tcW w:w="960" w:type="dxa"/>
+            <w:tcW w:w="675" w:type="dxa"/>
             <w:shd w:val="clear" w:color="auto" w:fill="FFFFFF"/>
           </w:tcPr>
           <w:p>
             <w:pPr>
               <w:rPr>
-                <w:szCs w:val="28"/>
+                <w:sz w:val="16"/>
+                <w:szCs w:val="20"/>
               </w:rPr>
             </w:pPr>
             <w:r>
               <w:rPr>
                 <w:color w:val="000000"/>
-                <w:szCs w:val="28"/>
+                <w:sz w:val="16"/>
+                <w:szCs w:val="20"/>
               </w:rPr>
               <w:t>CP-080</w:t>
             </w:r>
@@ -4054,19 +4168,21 @@
         </w:tc>
         <w:tc>
           <w:tcPr>
-            <w:tcW w:w="960" w:type="dxa"/>
+            <w:tcW w:w="993" w:type="dxa"/>
             <w:shd w:val="clear" w:color="auto" w:fill="FFFFFF"/>
           </w:tcPr>
           <w:p>
             <w:pPr>
               <w:rPr>
-                <w:szCs w:val="28"/>
+                <w:sz w:val="16"/>
+                <w:szCs w:val="20"/>
               </w:rPr>
             </w:pPr>
             <w:r>
               <w:rPr>
                 <w:color w:val="000000"/>
-                <w:szCs w:val="28"/>
+                <w:sz w:val="16"/>
+                <w:szCs w:val="20"/>
               </w:rPr>
               <w:t>Grupo 3</w:t>
             </w:r>
@@ -4074,19 +4190,21 @@
         </w:tc>
         <w:tc>
           <w:tcPr>
-            <w:tcW w:w="960" w:type="dxa"/>
+            <w:tcW w:w="992" w:type="dxa"/>
             <w:shd w:val="clear" w:color="auto" w:fill="FFFFFF"/>
           </w:tcPr>
           <w:p>
             <w:pPr>
               <w:rPr>
-                <w:szCs w:val="28"/>
+                <w:sz w:val="16"/>
+                <w:szCs w:val="20"/>
               </w:rPr>
             </w:pPr>
             <w:r>
               <w:rPr>
                 <w:color w:val="000000"/>
-                <w:szCs w:val="28"/>
+                <w:sz w:val="16"/>
+                <w:szCs w:val="20"/>
               </w:rPr>
               <w:t>Contabilidad</w:t>
             </w:r>
@@ -4094,71 +4212,87 @@
         </w:tc>
         <w:tc>
           <w:tcPr>
-            <w:tcW w:w="960" w:type="dxa"/>
+            <w:tcW w:w="1276" w:type="dxa"/>
             <w:shd w:val="clear" w:color="auto" w:fill="FFFFFF"/>
           </w:tcPr>
           <w:p>
             <w:pPr>
               <w:rPr>
-                <w:szCs w:val="28"/>
-                <w:lang w:val="es-EC"/>
+                <w:sz w:val="16"/>
+                <w:szCs w:val="20"/>
               </w:rPr>
             </w:pPr>
             <w:r>
               <w:rPr>
                 <w:color w:val="000000"/>
-                <w:szCs w:val="28"/>
-                <w:lang w:val="es-EC"/>
-              </w:rPr>
-              <w:t xml:space="preserve">POST /cierres-contables con Residente: </w:t>
-            </w:r>
+                <w:sz w:val="16"/>
+                <w:szCs w:val="20"/>
+              </w:rPr>
+              <w:t>POST /cierres-contables con Residente: RBAC deniega</w:t>
+            </w:r>
+          </w:p>
+        </w:tc>
+        <w:tc>
+          <w:tcPr>
+            <w:tcW w:w="984" w:type="dxa"/>
+            <w:shd w:val="clear" w:color="auto" w:fill="FFFFFF"/>
+          </w:tcPr>
+          <w:p>
+            <w:pPr>
+              <w:rPr>
+                <w:sz w:val="16"/>
+                <w:szCs w:val="20"/>
+              </w:rPr>
+            </w:pPr>
             <w:r>
               <w:rPr>
                 <w:color w:val="000000"/>
-                <w:szCs w:val="28"/>
-                <w:lang w:val="es-EC"/>
-              </w:rPr>
-              <w:lastRenderedPageBreak/>
-              <w:t>RBAC deniega</w:t>
-            </w:r>
-          </w:p>
-        </w:tc>
-        <w:tc>
-          <w:tcPr>
-            <w:tcW w:w="960" w:type="dxa"/>
+                <w:sz w:val="16"/>
+                <w:szCs w:val="20"/>
+              </w:rPr>
+              <w:t>Automatizada</w:t>
+            </w:r>
+          </w:p>
+        </w:tc>
+        <w:tc>
+          <w:tcPr>
+            <w:tcW w:w="984" w:type="dxa"/>
             <w:shd w:val="clear" w:color="auto" w:fill="FFFFFF"/>
           </w:tcPr>
           <w:p>
             <w:pPr>
               <w:rPr>
-                <w:szCs w:val="28"/>
+                <w:sz w:val="16"/>
+                <w:szCs w:val="20"/>
               </w:rPr>
             </w:pPr>
             <w:r>
               <w:rPr>
                 <w:color w:val="000000"/>
-                <w:szCs w:val="28"/>
-              </w:rPr>
-              <w:lastRenderedPageBreak/>
-              <w:t>Automatizada</w:t>
-            </w:r>
-          </w:p>
-        </w:tc>
-        <w:tc>
-          <w:tcPr>
-            <w:tcW w:w="960" w:type="dxa"/>
+                <w:sz w:val="16"/>
+                <w:szCs w:val="20"/>
+              </w:rPr>
+              <w:t>HTTP 403.</w:t>
+            </w:r>
+          </w:p>
+        </w:tc>
+        <w:tc>
+          <w:tcPr>
+            <w:tcW w:w="984" w:type="dxa"/>
             <w:shd w:val="clear" w:color="auto" w:fill="FFFFFF"/>
           </w:tcPr>
           <w:p>
             <w:pPr>
               <w:rPr>
-                <w:szCs w:val="28"/>
+                <w:sz w:val="16"/>
+                <w:szCs w:val="20"/>
               </w:rPr>
             </w:pPr>
             <w:r>
               <w:rPr>
                 <w:color w:val="000000"/>
-                <w:szCs w:val="28"/>
+                <w:sz w:val="16"/>
+                <w:szCs w:val="20"/>
               </w:rPr>
               <w:t>HTTP 403.</w:t>
             </w:r>
@@ -4166,59 +4300,43 @@
         </w:tc>
         <w:tc>
           <w:tcPr>
-            <w:tcW w:w="960" w:type="dxa"/>
+            <w:tcW w:w="984" w:type="dxa"/>
+            <w:shd w:val="clear" w:color="auto" w:fill="E2EFDA"/>
+          </w:tcPr>
+          <w:p>
+            <w:pPr>
+              <w:rPr>
+                <w:sz w:val="16"/>
+                <w:szCs w:val="20"/>
+              </w:rPr>
+            </w:pPr>
+            <w:r>
+              <w:rPr>
+                <w:color w:val="000000"/>
+                <w:sz w:val="16"/>
+                <w:szCs w:val="20"/>
+              </w:rPr>
+              <w:t>PASS</w:t>
+            </w:r>
+          </w:p>
+        </w:tc>
+        <w:tc>
+          <w:tcPr>
+            <w:tcW w:w="984" w:type="dxa"/>
             <w:shd w:val="clear" w:color="auto" w:fill="FFFFFF"/>
           </w:tcPr>
           <w:p>
             <w:pPr>
               <w:rPr>
-                <w:szCs w:val="28"/>
+                <w:sz w:val="16"/>
+                <w:szCs w:val="20"/>
               </w:rPr>
             </w:pPr>
             <w:r>
               <w:rPr>
                 <w:color w:val="000000"/>
-                <w:szCs w:val="28"/>
-              </w:rPr>
-              <w:t>HTTP 403.</w:t>
-            </w:r>
-          </w:p>
-        </w:tc>
-        <w:tc>
-          <w:tcPr>
-            <w:tcW w:w="960" w:type="dxa"/>
-            <w:shd w:val="clear" w:color="auto" w:fill="E2EFDA"/>
-          </w:tcPr>
-          <w:p>
-            <w:pPr>
-              <w:rPr>
-                <w:szCs w:val="28"/>
-              </w:rPr>
-            </w:pPr>
-            <w:r>
-              <w:rPr>
-                <w:color w:val="000000"/>
-                <w:szCs w:val="28"/>
-              </w:rPr>
-              <w:t>PASS</w:t>
-            </w:r>
-          </w:p>
-        </w:tc>
-        <w:tc>
-          <w:tcPr>
-            <w:tcW w:w="960" w:type="dxa"/>
-            <w:shd w:val="clear" w:color="auto" w:fill="FFFFFF"/>
-          </w:tcPr>
-          <w:p>
-            <w:pPr>
-              <w:rPr>
-                <w:szCs w:val="28"/>
-              </w:rPr>
-            </w:pPr>
-            <w:r>
-              <w:rPr>
-                <w:color w:val="000000"/>
-                <w:szCs w:val="28"/>
+                <w:sz w:val="16"/>
+                <w:szCs w:val="20"/>
               </w:rPr>
               <w:t>planilla_contable.test.js – Test 12</w:t>
             </w:r>
@@ -4228,19 +4346,21 @@
       <w:tr>
         <w:tc>
           <w:tcPr>
-            <w:tcW w:w="960" w:type="dxa"/>
+            <w:tcW w:w="675" w:type="dxa"/>
             <w:shd w:val="clear" w:color="auto" w:fill="F2F2F2"/>
           </w:tcPr>
           <w:p>
             <w:pPr>
               <w:rPr>
-                <w:szCs w:val="28"/>
+                <w:sz w:val="16"/>
+                <w:szCs w:val="20"/>
               </w:rPr>
             </w:pPr>
             <w:r>
               <w:rPr>
                 <w:color w:val="000000"/>
-                <w:szCs w:val="28"/>
+                <w:sz w:val="16"/>
+                <w:szCs w:val="20"/>
               </w:rPr>
               <w:t>CP-081</w:t>
             </w:r>
@@ -4248,19 +4368,21 @@
         </w:tc>
         <w:tc>
           <w:tcPr>
-            <w:tcW w:w="960" w:type="dxa"/>
+            <w:tcW w:w="993" w:type="dxa"/>
             <w:shd w:val="clear" w:color="auto" w:fill="F2F2F2"/>
           </w:tcPr>
           <w:p>
             <w:pPr>
               <w:rPr>
-                <w:szCs w:val="28"/>
+                <w:sz w:val="16"/>
+                <w:szCs w:val="20"/>
               </w:rPr>
             </w:pPr>
             <w:r>
               <w:rPr>
                 <w:color w:val="000000"/>
-                <w:szCs w:val="28"/>
+                <w:sz w:val="16"/>
+                <w:szCs w:val="20"/>
               </w:rPr>
               <w:t>Grupo 3</w:t>
             </w:r>
@@ -4268,19 +4390,21 @@
         </w:tc>
         <w:tc>
           <w:tcPr>
-            <w:tcW w:w="960" w:type="dxa"/>
+            <w:tcW w:w="992" w:type="dxa"/>
             <w:shd w:val="clear" w:color="auto" w:fill="F2F2F2"/>
           </w:tcPr>
           <w:p>
             <w:pPr>
               <w:rPr>
-                <w:szCs w:val="28"/>
+                <w:sz w:val="16"/>
+                <w:szCs w:val="20"/>
               </w:rPr>
             </w:pPr>
             <w:r>
               <w:rPr>
                 <w:color w:val="000000"/>
-                <w:szCs w:val="28"/>
+                <w:sz w:val="16"/>
+                <w:szCs w:val="20"/>
               </w:rPr>
               <w:t>Contabilidad</w:t>
             </w:r>
@@ -4288,21 +4412,21 @@
         </w:tc>
         <w:tc>
           <w:tcPr>
-            <w:tcW w:w="960" w:type="dxa"/>
+            <w:tcW w:w="1276" w:type="dxa"/>
             <w:shd w:val="clear" w:color="auto" w:fill="F2F2F2"/>
           </w:tcPr>
           <w:p>
             <w:pPr>
               <w:rPr>
-                <w:szCs w:val="28"/>
-                <w:lang w:val="es-EC"/>
+                <w:sz w:val="16"/>
+                <w:szCs w:val="20"/>
               </w:rPr>
             </w:pPr>
             <w:r>
               <w:rPr>
                 <w:color w:val="000000"/>
-                <w:szCs w:val="28"/>
-                <w:lang w:val="es-EC"/>
+                <w:sz w:val="16"/>
+                <w:szCs w:val="20"/>
               </w:rPr>
               <w:t>POST /cierres-contables con Bodeguero: RBAC deniega</w:t>
             </w:r>
@@ -4310,19 +4434,21 @@
         </w:tc>
         <w:tc>
           <w:tcPr>
-            <w:tcW w:w="960" w:type="dxa"/>
+            <w:tcW w:w="984" w:type="dxa"/>
             <w:shd w:val="clear" w:color="auto" w:fill="F2F2F2"/>
           </w:tcPr>
           <w:p>
             <w:pPr>
               <w:rPr>
-                <w:szCs w:val="28"/>
+                <w:sz w:val="16"/>
+                <w:szCs w:val="20"/>
               </w:rPr>
             </w:pPr>
             <w:r>
               <w:rPr>
                 <w:color w:val="000000"/>
-                <w:szCs w:val="28"/>
+                <w:sz w:val="16"/>
+                <w:szCs w:val="20"/>
               </w:rPr>
               <w:t>Automatizada</w:t>
             </w:r>
@@ -4330,19 +4456,21 @@
         </w:tc>
         <w:tc>
           <w:tcPr>
-            <w:tcW w:w="960" w:type="dxa"/>
+            <w:tcW w:w="984" w:type="dxa"/>
             <w:shd w:val="clear" w:color="auto" w:fill="F2F2F2"/>
           </w:tcPr>
           <w:p>
             <w:pPr>
               <w:rPr>
-                <w:szCs w:val="28"/>
+                <w:sz w:val="16"/>
+                <w:szCs w:val="20"/>
               </w:rPr>
             </w:pPr>
             <w:r>
               <w:rPr>
                 <w:color w:val="000000"/>
-                <w:szCs w:val="28"/>
+                <w:sz w:val="16"/>
+                <w:szCs w:val="20"/>
               </w:rPr>
               <w:t>HTTP 403.</w:t>
             </w:r>
@@ -4350,19 +4478,21 @@
         </w:tc>
         <w:tc>
           <w:tcPr>
-            <w:tcW w:w="960" w:type="dxa"/>
+            <w:tcW w:w="984" w:type="dxa"/>
             <w:shd w:val="clear" w:color="auto" w:fill="F2F2F2"/>
           </w:tcPr>
           <w:p>
             <w:pPr>
               <w:rPr>
-                <w:szCs w:val="28"/>
+                <w:sz w:val="16"/>
+                <w:szCs w:val="20"/>
               </w:rPr>
             </w:pPr>
             <w:r>
               <w:rPr>
                 <w:color w:val="000000"/>
-                <w:szCs w:val="28"/>
+                <w:sz w:val="16"/>
+                <w:szCs w:val="20"/>
               </w:rPr>
               <w:t>HTTP 403.</w:t>
             </w:r>
@@ -4370,19 +4500,21 @@
         </w:tc>
         <w:tc>
           <w:tcPr>
-            <w:tcW w:w="960" w:type="dxa"/>
+            <w:tcW w:w="984" w:type="dxa"/>
             <w:shd w:val="clear" w:color="auto" w:fill="E2EFDA"/>
           </w:tcPr>
           <w:p>
             <w:pPr>
               <w:rPr>
-                <w:szCs w:val="28"/>
+                <w:sz w:val="16"/>
+                <w:szCs w:val="20"/>
               </w:rPr>
             </w:pPr>
             <w:r>
               <w:rPr>
                 <w:color w:val="000000"/>
-                <w:szCs w:val="28"/>
+                <w:sz w:val="16"/>
+                <w:szCs w:val="20"/>
               </w:rPr>
               <w:t>PASS</w:t>
             </w:r>
@@ -4390,19 +4522,21 @@
         </w:tc>
         <w:tc>
           <w:tcPr>
-            <w:tcW w:w="960" w:type="dxa"/>
+            <w:tcW w:w="984" w:type="dxa"/>
             <w:shd w:val="clear" w:color="auto" w:fill="F2F2F2"/>
           </w:tcPr>
           <w:p>
             <w:pPr>
               <w:rPr>
-                <w:szCs w:val="28"/>
+                <w:sz w:val="16"/>
+                <w:szCs w:val="20"/>
               </w:rPr>
             </w:pPr>
             <w:r>
               <w:rPr>
                 <w:color w:val="000000"/>
-                <w:szCs w:val="28"/>
+                <w:sz w:val="16"/>
+                <w:szCs w:val="20"/>
               </w:rPr>
               <w:t>planilla_contable.test.js – Test 13</w:t>
             </w:r>
@@ -4412,19 +4546,21 @@
       <w:tr>
         <w:tc>
           <w:tcPr>
-            <w:tcW w:w="960" w:type="dxa"/>
+            <w:tcW w:w="675" w:type="dxa"/>
             <w:shd w:val="clear" w:color="auto" w:fill="FFFFFF"/>
           </w:tcPr>
           <w:p>
             <w:pPr>
               <w:rPr>
-                <w:szCs w:val="28"/>
+                <w:sz w:val="16"/>
+                <w:szCs w:val="20"/>
               </w:rPr>
             </w:pPr>
             <w:r>
               <w:rPr>
                 <w:color w:val="000000"/>
-                <w:szCs w:val="28"/>
+                <w:sz w:val="16"/>
+                <w:szCs w:val="20"/>
               </w:rPr>
               <w:t>CP-082</w:t>
             </w:r>
@@ -4432,19 +4568,21 @@
         </w:tc>
         <w:tc>
           <w:tcPr>
-            <w:tcW w:w="960" w:type="dxa"/>
+            <w:tcW w:w="993" w:type="dxa"/>
             <w:shd w:val="clear" w:color="auto" w:fill="FFFFFF"/>
           </w:tcPr>
           <w:p>
             <w:pPr>
               <w:rPr>
-                <w:szCs w:val="28"/>
+                <w:sz w:val="16"/>
+                <w:szCs w:val="20"/>
               </w:rPr>
             </w:pPr>
             <w:r>
               <w:rPr>
                 <w:color w:val="000000"/>
-                <w:szCs w:val="28"/>
+                <w:sz w:val="16"/>
+                <w:szCs w:val="20"/>
               </w:rPr>
               <w:t>Grupo 3</w:t>
             </w:r>
@@ -4452,19 +4590,21 @@
         </w:tc>
         <w:tc>
           <w:tcPr>
-            <w:tcW w:w="960" w:type="dxa"/>
+            <w:tcW w:w="992" w:type="dxa"/>
             <w:shd w:val="clear" w:color="auto" w:fill="FFFFFF"/>
           </w:tcPr>
           <w:p>
             <w:pPr>
               <w:rPr>
-                <w:szCs w:val="28"/>
+                <w:sz w:val="16"/>
+                <w:szCs w:val="20"/>
               </w:rPr>
             </w:pPr>
             <w:r>
               <w:rPr>
                 <w:color w:val="000000"/>
-                <w:szCs w:val="28"/>
+                <w:sz w:val="16"/>
+                <w:szCs w:val="20"/>
               </w:rPr>
               <w:t>Contabilidad</w:t>
             </w:r>
@@ -4472,21 +4612,21 @@
         </w:tc>
         <w:tc>
           <w:tcPr>
-            <w:tcW w:w="960" w:type="dxa"/>
+            <w:tcW w:w="1276" w:type="dxa"/>
             <w:shd w:val="clear" w:color="auto" w:fill="FFFFFF"/>
           </w:tcPr>
           <w:p>
             <w:pPr>
               <w:rPr>
-                <w:szCs w:val="28"/>
-                <w:lang w:val="es-EC"/>
+                <w:sz w:val="16"/>
+                <w:szCs w:val="20"/>
               </w:rPr>
             </w:pPr>
             <w:r>
               <w:rPr>
                 <w:color w:val="000000"/>
-                <w:szCs w:val="28"/>
-                <w:lang w:val="es-EC"/>
+                <w:sz w:val="16"/>
+                <w:szCs w:val="20"/>
               </w:rPr>
               <w:t>POST /cierres-contables con Admin: pasa RBAC</w:t>
             </w:r>
@@ -4494,19 +4634,21 @@
         </w:tc>
         <w:tc>
           <w:tcPr>
-            <w:tcW w:w="960" w:type="dxa"/>
+            <w:tcW w:w="984" w:type="dxa"/>
             <w:shd w:val="clear" w:color="auto" w:fill="FFFFFF"/>
           </w:tcPr>
           <w:p>
             <w:pPr>
               <w:rPr>
-                <w:szCs w:val="28"/>
+                <w:sz w:val="16"/>
+                <w:szCs w:val="20"/>
               </w:rPr>
             </w:pPr>
             <w:r>
               <w:rPr>
                 <w:color w:val="000000"/>
-                <w:szCs w:val="28"/>
+                <w:sz w:val="16"/>
+                <w:szCs w:val="20"/>
               </w:rPr>
               <w:t>Automatizada</w:t>
             </w:r>
@@ -4514,19 +4656,21 @@
         </w:tc>
         <w:tc>
           <w:tcPr>
-            <w:tcW w:w="960" w:type="dxa"/>
+            <w:tcW w:w="984" w:type="dxa"/>
             <w:shd w:val="clear" w:color="auto" w:fill="FFFFFF"/>
           </w:tcPr>
           <w:p>
             <w:pPr>
               <w:rPr>
-                <w:szCs w:val="28"/>
+                <w:sz w:val="16"/>
+                <w:szCs w:val="20"/>
               </w:rPr>
             </w:pPr>
             <w:r>
               <w:rPr>
                 <w:color w:val="000000"/>
-                <w:szCs w:val="28"/>
+                <w:sz w:val="16"/>
+                <w:szCs w:val="20"/>
               </w:rPr>
               <w:t>HTTP 200/201/400/500 (no 401 ni 403).</w:t>
             </w:r>
@@ -4534,19 +4678,21 @@
         </w:tc>
         <w:tc>
           <w:tcPr>
-            <w:tcW w:w="960" w:type="dxa"/>
+            <w:tcW w:w="984" w:type="dxa"/>
             <w:shd w:val="clear" w:color="auto" w:fill="FFFFFF"/>
           </w:tcPr>
           <w:p>
             <w:pPr>
               <w:rPr>
-                <w:szCs w:val="28"/>
+                <w:sz w:val="16"/>
+                <w:szCs w:val="20"/>
               </w:rPr>
             </w:pPr>
             <w:r>
               <w:rPr>
                 <w:color w:val="000000"/>
-                <w:szCs w:val="28"/>
+                <w:sz w:val="16"/>
+                <w:szCs w:val="20"/>
               </w:rPr>
               <w:t>HTTP 201 o 400/500 según disponibilidad.</w:t>
             </w:r>
@@ -4554,19 +4700,21 @@
         </w:tc>
         <w:tc>
           <w:tcPr>
-            <w:tcW w:w="960" w:type="dxa"/>
+            <w:tcW w:w="984" w:type="dxa"/>
             <w:shd w:val="clear" w:color="auto" w:fill="E2EFDA"/>
           </w:tcPr>
           <w:p>
             <w:pPr>
               <w:rPr>
-                <w:szCs w:val="28"/>
+                <w:sz w:val="16"/>
+                <w:szCs w:val="20"/>
               </w:rPr>
             </w:pPr>
             <w:r>
               <w:rPr>
                 <w:color w:val="000000"/>
-                <w:szCs w:val="28"/>
+                <w:sz w:val="16"/>
+                <w:szCs w:val="20"/>
               </w:rPr>
               <w:t>PASS</w:t>
             </w:r>
@@ -4574,19 +4722,21 @@
         </w:tc>
         <w:tc>
           <w:tcPr>
-            <w:tcW w:w="960" w:type="dxa"/>
+            <w:tcW w:w="984" w:type="dxa"/>
             <w:shd w:val="clear" w:color="auto" w:fill="FFFFFF"/>
           </w:tcPr>
           <w:p>
             <w:pPr>
               <w:rPr>
-                <w:szCs w:val="28"/>
+                <w:sz w:val="16"/>
+                <w:szCs w:val="20"/>
               </w:rPr>
             </w:pPr>
             <w:r>
               <w:rPr>
                 <w:color w:val="000000"/>
-                <w:szCs w:val="28"/>
+                <w:sz w:val="16"/>
+                <w:szCs w:val="20"/>
               </w:rPr>
               <w:t>planilla_contable.test.js – Test 14</w:t>
             </w:r>
@@ -4596,19 +4746,21 @@
       <w:tr>
         <w:tc>
           <w:tcPr>
-            <w:tcW w:w="960" w:type="dxa"/>
+            <w:tcW w:w="675" w:type="dxa"/>
             <w:shd w:val="clear" w:color="auto" w:fill="F2F2F2"/>
           </w:tcPr>
           <w:p>
             <w:pPr>
               <w:rPr>
-                <w:szCs w:val="28"/>
+                <w:sz w:val="16"/>
+                <w:szCs w:val="20"/>
               </w:rPr>
             </w:pPr>
             <w:r>
               <w:rPr>
                 <w:color w:val="000000"/>
-                <w:szCs w:val="28"/>
+                <w:sz w:val="16"/>
+                <w:szCs w:val="20"/>
               </w:rPr>
               <w:t>CP-083</w:t>
             </w:r>
@@ -4616,19 +4768,21 @@
         </w:tc>
         <w:tc>
           <w:tcPr>
-            <w:tcW w:w="960" w:type="dxa"/>
+            <w:tcW w:w="993" w:type="dxa"/>
             <w:shd w:val="clear" w:color="auto" w:fill="F2F2F2"/>
           </w:tcPr>
           <w:p>
             <w:pPr>
               <w:rPr>
-                <w:szCs w:val="28"/>
+                <w:sz w:val="16"/>
+                <w:szCs w:val="20"/>
               </w:rPr>
             </w:pPr>
             <w:r>
               <w:rPr>
                 <w:color w:val="000000"/>
-                <w:szCs w:val="28"/>
+                <w:sz w:val="16"/>
+                <w:szCs w:val="20"/>
               </w:rPr>
               <w:t>Grupo 3</w:t>
             </w:r>
@@ -4636,19 +4790,21 @@
         </w:tc>
         <w:tc>
           <w:tcPr>
-            <w:tcW w:w="960" w:type="dxa"/>
+            <w:tcW w:w="992" w:type="dxa"/>
             <w:shd w:val="clear" w:color="auto" w:fill="F2F2F2"/>
           </w:tcPr>
           <w:p>
             <w:pPr>
               <w:rPr>
-                <w:szCs w:val="28"/>
+                <w:sz w:val="16"/>
+                <w:szCs w:val="20"/>
               </w:rPr>
             </w:pPr>
             <w:r>
               <w:rPr>
                 <w:color w:val="000000"/>
-                <w:szCs w:val="28"/>
+                <w:sz w:val="16"/>
+                <w:szCs w:val="20"/>
               </w:rPr>
               <w:t>Contabilidad</w:t>
             </w:r>
@@ -4656,21 +4812,21 @@
         </w:tc>
         <w:tc>
           <w:tcPr>
-            <w:tcW w:w="960" w:type="dxa"/>
+            <w:tcW w:w="1276" w:type="dxa"/>
             <w:shd w:val="clear" w:color="auto" w:fill="F2F2F2"/>
           </w:tcPr>
           <w:p>
             <w:pPr>
               <w:rPr>
-                <w:szCs w:val="28"/>
-                <w:lang w:val="es-EC"/>
+                <w:sz w:val="16"/>
+                <w:szCs w:val="20"/>
               </w:rPr>
             </w:pPr>
             <w:r>
               <w:rPr>
                 <w:color w:val="000000"/>
-                <w:szCs w:val="28"/>
-                <w:lang w:val="es-EC"/>
+                <w:sz w:val="16"/>
+                <w:szCs w:val="20"/>
               </w:rPr>
               <w:t>GET /cierres-contables sin token: ruta protegida</w:t>
             </w:r>
@@ -4678,19 +4834,21 @@
         </w:tc>
         <w:tc>
           <w:tcPr>
-            <w:tcW w:w="960" w:type="dxa"/>
+            <w:tcW w:w="984" w:type="dxa"/>
             <w:shd w:val="clear" w:color="auto" w:fill="F2F2F2"/>
           </w:tcPr>
           <w:p>
             <w:pPr>
               <w:rPr>
-                <w:szCs w:val="28"/>
+                <w:sz w:val="16"/>
+                <w:szCs w:val="20"/>
               </w:rPr>
             </w:pPr>
             <w:r>
               <w:rPr>
                 <w:color w:val="000000"/>
-                <w:szCs w:val="28"/>
+                <w:sz w:val="16"/>
+                <w:szCs w:val="20"/>
               </w:rPr>
               <w:t>Automatizada</w:t>
             </w:r>
@@ -4698,19 +4856,21 @@
         </w:tc>
         <w:tc>
           <w:tcPr>
-            <w:tcW w:w="960" w:type="dxa"/>
+            <w:tcW w:w="984" w:type="dxa"/>
             <w:shd w:val="clear" w:color="auto" w:fill="F2F2F2"/>
           </w:tcPr>
           <w:p>
             <w:pPr>
               <w:rPr>
-                <w:szCs w:val="28"/>
+                <w:sz w:val="16"/>
+                <w:szCs w:val="20"/>
               </w:rPr>
             </w:pPr>
             <w:r>
               <w:rPr>
                 <w:color w:val="000000"/>
-                <w:szCs w:val="28"/>
+                <w:sz w:val="16"/>
+                <w:szCs w:val="20"/>
               </w:rPr>
               <w:t>HTTP 401.</w:t>
             </w:r>
@@ -4718,19 +4878,21 @@
         </w:tc>
         <w:tc>
           <w:tcPr>
-            <w:tcW w:w="960" w:type="dxa"/>
+            <w:tcW w:w="984" w:type="dxa"/>
             <w:shd w:val="clear" w:color="auto" w:fill="F2F2F2"/>
           </w:tcPr>
           <w:p>
             <w:pPr>
               <w:rPr>
-                <w:szCs w:val="28"/>
+                <w:sz w:val="16"/>
+                <w:szCs w:val="20"/>
               </w:rPr>
             </w:pPr>
             <w:r>
               <w:rPr>
                 <w:color w:val="000000"/>
-                <w:szCs w:val="28"/>
+                <w:sz w:val="16"/>
+                <w:szCs w:val="20"/>
               </w:rPr>
               <w:t>HTTP 401.</w:t>
             </w:r>
@@ -4738,19 +4900,21 @@
         </w:tc>
         <w:tc>
           <w:tcPr>
-            <w:tcW w:w="960" w:type="dxa"/>
+            <w:tcW w:w="984" w:type="dxa"/>
             <w:shd w:val="clear" w:color="auto" w:fill="E2EFDA"/>
           </w:tcPr>
           <w:p>
             <w:pPr>
               <w:rPr>
-                <w:szCs w:val="28"/>
+                <w:sz w:val="16"/>
+                <w:szCs w:val="20"/>
               </w:rPr>
             </w:pPr>
             <w:r>
               <w:rPr>
                 <w:color w:val="000000"/>
-                <w:szCs w:val="28"/>
+                <w:sz w:val="16"/>
+                <w:szCs w:val="20"/>
               </w:rPr>
               <w:t>PASS</w:t>
             </w:r>
@@ -4758,19 +4922,21 @@
         </w:tc>
         <w:tc>
           <w:tcPr>
-            <w:tcW w:w="960" w:type="dxa"/>
+            <w:tcW w:w="984" w:type="dxa"/>
             <w:shd w:val="clear" w:color="auto" w:fill="F2F2F2"/>
           </w:tcPr>
           <w:p>
             <w:pPr>
               <w:rPr>
-                <w:szCs w:val="28"/>
+                <w:sz w:val="16"/>
+                <w:szCs w:val="20"/>
               </w:rPr>
             </w:pPr>
             <w:r>
               <w:rPr>
                 <w:color w:val="000000"/>
-                <w:szCs w:val="28"/>
+                <w:sz w:val="16"/>
+                <w:szCs w:val="20"/>
               </w:rPr>
               <w:t>planilla_contable.test.js – Test 15</w:t>
             </w:r>
@@ -4780,19 +4946,21 @@
       <w:tr>
         <w:tc>
           <w:tcPr>
-            <w:tcW w:w="960" w:type="dxa"/>
+            <w:tcW w:w="675" w:type="dxa"/>
             <w:shd w:val="clear" w:color="auto" w:fill="FFFFFF"/>
           </w:tcPr>
           <w:p>
             <w:pPr>
               <w:rPr>
-                <w:szCs w:val="28"/>
+                <w:sz w:val="16"/>
+                <w:szCs w:val="20"/>
               </w:rPr>
             </w:pPr>
             <w:r>
               <w:rPr>
                 <w:color w:val="000000"/>
-                <w:szCs w:val="28"/>
+                <w:sz w:val="16"/>
+                <w:szCs w:val="20"/>
               </w:rPr>
               <w:t>CP-084</w:t>
             </w:r>
@@ -4800,19 +4968,21 @@
         </w:tc>
         <w:tc>
           <w:tcPr>
-            <w:tcW w:w="960" w:type="dxa"/>
+            <w:tcW w:w="993" w:type="dxa"/>
             <w:shd w:val="clear" w:color="auto" w:fill="FFFFFF"/>
           </w:tcPr>
           <w:p>
             <w:pPr>
               <w:rPr>
-                <w:szCs w:val="28"/>
+                <w:sz w:val="16"/>
+                <w:szCs w:val="20"/>
               </w:rPr>
             </w:pPr>
             <w:r>
               <w:rPr>
                 <w:color w:val="000000"/>
-                <w:szCs w:val="28"/>
+                <w:sz w:val="16"/>
+                <w:szCs w:val="20"/>
               </w:rPr>
               <w:t>Grupo 3</w:t>
             </w:r>
@@ -4820,19 +4990,21 @@
         </w:tc>
         <w:tc>
           <w:tcPr>
-            <w:tcW w:w="960" w:type="dxa"/>
+            <w:tcW w:w="992" w:type="dxa"/>
             <w:shd w:val="clear" w:color="auto" w:fill="FFFFFF"/>
           </w:tcPr>
           <w:p>
             <w:pPr>
               <w:rPr>
-                <w:szCs w:val="28"/>
+                <w:sz w:val="16"/>
+                <w:szCs w:val="20"/>
               </w:rPr>
             </w:pPr>
             <w:r>
               <w:rPr>
                 <w:color w:val="000000"/>
-                <w:szCs w:val="28"/>
+                <w:sz w:val="16"/>
+                <w:szCs w:val="20"/>
               </w:rPr>
               <w:t>Contabilidad</w:t>
             </w:r>
@@ -4840,21 +5012,21 @@
         </w:tc>
         <w:tc>
           <w:tcPr>
-            <w:tcW w:w="960" w:type="dxa"/>
+            <w:tcW w:w="1276" w:type="dxa"/>
             <w:shd w:val="clear" w:color="auto" w:fill="FFFFFF"/>
           </w:tcPr>
           <w:p>
             <w:pPr>
               <w:rPr>
-                <w:szCs w:val="28"/>
-                <w:lang w:val="es-EC"/>
+                <w:sz w:val="16"/>
+                <w:szCs w:val="20"/>
               </w:rPr>
             </w:pPr>
             <w:r>
               <w:rPr>
                 <w:color w:val="000000"/>
-                <w:szCs w:val="28"/>
-                <w:lang w:val="es-EC"/>
+                <w:sz w:val="16"/>
+                <w:szCs w:val="20"/>
               </w:rPr>
               <w:t>GET /cierres-contables con Contador: pasa RBAC (lectura)</w:t>
             </w:r>
@@ -4862,19 +5034,21 @@
         </w:tc>
         <w:tc>
           <w:tcPr>
-            <w:tcW w:w="960" w:type="dxa"/>
+            <w:tcW w:w="984" w:type="dxa"/>
             <w:shd w:val="clear" w:color="auto" w:fill="FFFFFF"/>
           </w:tcPr>
           <w:p>
             <w:pPr>
               <w:rPr>
-                <w:szCs w:val="28"/>
+                <w:sz w:val="16"/>
+                <w:szCs w:val="20"/>
               </w:rPr>
             </w:pPr>
             <w:r>
               <w:rPr>
                 <w:color w:val="000000"/>
-                <w:szCs w:val="28"/>
+                <w:sz w:val="16"/>
+                <w:szCs w:val="20"/>
               </w:rPr>
               <w:t>Automatizada</w:t>
             </w:r>
@@ -4882,19 +5056,21 @@
         </w:tc>
         <w:tc>
           <w:tcPr>
-            <w:tcW w:w="960" w:type="dxa"/>
+            <w:tcW w:w="984" w:type="dxa"/>
             <w:shd w:val="clear" w:color="auto" w:fill="FFFFFF"/>
           </w:tcPr>
           <w:p>
             <w:pPr>
               <w:rPr>
-                <w:szCs w:val="28"/>
+                <w:sz w:val="16"/>
+                <w:szCs w:val="20"/>
               </w:rPr>
             </w:pPr>
             <w:r>
               <w:rPr>
                 <w:color w:val="000000"/>
-                <w:szCs w:val="28"/>
+                <w:sz w:val="16"/>
+                <w:szCs w:val="20"/>
               </w:rPr>
               <w:t>HTTP 200 o 500 (no 401 ni 403).</w:t>
             </w:r>
@@ -4902,19 +5078,21 @@
         </w:tc>
         <w:tc>
           <w:tcPr>
-            <w:tcW w:w="960" w:type="dxa"/>
+            <w:tcW w:w="984" w:type="dxa"/>
             <w:shd w:val="clear" w:color="auto" w:fill="FFFFFF"/>
           </w:tcPr>
           <w:p>
             <w:pPr>
               <w:rPr>
-                <w:szCs w:val="28"/>
+                <w:sz w:val="16"/>
+                <w:szCs w:val="20"/>
               </w:rPr>
             </w:pPr>
             <w:r>
               <w:rPr>
                 <w:color w:val="000000"/>
-                <w:szCs w:val="28"/>
+                <w:sz w:val="16"/>
+                <w:szCs w:val="20"/>
               </w:rPr>
               <w:t>HTTP 200 o 500 según disponibilidad.</w:t>
             </w:r>
@@ -4922,19 +5100,21 @@
         </w:tc>
         <w:tc>
           <w:tcPr>
-            <w:tcW w:w="960" w:type="dxa"/>
+            <w:tcW w:w="984" w:type="dxa"/>
             <w:shd w:val="clear" w:color="auto" w:fill="E2EFDA"/>
           </w:tcPr>
           <w:p>
             <w:pPr>
               <w:rPr>
-                <w:szCs w:val="28"/>
+                <w:sz w:val="16"/>
+                <w:szCs w:val="20"/>
               </w:rPr>
             </w:pPr>
             <w:r>
               <w:rPr>
                 <w:color w:val="000000"/>
-                <w:szCs w:val="28"/>
+                <w:sz w:val="16"/>
+                <w:szCs w:val="20"/>
               </w:rPr>
               <w:t>PASS</w:t>
             </w:r>
@@ -4942,19 +5122,21 @@
         </w:tc>
         <w:tc>
           <w:tcPr>
-            <w:tcW w:w="960" w:type="dxa"/>
+            <w:tcW w:w="984" w:type="dxa"/>
             <w:shd w:val="clear" w:color="auto" w:fill="FFFFFF"/>
           </w:tcPr>
           <w:p>
             <w:pPr>
               <w:rPr>
-                <w:szCs w:val="28"/>
+                <w:sz w:val="16"/>
+                <w:szCs w:val="20"/>
               </w:rPr>
             </w:pPr>
             <w:r>
               <w:rPr>
                 <w:color w:val="000000"/>
-                <w:szCs w:val="28"/>
+                <w:sz w:val="16"/>
+                <w:szCs w:val="20"/>
               </w:rPr>
               <w:t>planilla_contable.test.js – Test 16</w:t>
             </w:r>
@@ -4964,19 +5146,21 @@
       <w:tr>
         <w:tc>
           <w:tcPr>
-            <w:tcW w:w="960" w:type="dxa"/>
+            <w:tcW w:w="675" w:type="dxa"/>
             <w:shd w:val="clear" w:color="auto" w:fill="F2F2F2"/>
           </w:tcPr>
           <w:p>
             <w:pPr>
               <w:rPr>
-                <w:szCs w:val="28"/>
+                <w:sz w:val="16"/>
+                <w:szCs w:val="20"/>
               </w:rPr>
             </w:pPr>
             <w:r>
               <w:rPr>
                 <w:color w:val="000000"/>
-                <w:szCs w:val="28"/>
+                <w:sz w:val="16"/>
+                <w:szCs w:val="20"/>
               </w:rPr>
               <w:t>CP-085</w:t>
             </w:r>
@@ -4984,19 +5168,21 @@
         </w:tc>
         <w:tc>
           <w:tcPr>
-            <w:tcW w:w="960" w:type="dxa"/>
+            <w:tcW w:w="993" w:type="dxa"/>
             <w:shd w:val="clear" w:color="auto" w:fill="F2F2F2"/>
           </w:tcPr>
           <w:p>
             <w:pPr>
               <w:rPr>
-                <w:szCs w:val="28"/>
+                <w:sz w:val="16"/>
+                <w:szCs w:val="20"/>
               </w:rPr>
             </w:pPr>
             <w:r>
               <w:rPr>
                 <w:color w:val="000000"/>
-                <w:szCs w:val="28"/>
+                <w:sz w:val="16"/>
+                <w:szCs w:val="20"/>
               </w:rPr>
               <w:t>Grupo 4</w:t>
             </w:r>
@@ -5004,19 +5190,21 @@
         </w:tc>
         <w:tc>
           <w:tcPr>
-            <w:tcW w:w="960" w:type="dxa"/>
+            <w:tcW w:w="992" w:type="dxa"/>
             <w:shd w:val="clear" w:color="auto" w:fill="F2F2F2"/>
           </w:tcPr>
           <w:p>
             <w:pPr>
               <w:rPr>
-                <w:szCs w:val="28"/>
+                <w:sz w:val="16"/>
+                <w:szCs w:val="20"/>
               </w:rPr>
             </w:pPr>
             <w:r>
               <w:rPr>
                 <w:color w:val="000000"/>
-                <w:szCs w:val="28"/>
+                <w:sz w:val="16"/>
+                <w:szCs w:val="20"/>
               </w:rPr>
               <w:t>Contabilidad</w:t>
             </w:r>
@@ -5024,21 +5212,21 @@
         </w:tc>
         <w:tc>
           <w:tcPr>
-            <w:tcW w:w="960" w:type="dxa"/>
+            <w:tcW w:w="1276" w:type="dxa"/>
             <w:shd w:val="clear" w:color="auto" w:fill="F2F2F2"/>
           </w:tcPr>
           <w:p>
             <w:pPr>
               <w:rPr>
-                <w:szCs w:val="28"/>
-                <w:lang w:val="es-EC"/>
+                <w:sz w:val="16"/>
+                <w:szCs w:val="20"/>
               </w:rPr>
             </w:pPr>
             <w:r>
               <w:rPr>
                 <w:color w:val="000000"/>
-                <w:szCs w:val="28"/>
-                <w:lang w:val="es-EC"/>
+                <w:sz w:val="16"/>
+                <w:szCs w:val="20"/>
               </w:rPr>
               <w:t>POST /gastos sin token: ruta protegida</w:t>
             </w:r>
@@ -5046,19 +5234,21 @@
         </w:tc>
         <w:tc>
           <w:tcPr>
-            <w:tcW w:w="960" w:type="dxa"/>
+            <w:tcW w:w="984" w:type="dxa"/>
             <w:shd w:val="clear" w:color="auto" w:fill="F2F2F2"/>
           </w:tcPr>
           <w:p>
             <w:pPr>
               <w:rPr>
-                <w:szCs w:val="28"/>
+                <w:sz w:val="16"/>
+                <w:szCs w:val="20"/>
               </w:rPr>
             </w:pPr>
             <w:r>
               <w:rPr>
                 <w:color w:val="000000"/>
-                <w:szCs w:val="28"/>
+                <w:sz w:val="16"/>
+                <w:szCs w:val="20"/>
               </w:rPr>
               <w:t>Automatizada</w:t>
             </w:r>
@@ -5066,19 +5256,21 @@
         </w:tc>
         <w:tc>
           <w:tcPr>
-            <w:tcW w:w="960" w:type="dxa"/>
+            <w:tcW w:w="984" w:type="dxa"/>
             <w:shd w:val="clear" w:color="auto" w:fill="F2F2F2"/>
           </w:tcPr>
           <w:p>
             <w:pPr>
               <w:rPr>
-                <w:szCs w:val="28"/>
+                <w:sz w:val="16"/>
+                <w:szCs w:val="20"/>
               </w:rPr>
             </w:pPr>
             <w:r>
               <w:rPr>
                 <w:color w:val="000000"/>
-                <w:szCs w:val="28"/>
+                <w:sz w:val="16"/>
+                <w:szCs w:val="20"/>
               </w:rPr>
               <w:t>HTTP 401.</w:t>
             </w:r>
@@ -5086,19 +5278,21 @@
         </w:tc>
         <w:tc>
           <w:tcPr>
-            <w:tcW w:w="960" w:type="dxa"/>
+            <w:tcW w:w="984" w:type="dxa"/>
             <w:shd w:val="clear" w:color="auto" w:fill="F2F2F2"/>
           </w:tcPr>
           <w:p>
             <w:pPr>
               <w:rPr>
-                <w:szCs w:val="28"/>
+                <w:sz w:val="16"/>
+                <w:szCs w:val="20"/>
               </w:rPr>
             </w:pPr>
             <w:r>
               <w:rPr>
                 <w:color w:val="000000"/>
-                <w:szCs w:val="28"/>
+                <w:sz w:val="16"/>
+                <w:szCs w:val="20"/>
               </w:rPr>
               <w:t>HTTP 401.</w:t>
             </w:r>
@@ -5106,19 +5300,21 @@
         </w:tc>
         <w:tc>
           <w:tcPr>
-            <w:tcW w:w="960" w:type="dxa"/>
+            <w:tcW w:w="984" w:type="dxa"/>
             <w:shd w:val="clear" w:color="auto" w:fill="E2EFDA"/>
           </w:tcPr>
           <w:p>
             <w:pPr>
               <w:rPr>
-                <w:szCs w:val="28"/>
+                <w:sz w:val="16"/>
+                <w:szCs w:val="20"/>
               </w:rPr>
             </w:pPr>
             <w:r>
               <w:rPr>
                 <w:color w:val="000000"/>
-                <w:szCs w:val="28"/>
+                <w:sz w:val="16"/>
+                <w:szCs w:val="20"/>
               </w:rPr>
               <w:t>PASS</w:t>
             </w:r>
@@ -5126,19 +5322,21 @@
         </w:tc>
         <w:tc>
           <w:tcPr>
-            <w:tcW w:w="960" w:type="dxa"/>
+            <w:tcW w:w="984" w:type="dxa"/>
             <w:shd w:val="clear" w:color="auto" w:fill="F2F2F2"/>
           </w:tcPr>
           <w:p>
             <w:pPr>
               <w:rPr>
-                <w:szCs w:val="28"/>
+                <w:sz w:val="16"/>
+                <w:szCs w:val="20"/>
               </w:rPr>
             </w:pPr>
             <w:r>
               <w:rPr>
                 <w:color w:val="000000"/>
-                <w:szCs w:val="28"/>
+                <w:sz w:val="16"/>
+                <w:szCs w:val="20"/>
               </w:rPr>
               <w:t>planilla_contable.test.js – Test 17</w:t>
             </w:r>
@@ -5148,19 +5346,21 @@
       <w:tr>
         <w:tc>
           <w:tcPr>
-            <w:tcW w:w="960" w:type="dxa"/>
+            <w:tcW w:w="675" w:type="dxa"/>
             <w:shd w:val="clear" w:color="auto" w:fill="FFFFFF"/>
           </w:tcPr>
           <w:p>
             <w:pPr>
               <w:rPr>
-                <w:szCs w:val="28"/>
+                <w:sz w:val="16"/>
+                <w:szCs w:val="20"/>
               </w:rPr>
             </w:pPr>
             <w:r>
               <w:rPr>
                 <w:color w:val="000000"/>
-                <w:szCs w:val="28"/>
+                <w:sz w:val="16"/>
+                <w:szCs w:val="20"/>
               </w:rPr>
               <w:t>CP-086</w:t>
             </w:r>
@@ -5168,19 +5368,21 @@
         </w:tc>
         <w:tc>
           <w:tcPr>
-            <w:tcW w:w="960" w:type="dxa"/>
+            <w:tcW w:w="993" w:type="dxa"/>
             <w:shd w:val="clear" w:color="auto" w:fill="FFFFFF"/>
           </w:tcPr>
           <w:p>
             <w:pPr>
               <w:rPr>
-                <w:szCs w:val="28"/>
+                <w:sz w:val="16"/>
+                <w:szCs w:val="20"/>
               </w:rPr>
             </w:pPr>
             <w:r>
               <w:rPr>
                 <w:color w:val="000000"/>
-                <w:szCs w:val="28"/>
+                <w:sz w:val="16"/>
+                <w:szCs w:val="20"/>
               </w:rPr>
               <w:t>Grupo 4</w:t>
             </w:r>
@@ -5188,19 +5390,21 @@
         </w:tc>
         <w:tc>
           <w:tcPr>
-            <w:tcW w:w="960" w:type="dxa"/>
+            <w:tcW w:w="992" w:type="dxa"/>
             <w:shd w:val="clear" w:color="auto" w:fill="FFFFFF"/>
           </w:tcPr>
           <w:p>
             <w:pPr>
               <w:rPr>
-                <w:szCs w:val="28"/>
+                <w:sz w:val="16"/>
+                <w:szCs w:val="20"/>
               </w:rPr>
             </w:pPr>
             <w:r>
               <w:rPr>
                 <w:color w:val="000000"/>
-                <w:szCs w:val="28"/>
+                <w:sz w:val="16"/>
+                <w:szCs w:val="20"/>
               </w:rPr>
               <w:t>Contabilidad</w:t>
             </w:r>
@@ -5208,21 +5412,21 @@
         </w:tc>
         <w:tc>
           <w:tcPr>
-            <w:tcW w:w="960" w:type="dxa"/>
+            <w:tcW w:w="1276" w:type="dxa"/>
             <w:shd w:val="clear" w:color="auto" w:fill="FFFFFF"/>
           </w:tcPr>
           <w:p>
             <w:pPr>
               <w:rPr>
-                <w:szCs w:val="28"/>
-                <w:lang w:val="es-EC"/>
+                <w:sz w:val="16"/>
+                <w:szCs w:val="20"/>
               </w:rPr>
             </w:pPr>
             <w:r>
               <w:rPr>
                 <w:color w:val="000000"/>
-                <w:szCs w:val="28"/>
-                <w:lang w:val="es-EC"/>
+                <w:sz w:val="16"/>
+                <w:szCs w:val="20"/>
               </w:rPr>
               <w:t>POST /gastos con Admin: pasa RBAC y registra gasto</w:t>
             </w:r>
@@ -5230,19 +5434,21 @@
         </w:tc>
         <w:tc>
           <w:tcPr>
-            <w:tcW w:w="960" w:type="dxa"/>
+            <w:tcW w:w="984" w:type="dxa"/>
             <w:shd w:val="clear" w:color="auto" w:fill="FFFFFF"/>
           </w:tcPr>
           <w:p>
             <w:pPr>
               <w:rPr>
-                <w:szCs w:val="28"/>
+                <w:sz w:val="16"/>
+                <w:szCs w:val="20"/>
               </w:rPr>
             </w:pPr>
             <w:r>
               <w:rPr>
                 <w:color w:val="000000"/>
-                <w:szCs w:val="28"/>
+                <w:sz w:val="16"/>
+                <w:szCs w:val="20"/>
               </w:rPr>
               <w:t>Automatizada</w:t>
             </w:r>
@@ -5250,19 +5456,21 @@
         </w:tc>
         <w:tc>
           <w:tcPr>
-            <w:tcW w:w="960" w:type="dxa"/>
+            <w:tcW w:w="984" w:type="dxa"/>
             <w:shd w:val="clear" w:color="auto" w:fill="FFFFFF"/>
           </w:tcPr>
           <w:p>
             <w:pPr>
               <w:rPr>
-                <w:szCs w:val="28"/>
+                <w:sz w:val="16"/>
+                <w:szCs w:val="20"/>
               </w:rPr>
             </w:pPr>
             <w:r>
               <w:rPr>
                 <w:color w:val="000000"/>
-                <w:szCs w:val="28"/>
+                <w:sz w:val="16"/>
+                <w:szCs w:val="20"/>
               </w:rPr>
               <w:t>HTTP 200/201/400/500 (no 401 ni 403).</w:t>
             </w:r>
@@ -5270,19 +5478,21 @@
         </w:tc>
         <w:tc>
           <w:tcPr>
-            <w:tcW w:w="960" w:type="dxa"/>
+            <w:tcW w:w="984" w:type="dxa"/>
             <w:shd w:val="clear" w:color="auto" w:fill="FFFFFF"/>
           </w:tcPr>
           <w:p>
             <w:pPr>
               <w:rPr>
-                <w:szCs w:val="28"/>
+                <w:sz w:val="16"/>
+                <w:szCs w:val="20"/>
               </w:rPr>
             </w:pPr>
             <w:r>
               <w:rPr>
                 <w:color w:val="000000"/>
-                <w:szCs w:val="28"/>
+                <w:sz w:val="16"/>
+                <w:szCs w:val="20"/>
               </w:rPr>
               <w:t>HTTP 201 o 400/500 según disponibilidad.</w:t>
             </w:r>
@@ -5290,19 +5500,21 @@
         </w:tc>
         <w:tc>
           <w:tcPr>
-            <w:tcW w:w="960" w:type="dxa"/>
+            <w:tcW w:w="984" w:type="dxa"/>
             <w:shd w:val="clear" w:color="auto" w:fill="E2EFDA"/>
           </w:tcPr>
           <w:p>
             <w:pPr>
               <w:rPr>
-                <w:szCs w:val="28"/>
+                <w:sz w:val="16"/>
+                <w:szCs w:val="20"/>
               </w:rPr>
             </w:pPr>
             <w:r>
               <w:rPr>
                 <w:color w:val="000000"/>
-                <w:szCs w:val="28"/>
+                <w:sz w:val="16"/>
+                <w:szCs w:val="20"/>
               </w:rPr>
               <w:t>PASS</w:t>
             </w:r>
@@ -5310,19 +5522,21 @@
         </w:tc>
         <w:tc>
           <w:tcPr>
-            <w:tcW w:w="960" w:type="dxa"/>
+            <w:tcW w:w="984" w:type="dxa"/>
             <w:shd w:val="clear" w:color="auto" w:fill="FFFFFF"/>
           </w:tcPr>
           <w:p>
             <w:pPr>
               <w:rPr>
-                <w:szCs w:val="28"/>
+                <w:sz w:val="16"/>
+                <w:szCs w:val="20"/>
               </w:rPr>
             </w:pPr>
             <w:r>
               <w:rPr>
                 <w:color w:val="000000"/>
-                <w:szCs w:val="28"/>
+                <w:sz w:val="16"/>
+                <w:szCs w:val="20"/>
               </w:rPr>
               <w:t>planilla_contable.test.js – Test 18</w:t>
             </w:r>
@@ -5345,16 +5559,16 @@
         <w:tblLook w:val="04A0" w:firstRow="1" w:lastRow="0" w:firstColumn="1" w:lastColumn="0" w:noHBand="0" w:noVBand="1"/>
       </w:tblPr>
       <w:tblGrid>
-        <w:gridCol w:w="1728"/>
-        <w:gridCol w:w="1728"/>
-        <w:gridCol w:w="1728"/>
-        <w:gridCol w:w="1728"/>
-        <w:gridCol w:w="1728"/>
+        <w:gridCol w:w="1384"/>
+        <w:gridCol w:w="1843"/>
+        <w:gridCol w:w="1701"/>
+        <w:gridCol w:w="1276"/>
+        <w:gridCol w:w="2436"/>
       </w:tblGrid>
       <w:tr>
         <w:tc>
           <w:tcPr>
-            <w:tcW w:w="1728" w:type="dxa"/>
+            <w:tcW w:w="1384" w:type="dxa"/>
             <w:shd w:val="clear" w:color="auto" w:fill="1F3864"/>
           </w:tcPr>
           <w:p>
@@ -5375,7 +5589,7 @@
         </w:tc>
         <w:tc>
           <w:tcPr>
-            <w:tcW w:w="1728" w:type="dxa"/>
+            <w:tcW w:w="1843" w:type="dxa"/>
             <w:shd w:val="clear" w:color="auto" w:fill="1F3864"/>
           </w:tcPr>
           <w:p>
@@ -5396,7 +5610,7 @@
         </w:tc>
         <w:tc>
           <w:tcPr>
-            <w:tcW w:w="1728" w:type="dxa"/>
+            <w:tcW w:w="1701" w:type="dxa"/>
             <w:shd w:val="clear" w:color="auto" w:fill="1F3864"/>
           </w:tcPr>
           <w:p>
@@ -5417,7 +5631,7 @@
         </w:tc>
         <w:tc>
           <w:tcPr>
-            <w:tcW w:w="1728" w:type="dxa"/>
+            <w:tcW w:w="1276" w:type="dxa"/>
             <w:shd w:val="clear" w:color="auto" w:fill="1F3864"/>
           </w:tcPr>
           <w:p>
@@ -5438,7 +5652,7 @@
         </w:tc>
         <w:tc>
           <w:tcPr>
-            <w:tcW w:w="1728" w:type="dxa"/>
+            <w:tcW w:w="2436" w:type="dxa"/>
             <w:shd w:val="clear" w:color="auto" w:fill="1F3864"/>
           </w:tcPr>
           <w:p>
@@ -5461,7 +5675,7 @@
       <w:tr>
         <w:tc>
           <w:tcPr>
-            <w:tcW w:w="1728" w:type="dxa"/>
+            <w:tcW w:w="1384" w:type="dxa"/>
             <w:shd w:val="clear" w:color="auto" w:fill="E2EFDA"/>
           </w:tcPr>
           <w:p>
@@ -5481,7 +5695,7 @@
         </w:tc>
         <w:tc>
           <w:tcPr>
-            <w:tcW w:w="1728" w:type="dxa"/>
+            <w:tcW w:w="1843" w:type="dxa"/>
             <w:shd w:val="clear" w:color="auto" w:fill="E2EFDA"/>
           </w:tcPr>
           <w:p>
@@ -5501,20 +5715,18 @@
         </w:tc>
         <w:tc>
           <w:tcPr>
-            <w:tcW w:w="1728" w:type="dxa"/>
+            <w:tcW w:w="1701" w:type="dxa"/>
             <w:shd w:val="clear" w:color="auto" w:fill="E2EFDA"/>
           </w:tcPr>
           <w:p>
             <w:pPr>
               <w:rPr>
                 <w:szCs w:val="28"/>
-                <w:lang w:val="es-EC"/>
-              </w:rPr>
-            </w:pPr>
-            <w:r>
-              <w:rPr>
-                <w:szCs w:val="28"/>
-                <w:lang w:val="es-EC"/>
+              </w:rPr>
+            </w:pPr>
+            <w:r>
+              <w:rPr>
+                <w:szCs w:val="28"/>
               </w:rPr>
               <w:t>Sin defectos registrados en este sprint.</w:t>
             </w:r>
@@ -5522,7 +5734,7 @@
         </w:tc>
         <w:tc>
           <w:tcPr>
-            <w:tcW w:w="1728" w:type="dxa"/>
+            <w:tcW w:w="1276" w:type="dxa"/>
             <w:shd w:val="clear" w:color="auto" w:fill="E2EFDA"/>
           </w:tcPr>
           <w:p>
@@ -5542,7 +5754,7 @@
         </w:tc>
         <w:tc>
           <w:tcPr>
-            <w:tcW w:w="1728" w:type="dxa"/>
+            <w:tcW w:w="2436" w:type="dxa"/>
             <w:shd w:val="clear" w:color="auto" w:fill="E2EFDA"/>
           </w:tcPr>
           <w:p>
@@ -5567,7 +5779,6 @@
         <w:pStyle w:val="Ttulo1"/>
       </w:pPr>
       <w:r>
-        <w:lastRenderedPageBreak/>
         <w:t>7. Resultado de pruebas automatizadas</w:t>
       </w:r>
     </w:p>
@@ -5578,13 +5789,13 @@
         <w:tblLook w:val="04A0" w:firstRow="1" w:lastRow="0" w:firstColumn="1" w:lastColumn="0" w:noHBand="0" w:noVBand="1"/>
       </w:tblPr>
       <w:tblGrid>
-        <w:gridCol w:w="4320"/>
-        <w:gridCol w:w="4320"/>
+        <w:gridCol w:w="2802"/>
+        <w:gridCol w:w="5838"/>
       </w:tblGrid>
       <w:tr>
         <w:tc>
           <w:tcPr>
-            <w:tcW w:w="4320" w:type="dxa"/>
+            <w:tcW w:w="2802" w:type="dxa"/>
             <w:shd w:val="clear" w:color="auto" w:fill="D9E1F2"/>
           </w:tcPr>
           <w:p>
@@ -5604,7 +5815,7 @@
         </w:tc>
         <w:tc>
           <w:tcPr>
-            <w:tcW w:w="4320" w:type="dxa"/>
+            <w:tcW w:w="5838" w:type="dxa"/>
             <w:shd w:val="clear" w:color="auto" w:fill="FFFFFF"/>
           </w:tcPr>
           <w:p>
@@ -5625,7 +5836,7 @@
       <w:tr>
         <w:tc>
           <w:tcPr>
-            <w:tcW w:w="4320" w:type="dxa"/>
+            <w:tcW w:w="2802" w:type="dxa"/>
             <w:shd w:val="clear" w:color="auto" w:fill="FFFFFF"/>
           </w:tcPr>
           <w:p>
@@ -5645,7 +5856,7 @@
         </w:tc>
         <w:tc>
           <w:tcPr>
-            <w:tcW w:w="4320" w:type="dxa"/>
+            <w:tcW w:w="5838" w:type="dxa"/>
             <w:shd w:val="clear" w:color="auto" w:fill="FFFFFF"/>
           </w:tcPr>
           <w:p>
@@ -5658,15 +5869,23 @@
               <w:rPr>
                 <w:szCs w:val="28"/>
               </w:rPr>
-              <w:t>npm test -- --testPathPattern planilla_contable</w:t>
-            </w:r>
+              <w:t xml:space="preserve">npm test -- --testPathPattern </w:t>
+            </w:r>
+            <w:proofErr w:type="spellStart"/>
+            <w:r>
+              <w:rPr>
+                <w:szCs w:val="28"/>
+              </w:rPr>
+              <w:t>planilla_contable</w:t>
+            </w:r>
+            <w:proofErr w:type="spellEnd"/>
           </w:p>
         </w:tc>
       </w:tr>
       <w:tr>
         <w:tc>
           <w:tcPr>
-            <w:tcW w:w="4320" w:type="dxa"/>
+            <w:tcW w:w="2802" w:type="dxa"/>
             <w:shd w:val="clear" w:color="auto" w:fill="D9E1F2"/>
           </w:tcPr>
           <w:p>
@@ -5686,7 +5905,7 @@
         </w:tc>
         <w:tc>
           <w:tcPr>
-            <w:tcW w:w="4320" w:type="dxa"/>
+            <w:tcW w:w="5838" w:type="dxa"/>
             <w:shd w:val="clear" w:color="auto" w:fill="FFFFFF"/>
           </w:tcPr>
           <w:p>
@@ -5707,7 +5926,7 @@
       <w:tr>
         <w:tc>
           <w:tcPr>
-            <w:tcW w:w="4320" w:type="dxa"/>
+            <w:tcW w:w="2802" w:type="dxa"/>
             <w:shd w:val="clear" w:color="auto" w:fill="FFFFFF"/>
           </w:tcPr>
           <w:p>
@@ -5727,7 +5946,7 @@
         </w:tc>
         <w:tc>
           <w:tcPr>
-            <w:tcW w:w="4320" w:type="dxa"/>
+            <w:tcW w:w="5838" w:type="dxa"/>
             <w:shd w:val="clear" w:color="auto" w:fill="E2EFDA"/>
           </w:tcPr>
           <w:p>
@@ -5748,7 +5967,7 @@
       <w:tr>
         <w:tc>
           <w:tcPr>
-            <w:tcW w:w="4320" w:type="dxa"/>
+            <w:tcW w:w="2802" w:type="dxa"/>
             <w:shd w:val="clear" w:color="auto" w:fill="D9E1F2"/>
           </w:tcPr>
           <w:p>
@@ -5768,7 +5987,7 @@
         </w:tc>
         <w:tc>
           <w:tcPr>
-            <w:tcW w:w="4320" w:type="dxa"/>
+            <w:tcW w:w="5838" w:type="dxa"/>
             <w:shd w:val="clear" w:color="auto" w:fill="E2EFDA"/>
           </w:tcPr>
           <w:p>
@@ -5789,7 +6008,7 @@
       <w:tr>
         <w:tc>
           <w:tcPr>
-            <w:tcW w:w="4320" w:type="dxa"/>
+            <w:tcW w:w="2802" w:type="dxa"/>
             <w:shd w:val="clear" w:color="auto" w:fill="FFFFFF"/>
           </w:tcPr>
           <w:p>
@@ -5809,20 +6028,18 @@
         </w:tc>
         <w:tc>
           <w:tcPr>
-            <w:tcW w:w="4320" w:type="dxa"/>
+            <w:tcW w:w="5838" w:type="dxa"/>
             <w:shd w:val="clear" w:color="auto" w:fill="FFFFFF"/>
           </w:tcPr>
           <w:p>
             <w:pPr>
               <w:rPr>
                 <w:szCs w:val="28"/>
-                <w:lang w:val="es-EC"/>
-              </w:rPr>
-            </w:pPr>
-            <w:r>
-              <w:rPr>
-                <w:szCs w:val="28"/>
-                <w:lang w:val="es-EC"/>
+              </w:rPr>
+            </w:pPr>
+            <w:r>
+              <w:rPr>
+                <w:szCs w:val="28"/>
               </w:rPr>
               <w:t>Grupo 1 (Planilla RBAC): 6 pruebas / Grupo 2 (Planilla PDF): 4 pruebas / Grupo 3 (Cierre Contable RBAC): 6 pruebas / Grupo 4 (Gastos): 2 pruebas</w:t>
             </w:r>
@@ -5832,7 +6049,7 @@
       <w:tr>
         <w:tc>
           <w:tcPr>
-            <w:tcW w:w="4320" w:type="dxa"/>
+            <w:tcW w:w="2802" w:type="dxa"/>
             <w:shd w:val="clear" w:color="auto" w:fill="D9E1F2"/>
           </w:tcPr>
           <w:p>
@@ -5852,7 +6069,7 @@
         </w:tc>
         <w:tc>
           <w:tcPr>
-            <w:tcW w:w="4320" w:type="dxa"/>
+            <w:tcW w:w="5838" w:type="dxa"/>
             <w:shd w:val="clear" w:color="auto" w:fill="FFFFFF"/>
           </w:tcPr>
           <w:p>
@@ -5865,7 +6082,21 @@
               <w:rPr>
                 <w:szCs w:val="28"/>
               </w:rPr>
-              <w:t>Test Suites: 1 passed, 1 total|Tests: 18 passed, 18 total</w:t>
+              <w:t xml:space="preserve">Test Suites: 1 passed, 1 </w:t>
+            </w:r>
+            <w:proofErr w:type="spellStart"/>
+            <w:r>
+              <w:rPr>
+                <w:szCs w:val="28"/>
+              </w:rPr>
+              <w:t>total|Tests</w:t>
+            </w:r>
+            <w:proofErr w:type="spellEnd"/>
+            <w:r>
+              <w:rPr>
+                <w:szCs w:val="28"/>
+              </w:rPr>
+              <w:t>: 18 passed, 18 total</w:t>
             </w:r>
           </w:p>
         </w:tc>
@@ -5886,13 +6117,13 @@
         <w:tblLook w:val="04A0" w:firstRow="1" w:lastRow="0" w:firstColumn="1" w:lastColumn="0" w:noHBand="0" w:noVBand="1"/>
       </w:tblPr>
       <w:tblGrid>
-        <w:gridCol w:w="4320"/>
-        <w:gridCol w:w="4320"/>
+        <w:gridCol w:w="3936"/>
+        <w:gridCol w:w="4704"/>
       </w:tblGrid>
       <w:tr>
         <w:tc>
           <w:tcPr>
-            <w:tcW w:w="4320" w:type="dxa"/>
+            <w:tcW w:w="3936" w:type="dxa"/>
             <w:shd w:val="clear" w:color="auto" w:fill="D9E1F2"/>
           </w:tcPr>
           <w:p>
@@ -5912,19 +6143,17 @@
         </w:tc>
         <w:tc>
           <w:tcPr>
-            <w:tcW w:w="4320" w:type="dxa"/>
-          </w:tcPr>
-          <w:p>
-            <w:pPr>
-              <w:rPr>
-                <w:szCs w:val="28"/>
-                <w:lang w:val="es-EC"/>
-              </w:rPr>
-            </w:pPr>
-            <w:r>
-              <w:rPr>
-                <w:szCs w:val="28"/>
-                <w:lang w:val="es-EC"/>
+            <w:tcW w:w="4704" w:type="dxa"/>
+          </w:tcPr>
+          <w:p>
+            <w:pPr>
+              <w:rPr>
+                <w:szCs w:val="28"/>
+              </w:rPr>
+            </w:pPr>
+            <w:r>
+              <w:rPr>
+                <w:szCs w:val="28"/>
               </w:rPr>
               <w:t>El Sprint 05 alcanzó el nivel de calidad máximo: 18/18 pruebas automatizadas en estado PASS (100%). El módulo de Planilla Mensual con PDF y el Cierre Contable Mensual fueron validados satisfactoriamente.</w:t>
             </w:r>
@@ -5934,7 +6163,7 @@
       <w:tr>
         <w:tc>
           <w:tcPr>
-            <w:tcW w:w="4320" w:type="dxa"/>
+            <w:tcW w:w="3936" w:type="dxa"/>
             <w:shd w:val="clear" w:color="auto" w:fill="D9E1F2"/>
           </w:tcPr>
           <w:p>
@@ -5948,25 +6177,24 @@
                 <w:b/>
                 <w:szCs w:val="28"/>
               </w:rPr>
+              <w:lastRenderedPageBreak/>
               <w:t>Módulos con cobertura insuficiente</w:t>
             </w:r>
           </w:p>
         </w:tc>
         <w:tc>
           <w:tcPr>
-            <w:tcW w:w="4320" w:type="dxa"/>
-          </w:tcPr>
-          <w:p>
-            <w:pPr>
-              <w:rPr>
-                <w:szCs w:val="28"/>
-                <w:lang w:val="es-EC"/>
-              </w:rPr>
-            </w:pPr>
-            <w:r>
-              <w:rPr>
-                <w:szCs w:val="28"/>
-                <w:lang w:val="es-EC"/>
+            <w:tcW w:w="4704" w:type="dxa"/>
+          </w:tcPr>
+          <w:p>
+            <w:pPr>
+              <w:rPr>
+                <w:szCs w:val="28"/>
+              </w:rPr>
+            </w:pPr>
+            <w:r>
+              <w:rPr>
+                <w:szCs w:val="28"/>
               </w:rPr>
               <w:t>Ninguno dentro del alcance del Sprint 05. Todos los flujos críticos RBAC y de negocio fueron cubiertos.</w:t>
             </w:r>
@@ -5976,21 +6204,19 @@
       <w:tr>
         <w:tc>
           <w:tcPr>
-            <w:tcW w:w="4320" w:type="dxa"/>
+            <w:tcW w:w="3936" w:type="dxa"/>
             <w:shd w:val="clear" w:color="auto" w:fill="D9E1F2"/>
           </w:tcPr>
           <w:p>
             <w:pPr>
               <w:rPr>
                 <w:szCs w:val="28"/>
-                <w:lang w:val="es-EC"/>
               </w:rPr>
             </w:pPr>
             <w:r>
               <w:rPr>
                 <w:b/>
                 <w:szCs w:val="28"/>
-                <w:lang w:val="es-EC"/>
               </w:rPr>
               <w:t>Acciones de mejora para el siguiente sprint</w:t>
             </w:r>
@@ -5998,26 +6224,23 @@
         </w:tc>
         <w:tc>
           <w:tcPr>
-            <w:tcW w:w="4320" w:type="dxa"/>
-          </w:tcPr>
-          <w:p>
-            <w:pPr>
-              <w:rPr>
-                <w:szCs w:val="28"/>
-                <w:lang w:val="es-EC"/>
-              </w:rPr>
-            </w:pPr>
-            <w:r>
-              <w:rPr>
-                <w:szCs w:val="28"/>
-                <w:lang w:val="es-EC"/>
+            <w:tcW w:w="4704" w:type="dxa"/>
+          </w:tcPr>
+          <w:p>
+            <w:pPr>
+              <w:rPr>
+                <w:szCs w:val="28"/>
+              </w:rPr>
+            </w:pPr>
+            <w:r>
+              <w:rPr>
+                <w:szCs w:val="28"/>
               </w:rPr>
               <w:t>1. Implementar pruebas de integración con datos reales en BD para planilla y cierre contable.</w:t>
             </w:r>
             <w:r>
               <w:rPr>
                 <w:szCs w:val="28"/>
-                <w:lang w:val="es-EC"/>
               </w:rPr>
               <w:br/>
               <w:t>2. Agregar validación de campos vacíos en POST /planillas con datos de avances.</w:t>
@@ -6028,21 +6251,19 @@
       <w:tr>
         <w:tc>
           <w:tcPr>
-            <w:tcW w:w="4320" w:type="dxa"/>
+            <w:tcW w:w="3936" w:type="dxa"/>
             <w:shd w:val="clear" w:color="auto" w:fill="D9E1F2"/>
           </w:tcPr>
           <w:p>
             <w:pPr>
               <w:rPr>
                 <w:szCs w:val="28"/>
-                <w:lang w:val="es-EC"/>
               </w:rPr>
             </w:pPr>
             <w:r>
               <w:rPr>
                 <w:b/>
                 <w:szCs w:val="28"/>
-                <w:lang w:val="es-EC"/>
               </w:rPr>
               <w:t>Criterio de calidad mínimo para Sprint 06</w:t>
             </w:r>
@@ -6050,19 +6271,17 @@
         </w:tc>
         <w:tc>
           <w:tcPr>
-            <w:tcW w:w="4320" w:type="dxa"/>
-          </w:tcPr>
-          <w:p>
-            <w:pPr>
-              <w:rPr>
-                <w:szCs w:val="28"/>
-                <w:lang w:val="es-EC"/>
-              </w:rPr>
-            </w:pPr>
-            <w:r>
-              <w:rPr>
-                <w:szCs w:val="28"/>
-                <w:lang w:val="es-EC"/>
+            <w:tcW w:w="4704" w:type="dxa"/>
+          </w:tcPr>
+          <w:p>
+            <w:pPr>
+              <w:rPr>
+                <w:szCs w:val="28"/>
+              </w:rPr>
+            </w:pPr>
+            <w:r>
+              <w:rPr>
+                <w:szCs w:val="28"/>
               </w:rPr>
               <w:t>Cobertura de pruebas automatizadas &gt;= 80% por módulo trabajado y 100% PASS en suite de regresión acumulada (86 tests CP-001 a CP-086).</w:t>
             </w:r>
@@ -6085,14 +6304,14 @@
         <w:tblLook w:val="04A0" w:firstRow="1" w:lastRow="0" w:firstColumn="1" w:lastColumn="0" w:noHBand="0" w:noVBand="1"/>
       </w:tblPr>
       <w:tblGrid>
-        <w:gridCol w:w="2880"/>
-        <w:gridCol w:w="2880"/>
-        <w:gridCol w:w="2880"/>
+        <w:gridCol w:w="1242"/>
+        <w:gridCol w:w="3686"/>
+        <w:gridCol w:w="3712"/>
       </w:tblGrid>
       <w:tr>
         <w:tc>
           <w:tcPr>
-            <w:tcW w:w="2880" w:type="dxa"/>
+            <w:tcW w:w="1242" w:type="dxa"/>
             <w:shd w:val="clear" w:color="auto" w:fill="1F3864"/>
           </w:tcPr>
           <w:p>
@@ -6112,7 +6331,7 @@
         </w:tc>
         <w:tc>
           <w:tcPr>
-            <w:tcW w:w="2880" w:type="dxa"/>
+            <w:tcW w:w="3686" w:type="dxa"/>
             <w:shd w:val="clear" w:color="auto" w:fill="1F3864"/>
           </w:tcPr>
           <w:p>
@@ -6132,7 +6351,7 @@
         </w:tc>
         <w:tc>
           <w:tcPr>
-            <w:tcW w:w="2880" w:type="dxa"/>
+            <w:tcW w:w="3712" w:type="dxa"/>
             <w:shd w:val="clear" w:color="auto" w:fill="1F3864"/>
           </w:tcPr>
           <w:p>
@@ -6154,7 +6373,7 @@
       <w:tr>
         <w:tc>
           <w:tcPr>
-            <w:tcW w:w="2880" w:type="dxa"/>
+            <w:tcW w:w="1242" w:type="dxa"/>
             <w:shd w:val="clear" w:color="auto" w:fill="D9E1F2"/>
           </w:tcPr>
           <w:p>
@@ -6174,7 +6393,7 @@
         </w:tc>
         <w:tc>
           <w:tcPr>
-            <w:tcW w:w="2880" w:type="dxa"/>
+            <w:tcW w:w="3686" w:type="dxa"/>
             <w:shd w:val="clear" w:color="auto" w:fill="D9E1F2"/>
           </w:tcPr>
           <w:p>
@@ -6193,7 +6412,7 @@
         </w:tc>
         <w:tc>
           <w:tcPr>
-            <w:tcW w:w="2880" w:type="dxa"/>
+            <w:tcW w:w="3712" w:type="dxa"/>
             <w:shd w:val="clear" w:color="auto" w:fill="D9E1F2"/>
           </w:tcPr>
           <w:p>
@@ -6214,7 +6433,7 @@
       <w:tr>
         <w:tc>
           <w:tcPr>
-            <w:tcW w:w="2880" w:type="dxa"/>
+            <w:tcW w:w="1242" w:type="dxa"/>
             <w:shd w:val="clear" w:color="auto" w:fill="FFFFFF"/>
           </w:tcPr>
           <w:p>
@@ -6234,7 +6453,7 @@
         </w:tc>
         <w:tc>
           <w:tcPr>
-            <w:tcW w:w="2880" w:type="dxa"/>
+            <w:tcW w:w="3686" w:type="dxa"/>
             <w:shd w:val="clear" w:color="auto" w:fill="FFFFFF"/>
           </w:tcPr>
           <w:p>
@@ -6253,20 +6472,18 @@
         </w:tc>
         <w:tc>
           <w:tcPr>
-            <w:tcW w:w="2880" w:type="dxa"/>
+            <w:tcW w:w="3712" w:type="dxa"/>
             <w:shd w:val="clear" w:color="auto" w:fill="FFFFFF"/>
           </w:tcPr>
           <w:p>
             <w:pPr>
               <w:rPr>
                 <w:szCs w:val="28"/>
-                <w:lang w:val="es-EC"/>
-              </w:rPr>
-            </w:pPr>
-            <w:r>
-              <w:rPr>
-                <w:szCs w:val="28"/>
-                <w:lang w:val="es-EC"/>
+              </w:rPr>
+            </w:pPr>
+            <w:r>
+              <w:rPr>
+                <w:szCs w:val="28"/>
               </w:rPr>
               <w:t>Prefijo del código de este documento</w:t>
             </w:r>
@@ -6276,7 +6493,7 @@
       <w:tr>
         <w:tc>
           <w:tcPr>
-            <w:tcW w:w="2880" w:type="dxa"/>
+            <w:tcW w:w="1242" w:type="dxa"/>
             <w:shd w:val="clear" w:color="auto" w:fill="D9E1F2"/>
           </w:tcPr>
           <w:p>
@@ -6296,7 +6513,7 @@
         </w:tc>
         <w:tc>
           <w:tcPr>
-            <w:tcW w:w="2880" w:type="dxa"/>
+            <w:tcW w:w="3686" w:type="dxa"/>
             <w:shd w:val="clear" w:color="auto" w:fill="D9E1F2"/>
           </w:tcPr>
           <w:p>
@@ -6315,20 +6532,18 @@
         </w:tc>
         <w:tc>
           <w:tcPr>
-            <w:tcW w:w="2880" w:type="dxa"/>
+            <w:tcW w:w="3712" w:type="dxa"/>
             <w:shd w:val="clear" w:color="auto" w:fill="D9E1F2"/>
           </w:tcPr>
           <w:p>
             <w:pPr>
               <w:rPr>
                 <w:szCs w:val="28"/>
-                <w:lang w:val="es-EC"/>
-              </w:rPr>
-            </w:pPr>
-            <w:r>
-              <w:rPr>
-                <w:szCs w:val="28"/>
-                <w:lang w:val="es-EC"/>
+              </w:rPr>
+            </w:pPr>
+            <w:r>
+              <w:rPr>
+                <w:szCs w:val="28"/>
               </w:rPr>
               <w:t>Token de autenticación bajo prueba</w:t>
             </w:r>
@@ -6338,7 +6553,7 @@
       <w:tr>
         <w:tc>
           <w:tcPr>
-            <w:tcW w:w="2880" w:type="dxa"/>
+            <w:tcW w:w="1242" w:type="dxa"/>
             <w:shd w:val="clear" w:color="auto" w:fill="FFFFFF"/>
           </w:tcPr>
           <w:p>
@@ -6358,7 +6573,7 @@
         </w:tc>
         <w:tc>
           <w:tcPr>
-            <w:tcW w:w="2880" w:type="dxa"/>
+            <w:tcW w:w="3686" w:type="dxa"/>
             <w:shd w:val="clear" w:color="auto" w:fill="FFFFFF"/>
           </w:tcPr>
           <w:p>
@@ -6377,20 +6592,18 @@
         </w:tc>
         <w:tc>
           <w:tcPr>
-            <w:tcW w:w="2880" w:type="dxa"/>
+            <w:tcW w:w="3712" w:type="dxa"/>
             <w:shd w:val="clear" w:color="auto" w:fill="FFFFFF"/>
           </w:tcPr>
           <w:p>
             <w:pPr>
               <w:rPr>
                 <w:szCs w:val="28"/>
-                <w:lang w:val="es-EC"/>
-              </w:rPr>
-            </w:pPr>
-            <w:r>
-              <w:rPr>
-                <w:szCs w:val="28"/>
-                <w:lang w:val="es-EC"/>
+              </w:rPr>
+            </w:pPr>
+            <w:r>
+              <w:rPr>
+                <w:szCs w:val="28"/>
               </w:rPr>
               <w:t>Mecanismo de autorización bajo prueba</w:t>
             </w:r>
@@ -6400,7 +6613,7 @@
       <w:tr>
         <w:tc>
           <w:tcPr>
-            <w:tcW w:w="2880" w:type="dxa"/>
+            <w:tcW w:w="1242" w:type="dxa"/>
             <w:shd w:val="clear" w:color="auto" w:fill="D9E1F2"/>
           </w:tcPr>
           <w:p>
@@ -6420,7 +6633,7 @@
         </w:tc>
         <w:tc>
           <w:tcPr>
-            <w:tcW w:w="2880" w:type="dxa"/>
+            <w:tcW w:w="3686" w:type="dxa"/>
             <w:shd w:val="clear" w:color="auto" w:fill="D9E1F2"/>
           </w:tcPr>
           <w:p>
@@ -6439,7 +6652,7 @@
         </w:tc>
         <w:tc>
           <w:tcPr>
-            <w:tcW w:w="2880" w:type="dxa"/>
+            <w:tcW w:w="3712" w:type="dxa"/>
             <w:shd w:val="clear" w:color="auto" w:fill="D9E1F2"/>
           </w:tcPr>
           <w:p>
@@ -6460,7 +6673,7 @@
       <w:tr>
         <w:tc>
           <w:tcPr>
-            <w:tcW w:w="2880" w:type="dxa"/>
+            <w:tcW w:w="1242" w:type="dxa"/>
             <w:shd w:val="clear" w:color="auto" w:fill="FFFFFF"/>
           </w:tcPr>
           <w:p>
@@ -6480,7 +6693,7 @@
         </w:tc>
         <w:tc>
           <w:tcPr>
-            <w:tcW w:w="2880" w:type="dxa"/>
+            <w:tcW w:w="3686" w:type="dxa"/>
             <w:shd w:val="clear" w:color="auto" w:fill="FFFFFF"/>
           </w:tcPr>
           <w:p>
@@ -6499,7 +6712,7 @@
         </w:tc>
         <w:tc>
           <w:tcPr>
-            <w:tcW w:w="2880" w:type="dxa"/>
+            <w:tcW w:w="3712" w:type="dxa"/>
             <w:shd w:val="clear" w:color="auto" w:fill="FFFFFF"/>
           </w:tcPr>
           <w:p>
@@ -6520,7 +6733,7 @@
       <w:tr>
         <w:tc>
           <w:tcPr>
-            <w:tcW w:w="2880" w:type="dxa"/>
+            <w:tcW w:w="1242" w:type="dxa"/>
             <w:shd w:val="clear" w:color="auto" w:fill="D9E1F2"/>
           </w:tcPr>
           <w:p>
@@ -6534,14 +6747,13 @@
                 <w:b/>
                 <w:szCs w:val="28"/>
               </w:rPr>
-              <w:lastRenderedPageBreak/>
               <w:t>BD</w:t>
             </w:r>
           </w:p>
         </w:tc>
         <w:tc>
           <w:tcPr>
-            <w:tcW w:w="2880" w:type="dxa"/>
+            <w:tcW w:w="3686" w:type="dxa"/>
             <w:shd w:val="clear" w:color="auto" w:fill="D9E1F2"/>
           </w:tcPr>
           <w:p>
@@ -6560,7 +6772,7 @@
         </w:tc>
         <w:tc>
           <w:tcPr>
-            <w:tcW w:w="2880" w:type="dxa"/>
+            <w:tcW w:w="3712" w:type="dxa"/>
             <w:shd w:val="clear" w:color="auto" w:fill="D9E1F2"/>
           </w:tcPr>
           <w:p>
@@ -6581,7 +6793,7 @@
       <w:tr>
         <w:tc>
           <w:tcPr>
-            <w:tcW w:w="2880" w:type="dxa"/>
+            <w:tcW w:w="1242" w:type="dxa"/>
             <w:shd w:val="clear" w:color="auto" w:fill="FFFFFF"/>
           </w:tcPr>
           <w:p>
@@ -6601,7 +6813,7 @@
         </w:tc>
         <w:tc>
           <w:tcPr>
-            <w:tcW w:w="2880" w:type="dxa"/>
+            <w:tcW w:w="3686" w:type="dxa"/>
             <w:shd w:val="clear" w:color="auto" w:fill="FFFFFF"/>
           </w:tcPr>
           <w:p>
@@ -6620,20 +6832,18 @@
         </w:tc>
         <w:tc>
           <w:tcPr>
-            <w:tcW w:w="2880" w:type="dxa"/>
+            <w:tcW w:w="3712" w:type="dxa"/>
             <w:shd w:val="clear" w:color="auto" w:fill="FFFFFF"/>
           </w:tcPr>
           <w:p>
             <w:pPr>
               <w:rPr>
                 <w:szCs w:val="28"/>
-                <w:lang w:val="es-EC"/>
-              </w:rPr>
-            </w:pPr>
-            <w:r>
-              <w:rPr>
-                <w:szCs w:val="28"/>
-                <w:lang w:val="es-EC"/>
+              </w:rPr>
+            </w:pPr>
+            <w:r>
+              <w:rPr>
+                <w:szCs w:val="28"/>
               </w:rPr>
               <w:t>Entorno de ejecución de pruebas automatizadas</w:t>
             </w:r>
@@ -6643,7 +6853,7 @@
       <w:tr>
         <w:tc>
           <w:tcPr>
-            <w:tcW w:w="2880" w:type="dxa"/>
+            <w:tcW w:w="1242" w:type="dxa"/>
             <w:shd w:val="clear" w:color="auto" w:fill="D9E1F2"/>
           </w:tcPr>
           <w:p>
@@ -6663,20 +6873,18 @@
         </w:tc>
         <w:tc>
           <w:tcPr>
-            <w:tcW w:w="2880" w:type="dxa"/>
+            <w:tcW w:w="3686" w:type="dxa"/>
             <w:shd w:val="clear" w:color="auto" w:fill="D9E1F2"/>
           </w:tcPr>
           <w:p>
             <w:pPr>
               <w:rPr>
                 <w:szCs w:val="28"/>
-                <w:lang w:val="es-EC"/>
-              </w:rPr>
-            </w:pPr>
-            <w:r>
-              <w:rPr>
-                <w:szCs w:val="28"/>
-                <w:lang w:val="es-EC"/>
+              </w:rPr>
+            </w:pPr>
+            <w:r>
+              <w:rPr>
+                <w:szCs w:val="28"/>
               </w:rPr>
               <w:t>Caso ejecutado con resultado exitoso</w:t>
             </w:r>
@@ -6684,20 +6892,18 @@
         </w:tc>
         <w:tc>
           <w:tcPr>
-            <w:tcW w:w="2880" w:type="dxa"/>
+            <w:tcW w:w="3712" w:type="dxa"/>
             <w:shd w:val="clear" w:color="auto" w:fill="D9E1F2"/>
           </w:tcPr>
           <w:p>
             <w:pPr>
               <w:rPr>
                 <w:szCs w:val="28"/>
-                <w:lang w:val="es-EC"/>
-              </w:rPr>
-            </w:pPr>
-            <w:r>
-              <w:rPr>
-                <w:szCs w:val="28"/>
-                <w:lang w:val="es-EC"/>
+              </w:rPr>
+            </w:pPr>
+            <w:r>
+              <w:rPr>
+                <w:szCs w:val="28"/>
               </w:rPr>
               <w:t>Estado de caso de prueba</w:t>
             </w:r>
@@ -6707,7 +6913,7 @@
       <w:tr>
         <w:tc>
           <w:tcPr>
-            <w:tcW w:w="2880" w:type="dxa"/>
+            <w:tcW w:w="1242" w:type="dxa"/>
             <w:shd w:val="clear" w:color="auto" w:fill="FFFFFF"/>
           </w:tcPr>
           <w:p>
@@ -6727,20 +6933,18 @@
         </w:tc>
         <w:tc>
           <w:tcPr>
-            <w:tcW w:w="2880" w:type="dxa"/>
+            <w:tcW w:w="3686" w:type="dxa"/>
             <w:shd w:val="clear" w:color="auto" w:fill="FFFFFF"/>
           </w:tcPr>
           <w:p>
             <w:pPr>
               <w:rPr>
                 <w:szCs w:val="28"/>
-                <w:lang w:val="es-EC"/>
-              </w:rPr>
-            </w:pPr>
-            <w:r>
-              <w:rPr>
-                <w:szCs w:val="28"/>
-                <w:lang w:val="es-EC"/>
+              </w:rPr>
+            </w:pPr>
+            <w:r>
+              <w:rPr>
+                <w:szCs w:val="28"/>
               </w:rPr>
               <w:t>Caso ejecutado con resultado fallido</w:t>
             </w:r>
@@ -6748,20 +6952,18 @@
         </w:tc>
         <w:tc>
           <w:tcPr>
-            <w:tcW w:w="2880" w:type="dxa"/>
+            <w:tcW w:w="3712" w:type="dxa"/>
             <w:shd w:val="clear" w:color="auto" w:fill="FFFFFF"/>
           </w:tcPr>
           <w:p>
             <w:pPr>
               <w:rPr>
                 <w:szCs w:val="28"/>
-                <w:lang w:val="es-EC"/>
-              </w:rPr>
-            </w:pPr>
-            <w:r>
-              <w:rPr>
-                <w:szCs w:val="28"/>
-                <w:lang w:val="es-EC"/>
+              </w:rPr>
+            </w:pPr>
+            <w:r>
+              <w:rPr>
+                <w:szCs w:val="28"/>
               </w:rPr>
               <w:t>Estado de caso de prueba</w:t>
             </w:r>
@@ -6771,7 +6973,7 @@
       <w:tr>
         <w:tc>
           <w:tcPr>
-            <w:tcW w:w="2880" w:type="dxa"/>
+            <w:tcW w:w="1242" w:type="dxa"/>
             <w:shd w:val="clear" w:color="auto" w:fill="D9E1F2"/>
           </w:tcPr>
           <w:p>
@@ -6791,20 +6993,18 @@
         </w:tc>
         <w:tc>
           <w:tcPr>
-            <w:tcW w:w="2880" w:type="dxa"/>
+            <w:tcW w:w="3686" w:type="dxa"/>
             <w:shd w:val="clear" w:color="auto" w:fill="D9E1F2"/>
           </w:tcPr>
           <w:p>
             <w:pPr>
               <w:rPr>
                 <w:szCs w:val="28"/>
-                <w:lang w:val="es-EC"/>
-              </w:rPr>
-            </w:pPr>
-            <w:r>
-              <w:rPr>
-                <w:szCs w:val="28"/>
-                <w:lang w:val="es-EC"/>
+              </w:rPr>
+            </w:pPr>
+            <w:r>
+              <w:rPr>
+                <w:szCs w:val="28"/>
               </w:rPr>
               <w:t>Caso no ejecutado por impedimento</w:t>
             </w:r>
@@ -6812,20 +7012,18 @@
         </w:tc>
         <w:tc>
           <w:tcPr>
-            <w:tcW w:w="2880" w:type="dxa"/>
+            <w:tcW w:w="3712" w:type="dxa"/>
             <w:shd w:val="clear" w:color="auto" w:fill="D9E1F2"/>
           </w:tcPr>
           <w:p>
             <w:pPr>
               <w:rPr>
                 <w:szCs w:val="28"/>
-                <w:lang w:val="es-EC"/>
-              </w:rPr>
-            </w:pPr>
-            <w:r>
-              <w:rPr>
-                <w:szCs w:val="28"/>
-                <w:lang w:val="es-EC"/>
+              </w:rPr>
+            </w:pPr>
+            <w:r>
+              <w:rPr>
+                <w:szCs w:val="28"/>
               </w:rPr>
               <w:t>Estado de caso de prueba</w:t>
             </w:r>
@@ -6835,7 +7033,7 @@
       <w:tr>
         <w:tc>
           <w:tcPr>
-            <w:tcW w:w="2880" w:type="dxa"/>
+            <w:tcW w:w="1242" w:type="dxa"/>
             <w:shd w:val="clear" w:color="auto" w:fill="FFFFFF"/>
           </w:tcPr>
           <w:p>
@@ -6855,7 +7053,7 @@
         </w:tc>
         <w:tc>
           <w:tcPr>
-            <w:tcW w:w="2880" w:type="dxa"/>
+            <w:tcW w:w="3686" w:type="dxa"/>
             <w:shd w:val="clear" w:color="auto" w:fill="FFFFFF"/>
           </w:tcPr>
           <w:p>
@@ -6874,7 +7072,7 @@
         </w:tc>
         <w:tc>
           <w:tcPr>
-            <w:tcW w:w="2880" w:type="dxa"/>
+            <w:tcW w:w="3712" w:type="dxa"/>
             <w:shd w:val="clear" w:color="auto" w:fill="FFFFFF"/>
           </w:tcPr>
           <w:p>
@@ -6895,7 +7093,7 @@
       <w:tr>
         <w:tc>
           <w:tcPr>
-            <w:tcW w:w="2880" w:type="dxa"/>
+            <w:tcW w:w="1242" w:type="dxa"/>
             <w:shd w:val="clear" w:color="auto" w:fill="D9E1F2"/>
           </w:tcPr>
           <w:p>
@@ -6915,7 +7113,7 @@
         </w:tc>
         <w:tc>
           <w:tcPr>
-            <w:tcW w:w="2880" w:type="dxa"/>
+            <w:tcW w:w="3686" w:type="dxa"/>
             <w:shd w:val="clear" w:color="auto" w:fill="D9E1F2"/>
           </w:tcPr>
           <w:p>
@@ -6928,26 +7126,38 @@
               <w:rPr>
                 <w:szCs w:val="28"/>
               </w:rPr>
-              <w:t>Portable Document Format</w:t>
-            </w:r>
-          </w:p>
-        </w:tc>
-        <w:tc>
-          <w:tcPr>
-            <w:tcW w:w="2880" w:type="dxa"/>
+              <w:t xml:space="preserve">Portable </w:t>
+            </w:r>
+            <w:proofErr w:type="spellStart"/>
+            <w:r>
+              <w:rPr>
+                <w:szCs w:val="28"/>
+              </w:rPr>
+              <w:t>Document</w:t>
+            </w:r>
+            <w:proofErr w:type="spellEnd"/>
+            <w:r>
+              <w:rPr>
+                <w:szCs w:val="28"/>
+              </w:rPr>
+              <w:t xml:space="preserve"> Format</w:t>
+            </w:r>
+          </w:p>
+        </w:tc>
+        <w:tc>
+          <w:tcPr>
+            <w:tcW w:w="3712" w:type="dxa"/>
             <w:shd w:val="clear" w:color="auto" w:fill="D9E1F2"/>
           </w:tcPr>
           <w:p>
             <w:pPr>
               <w:rPr>
                 <w:szCs w:val="28"/>
-                <w:lang w:val="es-EC"/>
-              </w:rPr>
-            </w:pPr>
-            <w:r>
-              <w:rPr>
-                <w:szCs w:val="28"/>
-                <w:lang w:val="es-EC"/>
+              </w:rPr>
+            </w:pPr>
+            <w:r>
+              <w:rPr>
+                <w:szCs w:val="28"/>
               </w:rPr>
               <w:t>Formato de salida de la planilla mensual</w:t>
             </w:r>
@@ -6955,13 +7165,7 @@
         </w:tc>
       </w:tr>
     </w:tbl>
-    <w:p>
-      <w:pPr>
-        <w:rPr>
-          <w:lang w:val="es-EC"/>
-        </w:rPr>
-      </w:pPr>
-    </w:p>
+    <w:p/>
     <w:sectPr>
       <w:pgSz w:w="12240" w:h="15840"/>
       <w:pgMar w:top="1440" w:right="1800" w:bottom="1440" w:left="1800" w:header="720" w:footer="720" w:gutter="0"/>
@@ -7565,6 +7769,9 @@
     <w:name w:val="Normal"/>
     <w:qFormat/>
     <w:rsid w:val="00FC693F"/>
+    <w:rPr>
+      <w:lang w:val="es-EC"/>
+    </w:rPr>
   </w:style>
   <w:style w:type="paragraph" w:styleId="Ttulo1">
     <w:name w:val="heading 1"/>

--- a/Documentos Base/Sprint 5 documentacion/Sprint_05_Informe_Pruebas_ICARO.docx
+++ b/Documentos Base/Sprint 5 documentacion/Sprint_05_Informe_Pruebas_ICARO.docx
@@ -6294,6 +6294,9 @@
         <w:pStyle w:val="Ttulo1"/>
       </w:pPr>
       <w:r>
+        <w:t xml:space="preserve">9. </w:t>
+      </w:r>
+      <w:r>
         <w:t>Glosario de Siglas</w:t>
       </w:r>
     </w:p>
@@ -7126,21 +7129,7 @@
               <w:rPr>
                 <w:szCs w:val="28"/>
               </w:rPr>
-              <w:t xml:space="preserve">Portable </w:t>
-            </w:r>
-            <w:proofErr w:type="spellStart"/>
-            <w:r>
-              <w:rPr>
-                <w:szCs w:val="28"/>
-              </w:rPr>
-              <w:t>Document</w:t>
-            </w:r>
-            <w:proofErr w:type="spellEnd"/>
-            <w:r>
-              <w:rPr>
-                <w:szCs w:val="28"/>
-              </w:rPr>
-              <w:t xml:space="preserve"> Format</w:t>
+              <w:t>Portable Document Format</w:t>
             </w:r>
           </w:p>
         </w:tc>

--- a/Documentos Base/Sprint 5 documentacion/Sprint_05_Informe_Pruebas_ICARO.docx
+++ b/Documentos Base/Sprint 5 documentacion/Sprint_05_Informe_Pruebas_ICARO.docx
@@ -4,6 +4,7 @@
   <w:body>
     <w:p>
       <w:pPr>
+        <w:spacing w:after="0"/>
         <w:jc w:val="center"/>
       </w:pPr>
       <w:r>
@@ -17,6 +18,7 @@
     </w:p>
     <w:p>
       <w:pPr>
+        <w:spacing w:after="0"/>
         <w:jc w:val="center"/>
       </w:pPr>
       <w:r>
@@ -29,6 +31,7 @@
     </w:p>
     <w:p>
       <w:pPr>
+        <w:spacing w:after="0"/>
         <w:jc w:val="center"/>
       </w:pPr>
       <w:r>
@@ -36,7 +39,21 @@
           <w:i/>
           <w:sz w:val="18"/>
         </w:rPr>
-        <w:t>Código: INF-PRU-SPR-05 | Versión: 1.0 | Fecha: 13/05/2026</w:t>
+        <w:t>Código: INF-PRU-SPR-05 | Versión: 1.0 | Fecha: 1</w:t>
+      </w:r>
+      <w:r>
+        <w:rPr>
+          <w:i/>
+          <w:sz w:val="18"/>
+        </w:rPr>
+        <w:t>6</w:t>
+      </w:r>
+      <w:r>
+        <w:rPr>
+          <w:i/>
+          <w:sz w:val="18"/>
+        </w:rPr>
+        <w:t>/05/2026</w:t>
       </w:r>
     </w:p>
     <w:p>
@@ -54,13 +71,13 @@
         <w:tblLook w:val="04A0" w:firstRow="1" w:lastRow="0" w:firstColumn="1" w:lastColumn="0" w:noHBand="0" w:noVBand="1"/>
       </w:tblPr>
       <w:tblGrid>
-        <w:gridCol w:w="3227"/>
-        <w:gridCol w:w="5413"/>
+        <w:gridCol w:w="2802"/>
+        <w:gridCol w:w="5838"/>
       </w:tblGrid>
       <w:tr>
         <w:tc>
           <w:tcPr>
-            <w:tcW w:w="3227" w:type="dxa"/>
+            <w:tcW w:w="2802" w:type="dxa"/>
             <w:shd w:val="clear" w:color="auto" w:fill="D9E1F2"/>
           </w:tcPr>
           <w:p>
@@ -74,7 +91,7 @@
         </w:tc>
         <w:tc>
           <w:tcPr>
-            <w:tcW w:w="5413" w:type="dxa"/>
+            <w:tcW w:w="5838" w:type="dxa"/>
           </w:tcPr>
           <w:p>
             <w:r>
@@ -86,7 +103,7 @@
       <w:tr>
         <w:tc>
           <w:tcPr>
-            <w:tcW w:w="3227" w:type="dxa"/>
+            <w:tcW w:w="2802" w:type="dxa"/>
             <w:shd w:val="clear" w:color="auto" w:fill="D9E1F2"/>
           </w:tcPr>
           <w:p>
@@ -100,7 +117,7 @@
         </w:tc>
         <w:tc>
           <w:tcPr>
-            <w:tcW w:w="5413" w:type="dxa"/>
+            <w:tcW w:w="5838" w:type="dxa"/>
           </w:tcPr>
           <w:p>
             <w:r>
@@ -112,7 +129,7 @@
       <w:tr>
         <w:tc>
           <w:tcPr>
-            <w:tcW w:w="3227" w:type="dxa"/>
+            <w:tcW w:w="2802" w:type="dxa"/>
             <w:shd w:val="clear" w:color="auto" w:fill="D9E1F2"/>
           </w:tcPr>
           <w:p>
@@ -126,7 +143,7 @@
         </w:tc>
         <w:tc>
           <w:tcPr>
-            <w:tcW w:w="5413" w:type="dxa"/>
+            <w:tcW w:w="5838" w:type="dxa"/>
           </w:tcPr>
           <w:p>
             <w:r>
@@ -138,7 +155,7 @@
       <w:tr>
         <w:tc>
           <w:tcPr>
-            <w:tcW w:w="3227" w:type="dxa"/>
+            <w:tcW w:w="2802" w:type="dxa"/>
             <w:shd w:val="clear" w:color="auto" w:fill="D9E1F2"/>
           </w:tcPr>
           <w:p>
@@ -152,7 +169,7 @@
         </w:tc>
         <w:tc>
           <w:tcPr>
-            <w:tcW w:w="5413" w:type="dxa"/>
+            <w:tcW w:w="5838" w:type="dxa"/>
           </w:tcPr>
           <w:p>
             <w:r>
@@ -170,7 +187,7 @@
       <w:tr>
         <w:tc>
           <w:tcPr>
-            <w:tcW w:w="3227" w:type="dxa"/>
+            <w:tcW w:w="2802" w:type="dxa"/>
             <w:shd w:val="clear" w:color="auto" w:fill="D9E1F2"/>
           </w:tcPr>
           <w:p>
@@ -184,7 +201,7 @@
         </w:tc>
         <w:tc>
           <w:tcPr>
-            <w:tcW w:w="5413" w:type="dxa"/>
+            <w:tcW w:w="5838" w:type="dxa"/>
           </w:tcPr>
           <w:p>
             <w:r>
@@ -196,7 +213,7 @@
       <w:tr>
         <w:tc>
           <w:tcPr>
-            <w:tcW w:w="3227" w:type="dxa"/>
+            <w:tcW w:w="2802" w:type="dxa"/>
             <w:shd w:val="clear" w:color="auto" w:fill="D9E1F2"/>
           </w:tcPr>
           <w:p>
@@ -210,7 +227,7 @@
         </w:tc>
         <w:tc>
           <w:tcPr>
-            <w:tcW w:w="5413" w:type="dxa"/>
+            <w:tcW w:w="5838" w:type="dxa"/>
           </w:tcPr>
           <w:p>
             <w:r>
@@ -222,7 +239,7 @@
       <w:tr>
         <w:tc>
           <w:tcPr>
-            <w:tcW w:w="3227" w:type="dxa"/>
+            <w:tcW w:w="2802" w:type="dxa"/>
             <w:shd w:val="clear" w:color="auto" w:fill="D9E1F2"/>
           </w:tcPr>
           <w:p>
@@ -236,7 +253,7 @@
         </w:tc>
         <w:tc>
           <w:tcPr>
-            <w:tcW w:w="5413" w:type="dxa"/>
+            <w:tcW w:w="5838" w:type="dxa"/>
           </w:tcPr>
           <w:p>
             <w:r>
@@ -340,7 +357,13 @@
           </w:tcPr>
           <w:p>
             <w:r>
-              <w:t>13/05/2026</w:t>
+              <w:t>1</w:t>
+            </w:r>
+            <w:r>
+              <w:t>6</w:t>
+            </w:r>
+            <w:r>
+              <w:t>/05/2026</w:t>
             </w:r>
           </w:p>
         </w:tc>
@@ -383,13 +406,13 @@
         <w:tblLook w:val="04A0" w:firstRow="1" w:lastRow="0" w:firstColumn="1" w:lastColumn="0" w:noHBand="0" w:noVBand="1"/>
       </w:tblPr>
       <w:tblGrid>
-        <w:gridCol w:w="3794"/>
-        <w:gridCol w:w="4846"/>
+        <w:gridCol w:w="3510"/>
+        <w:gridCol w:w="5130"/>
       </w:tblGrid>
       <w:tr>
         <w:tc>
           <w:tcPr>
-            <w:tcW w:w="3794" w:type="dxa"/>
+            <w:tcW w:w="3510" w:type="dxa"/>
             <w:shd w:val="clear" w:color="auto" w:fill="D9E1F2"/>
           </w:tcPr>
           <w:p>
@@ -409,7 +432,7 @@
         </w:tc>
         <w:tc>
           <w:tcPr>
-            <w:tcW w:w="4846" w:type="dxa"/>
+            <w:tcW w:w="5130" w:type="dxa"/>
           </w:tcPr>
           <w:p>
             <w:pPr>
@@ -429,7 +452,7 @@
       <w:tr>
         <w:tc>
           <w:tcPr>
-            <w:tcW w:w="3794" w:type="dxa"/>
+            <w:tcW w:w="3510" w:type="dxa"/>
             <w:shd w:val="clear" w:color="auto" w:fill="D9E1F2"/>
           </w:tcPr>
           <w:p>
@@ -449,7 +472,7 @@
         </w:tc>
         <w:tc>
           <w:tcPr>
-            <w:tcW w:w="4846" w:type="dxa"/>
+            <w:tcW w:w="5130" w:type="dxa"/>
           </w:tcPr>
           <w:p>
             <w:pPr>
@@ -469,7 +492,7 @@
       <w:tr>
         <w:tc>
           <w:tcPr>
-            <w:tcW w:w="3794" w:type="dxa"/>
+            <w:tcW w:w="3510" w:type="dxa"/>
             <w:shd w:val="clear" w:color="auto" w:fill="D9E1F2"/>
           </w:tcPr>
           <w:p>
@@ -489,7 +512,7 @@
         </w:tc>
         <w:tc>
           <w:tcPr>
-            <w:tcW w:w="4846" w:type="dxa"/>
+            <w:tcW w:w="5130" w:type="dxa"/>
           </w:tcPr>
           <w:p>
             <w:pPr>
@@ -517,7 +540,7 @@
       <w:tr>
         <w:tc>
           <w:tcPr>
-            <w:tcW w:w="3794" w:type="dxa"/>
+            <w:tcW w:w="3510" w:type="dxa"/>
             <w:shd w:val="clear" w:color="auto" w:fill="D9E1F2"/>
           </w:tcPr>
           <w:p>
@@ -537,7 +560,7 @@
         </w:tc>
         <w:tc>
           <w:tcPr>
-            <w:tcW w:w="4846" w:type="dxa"/>
+            <w:tcW w:w="5130" w:type="dxa"/>
           </w:tcPr>
           <w:p>
             <w:pPr>
@@ -565,7 +588,7 @@
       <w:tr>
         <w:tc>
           <w:tcPr>
-            <w:tcW w:w="3794" w:type="dxa"/>
+            <w:tcW w:w="3510" w:type="dxa"/>
             <w:shd w:val="clear" w:color="auto" w:fill="D9E1F2"/>
           </w:tcPr>
           <w:p>
@@ -585,7 +608,7 @@
         </w:tc>
         <w:tc>
           <w:tcPr>
-            <w:tcW w:w="4846" w:type="dxa"/>
+            <w:tcW w:w="5130" w:type="dxa"/>
           </w:tcPr>
           <w:p>
             <w:pPr>
@@ -605,7 +628,7 @@
       <w:tr>
         <w:tc>
           <w:tcPr>
-            <w:tcW w:w="3794" w:type="dxa"/>
+            <w:tcW w:w="3510" w:type="dxa"/>
             <w:shd w:val="clear" w:color="auto" w:fill="D9E1F2"/>
           </w:tcPr>
           <w:p>
@@ -625,7 +648,7 @@
         </w:tc>
         <w:tc>
           <w:tcPr>
-            <w:tcW w:w="4846" w:type="dxa"/>
+            <w:tcW w:w="5130" w:type="dxa"/>
           </w:tcPr>
           <w:p>
             <w:pPr>
@@ -658,11 +681,11 @@
         <w:tblLook w:val="04A0" w:firstRow="1" w:lastRow="0" w:firstColumn="1" w:lastColumn="0" w:noHBand="0" w:noVBand="1"/>
       </w:tblPr>
       <w:tblGrid>
-        <w:gridCol w:w="1458"/>
         <w:gridCol w:w="1440"/>
         <w:gridCol w:w="1440"/>
         <w:gridCol w:w="1440"/>
-        <w:gridCol w:w="1514"/>
+        <w:gridCol w:w="1440"/>
+        <w:gridCol w:w="1440"/>
         <w:gridCol w:w="1440"/>
       </w:tblGrid>
       <w:tr>
@@ -934,12 +957,12 @@
         <w:tblLook w:val="04A0" w:firstRow="1" w:lastRow="0" w:firstColumn="1" w:lastColumn="0" w:noHBand="0" w:noVBand="1"/>
       </w:tblPr>
       <w:tblGrid>
-        <w:gridCol w:w="1438"/>
-        <w:gridCol w:w="1738"/>
-        <w:gridCol w:w="1421"/>
-        <w:gridCol w:w="1419"/>
-        <w:gridCol w:w="1418"/>
-        <w:gridCol w:w="1422"/>
+        <w:gridCol w:w="1440"/>
+        <w:gridCol w:w="1636"/>
+        <w:gridCol w:w="1440"/>
+        <w:gridCol w:w="1440"/>
+        <w:gridCol w:w="1440"/>
+        <w:gridCol w:w="1440"/>
       </w:tblGrid>
       <w:tr>
         <w:tc>
@@ -1457,13 +1480,13 @@
         <w:tblLook w:val="04A0" w:firstRow="1" w:lastRow="0" w:firstColumn="1" w:lastColumn="0" w:noHBand="0" w:noVBand="1"/>
       </w:tblPr>
       <w:tblGrid>
-        <w:gridCol w:w="3936"/>
-        <w:gridCol w:w="4704"/>
+        <w:gridCol w:w="3652"/>
+        <w:gridCol w:w="4988"/>
       </w:tblGrid>
       <w:tr>
         <w:tc>
           <w:tcPr>
-            <w:tcW w:w="3936" w:type="dxa"/>
+            <w:tcW w:w="3652" w:type="dxa"/>
             <w:shd w:val="clear" w:color="auto" w:fill="D9E1F2"/>
           </w:tcPr>
           <w:p>
@@ -1483,7 +1506,7 @@
         </w:tc>
         <w:tc>
           <w:tcPr>
-            <w:tcW w:w="4704" w:type="dxa"/>
+            <w:tcW w:w="4988" w:type="dxa"/>
           </w:tcPr>
           <w:p>
             <w:pPr>
@@ -1503,7 +1526,7 @@
       <w:tr>
         <w:tc>
           <w:tcPr>
-            <w:tcW w:w="3936" w:type="dxa"/>
+            <w:tcW w:w="3652" w:type="dxa"/>
             <w:shd w:val="clear" w:color="auto" w:fill="D9E1F2"/>
           </w:tcPr>
           <w:p>
@@ -1517,26 +1540,32 @@
                 <w:b/>
                 <w:szCs w:val="28"/>
               </w:rPr>
+              <w:t>Módulos excluidos (fuera de alcance)</w:t>
+            </w:r>
+          </w:p>
+        </w:tc>
+        <w:tc>
+          <w:tcPr>
+            <w:tcW w:w="4988" w:type="dxa"/>
+          </w:tcPr>
+          <w:p>
+            <w:pPr>
+              <w:rPr>
+                <w:szCs w:val="28"/>
+              </w:rPr>
+            </w:pPr>
+            <w:r>
+              <w:rPr>
+                <w:szCs w:val="28"/>
+              </w:rPr>
+              <w:t xml:space="preserve">Módulos de sprints anteriores no modificados (Materiales, Bodega, Proyectos, Avances, Compras). </w:t>
+            </w:r>
+            <w:r>
+              <w:rPr>
+                <w:szCs w:val="28"/>
+              </w:rPr>
               <w:lastRenderedPageBreak/>
-              <w:t>Módulos excluidos (fuera de alcance)</w:t>
-            </w:r>
-          </w:p>
-        </w:tc>
-        <w:tc>
-          <w:tcPr>
-            <w:tcW w:w="4704" w:type="dxa"/>
-          </w:tcPr>
-          <w:p>
-            <w:pPr>
-              <w:rPr>
-                <w:szCs w:val="28"/>
-              </w:rPr>
-            </w:pPr>
-            <w:r>
-              <w:rPr>
-                <w:szCs w:val="28"/>
-              </w:rPr>
-              <w:t>Módulos de sprints anteriores no modificados (Materiales, Bodega, Proyectos, Avances, Compras). Reportes y Dashboard (Sprint 06).</w:t>
+              <w:t>Reportes y Dashboard (Sprint 06).</w:t>
             </w:r>
           </w:p>
         </w:tc>
@@ -1544,7 +1573,7 @@
       <w:tr>
         <w:tc>
           <w:tcPr>
-            <w:tcW w:w="3936" w:type="dxa"/>
+            <w:tcW w:w="3652" w:type="dxa"/>
             <w:shd w:val="clear" w:color="auto" w:fill="D9E1F2"/>
           </w:tcPr>
           <w:p>
@@ -1558,13 +1587,14 @@
                 <w:b/>
                 <w:szCs w:val="28"/>
               </w:rPr>
+              <w:lastRenderedPageBreak/>
               <w:t>Tipos de prueba ejecutados</w:t>
             </w:r>
           </w:p>
         </w:tc>
         <w:tc>
           <w:tcPr>
-            <w:tcW w:w="4704" w:type="dxa"/>
+            <w:tcW w:w="4988" w:type="dxa"/>
           </w:tcPr>
           <w:p>
             <w:pPr>
@@ -1584,7 +1614,7 @@
       <w:tr>
         <w:tc>
           <w:tcPr>
-            <w:tcW w:w="3936" w:type="dxa"/>
+            <w:tcW w:w="3652" w:type="dxa"/>
             <w:shd w:val="clear" w:color="auto" w:fill="D9E1F2"/>
           </w:tcPr>
           <w:p>
@@ -1604,7 +1634,7 @@
         </w:tc>
         <w:tc>
           <w:tcPr>
-            <w:tcW w:w="4704" w:type="dxa"/>
+            <w:tcW w:w="4988" w:type="dxa"/>
           </w:tcPr>
           <w:p>
             <w:pPr>
@@ -1624,7 +1654,7 @@
       <w:tr>
         <w:tc>
           <w:tcPr>
-            <w:tcW w:w="3936" w:type="dxa"/>
+            <w:tcW w:w="3652" w:type="dxa"/>
             <w:shd w:val="clear" w:color="auto" w:fill="D9E1F2"/>
           </w:tcPr>
           <w:p>
@@ -1644,7 +1674,7 @@
         </w:tc>
         <w:tc>
           <w:tcPr>
-            <w:tcW w:w="4704" w:type="dxa"/>
+            <w:tcW w:w="4988" w:type="dxa"/>
           </w:tcPr>
           <w:p>
             <w:pPr>
@@ -1687,32 +1717,33 @@
     <w:tbl>
       <w:tblPr>
         <w:tblStyle w:val="Tablaconcuadrcula"/>
-        <w:tblW w:w="0" w:type="auto"/>
+        <w:tblW w:w="9831" w:type="dxa"/>
         <w:tblLayout w:type="fixed"/>
         <w:tblLook w:val="04A0" w:firstRow="1" w:lastRow="0" w:firstColumn="1" w:lastColumn="0" w:noHBand="0" w:noVBand="1"/>
       </w:tblPr>
       <w:tblGrid>
-        <w:gridCol w:w="675"/>
-        <w:gridCol w:w="993"/>
+        <w:gridCol w:w="392"/>
+        <w:gridCol w:w="709"/>
         <w:gridCol w:w="992"/>
+        <w:gridCol w:w="1134"/>
         <w:gridCol w:w="1276"/>
-        <w:gridCol w:w="984"/>
-        <w:gridCol w:w="984"/>
-        <w:gridCol w:w="984"/>
-        <w:gridCol w:w="984"/>
+        <w:gridCol w:w="1395"/>
+        <w:gridCol w:w="983"/>
+        <w:gridCol w:w="983"/>
+        <w:gridCol w:w="983"/>
         <w:gridCol w:w="984"/>
       </w:tblGrid>
       <w:tr>
         <w:tc>
           <w:tcPr>
-            <w:tcW w:w="675" w:type="dxa"/>
+            <w:tcW w:w="392" w:type="dxa"/>
             <w:shd w:val="clear" w:color="auto" w:fill="1F3864"/>
           </w:tcPr>
           <w:p>
             <w:pPr>
               <w:rPr>
-                <w:sz w:val="16"/>
-                <w:szCs w:val="20"/>
+                <w:sz w:val="14"/>
+                <w:szCs w:val="14"/>
               </w:rPr>
             </w:pPr>
             <w:proofErr w:type="gramStart"/>
@@ -1720,8 +1751,8 @@
               <w:rPr>
                 <w:b/>
                 <w:color w:val="FFFFFF"/>
-                <w:sz w:val="16"/>
-                <w:szCs w:val="20"/>
+                <w:sz w:val="14"/>
+                <w:szCs w:val="14"/>
               </w:rPr>
               <w:t>ID</w:t>
             </w:r>
@@ -1730,8 +1761,8 @@
               <w:rPr>
                 <w:b/>
                 <w:color w:val="FFFFFF"/>
-                <w:sz w:val="16"/>
-                <w:szCs w:val="20"/>
+                <w:sz w:val="14"/>
+                <w:szCs w:val="14"/>
               </w:rPr>
               <w:t xml:space="preserve"> CP</w:t>
             </w:r>
@@ -1739,24 +1770,24 @@
         </w:tc>
         <w:tc>
           <w:tcPr>
-            <w:tcW w:w="993" w:type="dxa"/>
+            <w:tcW w:w="709" w:type="dxa"/>
             <w:shd w:val="clear" w:color="auto" w:fill="1F3864"/>
           </w:tcPr>
           <w:p>
             <w:pPr>
               <w:rPr>
-                <w:sz w:val="16"/>
-                <w:szCs w:val="20"/>
+                <w:sz w:val="14"/>
+                <w:szCs w:val="14"/>
               </w:rPr>
             </w:pPr>
             <w:r>
               <w:rPr>
                 <w:b/>
                 <w:color w:val="FFFFFF"/>
-                <w:sz w:val="16"/>
-                <w:szCs w:val="20"/>
-              </w:rPr>
-              <w:t>Grupo</w:t>
+                <w:sz w:val="14"/>
+                <w:szCs w:val="14"/>
+              </w:rPr>
+              <w:t>Módulo</w:t>
             </w:r>
           </w:p>
         </w:tc>
@@ -1768,18 +1799,41 @@
           <w:p>
             <w:pPr>
               <w:rPr>
-                <w:sz w:val="16"/>
-                <w:szCs w:val="20"/>
+                <w:sz w:val="14"/>
+                <w:szCs w:val="14"/>
               </w:rPr>
             </w:pPr>
             <w:r>
               <w:rPr>
                 <w:b/>
                 <w:color w:val="FFFFFF"/>
-                <w:sz w:val="16"/>
-                <w:szCs w:val="20"/>
-              </w:rPr>
-              <w:t>Módulo</w:t>
+                <w:sz w:val="14"/>
+                <w:szCs w:val="14"/>
+              </w:rPr>
+              <w:t>Descripción</w:t>
+            </w:r>
+          </w:p>
+        </w:tc>
+        <w:tc>
+          <w:tcPr>
+            <w:tcW w:w="1134" w:type="dxa"/>
+            <w:shd w:val="clear" w:color="auto" w:fill="1F3864"/>
+          </w:tcPr>
+          <w:p>
+            <w:pPr>
+              <w:rPr>
+                <w:sz w:val="14"/>
+                <w:szCs w:val="14"/>
+              </w:rPr>
+            </w:pPr>
+            <w:r>
+              <w:rPr>
+                <w:b/>
+                <w:color w:val="FFFFFF"/>
+                <w:sz w:val="14"/>
+                <w:szCs w:val="14"/>
+              </w:rPr>
+              <w:t>Tipo</w:t>
             </w:r>
           </w:p>
         </w:tc>
@@ -1787,22 +1841,140 @@
           <w:tcPr>
             <w:tcW w:w="1276" w:type="dxa"/>
             <w:shd w:val="clear" w:color="auto" w:fill="1F3864"/>
-          </w:tcPr>
-          <w:p>
-            <w:pPr>
-              <w:rPr>
-                <w:sz w:val="16"/>
-                <w:szCs w:val="20"/>
-              </w:rPr>
-            </w:pPr>
-            <w:r>
+            <w:vAlign w:val="center"/>
+          </w:tcPr>
+          <w:p>
+            <w:pPr>
               <w:rPr>
                 <w:b/>
                 <w:color w:val="FFFFFF"/>
-                <w:sz w:val="16"/>
-                <w:szCs w:val="20"/>
-              </w:rPr>
-              <w:t>Descripción</w:t>
+                <w:sz w:val="14"/>
+                <w:szCs w:val="14"/>
+              </w:rPr>
+            </w:pPr>
+            <w:r>
+              <w:rPr>
+                <w:b/>
+                <w:bCs/>
+                <w:sz w:val="14"/>
+                <w:szCs w:val="14"/>
+              </w:rPr>
+              <w:t>Precondiciones</w:t>
+            </w:r>
+          </w:p>
+        </w:tc>
+        <w:tc>
+          <w:tcPr>
+            <w:tcW w:w="1395" w:type="dxa"/>
+            <w:shd w:val="clear" w:color="auto" w:fill="1F3864"/>
+            <w:vAlign w:val="center"/>
+          </w:tcPr>
+          <w:p>
+            <w:pPr>
+              <w:rPr>
+                <w:b/>
+                <w:color w:val="FFFFFF"/>
+                <w:sz w:val="14"/>
+                <w:szCs w:val="14"/>
+              </w:rPr>
+            </w:pPr>
+            <w:r>
+              <w:rPr>
+                <w:b/>
+                <w:bCs/>
+                <w:sz w:val="14"/>
+                <w:szCs w:val="14"/>
+              </w:rPr>
+              <w:t>Pasos</w:t>
+            </w:r>
+          </w:p>
+        </w:tc>
+        <w:tc>
+          <w:tcPr>
+            <w:tcW w:w="983" w:type="dxa"/>
+            <w:shd w:val="clear" w:color="auto" w:fill="1F3864"/>
+          </w:tcPr>
+          <w:p>
+            <w:pPr>
+              <w:rPr>
+                <w:sz w:val="14"/>
+                <w:szCs w:val="14"/>
+              </w:rPr>
+            </w:pPr>
+            <w:r>
+              <w:rPr>
+                <w:b/>
+                <w:color w:val="FFFFFF"/>
+                <w:sz w:val="14"/>
+                <w:szCs w:val="14"/>
+              </w:rPr>
+              <w:t>Resultado</w:t>
+            </w:r>
+            <w:r>
+              <w:rPr>
+                <w:b/>
+                <w:color w:val="FFFFFF"/>
+                <w:sz w:val="14"/>
+                <w:szCs w:val="14"/>
+              </w:rPr>
+              <w:br/>
+              <w:t>Esperado</w:t>
+            </w:r>
+          </w:p>
+        </w:tc>
+        <w:tc>
+          <w:tcPr>
+            <w:tcW w:w="983" w:type="dxa"/>
+            <w:shd w:val="clear" w:color="auto" w:fill="1F3864"/>
+          </w:tcPr>
+          <w:p>
+            <w:pPr>
+              <w:rPr>
+                <w:sz w:val="14"/>
+                <w:szCs w:val="14"/>
+              </w:rPr>
+            </w:pPr>
+            <w:r>
+              <w:rPr>
+                <w:b/>
+                <w:color w:val="FFFFFF"/>
+                <w:sz w:val="14"/>
+                <w:szCs w:val="14"/>
+              </w:rPr>
+              <w:t>Resultado</w:t>
+            </w:r>
+            <w:r>
+              <w:rPr>
+                <w:b/>
+                <w:color w:val="FFFFFF"/>
+                <w:sz w:val="14"/>
+                <w:szCs w:val="14"/>
+              </w:rPr>
+              <w:br/>
+              <w:t>Obtenido</w:t>
+            </w:r>
+          </w:p>
+        </w:tc>
+        <w:tc>
+          <w:tcPr>
+            <w:tcW w:w="983" w:type="dxa"/>
+            <w:shd w:val="clear" w:color="auto" w:fill="1F3864"/>
+          </w:tcPr>
+          <w:p>
+            <w:pPr>
+              <w:rPr>
+                <w:sz w:val="14"/>
+                <w:szCs w:val="14"/>
+              </w:rPr>
+            </w:pPr>
+            <w:r>
+              <w:rPr>
+                <w:b/>
+                <w:color w:val="FFFFFF"/>
+                <w:sz w:val="14"/>
+                <w:szCs w:val="14"/>
+              </w:rPr>
+              <w:t>Estado</w:t>
             </w:r>
           </w:p>
         </w:tc>
@@ -1814,128 +1986,16 @@
           <w:p>
             <w:pPr>
               <w:rPr>
-                <w:sz w:val="16"/>
-                <w:szCs w:val="20"/>
+                <w:sz w:val="14"/>
+                <w:szCs w:val="14"/>
               </w:rPr>
             </w:pPr>
             <w:r>
               <w:rPr>
                 <w:b/>
                 <w:color w:val="FFFFFF"/>
-                <w:sz w:val="16"/>
-                <w:szCs w:val="20"/>
-              </w:rPr>
-              <w:t>Tipo</w:t>
-            </w:r>
-          </w:p>
-        </w:tc>
-        <w:tc>
-          <w:tcPr>
-            <w:tcW w:w="984" w:type="dxa"/>
-            <w:shd w:val="clear" w:color="auto" w:fill="1F3864"/>
-          </w:tcPr>
-          <w:p>
-            <w:pPr>
-              <w:rPr>
-                <w:sz w:val="16"/>
-                <w:szCs w:val="20"/>
-              </w:rPr>
-            </w:pPr>
-            <w:r>
-              <w:rPr>
-                <w:b/>
-                <w:color w:val="FFFFFF"/>
-                <w:sz w:val="16"/>
-                <w:szCs w:val="20"/>
-              </w:rPr>
-              <w:t>Resultado</w:t>
-            </w:r>
-            <w:r>
-              <w:rPr>
-                <w:b/>
-                <w:color w:val="FFFFFF"/>
-                <w:sz w:val="16"/>
-                <w:szCs w:val="20"/>
-              </w:rPr>
-              <w:br/>
-              <w:t>Esperado</w:t>
-            </w:r>
-          </w:p>
-        </w:tc>
-        <w:tc>
-          <w:tcPr>
-            <w:tcW w:w="984" w:type="dxa"/>
-            <w:shd w:val="clear" w:color="auto" w:fill="1F3864"/>
-          </w:tcPr>
-          <w:p>
-            <w:pPr>
-              <w:rPr>
-                <w:sz w:val="16"/>
-                <w:szCs w:val="20"/>
-              </w:rPr>
-            </w:pPr>
-            <w:r>
-              <w:rPr>
-                <w:b/>
-                <w:color w:val="FFFFFF"/>
-                <w:sz w:val="16"/>
-                <w:szCs w:val="20"/>
-              </w:rPr>
-              <w:t>Resultado</w:t>
-            </w:r>
-            <w:r>
-              <w:rPr>
-                <w:b/>
-                <w:color w:val="FFFFFF"/>
-                <w:sz w:val="16"/>
-                <w:szCs w:val="20"/>
-              </w:rPr>
-              <w:br/>
-              <w:t>Obtenido</w:t>
-            </w:r>
-          </w:p>
-        </w:tc>
-        <w:tc>
-          <w:tcPr>
-            <w:tcW w:w="984" w:type="dxa"/>
-            <w:shd w:val="clear" w:color="auto" w:fill="1F3864"/>
-          </w:tcPr>
-          <w:p>
-            <w:pPr>
-              <w:rPr>
-                <w:sz w:val="16"/>
-                <w:szCs w:val="20"/>
-              </w:rPr>
-            </w:pPr>
-            <w:r>
-              <w:rPr>
-                <w:b/>
-                <w:color w:val="FFFFFF"/>
-                <w:sz w:val="16"/>
-                <w:szCs w:val="20"/>
-              </w:rPr>
-              <w:t>Estado</w:t>
-            </w:r>
-          </w:p>
-        </w:tc>
-        <w:tc>
-          <w:tcPr>
-            <w:tcW w:w="984" w:type="dxa"/>
-            <w:shd w:val="clear" w:color="auto" w:fill="1F3864"/>
-          </w:tcPr>
-          <w:p>
-            <w:pPr>
-              <w:rPr>
-                <w:sz w:val="16"/>
-                <w:szCs w:val="20"/>
-              </w:rPr>
-            </w:pPr>
-            <w:r>
-              <w:rPr>
-                <w:b/>
-                <w:color w:val="FFFFFF"/>
-                <w:sz w:val="16"/>
-                <w:szCs w:val="20"/>
+                <w:sz w:val="14"/>
+                <w:szCs w:val="14"/>
               </w:rPr>
               <w:t>Evidencia</w:t>
             </w:r>
@@ -1945,21 +2005,21 @@
       <w:tr>
         <w:tc>
           <w:tcPr>
-            <w:tcW w:w="675" w:type="dxa"/>
+            <w:tcW w:w="392" w:type="dxa"/>
             <w:shd w:val="clear" w:color="auto" w:fill="F2F2F2"/>
           </w:tcPr>
           <w:p>
             <w:pPr>
               <w:rPr>
-                <w:sz w:val="16"/>
-                <w:szCs w:val="20"/>
+                <w:sz w:val="14"/>
+                <w:szCs w:val="14"/>
               </w:rPr>
             </w:pPr>
             <w:r>
               <w:rPr>
                 <w:color w:val="000000"/>
-                <w:sz w:val="16"/>
-                <w:szCs w:val="20"/>
+                <w:sz w:val="14"/>
+                <w:szCs w:val="14"/>
               </w:rPr>
               <w:t>CP-069</w:t>
             </w:r>
@@ -1967,23 +2027,23 @@
         </w:tc>
         <w:tc>
           <w:tcPr>
-            <w:tcW w:w="993" w:type="dxa"/>
+            <w:tcW w:w="709" w:type="dxa"/>
             <w:shd w:val="clear" w:color="auto" w:fill="F2F2F2"/>
           </w:tcPr>
           <w:p>
             <w:pPr>
               <w:rPr>
-                <w:sz w:val="16"/>
-                <w:szCs w:val="20"/>
+                <w:sz w:val="14"/>
+                <w:szCs w:val="14"/>
               </w:rPr>
             </w:pPr>
             <w:r>
               <w:rPr>
                 <w:color w:val="000000"/>
-                <w:sz w:val="16"/>
-                <w:szCs w:val="20"/>
-              </w:rPr>
-              <w:t>Grupo 1</w:t>
+                <w:sz w:val="14"/>
+                <w:szCs w:val="14"/>
+              </w:rPr>
+              <w:t>Planilla</w:t>
             </w:r>
           </w:p>
         </w:tc>
@@ -1995,17 +2055,39 @@
           <w:p>
             <w:pPr>
               <w:rPr>
-                <w:sz w:val="16"/>
-                <w:szCs w:val="20"/>
+                <w:sz w:val="14"/>
+                <w:szCs w:val="14"/>
               </w:rPr>
             </w:pPr>
             <w:r>
               <w:rPr>
                 <w:color w:val="000000"/>
-                <w:sz w:val="16"/>
-                <w:szCs w:val="20"/>
-              </w:rPr>
-              <w:t>Planilla</w:t>
+                <w:sz w:val="14"/>
+                <w:szCs w:val="14"/>
+              </w:rPr>
+              <w:t>POST /planillas sin token: ruta protegida</w:t>
+            </w:r>
+          </w:p>
+        </w:tc>
+        <w:tc>
+          <w:tcPr>
+            <w:tcW w:w="1134" w:type="dxa"/>
+            <w:shd w:val="clear" w:color="auto" w:fill="F2F2F2"/>
+          </w:tcPr>
+          <w:p>
+            <w:pPr>
+              <w:rPr>
+                <w:sz w:val="14"/>
+                <w:szCs w:val="14"/>
+              </w:rPr>
+            </w:pPr>
+            <w:r>
+              <w:rPr>
+                <w:color w:val="000000"/>
+                <w:sz w:val="14"/>
+                <w:szCs w:val="14"/>
+              </w:rPr>
+              <w:t>Automatizada</w:t>
             </w:r>
           </w:p>
         </w:tc>
@@ -2013,63 +2095,110 @@
           <w:tcPr>
             <w:tcW w:w="1276" w:type="dxa"/>
             <w:shd w:val="clear" w:color="auto" w:fill="F2F2F2"/>
-          </w:tcPr>
-          <w:p>
-            <w:pPr>
-              <w:rPr>
-                <w:sz w:val="16"/>
-                <w:szCs w:val="20"/>
-              </w:rPr>
-            </w:pPr>
-            <w:r>
+            <w:vAlign w:val="center"/>
+          </w:tcPr>
+          <w:p>
+            <w:pPr>
               <w:rPr>
                 <w:color w:val="000000"/>
-                <w:sz w:val="16"/>
-                <w:szCs w:val="20"/>
-              </w:rPr>
-              <w:t>POST /planillas sin token: ruta protegida</w:t>
-            </w:r>
-          </w:p>
-        </w:tc>
-        <w:tc>
-          <w:tcPr>
-            <w:tcW w:w="984" w:type="dxa"/>
+                <w:sz w:val="14"/>
+                <w:szCs w:val="14"/>
+              </w:rPr>
+            </w:pPr>
+            <w:r>
+              <w:rPr>
+                <w:sz w:val="14"/>
+                <w:szCs w:val="14"/>
+              </w:rPr>
+              <w:t>Servidor levantado. Body de generación de planilla preparado. No existe cabecera Authorization.</w:t>
+            </w:r>
+          </w:p>
+        </w:tc>
+        <w:tc>
+          <w:tcPr>
+            <w:tcW w:w="1395" w:type="dxa"/>
             <w:shd w:val="clear" w:color="auto" w:fill="F2F2F2"/>
-          </w:tcPr>
-          <w:p>
-            <w:pPr>
-              <w:rPr>
-                <w:sz w:val="16"/>
-                <w:szCs w:val="20"/>
-              </w:rPr>
-            </w:pPr>
-            <w:r>
+            <w:vAlign w:val="center"/>
+          </w:tcPr>
+          <w:p>
+            <w:pPr>
+              <w:rPr>
+                <w:sz w:val="14"/>
+                <w:szCs w:val="14"/>
+              </w:rPr>
+            </w:pPr>
+            <w:r>
+              <w:rPr>
+                <w:sz w:val="14"/>
+                <w:szCs w:val="14"/>
+              </w:rPr>
+              <w:t>1. Ejecutar POST /api/v1/planillas.</w:t>
+            </w:r>
+          </w:p>
+          <w:p>
+            <w:pPr>
+              <w:rPr>
+                <w:sz w:val="14"/>
+                <w:szCs w:val="14"/>
+              </w:rPr>
+            </w:pPr>
+            <w:r>
+              <w:rPr>
+                <w:sz w:val="14"/>
+                <w:szCs w:val="14"/>
+              </w:rPr>
+              <w:t>2. Enviar body con datos mínimos de planilla.</w:t>
+            </w:r>
+          </w:p>
+          <w:p>
+            <w:pPr>
+              <w:rPr>
+                <w:sz w:val="14"/>
+                <w:szCs w:val="14"/>
+              </w:rPr>
+            </w:pPr>
+            <w:r>
+              <w:rPr>
+                <w:sz w:val="14"/>
+                <w:szCs w:val="14"/>
+              </w:rPr>
+              <w:t>3. No enviar token JWT.</w:t>
+            </w:r>
+          </w:p>
+          <w:p>
+            <w:pPr>
               <w:rPr>
                 <w:color w:val="000000"/>
-                <w:sz w:val="16"/>
-                <w:szCs w:val="20"/>
-              </w:rPr>
-              <w:t>Automatizada</w:t>
-            </w:r>
-          </w:p>
-        </w:tc>
-        <w:tc>
-          <w:tcPr>
-            <w:tcW w:w="984" w:type="dxa"/>
+                <w:sz w:val="14"/>
+                <w:szCs w:val="14"/>
+              </w:rPr>
+            </w:pPr>
+            <w:r>
+              <w:rPr>
+                <w:sz w:val="14"/>
+                <w:szCs w:val="14"/>
+              </w:rPr>
+              <w:t>4. Verificar rechazo por autenticación.</w:t>
+            </w:r>
+          </w:p>
+        </w:tc>
+        <w:tc>
+          <w:tcPr>
+            <w:tcW w:w="983" w:type="dxa"/>
             <w:shd w:val="clear" w:color="auto" w:fill="F2F2F2"/>
           </w:tcPr>
           <w:p>
             <w:pPr>
               <w:rPr>
-                <w:sz w:val="16"/>
-                <w:szCs w:val="20"/>
+                <w:sz w:val="14"/>
+                <w:szCs w:val="14"/>
               </w:rPr>
             </w:pPr>
             <w:r>
               <w:rPr>
                 <w:color w:val="000000"/>
-                <w:sz w:val="16"/>
-                <w:szCs w:val="20"/>
+                <w:sz w:val="14"/>
+                <w:szCs w:val="14"/>
               </w:rPr>
               <w:t>HTTP 401 con campo 'error'.</w:t>
             </w:r>
@@ -2077,23 +2206,45 @@
         </w:tc>
         <w:tc>
           <w:tcPr>
-            <w:tcW w:w="984" w:type="dxa"/>
-            <w:shd w:val="clear" w:color="auto" w:fill="F2F2F2"/>
-          </w:tcPr>
-          <w:p>
-            <w:pPr>
-              <w:rPr>
-                <w:sz w:val="16"/>
-                <w:szCs w:val="20"/>
+            <w:tcW w:w="983" w:type="dxa"/>
+            <w:shd w:val="clear" w:color="auto" w:fill="E2EFDA"/>
+          </w:tcPr>
+          <w:p>
+            <w:pPr>
+              <w:rPr>
+                <w:sz w:val="14"/>
+                <w:szCs w:val="14"/>
               </w:rPr>
             </w:pPr>
             <w:r>
               <w:rPr>
                 <w:color w:val="000000"/>
-                <w:sz w:val="16"/>
-                <w:szCs w:val="20"/>
+                <w:sz w:val="14"/>
+                <w:szCs w:val="14"/>
               </w:rPr>
               <w:t>HTTP 401 – { error: '...' }</w:t>
+            </w:r>
+          </w:p>
+        </w:tc>
+        <w:tc>
+          <w:tcPr>
+            <w:tcW w:w="983" w:type="dxa"/>
+            <w:shd w:val="clear" w:color="auto" w:fill="E2EFDA"/>
+          </w:tcPr>
+          <w:p>
+            <w:pPr>
+              <w:rPr>
+                <w:sz w:val="14"/>
+                <w:szCs w:val="14"/>
+              </w:rPr>
+            </w:pPr>
+            <w:r>
+              <w:rPr>
+                <w:color w:val="000000"/>
+                <w:sz w:val="14"/>
+                <w:szCs w:val="14"/>
+              </w:rPr>
+              <w:t>PASS</w:t>
             </w:r>
           </w:p>
         </w:tc>
@@ -2105,37 +2256,15 @@
           <w:p>
             <w:pPr>
               <w:rPr>
-                <w:sz w:val="16"/>
-                <w:szCs w:val="20"/>
+                <w:sz w:val="14"/>
+                <w:szCs w:val="14"/>
               </w:rPr>
             </w:pPr>
             <w:r>
               <w:rPr>
                 <w:color w:val="000000"/>
-                <w:sz w:val="16"/>
-                <w:szCs w:val="20"/>
-              </w:rPr>
-              <w:t>PASS</w:t>
-            </w:r>
-          </w:p>
-        </w:tc>
-        <w:tc>
-          <w:tcPr>
-            <w:tcW w:w="984" w:type="dxa"/>
-            <w:shd w:val="clear" w:color="auto" w:fill="F2F2F2"/>
-          </w:tcPr>
-          <w:p>
-            <w:pPr>
-              <w:rPr>
-                <w:sz w:val="16"/>
-                <w:szCs w:val="20"/>
-              </w:rPr>
-            </w:pPr>
-            <w:r>
-              <w:rPr>
-                <w:color w:val="000000"/>
-                <w:sz w:val="16"/>
-                <w:szCs w:val="20"/>
+                <w:sz w:val="14"/>
+                <w:szCs w:val="14"/>
               </w:rPr>
               <w:t>planilla_contable.test.js – Test 1</w:t>
             </w:r>
@@ -2145,21 +2274,21 @@
       <w:tr>
         <w:tc>
           <w:tcPr>
-            <w:tcW w:w="675" w:type="dxa"/>
+            <w:tcW w:w="392" w:type="dxa"/>
             <w:shd w:val="clear" w:color="auto" w:fill="FFFFFF"/>
           </w:tcPr>
           <w:p>
             <w:pPr>
               <w:rPr>
-                <w:sz w:val="16"/>
-                <w:szCs w:val="20"/>
+                <w:sz w:val="14"/>
+                <w:szCs w:val="14"/>
               </w:rPr>
             </w:pPr>
             <w:r>
               <w:rPr>
                 <w:color w:val="000000"/>
-                <w:sz w:val="16"/>
-                <w:szCs w:val="20"/>
+                <w:sz w:val="14"/>
+                <w:szCs w:val="14"/>
               </w:rPr>
               <w:t>CP-070</w:t>
             </w:r>
@@ -2167,23 +2296,23 @@
         </w:tc>
         <w:tc>
           <w:tcPr>
-            <w:tcW w:w="993" w:type="dxa"/>
+            <w:tcW w:w="709" w:type="dxa"/>
             <w:shd w:val="clear" w:color="auto" w:fill="FFFFFF"/>
           </w:tcPr>
           <w:p>
             <w:pPr>
               <w:rPr>
-                <w:sz w:val="16"/>
-                <w:szCs w:val="20"/>
+                <w:sz w:val="14"/>
+                <w:szCs w:val="14"/>
               </w:rPr>
             </w:pPr>
             <w:r>
               <w:rPr>
                 <w:color w:val="000000"/>
-                <w:sz w:val="16"/>
-                <w:szCs w:val="20"/>
-              </w:rPr>
-              <w:t>Grupo 1</w:t>
+                <w:sz w:val="14"/>
+                <w:szCs w:val="14"/>
+              </w:rPr>
+              <w:t>Planilla</w:t>
             </w:r>
           </w:p>
         </w:tc>
@@ -2195,17 +2324,39 @@
           <w:p>
             <w:pPr>
               <w:rPr>
-                <w:sz w:val="16"/>
-                <w:szCs w:val="20"/>
+                <w:sz w:val="14"/>
+                <w:szCs w:val="14"/>
               </w:rPr>
             </w:pPr>
             <w:r>
               <w:rPr>
                 <w:color w:val="000000"/>
-                <w:sz w:val="16"/>
-                <w:szCs w:val="20"/>
-              </w:rPr>
-              <w:t>Planilla</w:t>
+                <w:sz w:val="14"/>
+                <w:szCs w:val="14"/>
+              </w:rPr>
+              <w:t>POST /planillas con Bodeguero: RBAC deniega creación</w:t>
+            </w:r>
+          </w:p>
+        </w:tc>
+        <w:tc>
+          <w:tcPr>
+            <w:tcW w:w="1134" w:type="dxa"/>
+            <w:shd w:val="clear" w:color="auto" w:fill="FFFFFF"/>
+          </w:tcPr>
+          <w:p>
+            <w:pPr>
+              <w:rPr>
+                <w:sz w:val="14"/>
+                <w:szCs w:val="14"/>
+              </w:rPr>
+            </w:pPr>
+            <w:r>
+              <w:rPr>
+                <w:color w:val="000000"/>
+                <w:sz w:val="14"/>
+                <w:szCs w:val="14"/>
+              </w:rPr>
+              <w:t>Automatizada</w:t>
             </w:r>
           </w:p>
         </w:tc>
@@ -2213,63 +2364,125 @@
           <w:tcPr>
             <w:tcW w:w="1276" w:type="dxa"/>
             <w:shd w:val="clear" w:color="auto" w:fill="FFFFFF"/>
-          </w:tcPr>
-          <w:p>
-            <w:pPr>
-              <w:rPr>
-                <w:sz w:val="16"/>
-                <w:szCs w:val="20"/>
-              </w:rPr>
-            </w:pPr>
-            <w:r>
+            <w:vAlign w:val="center"/>
+          </w:tcPr>
+          <w:p>
+            <w:pPr>
               <w:rPr>
                 <w:color w:val="000000"/>
-                <w:sz w:val="16"/>
-                <w:szCs w:val="20"/>
-              </w:rPr>
-              <w:t>POST /planillas con Bodeguero: RBAC deniega creación</w:t>
-            </w:r>
-          </w:p>
-        </w:tc>
-        <w:tc>
-          <w:tcPr>
-            <w:tcW w:w="984" w:type="dxa"/>
+                <w:sz w:val="14"/>
+                <w:szCs w:val="14"/>
+              </w:rPr>
+            </w:pPr>
+            <w:r>
+              <w:rPr>
+                <w:sz w:val="14"/>
+                <w:szCs w:val="14"/>
+              </w:rPr>
+              <w:t>Servidor levantado. Token JWT válido con rol Bodeguero. Body de planilla preparado.</w:t>
+            </w:r>
+          </w:p>
+        </w:tc>
+        <w:tc>
+          <w:tcPr>
+            <w:tcW w:w="1395" w:type="dxa"/>
             <w:shd w:val="clear" w:color="auto" w:fill="FFFFFF"/>
-          </w:tcPr>
-          <w:p>
-            <w:pPr>
-              <w:rPr>
-                <w:sz w:val="16"/>
-                <w:szCs w:val="20"/>
-              </w:rPr>
-            </w:pPr>
-            <w:r>
+            <w:vAlign w:val="center"/>
+          </w:tcPr>
+          <w:p>
+            <w:pPr>
+              <w:rPr>
+                <w:sz w:val="14"/>
+                <w:szCs w:val="14"/>
+              </w:rPr>
+            </w:pPr>
+            <w:r>
+              <w:rPr>
+                <w:sz w:val="14"/>
+                <w:szCs w:val="14"/>
+              </w:rPr>
+              <w:t>1. Generar token Bodeguero válido.</w:t>
+            </w:r>
+          </w:p>
+          <w:p>
+            <w:pPr>
+              <w:rPr>
+                <w:sz w:val="14"/>
+                <w:szCs w:val="14"/>
+              </w:rPr>
+            </w:pPr>
+            <w:r>
+              <w:rPr>
+                <w:sz w:val="14"/>
+                <w:szCs w:val="14"/>
+              </w:rPr>
+              <w:t>2. Ejecutar POST /api/v1/planillas.</w:t>
+            </w:r>
+          </w:p>
+          <w:p>
+            <w:pPr>
+              <w:rPr>
+                <w:sz w:val="14"/>
+                <w:szCs w:val="14"/>
+              </w:rPr>
+            </w:pPr>
+            <w:r>
+              <w:rPr>
+                <w:sz w:val="14"/>
+                <w:szCs w:val="14"/>
+              </w:rPr>
+              <w:t>3. Enviar Authorization: Bearer &lt;token_bodeguero</w:t>
+            </w:r>
+          </w:p>
+          <w:p>
+            <w:pPr>
+              <w:rPr>
+                <w:sz w:val="14"/>
+                <w:szCs w:val="14"/>
+              </w:rPr>
+            </w:pPr>
+            <w:r>
+              <w:rPr>
+                <w:sz w:val="14"/>
+                <w:szCs w:val="14"/>
+              </w:rPr>
+              <w:t>4. Enviar datos de planilla.</w:t>
+            </w:r>
+          </w:p>
+          <w:p>
+            <w:pPr>
               <w:rPr>
                 <w:color w:val="000000"/>
-                <w:sz w:val="16"/>
-                <w:szCs w:val="20"/>
-              </w:rPr>
-              <w:t>Automatizada</w:t>
-            </w:r>
-          </w:p>
-        </w:tc>
-        <w:tc>
-          <w:tcPr>
-            <w:tcW w:w="984" w:type="dxa"/>
+                <w:sz w:val="14"/>
+                <w:szCs w:val="14"/>
+              </w:rPr>
+            </w:pPr>
+            <w:r>
+              <w:rPr>
+                <w:sz w:val="14"/>
+                <w:szCs w:val="14"/>
+              </w:rPr>
+              <w:t>5. Verificar rechazo por permisos insuficientes.</w:t>
+            </w:r>
+          </w:p>
+        </w:tc>
+        <w:tc>
+          <w:tcPr>
+            <w:tcW w:w="983" w:type="dxa"/>
             <w:shd w:val="clear" w:color="auto" w:fill="FFFFFF"/>
           </w:tcPr>
           <w:p>
             <w:pPr>
               <w:rPr>
-                <w:sz w:val="16"/>
-                <w:szCs w:val="20"/>
+                <w:sz w:val="14"/>
+                <w:szCs w:val="14"/>
               </w:rPr>
             </w:pPr>
             <w:r>
               <w:rPr>
                 <w:color w:val="000000"/>
-                <w:sz w:val="16"/>
-                <w:szCs w:val="20"/>
+                <w:sz w:val="14"/>
+                <w:szCs w:val="14"/>
               </w:rPr>
               <w:t>HTTP 403.</w:t>
             </w:r>
@@ -2277,23 +2490,45 @@
         </w:tc>
         <w:tc>
           <w:tcPr>
-            <w:tcW w:w="984" w:type="dxa"/>
-            <w:shd w:val="clear" w:color="auto" w:fill="FFFFFF"/>
-          </w:tcPr>
-          <w:p>
-            <w:pPr>
-              <w:rPr>
-                <w:sz w:val="16"/>
-                <w:szCs w:val="20"/>
+            <w:tcW w:w="983" w:type="dxa"/>
+            <w:shd w:val="clear" w:color="auto" w:fill="E2EFDA"/>
+          </w:tcPr>
+          <w:p>
+            <w:pPr>
+              <w:rPr>
+                <w:sz w:val="14"/>
+                <w:szCs w:val="14"/>
               </w:rPr>
             </w:pPr>
             <w:r>
               <w:rPr>
                 <w:color w:val="000000"/>
-                <w:sz w:val="16"/>
-                <w:szCs w:val="20"/>
+                <w:sz w:val="14"/>
+                <w:szCs w:val="14"/>
               </w:rPr>
               <w:t>HTTP 403.</w:t>
+            </w:r>
+          </w:p>
+        </w:tc>
+        <w:tc>
+          <w:tcPr>
+            <w:tcW w:w="983" w:type="dxa"/>
+            <w:shd w:val="clear" w:color="auto" w:fill="E2EFDA"/>
+          </w:tcPr>
+          <w:p>
+            <w:pPr>
+              <w:rPr>
+                <w:sz w:val="14"/>
+                <w:szCs w:val="14"/>
+              </w:rPr>
+            </w:pPr>
+            <w:r>
+              <w:rPr>
+                <w:color w:val="000000"/>
+                <w:sz w:val="14"/>
+                <w:szCs w:val="14"/>
+              </w:rPr>
+              <w:t>PASS</w:t>
             </w:r>
           </w:p>
         </w:tc>
@@ -2305,37 +2540,15 @@
           <w:p>
             <w:pPr>
               <w:rPr>
-                <w:sz w:val="16"/>
-                <w:szCs w:val="20"/>
+                <w:sz w:val="14"/>
+                <w:szCs w:val="14"/>
               </w:rPr>
             </w:pPr>
             <w:r>
               <w:rPr>
                 <w:color w:val="000000"/>
-                <w:sz w:val="16"/>
-                <w:szCs w:val="20"/>
-              </w:rPr>
-              <w:t>PASS</w:t>
-            </w:r>
-          </w:p>
-        </w:tc>
-        <w:tc>
-          <w:tcPr>
-            <w:tcW w:w="984" w:type="dxa"/>
-            <w:shd w:val="clear" w:color="auto" w:fill="FFFFFF"/>
-          </w:tcPr>
-          <w:p>
-            <w:pPr>
-              <w:rPr>
-                <w:sz w:val="16"/>
-                <w:szCs w:val="20"/>
-              </w:rPr>
-            </w:pPr>
-            <w:r>
-              <w:rPr>
-                <w:color w:val="000000"/>
-                <w:sz w:val="16"/>
-                <w:szCs w:val="20"/>
+                <w:sz w:val="14"/>
+                <w:szCs w:val="14"/>
               </w:rPr>
               <w:t>planilla_contable.test.js – Test 2</w:t>
             </w:r>
@@ -2345,21 +2558,21 @@
       <w:tr>
         <w:tc>
           <w:tcPr>
-            <w:tcW w:w="675" w:type="dxa"/>
+            <w:tcW w:w="392" w:type="dxa"/>
             <w:shd w:val="clear" w:color="auto" w:fill="F2F2F2"/>
           </w:tcPr>
           <w:p>
             <w:pPr>
               <w:rPr>
-                <w:sz w:val="16"/>
-                <w:szCs w:val="20"/>
+                <w:sz w:val="14"/>
+                <w:szCs w:val="14"/>
               </w:rPr>
             </w:pPr>
             <w:r>
               <w:rPr>
                 <w:color w:val="000000"/>
-                <w:sz w:val="16"/>
-                <w:szCs w:val="20"/>
+                <w:sz w:val="14"/>
+                <w:szCs w:val="14"/>
               </w:rPr>
               <w:t>CP-071</w:t>
             </w:r>
@@ -2367,23 +2580,23 @@
         </w:tc>
         <w:tc>
           <w:tcPr>
-            <w:tcW w:w="993" w:type="dxa"/>
+            <w:tcW w:w="709" w:type="dxa"/>
             <w:shd w:val="clear" w:color="auto" w:fill="F2F2F2"/>
           </w:tcPr>
           <w:p>
             <w:pPr>
               <w:rPr>
-                <w:sz w:val="16"/>
-                <w:szCs w:val="20"/>
+                <w:sz w:val="14"/>
+                <w:szCs w:val="14"/>
               </w:rPr>
             </w:pPr>
             <w:r>
               <w:rPr>
                 <w:color w:val="000000"/>
-                <w:sz w:val="16"/>
-                <w:szCs w:val="20"/>
-              </w:rPr>
-              <w:t>Grupo 1</w:t>
+                <w:sz w:val="14"/>
+                <w:szCs w:val="14"/>
+              </w:rPr>
+              <w:t>Planilla</w:t>
             </w:r>
           </w:p>
         </w:tc>
@@ -2395,17 +2608,39 @@
           <w:p>
             <w:pPr>
               <w:rPr>
-                <w:sz w:val="16"/>
-                <w:szCs w:val="20"/>
+                <w:sz w:val="14"/>
+                <w:szCs w:val="14"/>
               </w:rPr>
             </w:pPr>
             <w:r>
               <w:rPr>
                 <w:color w:val="000000"/>
-                <w:sz w:val="16"/>
-                <w:szCs w:val="20"/>
-              </w:rPr>
-              <w:t>Planilla</w:t>
+                <w:sz w:val="14"/>
+                <w:szCs w:val="14"/>
+              </w:rPr>
+              <w:t>POST /planillas con Residente: RBAC deniega creación</w:t>
+            </w:r>
+          </w:p>
+        </w:tc>
+        <w:tc>
+          <w:tcPr>
+            <w:tcW w:w="1134" w:type="dxa"/>
+            <w:shd w:val="clear" w:color="auto" w:fill="F2F2F2"/>
+          </w:tcPr>
+          <w:p>
+            <w:pPr>
+              <w:rPr>
+                <w:sz w:val="14"/>
+                <w:szCs w:val="14"/>
+              </w:rPr>
+            </w:pPr>
+            <w:r>
+              <w:rPr>
+                <w:color w:val="000000"/>
+                <w:sz w:val="14"/>
+                <w:szCs w:val="14"/>
+              </w:rPr>
+              <w:t>Automatizada</w:t>
             </w:r>
           </w:p>
         </w:tc>
@@ -2413,63 +2648,125 @@
           <w:tcPr>
             <w:tcW w:w="1276" w:type="dxa"/>
             <w:shd w:val="clear" w:color="auto" w:fill="F2F2F2"/>
-          </w:tcPr>
-          <w:p>
-            <w:pPr>
-              <w:rPr>
-                <w:sz w:val="16"/>
-                <w:szCs w:val="20"/>
-              </w:rPr>
-            </w:pPr>
-            <w:r>
+            <w:vAlign w:val="center"/>
+          </w:tcPr>
+          <w:p>
+            <w:pPr>
               <w:rPr>
                 <w:color w:val="000000"/>
-                <w:sz w:val="16"/>
-                <w:szCs w:val="20"/>
-              </w:rPr>
-              <w:t>POST /planillas con Residente: RBAC deniega creación</w:t>
-            </w:r>
-          </w:p>
-        </w:tc>
-        <w:tc>
-          <w:tcPr>
-            <w:tcW w:w="984" w:type="dxa"/>
+                <w:sz w:val="14"/>
+                <w:szCs w:val="14"/>
+              </w:rPr>
+            </w:pPr>
+            <w:r>
+              <w:rPr>
+                <w:sz w:val="14"/>
+                <w:szCs w:val="14"/>
+              </w:rPr>
+              <w:t>Servidor levantado. Token JWT válido con rol Residente. Body de planilla preparado.</w:t>
+            </w:r>
+          </w:p>
+        </w:tc>
+        <w:tc>
+          <w:tcPr>
+            <w:tcW w:w="1395" w:type="dxa"/>
             <w:shd w:val="clear" w:color="auto" w:fill="F2F2F2"/>
-          </w:tcPr>
-          <w:p>
-            <w:pPr>
-              <w:rPr>
-                <w:sz w:val="16"/>
-                <w:szCs w:val="20"/>
-              </w:rPr>
-            </w:pPr>
-            <w:r>
+            <w:vAlign w:val="center"/>
+          </w:tcPr>
+          <w:p>
+            <w:pPr>
+              <w:rPr>
+                <w:sz w:val="14"/>
+                <w:szCs w:val="14"/>
+              </w:rPr>
+            </w:pPr>
+            <w:r>
+              <w:rPr>
+                <w:sz w:val="14"/>
+                <w:szCs w:val="14"/>
+              </w:rPr>
+              <w:t>1. Generar token Residente válido.</w:t>
+            </w:r>
+          </w:p>
+          <w:p>
+            <w:pPr>
+              <w:rPr>
+                <w:sz w:val="14"/>
+                <w:szCs w:val="14"/>
+              </w:rPr>
+            </w:pPr>
+            <w:r>
+              <w:rPr>
+                <w:sz w:val="14"/>
+                <w:szCs w:val="14"/>
+              </w:rPr>
+              <w:t>2. Ejecutar POST /api/v1/planillas.</w:t>
+            </w:r>
+          </w:p>
+          <w:p>
+            <w:pPr>
+              <w:rPr>
+                <w:sz w:val="14"/>
+                <w:szCs w:val="14"/>
+              </w:rPr>
+            </w:pPr>
+            <w:r>
+              <w:rPr>
+                <w:sz w:val="14"/>
+                <w:szCs w:val="14"/>
+              </w:rPr>
+              <w:t>3. Enviar Authorization: Bearer &lt;token_residente&gt;.</w:t>
+            </w:r>
+          </w:p>
+          <w:p>
+            <w:pPr>
+              <w:rPr>
+                <w:sz w:val="14"/>
+                <w:szCs w:val="14"/>
+              </w:rPr>
+            </w:pPr>
+            <w:r>
+              <w:rPr>
+                <w:sz w:val="14"/>
+                <w:szCs w:val="14"/>
+              </w:rPr>
+              <w:t>4. Enviar datos de planilla.</w:t>
+            </w:r>
+          </w:p>
+          <w:p>
+            <w:pPr>
               <w:rPr>
                 <w:color w:val="000000"/>
-                <w:sz w:val="16"/>
-                <w:szCs w:val="20"/>
-              </w:rPr>
-              <w:t>Automatizada</w:t>
-            </w:r>
-          </w:p>
-        </w:tc>
-        <w:tc>
-          <w:tcPr>
-            <w:tcW w:w="984" w:type="dxa"/>
+                <w:sz w:val="14"/>
+                <w:szCs w:val="14"/>
+              </w:rPr>
+            </w:pPr>
+            <w:r>
+              <w:rPr>
+                <w:sz w:val="14"/>
+                <w:szCs w:val="14"/>
+              </w:rPr>
+              <w:t>5. Validar denegación por RBAC.</w:t>
+            </w:r>
+          </w:p>
+        </w:tc>
+        <w:tc>
+          <w:tcPr>
+            <w:tcW w:w="983" w:type="dxa"/>
             <w:shd w:val="clear" w:color="auto" w:fill="F2F2F2"/>
           </w:tcPr>
           <w:p>
             <w:pPr>
               <w:rPr>
-                <w:sz w:val="16"/>
-                <w:szCs w:val="20"/>
+                <w:sz w:val="14"/>
+                <w:szCs w:val="14"/>
               </w:rPr>
             </w:pPr>
             <w:r>
               <w:rPr>
                 <w:color w:val="000000"/>
-                <w:sz w:val="16"/>
-                <w:szCs w:val="20"/>
+                <w:sz w:val="14"/>
+                <w:szCs w:val="14"/>
               </w:rPr>
               <w:t>HTTP 403.</w:t>
             </w:r>
@@ -2477,23 +2774,45 @@
         </w:tc>
         <w:tc>
           <w:tcPr>
-            <w:tcW w:w="984" w:type="dxa"/>
-            <w:shd w:val="clear" w:color="auto" w:fill="F2F2F2"/>
-          </w:tcPr>
-          <w:p>
-            <w:pPr>
-              <w:rPr>
-                <w:sz w:val="16"/>
-                <w:szCs w:val="20"/>
+            <w:tcW w:w="983" w:type="dxa"/>
+            <w:shd w:val="clear" w:color="auto" w:fill="E2EFDA"/>
+          </w:tcPr>
+          <w:p>
+            <w:pPr>
+              <w:rPr>
+                <w:sz w:val="14"/>
+                <w:szCs w:val="14"/>
               </w:rPr>
             </w:pPr>
             <w:r>
               <w:rPr>
                 <w:color w:val="000000"/>
-                <w:sz w:val="16"/>
-                <w:szCs w:val="20"/>
+                <w:sz w:val="14"/>
+                <w:szCs w:val="14"/>
               </w:rPr>
               <w:t>HTTP 403.</w:t>
+            </w:r>
+          </w:p>
+        </w:tc>
+        <w:tc>
+          <w:tcPr>
+            <w:tcW w:w="983" w:type="dxa"/>
+            <w:shd w:val="clear" w:color="auto" w:fill="E2EFDA"/>
+          </w:tcPr>
+          <w:p>
+            <w:pPr>
+              <w:rPr>
+                <w:sz w:val="14"/>
+                <w:szCs w:val="14"/>
+              </w:rPr>
+            </w:pPr>
+            <w:r>
+              <w:rPr>
+                <w:color w:val="000000"/>
+                <w:sz w:val="14"/>
+                <w:szCs w:val="14"/>
+              </w:rPr>
+              <w:t>PASS</w:t>
             </w:r>
           </w:p>
         </w:tc>
@@ -2505,37 +2824,15 @@
           <w:p>
             <w:pPr>
               <w:rPr>
-                <w:sz w:val="16"/>
-                <w:szCs w:val="20"/>
+                <w:sz w:val="14"/>
+                <w:szCs w:val="14"/>
               </w:rPr>
             </w:pPr>
             <w:r>
               <w:rPr>
                 <w:color w:val="000000"/>
-                <w:sz w:val="16"/>
-                <w:szCs w:val="20"/>
-              </w:rPr>
-              <w:t>PASS</w:t>
-            </w:r>
-          </w:p>
-        </w:tc>
-        <w:tc>
-          <w:tcPr>
-            <w:tcW w:w="984" w:type="dxa"/>
-            <w:shd w:val="clear" w:color="auto" w:fill="F2F2F2"/>
-          </w:tcPr>
-          <w:p>
-            <w:pPr>
-              <w:rPr>
-                <w:sz w:val="16"/>
-                <w:szCs w:val="20"/>
-              </w:rPr>
-            </w:pPr>
-            <w:r>
-              <w:rPr>
-                <w:color w:val="000000"/>
-                <w:sz w:val="16"/>
-                <w:szCs w:val="20"/>
+                <w:sz w:val="14"/>
+                <w:szCs w:val="14"/>
               </w:rPr>
               <w:t>planilla_contable.test.js – Test 3</w:t>
             </w:r>
@@ -2545,21 +2842,21 @@
       <w:tr>
         <w:tc>
           <w:tcPr>
-            <w:tcW w:w="675" w:type="dxa"/>
+            <w:tcW w:w="392" w:type="dxa"/>
             <w:shd w:val="clear" w:color="auto" w:fill="FFFFFF"/>
           </w:tcPr>
           <w:p>
             <w:pPr>
               <w:rPr>
-                <w:sz w:val="16"/>
-                <w:szCs w:val="20"/>
+                <w:sz w:val="14"/>
+                <w:szCs w:val="14"/>
               </w:rPr>
             </w:pPr>
             <w:r>
               <w:rPr>
                 <w:color w:val="000000"/>
-                <w:sz w:val="16"/>
-                <w:szCs w:val="20"/>
+                <w:sz w:val="14"/>
+                <w:szCs w:val="14"/>
               </w:rPr>
               <w:t>CP-072</w:t>
             </w:r>
@@ -2567,23 +2864,23 @@
         </w:tc>
         <w:tc>
           <w:tcPr>
-            <w:tcW w:w="993" w:type="dxa"/>
+            <w:tcW w:w="709" w:type="dxa"/>
             <w:shd w:val="clear" w:color="auto" w:fill="FFFFFF"/>
           </w:tcPr>
           <w:p>
             <w:pPr>
               <w:rPr>
-                <w:sz w:val="16"/>
-                <w:szCs w:val="20"/>
+                <w:sz w:val="14"/>
+                <w:szCs w:val="14"/>
               </w:rPr>
             </w:pPr>
             <w:r>
               <w:rPr>
                 <w:color w:val="000000"/>
-                <w:sz w:val="16"/>
-                <w:szCs w:val="20"/>
-              </w:rPr>
-              <w:t>Grupo 1</w:t>
+                <w:sz w:val="14"/>
+                <w:szCs w:val="14"/>
+              </w:rPr>
+              <w:t>Planilla</w:t>
             </w:r>
           </w:p>
         </w:tc>
@@ -2595,17 +2892,39 @@
           <w:p>
             <w:pPr>
               <w:rPr>
-                <w:sz w:val="16"/>
-                <w:szCs w:val="20"/>
+                <w:sz w:val="14"/>
+                <w:szCs w:val="14"/>
               </w:rPr>
             </w:pPr>
             <w:r>
               <w:rPr>
                 <w:color w:val="000000"/>
-                <w:sz w:val="16"/>
-                <w:szCs w:val="20"/>
-              </w:rPr>
-              <w:t>Planilla</w:t>
+                <w:sz w:val="14"/>
+                <w:szCs w:val="14"/>
+              </w:rPr>
+              <w:t>POST /planillas con Admin: pasa RBAC y procesa planilla</w:t>
+            </w:r>
+          </w:p>
+        </w:tc>
+        <w:tc>
+          <w:tcPr>
+            <w:tcW w:w="1134" w:type="dxa"/>
+            <w:shd w:val="clear" w:color="auto" w:fill="FFFFFF"/>
+          </w:tcPr>
+          <w:p>
+            <w:pPr>
+              <w:rPr>
+                <w:sz w:val="14"/>
+                <w:szCs w:val="14"/>
+              </w:rPr>
+            </w:pPr>
+            <w:r>
+              <w:rPr>
+                <w:color w:val="000000"/>
+                <w:sz w:val="14"/>
+                <w:szCs w:val="14"/>
+              </w:rPr>
+              <w:t>Automatizada</w:t>
             </w:r>
           </w:p>
         </w:tc>
@@ -2613,63 +2932,140 @@
           <w:tcPr>
             <w:tcW w:w="1276" w:type="dxa"/>
             <w:shd w:val="clear" w:color="auto" w:fill="FFFFFF"/>
-          </w:tcPr>
-          <w:p>
-            <w:pPr>
-              <w:rPr>
-                <w:sz w:val="16"/>
-                <w:szCs w:val="20"/>
-              </w:rPr>
-            </w:pPr>
-            <w:r>
+            <w:vAlign w:val="center"/>
+          </w:tcPr>
+          <w:p>
+            <w:pPr>
               <w:rPr>
                 <w:color w:val="000000"/>
-                <w:sz w:val="16"/>
-                <w:szCs w:val="20"/>
-              </w:rPr>
-              <w:t>POST /planillas con Admin: pasa RBAC y procesa planilla</w:t>
-            </w:r>
-          </w:p>
-        </w:tc>
-        <w:tc>
-          <w:tcPr>
-            <w:tcW w:w="984" w:type="dxa"/>
+                <w:sz w:val="14"/>
+                <w:szCs w:val="14"/>
+              </w:rPr>
+            </w:pPr>
+            <w:r>
+              <w:rPr>
+                <w:sz w:val="14"/>
+                <w:szCs w:val="14"/>
+              </w:rPr>
+              <w:t>Servidor levantado. Token JWT válido con rol Administrador del Sistema. Body de planilla preparado.</w:t>
+            </w:r>
+          </w:p>
+        </w:tc>
+        <w:tc>
+          <w:tcPr>
+            <w:tcW w:w="1395" w:type="dxa"/>
             <w:shd w:val="clear" w:color="auto" w:fill="FFFFFF"/>
-          </w:tcPr>
-          <w:p>
-            <w:pPr>
-              <w:rPr>
-                <w:sz w:val="16"/>
-                <w:szCs w:val="20"/>
-              </w:rPr>
-            </w:pPr>
-            <w:r>
+            <w:vAlign w:val="center"/>
+          </w:tcPr>
+          <w:p>
+            <w:pPr>
+              <w:rPr>
+                <w:sz w:val="14"/>
+                <w:szCs w:val="14"/>
+              </w:rPr>
+            </w:pPr>
+            <w:r>
+              <w:rPr>
+                <w:sz w:val="14"/>
+                <w:szCs w:val="14"/>
+              </w:rPr>
+              <w:t>1. Generar token Admin válido.</w:t>
+            </w:r>
+          </w:p>
+          <w:p>
+            <w:pPr>
+              <w:rPr>
+                <w:sz w:val="14"/>
+                <w:szCs w:val="14"/>
+              </w:rPr>
+            </w:pPr>
+            <w:r>
+              <w:rPr>
+                <w:sz w:val="14"/>
+                <w:szCs w:val="14"/>
+              </w:rPr>
+              <w:t>2. Ejecutar POST /api/v1/planillas.</w:t>
+            </w:r>
+          </w:p>
+          <w:p>
+            <w:pPr>
+              <w:rPr>
+                <w:sz w:val="14"/>
+                <w:szCs w:val="14"/>
+              </w:rPr>
+            </w:pPr>
+            <w:r>
+              <w:rPr>
+                <w:sz w:val="14"/>
+                <w:szCs w:val="14"/>
+              </w:rPr>
+              <w:t>3. Enviar Authorization: Bearer &lt;token_admin&gt;.</w:t>
+            </w:r>
+          </w:p>
+          <w:p>
+            <w:pPr>
+              <w:rPr>
+                <w:sz w:val="14"/>
+                <w:szCs w:val="14"/>
+              </w:rPr>
+            </w:pPr>
+            <w:r>
+              <w:rPr>
+                <w:sz w:val="14"/>
+                <w:szCs w:val="14"/>
+              </w:rPr>
+              <w:t>4. Enviar datos de planilla.</w:t>
+            </w:r>
+          </w:p>
+          <w:p>
+            <w:pPr>
+              <w:rPr>
+                <w:sz w:val="14"/>
+                <w:szCs w:val="14"/>
+              </w:rPr>
+            </w:pPr>
+            <w:r>
+              <w:rPr>
+                <w:sz w:val="14"/>
+                <w:szCs w:val="14"/>
+              </w:rPr>
+              <w:t>5. Verificar que Admin no reciba 401 ni 403.</w:t>
+            </w:r>
+          </w:p>
+          <w:p>
+            <w:pPr>
               <w:rPr>
                 <w:color w:val="000000"/>
-                <w:sz w:val="16"/>
-                <w:szCs w:val="20"/>
-              </w:rPr>
-              <w:t>Automatizada</w:t>
-            </w:r>
-          </w:p>
-        </w:tc>
-        <w:tc>
-          <w:tcPr>
-            <w:tcW w:w="984" w:type="dxa"/>
+                <w:sz w:val="14"/>
+                <w:szCs w:val="14"/>
+              </w:rPr>
+            </w:pPr>
+            <w:r>
+              <w:rPr>
+                <w:sz w:val="14"/>
+                <w:szCs w:val="14"/>
+              </w:rPr>
+              <w:t>6. Validar respuesta según disponibilidad de BD y datos.</w:t>
+            </w:r>
+          </w:p>
+        </w:tc>
+        <w:tc>
+          <w:tcPr>
+            <w:tcW w:w="983" w:type="dxa"/>
             <w:shd w:val="clear" w:color="auto" w:fill="FFFFFF"/>
           </w:tcPr>
           <w:p>
             <w:pPr>
               <w:rPr>
-                <w:sz w:val="16"/>
-                <w:szCs w:val="20"/>
+                <w:sz w:val="14"/>
+                <w:szCs w:val="14"/>
               </w:rPr>
             </w:pPr>
             <w:r>
               <w:rPr>
                 <w:color w:val="000000"/>
-                <w:sz w:val="16"/>
-                <w:szCs w:val="20"/>
+                <w:sz w:val="14"/>
+                <w:szCs w:val="14"/>
               </w:rPr>
               <w:t>HTTP 200/201/400/500 (no 401 ni 403).</w:t>
             </w:r>
@@ -2677,23 +3073,45 @@
         </w:tc>
         <w:tc>
           <w:tcPr>
-            <w:tcW w:w="984" w:type="dxa"/>
-            <w:shd w:val="clear" w:color="auto" w:fill="FFFFFF"/>
-          </w:tcPr>
-          <w:p>
-            <w:pPr>
-              <w:rPr>
-                <w:sz w:val="16"/>
-                <w:szCs w:val="20"/>
+            <w:tcW w:w="983" w:type="dxa"/>
+            <w:shd w:val="clear" w:color="auto" w:fill="E2EFDA"/>
+          </w:tcPr>
+          <w:p>
+            <w:pPr>
+              <w:rPr>
+                <w:sz w:val="14"/>
+                <w:szCs w:val="14"/>
               </w:rPr>
             </w:pPr>
             <w:r>
               <w:rPr>
                 <w:color w:val="000000"/>
-                <w:sz w:val="16"/>
-                <w:szCs w:val="20"/>
+                <w:sz w:val="14"/>
+                <w:szCs w:val="14"/>
               </w:rPr>
               <w:t>HTTP 201 o 400/500 según disponibilidad.</w:t>
+            </w:r>
+          </w:p>
+        </w:tc>
+        <w:tc>
+          <w:tcPr>
+            <w:tcW w:w="983" w:type="dxa"/>
+            <w:shd w:val="clear" w:color="auto" w:fill="E2EFDA"/>
+          </w:tcPr>
+          <w:p>
+            <w:pPr>
+              <w:rPr>
+                <w:sz w:val="14"/>
+                <w:szCs w:val="14"/>
+              </w:rPr>
+            </w:pPr>
+            <w:r>
+              <w:rPr>
+                <w:color w:val="000000"/>
+                <w:sz w:val="14"/>
+                <w:szCs w:val="14"/>
+              </w:rPr>
+              <w:t>PASS</w:t>
             </w:r>
           </w:p>
         </w:tc>
@@ -2705,37 +3123,15 @@
           <w:p>
             <w:pPr>
               <w:rPr>
-                <w:sz w:val="16"/>
-                <w:szCs w:val="20"/>
+                <w:sz w:val="14"/>
+                <w:szCs w:val="14"/>
               </w:rPr>
             </w:pPr>
             <w:r>
               <w:rPr>
                 <w:color w:val="000000"/>
-                <w:sz w:val="16"/>
-                <w:szCs w:val="20"/>
-              </w:rPr>
-              <w:t>PASS</w:t>
-            </w:r>
-          </w:p>
-        </w:tc>
-        <w:tc>
-          <w:tcPr>
-            <w:tcW w:w="984" w:type="dxa"/>
-            <w:shd w:val="clear" w:color="auto" w:fill="FFFFFF"/>
-          </w:tcPr>
-          <w:p>
-            <w:pPr>
-              <w:rPr>
-                <w:sz w:val="16"/>
-                <w:szCs w:val="20"/>
-              </w:rPr>
-            </w:pPr>
-            <w:r>
-              <w:rPr>
-                <w:color w:val="000000"/>
-                <w:sz w:val="16"/>
-                <w:szCs w:val="20"/>
+                <w:sz w:val="14"/>
+                <w:szCs w:val="14"/>
               </w:rPr>
               <w:t>planilla_contable.test.js – Test 4</w:t>
             </w:r>
@@ -2745,21 +3141,21 @@
       <w:tr>
         <w:tc>
           <w:tcPr>
-            <w:tcW w:w="675" w:type="dxa"/>
+            <w:tcW w:w="392" w:type="dxa"/>
             <w:shd w:val="clear" w:color="auto" w:fill="F2F2F2"/>
           </w:tcPr>
           <w:p>
             <w:pPr>
               <w:rPr>
-                <w:sz w:val="16"/>
-                <w:szCs w:val="20"/>
+                <w:sz w:val="14"/>
+                <w:szCs w:val="14"/>
               </w:rPr>
             </w:pPr>
             <w:r>
               <w:rPr>
                 <w:color w:val="000000"/>
-                <w:sz w:val="16"/>
-                <w:szCs w:val="20"/>
+                <w:sz w:val="14"/>
+                <w:szCs w:val="14"/>
               </w:rPr>
               <w:t>CP-073</w:t>
             </w:r>
@@ -2767,23 +3163,23 @@
         </w:tc>
         <w:tc>
           <w:tcPr>
-            <w:tcW w:w="993" w:type="dxa"/>
+            <w:tcW w:w="709" w:type="dxa"/>
             <w:shd w:val="clear" w:color="auto" w:fill="F2F2F2"/>
           </w:tcPr>
           <w:p>
             <w:pPr>
               <w:rPr>
-                <w:sz w:val="16"/>
-                <w:szCs w:val="20"/>
+                <w:sz w:val="14"/>
+                <w:szCs w:val="14"/>
               </w:rPr>
             </w:pPr>
             <w:r>
               <w:rPr>
                 <w:color w:val="000000"/>
-                <w:sz w:val="16"/>
-                <w:szCs w:val="20"/>
-              </w:rPr>
-              <w:t>Grupo 1</w:t>
+                <w:sz w:val="14"/>
+                <w:szCs w:val="14"/>
+              </w:rPr>
+              <w:t>Planilla</w:t>
             </w:r>
           </w:p>
         </w:tc>
@@ -2795,17 +3191,39 @@
           <w:p>
             <w:pPr>
               <w:rPr>
-                <w:sz w:val="16"/>
-                <w:szCs w:val="20"/>
+                <w:sz w:val="14"/>
+                <w:szCs w:val="14"/>
               </w:rPr>
             </w:pPr>
             <w:r>
               <w:rPr>
                 <w:color w:val="000000"/>
-                <w:sz w:val="16"/>
-                <w:szCs w:val="20"/>
-              </w:rPr>
-              <w:t>Planilla</w:t>
+                <w:sz w:val="14"/>
+                <w:szCs w:val="14"/>
+              </w:rPr>
+              <w:t>GET /planillas sin token: ruta protegida</w:t>
+            </w:r>
+          </w:p>
+        </w:tc>
+        <w:tc>
+          <w:tcPr>
+            <w:tcW w:w="1134" w:type="dxa"/>
+            <w:shd w:val="clear" w:color="auto" w:fill="F2F2F2"/>
+          </w:tcPr>
+          <w:p>
+            <w:pPr>
+              <w:rPr>
+                <w:sz w:val="14"/>
+                <w:szCs w:val="14"/>
+              </w:rPr>
+            </w:pPr>
+            <w:r>
+              <w:rPr>
+                <w:color w:val="000000"/>
+                <w:sz w:val="14"/>
+                <w:szCs w:val="14"/>
+              </w:rPr>
+              <w:t>Automatizada</w:t>
             </w:r>
           </w:p>
         </w:tc>
@@ -2813,87 +3231,150 @@
           <w:tcPr>
             <w:tcW w:w="1276" w:type="dxa"/>
             <w:shd w:val="clear" w:color="auto" w:fill="F2F2F2"/>
-          </w:tcPr>
-          <w:p>
-            <w:pPr>
-              <w:rPr>
-                <w:sz w:val="16"/>
-                <w:szCs w:val="20"/>
-              </w:rPr>
-            </w:pPr>
-            <w:r>
+            <w:vAlign w:val="center"/>
+          </w:tcPr>
+          <w:p>
+            <w:pPr>
               <w:rPr>
                 <w:color w:val="000000"/>
-                <w:sz w:val="16"/>
-                <w:szCs w:val="20"/>
-              </w:rPr>
-              <w:t>GET /planillas sin token: ruta protegida</w:t>
-            </w:r>
-          </w:p>
-        </w:tc>
-        <w:tc>
-          <w:tcPr>
-            <w:tcW w:w="984" w:type="dxa"/>
+                <w:sz w:val="14"/>
+                <w:szCs w:val="14"/>
+              </w:rPr>
+            </w:pPr>
+            <w:r>
+              <w:rPr>
+                <w:sz w:val="14"/>
+                <w:szCs w:val="14"/>
+              </w:rPr>
+              <w:t>Servidor levantado. No existe cabecera Authorization.</w:t>
+            </w:r>
+          </w:p>
+        </w:tc>
+        <w:tc>
+          <w:tcPr>
+            <w:tcW w:w="1395" w:type="dxa"/>
             <w:shd w:val="clear" w:color="auto" w:fill="F2F2F2"/>
-          </w:tcPr>
-          <w:p>
-            <w:pPr>
-              <w:rPr>
-                <w:sz w:val="16"/>
-                <w:szCs w:val="20"/>
-              </w:rPr>
-            </w:pPr>
-            <w:r>
+            <w:vAlign w:val="center"/>
+          </w:tcPr>
+          <w:p>
+            <w:pPr>
+              <w:rPr>
+                <w:sz w:val="14"/>
+                <w:szCs w:val="14"/>
+              </w:rPr>
+            </w:pPr>
+            <w:r>
+              <w:rPr>
+                <w:sz w:val="14"/>
+                <w:szCs w:val="14"/>
+              </w:rPr>
+              <w:t>1. Ejecutar GET /api/v1/planillas.</w:t>
+            </w:r>
+          </w:p>
+          <w:p>
+            <w:pPr>
+              <w:rPr>
+                <w:sz w:val="14"/>
+                <w:szCs w:val="14"/>
+              </w:rPr>
+            </w:pPr>
+            <w:r>
+              <w:rPr>
+                <w:sz w:val="14"/>
+                <w:szCs w:val="14"/>
+              </w:rPr>
+              <w:t>2. No enviar token JWT.</w:t>
+            </w:r>
+          </w:p>
+          <w:p>
+            <w:pPr>
               <w:rPr>
                 <w:color w:val="000000"/>
-                <w:sz w:val="16"/>
-                <w:szCs w:val="20"/>
-              </w:rPr>
-              <w:t>Automatizada</w:t>
-            </w:r>
-          </w:p>
-        </w:tc>
-        <w:tc>
-          <w:tcPr>
-            <w:tcW w:w="984" w:type="dxa"/>
+                <w:sz w:val="14"/>
+                <w:szCs w:val="14"/>
+              </w:rPr>
+            </w:pPr>
+            <w:r>
+              <w:rPr>
+                <w:sz w:val="14"/>
+                <w:szCs w:val="14"/>
+              </w:rPr>
+              <w:t xml:space="preserve">3. Verificar rechazo </w:t>
+            </w:r>
+            <w:r>
+              <w:rPr>
+                <w:sz w:val="14"/>
+                <w:szCs w:val="14"/>
+              </w:rPr>
+              <w:lastRenderedPageBreak/>
+              <w:t>por autenticación.</w:t>
+            </w:r>
+          </w:p>
+        </w:tc>
+        <w:tc>
+          <w:tcPr>
+            <w:tcW w:w="983" w:type="dxa"/>
             <w:shd w:val="clear" w:color="auto" w:fill="F2F2F2"/>
           </w:tcPr>
           <w:p>
             <w:pPr>
               <w:rPr>
-                <w:sz w:val="16"/>
-                <w:szCs w:val="20"/>
+                <w:sz w:val="14"/>
+                <w:szCs w:val="14"/>
               </w:rPr>
             </w:pPr>
             <w:r>
               <w:rPr>
                 <w:color w:val="000000"/>
-                <w:sz w:val="16"/>
-                <w:szCs w:val="20"/>
-              </w:rPr>
+                <w:sz w:val="14"/>
+                <w:szCs w:val="14"/>
+              </w:rPr>
+              <w:lastRenderedPageBreak/>
               <w:t>HTTP 401.</w:t>
             </w:r>
           </w:p>
         </w:tc>
         <w:tc>
           <w:tcPr>
-            <w:tcW w:w="984" w:type="dxa"/>
-            <w:shd w:val="clear" w:color="auto" w:fill="F2F2F2"/>
-          </w:tcPr>
-          <w:p>
-            <w:pPr>
-              <w:rPr>
-                <w:sz w:val="16"/>
-                <w:szCs w:val="20"/>
+            <w:tcW w:w="983" w:type="dxa"/>
+            <w:shd w:val="clear" w:color="auto" w:fill="E2EFDA"/>
+          </w:tcPr>
+          <w:p>
+            <w:pPr>
+              <w:rPr>
+                <w:sz w:val="14"/>
+                <w:szCs w:val="14"/>
               </w:rPr>
             </w:pPr>
             <w:r>
               <w:rPr>
                 <w:color w:val="000000"/>
-                <w:sz w:val="16"/>
-                <w:szCs w:val="20"/>
+                <w:sz w:val="14"/>
+                <w:szCs w:val="14"/>
               </w:rPr>
               <w:t>HTTP 401.</w:t>
+            </w:r>
+          </w:p>
+        </w:tc>
+        <w:tc>
+          <w:tcPr>
+            <w:tcW w:w="983" w:type="dxa"/>
+            <w:shd w:val="clear" w:color="auto" w:fill="E2EFDA"/>
+          </w:tcPr>
+          <w:p>
+            <w:pPr>
+              <w:rPr>
+                <w:sz w:val="14"/>
+                <w:szCs w:val="14"/>
+              </w:rPr>
+            </w:pPr>
+            <w:r>
+              <w:rPr>
+                <w:color w:val="000000"/>
+                <w:sz w:val="14"/>
+                <w:szCs w:val="14"/>
+              </w:rPr>
+              <w:t>PASS</w:t>
             </w:r>
           </w:p>
         </w:tc>
@@ -2905,37 +3386,15 @@
           <w:p>
             <w:pPr>
               <w:rPr>
-                <w:sz w:val="16"/>
-                <w:szCs w:val="20"/>
+                <w:sz w:val="14"/>
+                <w:szCs w:val="14"/>
               </w:rPr>
             </w:pPr>
             <w:r>
               <w:rPr>
                 <w:color w:val="000000"/>
-                <w:sz w:val="16"/>
-                <w:szCs w:val="20"/>
-              </w:rPr>
-              <w:t>PASS</w:t>
-            </w:r>
-          </w:p>
-        </w:tc>
-        <w:tc>
-          <w:tcPr>
-            <w:tcW w:w="984" w:type="dxa"/>
-            <w:shd w:val="clear" w:color="auto" w:fill="F2F2F2"/>
-          </w:tcPr>
-          <w:p>
-            <w:pPr>
-              <w:rPr>
-                <w:sz w:val="16"/>
-                <w:szCs w:val="20"/>
-              </w:rPr>
-            </w:pPr>
-            <w:r>
-              <w:rPr>
-                <w:color w:val="000000"/>
-                <w:sz w:val="16"/>
-                <w:szCs w:val="20"/>
+                <w:sz w:val="14"/>
+                <w:szCs w:val="14"/>
               </w:rPr>
               <w:t>planilla_contable.test.js – Test 5</w:t>
             </w:r>
@@ -2945,21 +3404,21 @@
       <w:tr>
         <w:tc>
           <w:tcPr>
-            <w:tcW w:w="675" w:type="dxa"/>
+            <w:tcW w:w="392" w:type="dxa"/>
             <w:shd w:val="clear" w:color="auto" w:fill="FFFFFF"/>
           </w:tcPr>
           <w:p>
             <w:pPr>
               <w:rPr>
-                <w:sz w:val="16"/>
-                <w:szCs w:val="20"/>
+                <w:sz w:val="14"/>
+                <w:szCs w:val="14"/>
               </w:rPr>
             </w:pPr>
             <w:r>
               <w:rPr>
                 <w:color w:val="000000"/>
-                <w:sz w:val="16"/>
-                <w:szCs w:val="20"/>
+                <w:sz w:val="14"/>
+                <w:szCs w:val="14"/>
               </w:rPr>
               <w:t>CP-074</w:t>
             </w:r>
@@ -2967,23 +3426,23 @@
         </w:tc>
         <w:tc>
           <w:tcPr>
-            <w:tcW w:w="993" w:type="dxa"/>
+            <w:tcW w:w="709" w:type="dxa"/>
             <w:shd w:val="clear" w:color="auto" w:fill="FFFFFF"/>
           </w:tcPr>
           <w:p>
             <w:pPr>
               <w:rPr>
-                <w:sz w:val="16"/>
-                <w:szCs w:val="20"/>
+                <w:sz w:val="14"/>
+                <w:szCs w:val="14"/>
               </w:rPr>
             </w:pPr>
             <w:r>
               <w:rPr>
                 <w:color w:val="000000"/>
-                <w:sz w:val="16"/>
-                <w:szCs w:val="20"/>
-              </w:rPr>
-              <w:t>Grupo 1</w:t>
+                <w:sz w:val="14"/>
+                <w:szCs w:val="14"/>
+              </w:rPr>
+              <w:t>Planilla</w:t>
             </w:r>
           </w:p>
         </w:tc>
@@ -2995,17 +3454,39 @@
           <w:p>
             <w:pPr>
               <w:rPr>
-                <w:sz w:val="16"/>
-                <w:szCs w:val="20"/>
+                <w:sz w:val="14"/>
+                <w:szCs w:val="14"/>
               </w:rPr>
             </w:pPr>
             <w:r>
               <w:rPr>
                 <w:color w:val="000000"/>
-                <w:sz w:val="16"/>
-                <w:szCs w:val="20"/>
-              </w:rPr>
-              <w:t>Planilla</w:t>
+                <w:sz w:val="14"/>
+                <w:szCs w:val="14"/>
+              </w:rPr>
+              <w:t>GET /planillas con Residente: pasa RBAC (acceso lectura)</w:t>
+            </w:r>
+          </w:p>
+        </w:tc>
+        <w:tc>
+          <w:tcPr>
+            <w:tcW w:w="1134" w:type="dxa"/>
+            <w:shd w:val="clear" w:color="auto" w:fill="FFFFFF"/>
+          </w:tcPr>
+          <w:p>
+            <w:pPr>
+              <w:rPr>
+                <w:sz w:val="14"/>
+                <w:szCs w:val="14"/>
+              </w:rPr>
+            </w:pPr>
+            <w:r>
+              <w:rPr>
+                <w:color w:val="000000"/>
+                <w:sz w:val="14"/>
+                <w:szCs w:val="14"/>
+              </w:rPr>
+              <w:t>Automatizada</w:t>
             </w:r>
           </w:p>
         </w:tc>
@@ -3013,63 +3494,110 @@
           <w:tcPr>
             <w:tcW w:w="1276" w:type="dxa"/>
             <w:shd w:val="clear" w:color="auto" w:fill="FFFFFF"/>
-          </w:tcPr>
-          <w:p>
-            <w:pPr>
-              <w:rPr>
-                <w:sz w:val="16"/>
-                <w:szCs w:val="20"/>
-              </w:rPr>
-            </w:pPr>
-            <w:r>
+            <w:vAlign w:val="center"/>
+          </w:tcPr>
+          <w:p>
+            <w:pPr>
               <w:rPr>
                 <w:color w:val="000000"/>
-                <w:sz w:val="16"/>
-                <w:szCs w:val="20"/>
-              </w:rPr>
-              <w:t>GET /planillas con Residente: pasa RBAC (acceso lectura)</w:t>
-            </w:r>
-          </w:p>
-        </w:tc>
-        <w:tc>
-          <w:tcPr>
-            <w:tcW w:w="984" w:type="dxa"/>
+                <w:sz w:val="14"/>
+                <w:szCs w:val="14"/>
+              </w:rPr>
+            </w:pPr>
+            <w:r>
+              <w:rPr>
+                <w:sz w:val="14"/>
+                <w:szCs w:val="14"/>
+              </w:rPr>
+              <w:t>Servidor levantado. Token JWT válido con rol Residente. El rol tiene permiso de lectura sobre planillas.</w:t>
+            </w:r>
+          </w:p>
+        </w:tc>
+        <w:tc>
+          <w:tcPr>
+            <w:tcW w:w="1395" w:type="dxa"/>
             <w:shd w:val="clear" w:color="auto" w:fill="FFFFFF"/>
-          </w:tcPr>
-          <w:p>
-            <w:pPr>
-              <w:rPr>
-                <w:sz w:val="16"/>
-                <w:szCs w:val="20"/>
-              </w:rPr>
-            </w:pPr>
-            <w:r>
+            <w:vAlign w:val="center"/>
+          </w:tcPr>
+          <w:p>
+            <w:pPr>
+              <w:rPr>
+                <w:sz w:val="14"/>
+                <w:szCs w:val="14"/>
+              </w:rPr>
+            </w:pPr>
+            <w:r>
+              <w:rPr>
+                <w:sz w:val="14"/>
+                <w:szCs w:val="14"/>
+              </w:rPr>
+              <w:t>1. Generar token Residente válido.</w:t>
+            </w:r>
+          </w:p>
+          <w:p>
+            <w:pPr>
+              <w:rPr>
+                <w:sz w:val="14"/>
+                <w:szCs w:val="14"/>
+              </w:rPr>
+            </w:pPr>
+            <w:r>
+              <w:rPr>
+                <w:sz w:val="14"/>
+                <w:szCs w:val="14"/>
+              </w:rPr>
+              <w:t>2. Ejecutar GET /api/v1/planillas.</w:t>
+            </w:r>
+          </w:p>
+          <w:p>
+            <w:pPr>
+              <w:rPr>
+                <w:sz w:val="14"/>
+                <w:szCs w:val="14"/>
+              </w:rPr>
+            </w:pPr>
+            <w:r>
+              <w:rPr>
+                <w:sz w:val="14"/>
+                <w:szCs w:val="14"/>
+              </w:rPr>
+              <w:t>3. Enviar Authorization: Bearer &lt;token_residente&gt;.</w:t>
+            </w:r>
+          </w:p>
+          <w:p>
+            <w:pPr>
               <w:rPr>
                 <w:color w:val="000000"/>
-                <w:sz w:val="16"/>
-                <w:szCs w:val="20"/>
-              </w:rPr>
-              <w:t>Automatizada</w:t>
-            </w:r>
-          </w:p>
-        </w:tc>
-        <w:tc>
-          <w:tcPr>
-            <w:tcW w:w="984" w:type="dxa"/>
+                <w:sz w:val="14"/>
+                <w:szCs w:val="14"/>
+              </w:rPr>
+            </w:pPr>
+            <w:r>
+              <w:rPr>
+                <w:sz w:val="14"/>
+                <w:szCs w:val="14"/>
+              </w:rPr>
+              <w:t>4. Verificar que no retorne 401 ni 403.</w:t>
+            </w:r>
+          </w:p>
+        </w:tc>
+        <w:tc>
+          <w:tcPr>
+            <w:tcW w:w="983" w:type="dxa"/>
             <w:shd w:val="clear" w:color="auto" w:fill="FFFFFF"/>
           </w:tcPr>
           <w:p>
             <w:pPr>
               <w:rPr>
-                <w:sz w:val="16"/>
-                <w:szCs w:val="20"/>
+                <w:sz w:val="14"/>
+                <w:szCs w:val="14"/>
               </w:rPr>
             </w:pPr>
             <w:r>
               <w:rPr>
                 <w:color w:val="000000"/>
-                <w:sz w:val="16"/>
-                <w:szCs w:val="20"/>
+                <w:sz w:val="14"/>
+                <w:szCs w:val="14"/>
               </w:rPr>
               <w:t>HTTP 200 o 500 (no 401 ni 403).</w:t>
             </w:r>
@@ -3077,23 +3605,45 @@
         </w:tc>
         <w:tc>
           <w:tcPr>
-            <w:tcW w:w="984" w:type="dxa"/>
-            <w:shd w:val="clear" w:color="auto" w:fill="FFFFFF"/>
-          </w:tcPr>
-          <w:p>
-            <w:pPr>
-              <w:rPr>
-                <w:sz w:val="16"/>
-                <w:szCs w:val="20"/>
+            <w:tcW w:w="983" w:type="dxa"/>
+            <w:shd w:val="clear" w:color="auto" w:fill="E2EFDA"/>
+          </w:tcPr>
+          <w:p>
+            <w:pPr>
+              <w:rPr>
+                <w:sz w:val="14"/>
+                <w:szCs w:val="14"/>
               </w:rPr>
             </w:pPr>
             <w:r>
               <w:rPr>
                 <w:color w:val="000000"/>
-                <w:sz w:val="16"/>
-                <w:szCs w:val="20"/>
+                <w:sz w:val="14"/>
+                <w:szCs w:val="14"/>
               </w:rPr>
               <w:t>HTTP 200 o 500 según disponibilidad.</w:t>
+            </w:r>
+          </w:p>
+        </w:tc>
+        <w:tc>
+          <w:tcPr>
+            <w:tcW w:w="983" w:type="dxa"/>
+            <w:shd w:val="clear" w:color="auto" w:fill="E2EFDA"/>
+          </w:tcPr>
+          <w:p>
+            <w:pPr>
+              <w:rPr>
+                <w:sz w:val="14"/>
+                <w:szCs w:val="14"/>
+              </w:rPr>
+            </w:pPr>
+            <w:r>
+              <w:rPr>
+                <w:color w:val="000000"/>
+                <w:sz w:val="14"/>
+                <w:szCs w:val="14"/>
+              </w:rPr>
+              <w:t>PASS</w:t>
             </w:r>
           </w:p>
         </w:tc>
@@ -3105,37 +3655,15 @@
           <w:p>
             <w:pPr>
               <w:rPr>
-                <w:sz w:val="16"/>
-                <w:szCs w:val="20"/>
+                <w:sz w:val="14"/>
+                <w:szCs w:val="14"/>
               </w:rPr>
             </w:pPr>
             <w:r>
               <w:rPr>
                 <w:color w:val="000000"/>
-                <w:sz w:val="16"/>
-                <w:szCs w:val="20"/>
-              </w:rPr>
-              <w:t>PASS</w:t>
-            </w:r>
-          </w:p>
-        </w:tc>
-        <w:tc>
-          <w:tcPr>
-            <w:tcW w:w="984" w:type="dxa"/>
-            <w:shd w:val="clear" w:color="auto" w:fill="FFFFFF"/>
-          </w:tcPr>
-          <w:p>
-            <w:pPr>
-              <w:rPr>
-                <w:sz w:val="16"/>
-                <w:szCs w:val="20"/>
-              </w:rPr>
-            </w:pPr>
-            <w:r>
-              <w:rPr>
-                <w:color w:val="000000"/>
-                <w:sz w:val="16"/>
-                <w:szCs w:val="20"/>
+                <w:sz w:val="14"/>
+                <w:szCs w:val="14"/>
               </w:rPr>
               <w:t>planilla_contable.test.js – Test 6</w:t>
             </w:r>
@@ -3145,21 +3673,21 @@
       <w:tr>
         <w:tc>
           <w:tcPr>
-            <w:tcW w:w="675" w:type="dxa"/>
+            <w:tcW w:w="392" w:type="dxa"/>
             <w:shd w:val="clear" w:color="auto" w:fill="F2F2F2"/>
           </w:tcPr>
           <w:p>
             <w:pPr>
               <w:rPr>
-                <w:sz w:val="16"/>
-                <w:szCs w:val="20"/>
+                <w:sz w:val="14"/>
+                <w:szCs w:val="14"/>
               </w:rPr>
             </w:pPr>
             <w:r>
               <w:rPr>
                 <w:color w:val="000000"/>
-                <w:sz w:val="16"/>
-                <w:szCs w:val="20"/>
+                <w:sz w:val="14"/>
+                <w:szCs w:val="14"/>
               </w:rPr>
               <w:t>CP-075</w:t>
             </w:r>
@@ -3167,23 +3695,23 @@
         </w:tc>
         <w:tc>
           <w:tcPr>
-            <w:tcW w:w="993" w:type="dxa"/>
+            <w:tcW w:w="709" w:type="dxa"/>
             <w:shd w:val="clear" w:color="auto" w:fill="F2F2F2"/>
           </w:tcPr>
           <w:p>
             <w:pPr>
               <w:rPr>
-                <w:sz w:val="16"/>
-                <w:szCs w:val="20"/>
+                <w:sz w:val="14"/>
+                <w:szCs w:val="14"/>
               </w:rPr>
             </w:pPr>
             <w:r>
               <w:rPr>
                 <w:color w:val="000000"/>
-                <w:sz w:val="16"/>
-                <w:szCs w:val="20"/>
-              </w:rPr>
-              <w:t>Grupo 2</w:t>
+                <w:sz w:val="14"/>
+                <w:szCs w:val="14"/>
+              </w:rPr>
+              <w:t>Planilla</w:t>
             </w:r>
           </w:p>
         </w:tc>
@@ -3195,17 +3723,39 @@
           <w:p>
             <w:pPr>
               <w:rPr>
-                <w:sz w:val="16"/>
-                <w:szCs w:val="20"/>
+                <w:sz w:val="14"/>
+                <w:szCs w:val="14"/>
               </w:rPr>
             </w:pPr>
             <w:r>
               <w:rPr>
                 <w:color w:val="000000"/>
-                <w:sz w:val="16"/>
-                <w:szCs w:val="20"/>
-              </w:rPr>
-              <w:t>Planilla</w:t>
+                <w:sz w:val="14"/>
+                <w:szCs w:val="14"/>
+              </w:rPr>
+              <w:t>GET /planillas/:id/pdf sin token: ruta protegida</w:t>
+            </w:r>
+          </w:p>
+        </w:tc>
+        <w:tc>
+          <w:tcPr>
+            <w:tcW w:w="1134" w:type="dxa"/>
+            <w:shd w:val="clear" w:color="auto" w:fill="F2F2F2"/>
+          </w:tcPr>
+          <w:p>
+            <w:pPr>
+              <w:rPr>
+                <w:sz w:val="14"/>
+                <w:szCs w:val="14"/>
+              </w:rPr>
+            </w:pPr>
+            <w:r>
+              <w:rPr>
+                <w:color w:val="000000"/>
+                <w:sz w:val="14"/>
+                <w:szCs w:val="14"/>
+              </w:rPr>
+              <w:t>Automatizada</w:t>
             </w:r>
           </w:p>
         </w:tc>
@@ -3213,63 +3763,111 @@
           <w:tcPr>
             <w:tcW w:w="1276" w:type="dxa"/>
             <w:shd w:val="clear" w:color="auto" w:fill="F2F2F2"/>
-          </w:tcPr>
-          <w:p>
-            <w:pPr>
-              <w:rPr>
-                <w:sz w:val="16"/>
-                <w:szCs w:val="20"/>
-              </w:rPr>
-            </w:pPr>
-            <w:r>
+            <w:vAlign w:val="center"/>
+          </w:tcPr>
+          <w:p>
+            <w:pPr>
               <w:rPr>
                 <w:color w:val="000000"/>
-                <w:sz w:val="16"/>
-                <w:szCs w:val="20"/>
-              </w:rPr>
-              <w:t>GET /planillas/:id/pdf sin token: ruta protegida</w:t>
-            </w:r>
-          </w:p>
-        </w:tc>
-        <w:tc>
-          <w:tcPr>
-            <w:tcW w:w="984" w:type="dxa"/>
+                <w:sz w:val="14"/>
+                <w:szCs w:val="14"/>
+              </w:rPr>
+            </w:pPr>
+            <w:r>
+              <w:rPr>
+                <w:sz w:val="14"/>
+                <w:szCs w:val="14"/>
+              </w:rPr>
+              <w:t>Servidor levantado. ID de planilla de prueba definido. Sin cabecera Authorization.</w:t>
+            </w:r>
+          </w:p>
+        </w:tc>
+        <w:tc>
+          <w:tcPr>
+            <w:tcW w:w="1395" w:type="dxa"/>
             <w:shd w:val="clear" w:color="auto" w:fill="F2F2F2"/>
-          </w:tcPr>
-          <w:p>
-            <w:pPr>
-              <w:rPr>
-                <w:sz w:val="16"/>
-                <w:szCs w:val="20"/>
-              </w:rPr>
-            </w:pPr>
-            <w:r>
+            <w:vAlign w:val="center"/>
+          </w:tcPr>
+          <w:p>
+            <w:pPr>
+              <w:rPr>
+                <w:sz w:val="14"/>
+                <w:szCs w:val="14"/>
+              </w:rPr>
+            </w:pPr>
+            <w:r>
+              <w:rPr>
+                <w:sz w:val="14"/>
+                <w:szCs w:val="14"/>
+              </w:rPr>
+              <w:t>1. Ejecutar GET /api/v1/planillas/&lt;</w:t>
+            </w:r>
+            <w:proofErr w:type="spellStart"/>
+            <w:r>
+              <w:rPr>
+                <w:sz w:val="14"/>
+                <w:szCs w:val="14"/>
+              </w:rPr>
+              <w:t>idPlanilla</w:t>
+            </w:r>
+            <w:proofErr w:type="spellEnd"/>
+            <w:r>
+              <w:rPr>
+                <w:sz w:val="14"/>
+                <w:szCs w:val="14"/>
+              </w:rPr>
+              <w:t>&gt;/pdf.</w:t>
+            </w:r>
+          </w:p>
+          <w:p>
+            <w:pPr>
+              <w:rPr>
+                <w:sz w:val="14"/>
+                <w:szCs w:val="14"/>
+              </w:rPr>
+            </w:pPr>
+            <w:r>
+              <w:rPr>
+                <w:sz w:val="14"/>
+                <w:szCs w:val="14"/>
+              </w:rPr>
+              <w:t>2. No enviar token JWT.</w:t>
+            </w:r>
+          </w:p>
+          <w:p>
+            <w:pPr>
               <w:rPr>
                 <w:color w:val="000000"/>
-                <w:sz w:val="16"/>
-                <w:szCs w:val="20"/>
-              </w:rPr>
-              <w:t>Automatizada</w:t>
-            </w:r>
-          </w:p>
-        </w:tc>
-        <w:tc>
-          <w:tcPr>
-            <w:tcW w:w="984" w:type="dxa"/>
+                <w:sz w:val="14"/>
+                <w:szCs w:val="14"/>
+              </w:rPr>
+            </w:pPr>
+            <w:r>
+              <w:rPr>
+                <w:sz w:val="14"/>
+                <w:szCs w:val="14"/>
+              </w:rPr>
+              <w:t>3. Verificar rechazo por autenticación.</w:t>
+            </w:r>
+          </w:p>
+        </w:tc>
+        <w:tc>
+          <w:tcPr>
+            <w:tcW w:w="983" w:type="dxa"/>
             <w:shd w:val="clear" w:color="auto" w:fill="F2F2F2"/>
           </w:tcPr>
           <w:p>
             <w:pPr>
               <w:rPr>
-                <w:sz w:val="16"/>
-                <w:szCs w:val="20"/>
+                <w:sz w:val="14"/>
+                <w:szCs w:val="14"/>
               </w:rPr>
             </w:pPr>
             <w:r>
               <w:rPr>
                 <w:color w:val="000000"/>
-                <w:sz w:val="16"/>
-                <w:szCs w:val="20"/>
+                <w:sz w:val="14"/>
+                <w:szCs w:val="14"/>
               </w:rPr>
               <w:t>HTTP 401.</w:t>
             </w:r>
@@ -3277,23 +3875,45 @@
         </w:tc>
         <w:tc>
           <w:tcPr>
-            <w:tcW w:w="984" w:type="dxa"/>
-            <w:shd w:val="clear" w:color="auto" w:fill="F2F2F2"/>
-          </w:tcPr>
-          <w:p>
-            <w:pPr>
-              <w:rPr>
-                <w:sz w:val="16"/>
-                <w:szCs w:val="20"/>
+            <w:tcW w:w="983" w:type="dxa"/>
+            <w:shd w:val="clear" w:color="auto" w:fill="E2EFDA"/>
+          </w:tcPr>
+          <w:p>
+            <w:pPr>
+              <w:rPr>
+                <w:sz w:val="14"/>
+                <w:szCs w:val="14"/>
               </w:rPr>
             </w:pPr>
             <w:r>
               <w:rPr>
                 <w:color w:val="000000"/>
-                <w:sz w:val="16"/>
-                <w:szCs w:val="20"/>
+                <w:sz w:val="14"/>
+                <w:szCs w:val="14"/>
               </w:rPr>
               <w:t>HTTP 401.</w:t>
+            </w:r>
+          </w:p>
+        </w:tc>
+        <w:tc>
+          <w:tcPr>
+            <w:tcW w:w="983" w:type="dxa"/>
+            <w:shd w:val="clear" w:color="auto" w:fill="E2EFDA"/>
+          </w:tcPr>
+          <w:p>
+            <w:pPr>
+              <w:rPr>
+                <w:sz w:val="14"/>
+                <w:szCs w:val="14"/>
+              </w:rPr>
+            </w:pPr>
+            <w:r>
+              <w:rPr>
+                <w:color w:val="000000"/>
+                <w:sz w:val="14"/>
+                <w:szCs w:val="14"/>
+              </w:rPr>
+              <w:t>PASS</w:t>
             </w:r>
           </w:p>
         </w:tc>
@@ -3305,37 +3925,15 @@
           <w:p>
             <w:pPr>
               <w:rPr>
-                <w:sz w:val="16"/>
-                <w:szCs w:val="20"/>
+                <w:sz w:val="14"/>
+                <w:szCs w:val="14"/>
               </w:rPr>
             </w:pPr>
             <w:r>
               <w:rPr>
                 <w:color w:val="000000"/>
-                <w:sz w:val="16"/>
-                <w:szCs w:val="20"/>
-              </w:rPr>
-              <w:t>PASS</w:t>
-            </w:r>
-          </w:p>
-        </w:tc>
-        <w:tc>
-          <w:tcPr>
-            <w:tcW w:w="984" w:type="dxa"/>
-            <w:shd w:val="clear" w:color="auto" w:fill="F2F2F2"/>
-          </w:tcPr>
-          <w:p>
-            <w:pPr>
-              <w:rPr>
-                <w:sz w:val="16"/>
-                <w:szCs w:val="20"/>
-              </w:rPr>
-            </w:pPr>
-            <w:r>
-              <w:rPr>
-                <w:color w:val="000000"/>
-                <w:sz w:val="16"/>
-                <w:szCs w:val="20"/>
+                <w:sz w:val="14"/>
+                <w:szCs w:val="14"/>
               </w:rPr>
               <w:t>planilla_contable.test.js – Test 7</w:t>
             </w:r>
@@ -3345,21 +3943,21 @@
       <w:tr>
         <w:tc>
           <w:tcPr>
-            <w:tcW w:w="675" w:type="dxa"/>
+            <w:tcW w:w="392" w:type="dxa"/>
             <w:shd w:val="clear" w:color="auto" w:fill="FFFFFF"/>
           </w:tcPr>
           <w:p>
             <w:pPr>
               <w:rPr>
-                <w:sz w:val="16"/>
-                <w:szCs w:val="20"/>
+                <w:sz w:val="14"/>
+                <w:szCs w:val="14"/>
               </w:rPr>
             </w:pPr>
             <w:r>
               <w:rPr>
                 <w:color w:val="000000"/>
-                <w:sz w:val="16"/>
-                <w:szCs w:val="20"/>
+                <w:sz w:val="14"/>
+                <w:szCs w:val="14"/>
               </w:rPr>
               <w:t>CP-076</w:t>
             </w:r>
@@ -3367,23 +3965,23 @@
         </w:tc>
         <w:tc>
           <w:tcPr>
-            <w:tcW w:w="993" w:type="dxa"/>
+            <w:tcW w:w="709" w:type="dxa"/>
             <w:shd w:val="clear" w:color="auto" w:fill="FFFFFF"/>
           </w:tcPr>
           <w:p>
             <w:pPr>
               <w:rPr>
-                <w:sz w:val="16"/>
-                <w:szCs w:val="20"/>
+                <w:sz w:val="14"/>
+                <w:szCs w:val="14"/>
               </w:rPr>
             </w:pPr>
             <w:r>
               <w:rPr>
                 <w:color w:val="000000"/>
-                <w:sz w:val="16"/>
-                <w:szCs w:val="20"/>
-              </w:rPr>
-              <w:t>Grupo 2</w:t>
+                <w:sz w:val="14"/>
+                <w:szCs w:val="14"/>
+              </w:rPr>
+              <w:t>Planilla</w:t>
             </w:r>
           </w:p>
         </w:tc>
@@ -3395,17 +3993,39 @@
           <w:p>
             <w:pPr>
               <w:rPr>
-                <w:sz w:val="16"/>
-                <w:szCs w:val="20"/>
+                <w:sz w:val="14"/>
+                <w:szCs w:val="14"/>
               </w:rPr>
             </w:pPr>
             <w:r>
               <w:rPr>
                 <w:color w:val="000000"/>
-                <w:sz w:val="16"/>
-                <w:szCs w:val="20"/>
-              </w:rPr>
-              <w:t>Planilla</w:t>
+                <w:sz w:val="14"/>
+                <w:szCs w:val="14"/>
+              </w:rPr>
+              <w:t>GET /planillas/:id/pdf con Bodeguero: RBAC deniega PDF</w:t>
+            </w:r>
+          </w:p>
+        </w:tc>
+        <w:tc>
+          <w:tcPr>
+            <w:tcW w:w="1134" w:type="dxa"/>
+            <w:shd w:val="clear" w:color="auto" w:fill="FFFFFF"/>
+          </w:tcPr>
+          <w:p>
+            <w:pPr>
+              <w:rPr>
+                <w:sz w:val="14"/>
+                <w:szCs w:val="14"/>
+              </w:rPr>
+            </w:pPr>
+            <w:r>
+              <w:rPr>
+                <w:color w:val="000000"/>
+                <w:sz w:val="14"/>
+                <w:szCs w:val="14"/>
+              </w:rPr>
+              <w:t>Automatizada</w:t>
             </w:r>
           </w:p>
         </w:tc>
@@ -3413,63 +4033,126 @@
           <w:tcPr>
             <w:tcW w:w="1276" w:type="dxa"/>
             <w:shd w:val="clear" w:color="auto" w:fill="FFFFFF"/>
-          </w:tcPr>
-          <w:p>
-            <w:pPr>
-              <w:rPr>
-                <w:sz w:val="16"/>
-                <w:szCs w:val="20"/>
-              </w:rPr>
-            </w:pPr>
-            <w:r>
+            <w:vAlign w:val="center"/>
+          </w:tcPr>
+          <w:p>
+            <w:pPr>
               <w:rPr>
                 <w:color w:val="000000"/>
-                <w:sz w:val="16"/>
-                <w:szCs w:val="20"/>
-              </w:rPr>
-              <w:t>GET /planillas/:id/pdf con Bodeguero: RBAC deniega PDF</w:t>
-            </w:r>
-          </w:p>
-        </w:tc>
-        <w:tc>
-          <w:tcPr>
-            <w:tcW w:w="984" w:type="dxa"/>
+                <w:sz w:val="14"/>
+                <w:szCs w:val="14"/>
+              </w:rPr>
+            </w:pPr>
+            <w:r>
+              <w:rPr>
+                <w:sz w:val="14"/>
+                <w:szCs w:val="14"/>
+              </w:rPr>
+              <w:t>Servidor levantado. Token JWT válido con rol Bodeguero. ID de planilla de prueba definido.</w:t>
+            </w:r>
+          </w:p>
+        </w:tc>
+        <w:tc>
+          <w:tcPr>
+            <w:tcW w:w="1395" w:type="dxa"/>
             <w:shd w:val="clear" w:color="auto" w:fill="FFFFFF"/>
-          </w:tcPr>
-          <w:p>
-            <w:pPr>
-              <w:rPr>
-                <w:sz w:val="16"/>
-                <w:szCs w:val="20"/>
-              </w:rPr>
-            </w:pPr>
-            <w:r>
+            <w:vAlign w:val="center"/>
+          </w:tcPr>
+          <w:p>
+            <w:pPr>
+              <w:rPr>
+                <w:sz w:val="14"/>
+                <w:szCs w:val="14"/>
+              </w:rPr>
+            </w:pPr>
+            <w:r>
+              <w:rPr>
+                <w:sz w:val="14"/>
+                <w:szCs w:val="14"/>
+              </w:rPr>
+              <w:t>1. Generar token Bodeguero válido.</w:t>
+            </w:r>
+          </w:p>
+          <w:p>
+            <w:pPr>
+              <w:rPr>
+                <w:sz w:val="14"/>
+                <w:szCs w:val="14"/>
+              </w:rPr>
+            </w:pPr>
+            <w:r>
+              <w:rPr>
+                <w:sz w:val="14"/>
+                <w:szCs w:val="14"/>
+              </w:rPr>
+              <w:t>2. Ejecutar GET /api/v1/planillas/&lt;</w:t>
+            </w:r>
+            <w:proofErr w:type="spellStart"/>
+            <w:r>
+              <w:rPr>
+                <w:sz w:val="14"/>
+                <w:szCs w:val="14"/>
+              </w:rPr>
+              <w:t>idPlanilla</w:t>
+            </w:r>
+            <w:proofErr w:type="spellEnd"/>
+            <w:r>
+              <w:rPr>
+                <w:sz w:val="14"/>
+                <w:szCs w:val="14"/>
+              </w:rPr>
+              <w:t>&gt;/pdf.</w:t>
+            </w:r>
+          </w:p>
+          <w:p>
+            <w:pPr>
+              <w:rPr>
+                <w:sz w:val="14"/>
+                <w:szCs w:val="14"/>
+              </w:rPr>
+            </w:pPr>
+            <w:r>
+              <w:rPr>
+                <w:sz w:val="14"/>
+                <w:szCs w:val="14"/>
+              </w:rPr>
+              <w:t>3. Enviar Authorization: Bearer &lt;token_bodeguero</w:t>
+            </w:r>
+          </w:p>
+          <w:p>
+            <w:pPr>
               <w:rPr>
                 <w:color w:val="000000"/>
-                <w:sz w:val="16"/>
-                <w:szCs w:val="20"/>
-              </w:rPr>
-              <w:t>Automatizada</w:t>
-            </w:r>
-          </w:p>
-        </w:tc>
-        <w:tc>
-          <w:tcPr>
-            <w:tcW w:w="984" w:type="dxa"/>
+                <w:sz w:val="14"/>
+                <w:szCs w:val="14"/>
+              </w:rPr>
+            </w:pPr>
+            <w:r>
+              <w:rPr>
+                <w:sz w:val="14"/>
+                <w:szCs w:val="14"/>
+              </w:rPr>
+              <w:t>4. Validar que Bodeguero no pueda consultar o descargar PDF de planilla.</w:t>
+            </w:r>
+          </w:p>
+        </w:tc>
+        <w:tc>
+          <w:tcPr>
+            <w:tcW w:w="983" w:type="dxa"/>
             <w:shd w:val="clear" w:color="auto" w:fill="FFFFFF"/>
           </w:tcPr>
           <w:p>
             <w:pPr>
               <w:rPr>
-                <w:sz w:val="16"/>
-                <w:szCs w:val="20"/>
+                <w:sz w:val="14"/>
+                <w:szCs w:val="14"/>
               </w:rPr>
             </w:pPr>
             <w:r>
               <w:rPr>
                 <w:color w:val="000000"/>
-                <w:sz w:val="16"/>
-                <w:szCs w:val="20"/>
+                <w:sz w:val="14"/>
+                <w:szCs w:val="14"/>
               </w:rPr>
               <w:t>HTTP 403.</w:t>
             </w:r>
@@ -3477,23 +4160,45 @@
         </w:tc>
         <w:tc>
           <w:tcPr>
-            <w:tcW w:w="984" w:type="dxa"/>
-            <w:shd w:val="clear" w:color="auto" w:fill="FFFFFF"/>
-          </w:tcPr>
-          <w:p>
-            <w:pPr>
-              <w:rPr>
-                <w:sz w:val="16"/>
-                <w:szCs w:val="20"/>
+            <w:tcW w:w="983" w:type="dxa"/>
+            <w:shd w:val="clear" w:color="auto" w:fill="E2EFDA"/>
+          </w:tcPr>
+          <w:p>
+            <w:pPr>
+              <w:rPr>
+                <w:sz w:val="14"/>
+                <w:szCs w:val="14"/>
               </w:rPr>
             </w:pPr>
             <w:r>
               <w:rPr>
                 <w:color w:val="000000"/>
-                <w:sz w:val="16"/>
-                <w:szCs w:val="20"/>
+                <w:sz w:val="14"/>
+                <w:szCs w:val="14"/>
               </w:rPr>
               <w:t>HTTP 403.</w:t>
+            </w:r>
+          </w:p>
+        </w:tc>
+        <w:tc>
+          <w:tcPr>
+            <w:tcW w:w="983" w:type="dxa"/>
+            <w:shd w:val="clear" w:color="auto" w:fill="E2EFDA"/>
+          </w:tcPr>
+          <w:p>
+            <w:pPr>
+              <w:rPr>
+                <w:sz w:val="14"/>
+                <w:szCs w:val="14"/>
+              </w:rPr>
+            </w:pPr>
+            <w:r>
+              <w:rPr>
+                <w:color w:val="000000"/>
+                <w:sz w:val="14"/>
+                <w:szCs w:val="14"/>
+              </w:rPr>
+              <w:t>PASS</w:t>
             </w:r>
           </w:p>
         </w:tc>
@@ -3505,37 +4210,15 @@
           <w:p>
             <w:pPr>
               <w:rPr>
-                <w:sz w:val="16"/>
-                <w:szCs w:val="20"/>
+                <w:sz w:val="14"/>
+                <w:szCs w:val="14"/>
               </w:rPr>
             </w:pPr>
             <w:r>
               <w:rPr>
                 <w:color w:val="000000"/>
-                <w:sz w:val="16"/>
-                <w:szCs w:val="20"/>
-              </w:rPr>
-              <w:t>PASS</w:t>
-            </w:r>
-          </w:p>
-        </w:tc>
-        <w:tc>
-          <w:tcPr>
-            <w:tcW w:w="984" w:type="dxa"/>
-            <w:shd w:val="clear" w:color="auto" w:fill="FFFFFF"/>
-          </w:tcPr>
-          <w:p>
-            <w:pPr>
-              <w:rPr>
-                <w:sz w:val="16"/>
-                <w:szCs w:val="20"/>
-              </w:rPr>
-            </w:pPr>
-            <w:r>
-              <w:rPr>
-                <w:color w:val="000000"/>
-                <w:sz w:val="16"/>
-                <w:szCs w:val="20"/>
+                <w:sz w:val="14"/>
+                <w:szCs w:val="14"/>
               </w:rPr>
               <w:t>planilla_contable.test.js – Test 8</w:t>
             </w:r>
@@ -3545,21 +4228,21 @@
       <w:tr>
         <w:tc>
           <w:tcPr>
-            <w:tcW w:w="675" w:type="dxa"/>
+            <w:tcW w:w="392" w:type="dxa"/>
             <w:shd w:val="clear" w:color="auto" w:fill="F2F2F2"/>
           </w:tcPr>
           <w:p>
             <w:pPr>
               <w:rPr>
-                <w:sz w:val="16"/>
-                <w:szCs w:val="20"/>
+                <w:sz w:val="14"/>
+                <w:szCs w:val="14"/>
               </w:rPr>
             </w:pPr>
             <w:r>
               <w:rPr>
                 <w:color w:val="000000"/>
-                <w:sz w:val="16"/>
-                <w:szCs w:val="20"/>
+                <w:sz w:val="14"/>
+                <w:szCs w:val="14"/>
               </w:rPr>
               <w:t>CP-077</w:t>
             </w:r>
@@ -3567,23 +4250,23 @@
         </w:tc>
         <w:tc>
           <w:tcPr>
-            <w:tcW w:w="993" w:type="dxa"/>
+            <w:tcW w:w="709" w:type="dxa"/>
             <w:shd w:val="clear" w:color="auto" w:fill="F2F2F2"/>
           </w:tcPr>
           <w:p>
             <w:pPr>
               <w:rPr>
-                <w:sz w:val="16"/>
-                <w:szCs w:val="20"/>
+                <w:sz w:val="14"/>
+                <w:szCs w:val="14"/>
               </w:rPr>
             </w:pPr>
             <w:r>
               <w:rPr>
                 <w:color w:val="000000"/>
-                <w:sz w:val="16"/>
-                <w:szCs w:val="20"/>
-              </w:rPr>
-              <w:t>Grupo 2</w:t>
+                <w:sz w:val="14"/>
+                <w:szCs w:val="14"/>
+              </w:rPr>
+              <w:t>Planilla</w:t>
             </w:r>
           </w:p>
         </w:tc>
@@ -3595,17 +4278,39 @@
           <w:p>
             <w:pPr>
               <w:rPr>
-                <w:sz w:val="16"/>
-                <w:szCs w:val="20"/>
+                <w:sz w:val="14"/>
+                <w:szCs w:val="14"/>
               </w:rPr>
             </w:pPr>
             <w:r>
               <w:rPr>
                 <w:color w:val="000000"/>
-                <w:sz w:val="16"/>
-                <w:szCs w:val="20"/>
-              </w:rPr>
-              <w:t>Planilla</w:t>
+                <w:sz w:val="14"/>
+                <w:szCs w:val="14"/>
+              </w:rPr>
+              <w:t>GET /planillas/:id/pdf con Presidente: pasa RBAC</w:t>
+            </w:r>
+          </w:p>
+        </w:tc>
+        <w:tc>
+          <w:tcPr>
+            <w:tcW w:w="1134" w:type="dxa"/>
+            <w:shd w:val="clear" w:color="auto" w:fill="F2F2F2"/>
+          </w:tcPr>
+          <w:p>
+            <w:pPr>
+              <w:rPr>
+                <w:sz w:val="14"/>
+                <w:szCs w:val="14"/>
+              </w:rPr>
+            </w:pPr>
+            <w:r>
+              <w:rPr>
+                <w:color w:val="000000"/>
+                <w:sz w:val="14"/>
+                <w:szCs w:val="14"/>
+              </w:rPr>
+              <w:t>Automatizada</w:t>
             </w:r>
           </w:p>
         </w:tc>
@@ -3613,87 +4318,186 @@
           <w:tcPr>
             <w:tcW w:w="1276" w:type="dxa"/>
             <w:shd w:val="clear" w:color="auto" w:fill="F2F2F2"/>
-          </w:tcPr>
-          <w:p>
-            <w:pPr>
-              <w:rPr>
-                <w:sz w:val="16"/>
-                <w:szCs w:val="20"/>
-              </w:rPr>
-            </w:pPr>
-            <w:r>
+            <w:vAlign w:val="center"/>
+          </w:tcPr>
+          <w:p>
+            <w:pPr>
               <w:rPr>
                 <w:color w:val="000000"/>
-                <w:sz w:val="16"/>
-                <w:szCs w:val="20"/>
-              </w:rPr>
-              <w:t>GET /planillas/:id/pdf con Presidente: pasa RBAC</w:t>
-            </w:r>
-          </w:p>
-        </w:tc>
-        <w:tc>
-          <w:tcPr>
-            <w:tcW w:w="984" w:type="dxa"/>
+                <w:sz w:val="14"/>
+                <w:szCs w:val="14"/>
+              </w:rPr>
+            </w:pPr>
+            <w:r>
+              <w:rPr>
+                <w:sz w:val="14"/>
+                <w:szCs w:val="14"/>
+              </w:rPr>
+              <w:t>Servidor levantado. Token JWT válido con rol Presidente o Presidente / Gerente. ID de planilla de prueba definido.</w:t>
+            </w:r>
+          </w:p>
+        </w:tc>
+        <w:tc>
+          <w:tcPr>
+            <w:tcW w:w="1395" w:type="dxa"/>
             <w:shd w:val="clear" w:color="auto" w:fill="F2F2F2"/>
-          </w:tcPr>
-          <w:p>
-            <w:pPr>
-              <w:rPr>
-                <w:sz w:val="16"/>
-                <w:szCs w:val="20"/>
+            <w:vAlign w:val="center"/>
+          </w:tcPr>
+          <w:p>
+            <w:pPr>
+              <w:rPr>
+                <w:sz w:val="14"/>
+                <w:szCs w:val="14"/>
+              </w:rPr>
+            </w:pPr>
+            <w:r>
+              <w:rPr>
+                <w:sz w:val="14"/>
+                <w:szCs w:val="14"/>
+              </w:rPr>
+              <w:t>1. Generar token Presidente válido.</w:t>
+            </w:r>
+          </w:p>
+          <w:p>
+            <w:pPr>
+              <w:rPr>
+                <w:sz w:val="14"/>
+                <w:szCs w:val="14"/>
+              </w:rPr>
+            </w:pPr>
+            <w:r>
+              <w:rPr>
+                <w:sz w:val="14"/>
+                <w:szCs w:val="14"/>
+              </w:rPr>
+              <w:t>2. Ejecutar GET /api/v1/planillas/&lt;</w:t>
+            </w:r>
+            <w:proofErr w:type="spellStart"/>
+            <w:r>
+              <w:rPr>
+                <w:sz w:val="14"/>
+                <w:szCs w:val="14"/>
+              </w:rPr>
+              <w:t>idPlanilla</w:t>
+            </w:r>
+            <w:proofErr w:type="spellEnd"/>
+            <w:r>
+              <w:rPr>
+                <w:sz w:val="14"/>
+                <w:szCs w:val="14"/>
+              </w:rPr>
+              <w:t>&gt;/pdf.</w:t>
+            </w:r>
+          </w:p>
+          <w:p>
+            <w:pPr>
+              <w:rPr>
+                <w:sz w:val="14"/>
+                <w:szCs w:val="14"/>
+              </w:rPr>
+            </w:pPr>
+            <w:r>
+              <w:rPr>
+                <w:sz w:val="14"/>
+                <w:szCs w:val="14"/>
+              </w:rPr>
+              <w:t>3. Enviar Authorization: Bearer &lt;token_presidente</w:t>
+            </w:r>
+          </w:p>
+          <w:p>
+            <w:pPr>
+              <w:rPr>
+                <w:sz w:val="14"/>
+                <w:szCs w:val="14"/>
+              </w:rPr>
+            </w:pPr>
+            <w:r>
+              <w:rPr>
+                <w:sz w:val="14"/>
+                <w:szCs w:val="14"/>
+              </w:rPr>
+              <w:t>4. Verificar que no retorne 401 ni 403.</w:t>
+            </w:r>
+          </w:p>
+          <w:p>
+            <w:pPr>
+              <w:rPr>
+                <w:sz w:val="14"/>
+                <w:szCs w:val="14"/>
+              </w:rPr>
+            </w:pPr>
+            <w:r>
+              <w:rPr>
+                <w:sz w:val="14"/>
+                <w:szCs w:val="14"/>
+              </w:rPr>
+              <w:t>5. Validar respuesta según existencia del PDF y disponibilidad de BD.</w:t>
+            </w:r>
+          </w:p>
+        </w:tc>
+        <w:tc>
+          <w:tcPr>
+            <w:tcW w:w="983" w:type="dxa"/>
+            <w:shd w:val="clear" w:color="auto" w:fill="F2F2F2"/>
+          </w:tcPr>
+          <w:p>
+            <w:pPr>
+              <w:rPr>
+                <w:sz w:val="14"/>
+                <w:szCs w:val="14"/>
               </w:rPr>
             </w:pPr>
             <w:r>
               <w:rPr>
                 <w:color w:val="000000"/>
-                <w:sz w:val="16"/>
-                <w:szCs w:val="20"/>
-              </w:rPr>
-              <w:t>Automatizada</w:t>
-            </w:r>
-          </w:p>
-        </w:tc>
-        <w:tc>
-          <w:tcPr>
-            <w:tcW w:w="984" w:type="dxa"/>
-            <w:shd w:val="clear" w:color="auto" w:fill="F2F2F2"/>
-          </w:tcPr>
-          <w:p>
-            <w:pPr>
-              <w:rPr>
-                <w:sz w:val="16"/>
-                <w:szCs w:val="20"/>
+                <w:sz w:val="14"/>
+                <w:szCs w:val="14"/>
+              </w:rPr>
+              <w:t>HTTP 200/404/500 (no 401 ni 403).</w:t>
+            </w:r>
+          </w:p>
+        </w:tc>
+        <w:tc>
+          <w:tcPr>
+            <w:tcW w:w="983" w:type="dxa"/>
+            <w:shd w:val="clear" w:color="auto" w:fill="E2EFDA"/>
+          </w:tcPr>
+          <w:p>
+            <w:pPr>
+              <w:rPr>
+                <w:sz w:val="14"/>
+                <w:szCs w:val="14"/>
               </w:rPr>
             </w:pPr>
             <w:r>
               <w:rPr>
                 <w:color w:val="000000"/>
-                <w:sz w:val="16"/>
-                <w:szCs w:val="20"/>
-              </w:rPr>
-              <w:t>HTTP 200/404/500 (no 401 ni 403).</w:t>
-            </w:r>
-          </w:p>
-        </w:tc>
-        <w:tc>
-          <w:tcPr>
-            <w:tcW w:w="984" w:type="dxa"/>
-            <w:shd w:val="clear" w:color="auto" w:fill="F2F2F2"/>
-          </w:tcPr>
-          <w:p>
-            <w:pPr>
-              <w:rPr>
-                <w:sz w:val="16"/>
-                <w:szCs w:val="20"/>
+                <w:sz w:val="14"/>
+                <w:szCs w:val="14"/>
+              </w:rPr>
+              <w:t>HTTP 200/404/500 según disponibilidad.</w:t>
+            </w:r>
+          </w:p>
+        </w:tc>
+        <w:tc>
+          <w:tcPr>
+            <w:tcW w:w="983" w:type="dxa"/>
+            <w:shd w:val="clear" w:color="auto" w:fill="E2EFDA"/>
+          </w:tcPr>
+          <w:p>
+            <w:pPr>
+              <w:rPr>
+                <w:sz w:val="14"/>
+                <w:szCs w:val="14"/>
               </w:rPr>
             </w:pPr>
             <w:r>
               <w:rPr>
                 <w:color w:val="000000"/>
-                <w:sz w:val="16"/>
-                <w:szCs w:val="20"/>
-              </w:rPr>
-              <w:t>HTTP 200/404/500 según disponibilidad.</w:t>
+                <w:sz w:val="14"/>
+                <w:szCs w:val="14"/>
+              </w:rPr>
+              <w:t>PASS</w:t>
             </w:r>
           </w:p>
         </w:tc>
@@ -3705,37 +4509,15 @@
           <w:p>
             <w:pPr>
               <w:rPr>
-                <w:sz w:val="16"/>
-                <w:szCs w:val="20"/>
+                <w:sz w:val="14"/>
+                <w:szCs w:val="14"/>
               </w:rPr>
             </w:pPr>
             <w:r>
               <w:rPr>
                 <w:color w:val="000000"/>
-                <w:sz w:val="16"/>
-                <w:szCs w:val="20"/>
-              </w:rPr>
-              <w:t>PASS</w:t>
-            </w:r>
-          </w:p>
-        </w:tc>
-        <w:tc>
-          <w:tcPr>
-            <w:tcW w:w="984" w:type="dxa"/>
-            <w:shd w:val="clear" w:color="auto" w:fill="F2F2F2"/>
-          </w:tcPr>
-          <w:p>
-            <w:pPr>
-              <w:rPr>
-                <w:sz w:val="16"/>
-                <w:szCs w:val="20"/>
-              </w:rPr>
-            </w:pPr>
-            <w:r>
-              <w:rPr>
-                <w:color w:val="000000"/>
-                <w:sz w:val="16"/>
-                <w:szCs w:val="20"/>
+                <w:sz w:val="14"/>
+                <w:szCs w:val="14"/>
               </w:rPr>
               <w:t>planilla_contable.test.js – Test 9</w:t>
             </w:r>
@@ -3745,21 +4527,21 @@
       <w:tr>
         <w:tc>
           <w:tcPr>
-            <w:tcW w:w="675" w:type="dxa"/>
+            <w:tcW w:w="392" w:type="dxa"/>
             <w:shd w:val="clear" w:color="auto" w:fill="FFFFFF"/>
           </w:tcPr>
           <w:p>
             <w:pPr>
               <w:rPr>
-                <w:sz w:val="16"/>
-                <w:szCs w:val="20"/>
+                <w:sz w:val="14"/>
+                <w:szCs w:val="14"/>
               </w:rPr>
             </w:pPr>
             <w:r>
               <w:rPr>
                 <w:color w:val="000000"/>
-                <w:sz w:val="16"/>
-                <w:szCs w:val="20"/>
+                <w:sz w:val="14"/>
+                <w:szCs w:val="14"/>
               </w:rPr>
               <w:t>CP-078</w:t>
             </w:r>
@@ -3767,23 +4549,23 @@
         </w:tc>
         <w:tc>
           <w:tcPr>
-            <w:tcW w:w="993" w:type="dxa"/>
+            <w:tcW w:w="709" w:type="dxa"/>
             <w:shd w:val="clear" w:color="auto" w:fill="FFFFFF"/>
           </w:tcPr>
           <w:p>
             <w:pPr>
               <w:rPr>
-                <w:sz w:val="16"/>
-                <w:szCs w:val="20"/>
+                <w:sz w:val="14"/>
+                <w:szCs w:val="14"/>
               </w:rPr>
             </w:pPr>
             <w:r>
               <w:rPr>
                 <w:color w:val="000000"/>
-                <w:sz w:val="16"/>
-                <w:szCs w:val="20"/>
-              </w:rPr>
-              <w:t>Grupo 2</w:t>
+                <w:sz w:val="14"/>
+                <w:szCs w:val="14"/>
+              </w:rPr>
+              <w:t>Planilla</w:t>
             </w:r>
           </w:p>
         </w:tc>
@@ -3795,17 +4577,39 @@
           <w:p>
             <w:pPr>
               <w:rPr>
-                <w:sz w:val="16"/>
-                <w:szCs w:val="20"/>
+                <w:sz w:val="14"/>
+                <w:szCs w:val="14"/>
               </w:rPr>
             </w:pPr>
             <w:r>
               <w:rPr>
                 <w:color w:val="000000"/>
-                <w:sz w:val="16"/>
-                <w:szCs w:val="20"/>
-              </w:rPr>
-              <w:t>Planilla</w:t>
+                <w:sz w:val="14"/>
+                <w:szCs w:val="14"/>
+              </w:rPr>
+              <w:t>GET /planillas/:id/pdf con Admin: pasa RBAC</w:t>
+            </w:r>
+          </w:p>
+        </w:tc>
+        <w:tc>
+          <w:tcPr>
+            <w:tcW w:w="1134" w:type="dxa"/>
+            <w:shd w:val="clear" w:color="auto" w:fill="FFFFFF"/>
+          </w:tcPr>
+          <w:p>
+            <w:pPr>
+              <w:rPr>
+                <w:sz w:val="14"/>
+                <w:szCs w:val="14"/>
+              </w:rPr>
+            </w:pPr>
+            <w:r>
+              <w:rPr>
+                <w:color w:val="000000"/>
+                <w:sz w:val="14"/>
+                <w:szCs w:val="14"/>
+              </w:rPr>
+              <w:t>Automatizada</w:t>
             </w:r>
           </w:p>
         </w:tc>
@@ -3813,63 +4617,141 @@
           <w:tcPr>
             <w:tcW w:w="1276" w:type="dxa"/>
             <w:shd w:val="clear" w:color="auto" w:fill="FFFFFF"/>
-          </w:tcPr>
-          <w:p>
-            <w:pPr>
-              <w:rPr>
-                <w:sz w:val="16"/>
-                <w:szCs w:val="20"/>
-              </w:rPr>
-            </w:pPr>
-            <w:r>
+            <w:vAlign w:val="center"/>
+          </w:tcPr>
+          <w:p>
+            <w:pPr>
               <w:rPr>
                 <w:color w:val="000000"/>
-                <w:sz w:val="16"/>
-                <w:szCs w:val="20"/>
-              </w:rPr>
-              <w:t>GET /planillas/:id/pdf con Admin: pasa RBAC</w:t>
-            </w:r>
-          </w:p>
-        </w:tc>
-        <w:tc>
-          <w:tcPr>
-            <w:tcW w:w="984" w:type="dxa"/>
+                <w:sz w:val="14"/>
+                <w:szCs w:val="14"/>
+              </w:rPr>
+            </w:pPr>
+            <w:r>
+              <w:rPr>
+                <w:sz w:val="14"/>
+                <w:szCs w:val="14"/>
+              </w:rPr>
+              <w:t>Servidor levantado. Token JWT válido con rol Administrador del Sistema. ID de planilla de prueba definido.</w:t>
+            </w:r>
+          </w:p>
+        </w:tc>
+        <w:tc>
+          <w:tcPr>
+            <w:tcW w:w="1395" w:type="dxa"/>
             <w:shd w:val="clear" w:color="auto" w:fill="FFFFFF"/>
-          </w:tcPr>
-          <w:p>
-            <w:pPr>
-              <w:rPr>
-                <w:sz w:val="16"/>
-                <w:szCs w:val="20"/>
-              </w:rPr>
-            </w:pPr>
-            <w:r>
+            <w:vAlign w:val="center"/>
+          </w:tcPr>
+          <w:p>
+            <w:pPr>
+              <w:rPr>
+                <w:sz w:val="14"/>
+                <w:szCs w:val="14"/>
+              </w:rPr>
+            </w:pPr>
+            <w:r>
+              <w:rPr>
+                <w:sz w:val="14"/>
+                <w:szCs w:val="14"/>
+              </w:rPr>
+              <w:t>1. Generar token Admin válido.</w:t>
+            </w:r>
+          </w:p>
+          <w:p>
+            <w:pPr>
+              <w:rPr>
+                <w:sz w:val="14"/>
+                <w:szCs w:val="14"/>
+              </w:rPr>
+            </w:pPr>
+            <w:r>
+              <w:rPr>
+                <w:sz w:val="14"/>
+                <w:szCs w:val="14"/>
+              </w:rPr>
+              <w:t>2. Ejecutar GET /api/v1/planillas/&lt;</w:t>
+            </w:r>
+            <w:proofErr w:type="spellStart"/>
+            <w:r>
+              <w:rPr>
+                <w:sz w:val="14"/>
+                <w:szCs w:val="14"/>
+              </w:rPr>
+              <w:t>idPlanilla</w:t>
+            </w:r>
+            <w:proofErr w:type="spellEnd"/>
+            <w:r>
+              <w:rPr>
+                <w:sz w:val="14"/>
+                <w:szCs w:val="14"/>
+              </w:rPr>
+              <w:t>&gt;/pdf.</w:t>
+            </w:r>
+          </w:p>
+          <w:p>
+            <w:pPr>
+              <w:rPr>
+                <w:sz w:val="14"/>
+                <w:szCs w:val="14"/>
+              </w:rPr>
+            </w:pPr>
+            <w:r>
+              <w:rPr>
+                <w:sz w:val="14"/>
+                <w:szCs w:val="14"/>
+              </w:rPr>
+              <w:t>3. Enviar Authorization: Bearer &lt;token_admin&gt;.</w:t>
+            </w:r>
+          </w:p>
+          <w:p>
+            <w:pPr>
+              <w:rPr>
+                <w:sz w:val="14"/>
+                <w:szCs w:val="14"/>
+              </w:rPr>
+            </w:pPr>
+            <w:r>
+              <w:rPr>
+                <w:sz w:val="14"/>
+                <w:szCs w:val="14"/>
+              </w:rPr>
+              <w:t>4. Verificar que Admin no reciba 401 ni 403.</w:t>
+            </w:r>
+          </w:p>
+          <w:p>
+            <w:pPr>
               <w:rPr>
                 <w:color w:val="000000"/>
-                <w:sz w:val="16"/>
-                <w:szCs w:val="20"/>
-              </w:rPr>
-              <w:t>Automatizada</w:t>
-            </w:r>
-          </w:p>
-        </w:tc>
-        <w:tc>
-          <w:tcPr>
-            <w:tcW w:w="984" w:type="dxa"/>
+                <w:sz w:val="14"/>
+                <w:szCs w:val="14"/>
+              </w:rPr>
+            </w:pPr>
+            <w:r>
+              <w:rPr>
+                <w:sz w:val="14"/>
+                <w:szCs w:val="14"/>
+              </w:rPr>
+              <w:t>5. Validar respuesta según existencia del PDF y disponibilidad de BD.</w:t>
+            </w:r>
+          </w:p>
+        </w:tc>
+        <w:tc>
+          <w:tcPr>
+            <w:tcW w:w="983" w:type="dxa"/>
             <w:shd w:val="clear" w:color="auto" w:fill="FFFFFF"/>
           </w:tcPr>
           <w:p>
             <w:pPr>
               <w:rPr>
-                <w:sz w:val="16"/>
-                <w:szCs w:val="20"/>
+                <w:sz w:val="14"/>
+                <w:szCs w:val="14"/>
               </w:rPr>
             </w:pPr>
             <w:r>
               <w:rPr>
                 <w:color w:val="000000"/>
-                <w:sz w:val="16"/>
-                <w:szCs w:val="20"/>
+                <w:sz w:val="14"/>
+                <w:szCs w:val="14"/>
               </w:rPr>
               <w:t>HTTP 200/404/500 (no 401 ni 403).</w:t>
             </w:r>
@@ -3877,23 +4759,45 @@
         </w:tc>
         <w:tc>
           <w:tcPr>
-            <w:tcW w:w="984" w:type="dxa"/>
-            <w:shd w:val="clear" w:color="auto" w:fill="FFFFFF"/>
-          </w:tcPr>
-          <w:p>
-            <w:pPr>
-              <w:rPr>
-                <w:sz w:val="16"/>
-                <w:szCs w:val="20"/>
+            <w:tcW w:w="983" w:type="dxa"/>
+            <w:shd w:val="clear" w:color="auto" w:fill="E2EFDA"/>
+          </w:tcPr>
+          <w:p>
+            <w:pPr>
+              <w:rPr>
+                <w:sz w:val="14"/>
+                <w:szCs w:val="14"/>
               </w:rPr>
             </w:pPr>
             <w:r>
               <w:rPr>
                 <w:color w:val="000000"/>
-                <w:sz w:val="16"/>
-                <w:szCs w:val="20"/>
+                <w:sz w:val="14"/>
+                <w:szCs w:val="14"/>
               </w:rPr>
               <w:t>HTTP 200/404/500 según disponibilidad.</w:t>
+            </w:r>
+          </w:p>
+        </w:tc>
+        <w:tc>
+          <w:tcPr>
+            <w:tcW w:w="983" w:type="dxa"/>
+            <w:shd w:val="clear" w:color="auto" w:fill="E2EFDA"/>
+          </w:tcPr>
+          <w:p>
+            <w:pPr>
+              <w:rPr>
+                <w:sz w:val="14"/>
+                <w:szCs w:val="14"/>
+              </w:rPr>
+            </w:pPr>
+            <w:r>
+              <w:rPr>
+                <w:color w:val="000000"/>
+                <w:sz w:val="14"/>
+                <w:szCs w:val="14"/>
+              </w:rPr>
+              <w:t>PASS</w:t>
             </w:r>
           </w:p>
         </w:tc>
@@ -3905,37 +4809,15 @@
           <w:p>
             <w:pPr>
               <w:rPr>
-                <w:sz w:val="16"/>
-                <w:szCs w:val="20"/>
+                <w:sz w:val="14"/>
+                <w:szCs w:val="14"/>
               </w:rPr>
             </w:pPr>
             <w:r>
               <w:rPr>
                 <w:color w:val="000000"/>
-                <w:sz w:val="16"/>
-                <w:szCs w:val="20"/>
-              </w:rPr>
-              <w:t>PASS</w:t>
-            </w:r>
-          </w:p>
-        </w:tc>
-        <w:tc>
-          <w:tcPr>
-            <w:tcW w:w="984" w:type="dxa"/>
-            <w:shd w:val="clear" w:color="auto" w:fill="FFFFFF"/>
-          </w:tcPr>
-          <w:p>
-            <w:pPr>
-              <w:rPr>
-                <w:sz w:val="16"/>
-                <w:szCs w:val="20"/>
-              </w:rPr>
-            </w:pPr>
-            <w:r>
-              <w:rPr>
-                <w:color w:val="000000"/>
-                <w:sz w:val="16"/>
-                <w:szCs w:val="20"/>
+                <w:sz w:val="14"/>
+                <w:szCs w:val="14"/>
               </w:rPr>
               <w:t>planilla_contable.test.js – Test 10</w:t>
             </w:r>
@@ -3945,46 +4827,45 @@
       <w:tr>
         <w:tc>
           <w:tcPr>
-            <w:tcW w:w="675" w:type="dxa"/>
+            <w:tcW w:w="392" w:type="dxa"/>
             <w:shd w:val="clear" w:color="auto" w:fill="F2F2F2"/>
           </w:tcPr>
           <w:p>
             <w:pPr>
               <w:rPr>
-                <w:sz w:val="16"/>
-                <w:szCs w:val="20"/>
+                <w:sz w:val="14"/>
+                <w:szCs w:val="14"/>
               </w:rPr>
             </w:pPr>
             <w:r>
               <w:rPr>
                 <w:color w:val="000000"/>
-                <w:sz w:val="16"/>
-                <w:szCs w:val="20"/>
-              </w:rPr>
-              <w:lastRenderedPageBreak/>
+                <w:sz w:val="14"/>
+                <w:szCs w:val="14"/>
+              </w:rPr>
               <w:t>CP-079</w:t>
             </w:r>
           </w:p>
         </w:tc>
         <w:tc>
           <w:tcPr>
-            <w:tcW w:w="993" w:type="dxa"/>
+            <w:tcW w:w="709" w:type="dxa"/>
             <w:shd w:val="clear" w:color="auto" w:fill="F2F2F2"/>
           </w:tcPr>
           <w:p>
             <w:pPr>
               <w:rPr>
-                <w:sz w:val="16"/>
-                <w:szCs w:val="20"/>
+                <w:sz w:val="14"/>
+                <w:szCs w:val="14"/>
               </w:rPr>
             </w:pPr>
             <w:r>
               <w:rPr>
                 <w:color w:val="000000"/>
-                <w:sz w:val="16"/>
-                <w:szCs w:val="20"/>
-              </w:rPr>
-              <w:t>Grupo 3</w:t>
+                <w:sz w:val="14"/>
+                <w:szCs w:val="14"/>
+              </w:rPr>
+              <w:t>Contabilidad</w:t>
             </w:r>
           </w:p>
         </w:tc>
@@ -3996,17 +4877,39 @@
           <w:p>
             <w:pPr>
               <w:rPr>
-                <w:sz w:val="16"/>
-                <w:szCs w:val="20"/>
+                <w:sz w:val="14"/>
+                <w:szCs w:val="14"/>
               </w:rPr>
             </w:pPr>
             <w:r>
               <w:rPr>
                 <w:color w:val="000000"/>
-                <w:sz w:val="16"/>
-                <w:szCs w:val="20"/>
-              </w:rPr>
-              <w:t>Contabilidad</w:t>
+                <w:sz w:val="14"/>
+                <w:szCs w:val="14"/>
+              </w:rPr>
+              <w:t>POST /cierres-contables sin token: ruta protegida</w:t>
+            </w:r>
+          </w:p>
+        </w:tc>
+        <w:tc>
+          <w:tcPr>
+            <w:tcW w:w="1134" w:type="dxa"/>
+            <w:shd w:val="clear" w:color="auto" w:fill="F2F2F2"/>
+          </w:tcPr>
+          <w:p>
+            <w:pPr>
+              <w:rPr>
+                <w:sz w:val="14"/>
+                <w:szCs w:val="14"/>
+              </w:rPr>
+            </w:pPr>
+            <w:r>
+              <w:rPr>
+                <w:color w:val="000000"/>
+                <w:sz w:val="14"/>
+                <w:szCs w:val="14"/>
+              </w:rPr>
+              <w:t>Automatizada</w:t>
             </w:r>
           </w:p>
         </w:tc>
@@ -4014,63 +4917,110 @@
           <w:tcPr>
             <w:tcW w:w="1276" w:type="dxa"/>
             <w:shd w:val="clear" w:color="auto" w:fill="F2F2F2"/>
-          </w:tcPr>
-          <w:p>
-            <w:pPr>
-              <w:rPr>
-                <w:sz w:val="16"/>
-                <w:szCs w:val="20"/>
-              </w:rPr>
-            </w:pPr>
-            <w:r>
+            <w:vAlign w:val="center"/>
+          </w:tcPr>
+          <w:p>
+            <w:pPr>
               <w:rPr>
                 <w:color w:val="000000"/>
-                <w:sz w:val="16"/>
-                <w:szCs w:val="20"/>
-              </w:rPr>
-              <w:t>POST /cierres-contables sin token: ruta protegida</w:t>
-            </w:r>
-          </w:p>
-        </w:tc>
-        <w:tc>
-          <w:tcPr>
-            <w:tcW w:w="984" w:type="dxa"/>
+                <w:sz w:val="14"/>
+                <w:szCs w:val="14"/>
+              </w:rPr>
+            </w:pPr>
+            <w:r>
+              <w:rPr>
+                <w:sz w:val="14"/>
+                <w:szCs w:val="14"/>
+              </w:rPr>
+              <w:t>Servidor levantado. Body de cierre contable preparado. No existe cabecera Authorization.</w:t>
+            </w:r>
+          </w:p>
+        </w:tc>
+        <w:tc>
+          <w:tcPr>
+            <w:tcW w:w="1395" w:type="dxa"/>
             <w:shd w:val="clear" w:color="auto" w:fill="F2F2F2"/>
-          </w:tcPr>
-          <w:p>
-            <w:pPr>
-              <w:rPr>
-                <w:sz w:val="16"/>
-                <w:szCs w:val="20"/>
-              </w:rPr>
-            </w:pPr>
-            <w:r>
+            <w:vAlign w:val="center"/>
+          </w:tcPr>
+          <w:p>
+            <w:pPr>
+              <w:rPr>
+                <w:sz w:val="14"/>
+                <w:szCs w:val="14"/>
+              </w:rPr>
+            </w:pPr>
+            <w:r>
+              <w:rPr>
+                <w:sz w:val="14"/>
+                <w:szCs w:val="14"/>
+              </w:rPr>
+              <w:t>1. Ejecutar POST /api/v1/cierres-contables.</w:t>
+            </w:r>
+          </w:p>
+          <w:p>
+            <w:pPr>
+              <w:rPr>
+                <w:sz w:val="14"/>
+                <w:szCs w:val="14"/>
+              </w:rPr>
+            </w:pPr>
+            <w:r>
+              <w:rPr>
+                <w:sz w:val="14"/>
+                <w:szCs w:val="14"/>
+              </w:rPr>
+              <w:t>2. Enviar body con datos mínimos del cierre.</w:t>
+            </w:r>
+          </w:p>
+          <w:p>
+            <w:pPr>
+              <w:rPr>
+                <w:sz w:val="14"/>
+                <w:szCs w:val="14"/>
+              </w:rPr>
+            </w:pPr>
+            <w:r>
+              <w:rPr>
+                <w:sz w:val="14"/>
+                <w:szCs w:val="14"/>
+              </w:rPr>
+              <w:t>3. No enviar token JWT.</w:t>
+            </w:r>
+          </w:p>
+          <w:p>
+            <w:pPr>
               <w:rPr>
                 <w:color w:val="000000"/>
-                <w:sz w:val="16"/>
-                <w:szCs w:val="20"/>
-              </w:rPr>
-              <w:t>Automatizada</w:t>
-            </w:r>
-          </w:p>
-        </w:tc>
-        <w:tc>
-          <w:tcPr>
-            <w:tcW w:w="984" w:type="dxa"/>
+                <w:sz w:val="14"/>
+                <w:szCs w:val="14"/>
+              </w:rPr>
+            </w:pPr>
+            <w:r>
+              <w:rPr>
+                <w:sz w:val="14"/>
+                <w:szCs w:val="14"/>
+              </w:rPr>
+              <w:t>4. Verificar rechazo por autenticación.</w:t>
+            </w:r>
+          </w:p>
+        </w:tc>
+        <w:tc>
+          <w:tcPr>
+            <w:tcW w:w="983" w:type="dxa"/>
             <w:shd w:val="clear" w:color="auto" w:fill="F2F2F2"/>
           </w:tcPr>
           <w:p>
             <w:pPr>
               <w:rPr>
-                <w:sz w:val="16"/>
-                <w:szCs w:val="20"/>
+                <w:sz w:val="14"/>
+                <w:szCs w:val="14"/>
               </w:rPr>
             </w:pPr>
             <w:r>
               <w:rPr>
                 <w:color w:val="000000"/>
-                <w:sz w:val="16"/>
-                <w:szCs w:val="20"/>
+                <w:sz w:val="14"/>
+                <w:szCs w:val="14"/>
               </w:rPr>
               <w:t>HTTP 401.</w:t>
             </w:r>
@@ -4078,23 +5028,45 @@
         </w:tc>
         <w:tc>
           <w:tcPr>
-            <w:tcW w:w="984" w:type="dxa"/>
-            <w:shd w:val="clear" w:color="auto" w:fill="F2F2F2"/>
-          </w:tcPr>
-          <w:p>
-            <w:pPr>
-              <w:rPr>
-                <w:sz w:val="16"/>
-                <w:szCs w:val="20"/>
+            <w:tcW w:w="983" w:type="dxa"/>
+            <w:shd w:val="clear" w:color="auto" w:fill="E2EFDA"/>
+          </w:tcPr>
+          <w:p>
+            <w:pPr>
+              <w:rPr>
+                <w:sz w:val="14"/>
+                <w:szCs w:val="14"/>
               </w:rPr>
             </w:pPr>
             <w:r>
               <w:rPr>
                 <w:color w:val="000000"/>
-                <w:sz w:val="16"/>
-                <w:szCs w:val="20"/>
+                <w:sz w:val="14"/>
+                <w:szCs w:val="14"/>
               </w:rPr>
               <w:t>HTTP 401.</w:t>
+            </w:r>
+          </w:p>
+        </w:tc>
+        <w:tc>
+          <w:tcPr>
+            <w:tcW w:w="983" w:type="dxa"/>
+            <w:shd w:val="clear" w:color="auto" w:fill="E2EFDA"/>
+          </w:tcPr>
+          <w:p>
+            <w:pPr>
+              <w:rPr>
+                <w:sz w:val="14"/>
+                <w:szCs w:val="14"/>
+              </w:rPr>
+            </w:pPr>
+            <w:r>
+              <w:rPr>
+                <w:color w:val="000000"/>
+                <w:sz w:val="14"/>
+                <w:szCs w:val="14"/>
+              </w:rPr>
+              <w:t>PASS</w:t>
             </w:r>
           </w:p>
         </w:tc>
@@ -4106,37 +5078,15 @@
           <w:p>
             <w:pPr>
               <w:rPr>
-                <w:sz w:val="16"/>
-                <w:szCs w:val="20"/>
+                <w:sz w:val="14"/>
+                <w:szCs w:val="14"/>
               </w:rPr>
             </w:pPr>
             <w:r>
               <w:rPr>
                 <w:color w:val="000000"/>
-                <w:sz w:val="16"/>
-                <w:szCs w:val="20"/>
-              </w:rPr>
-              <w:t>PASS</w:t>
-            </w:r>
-          </w:p>
-        </w:tc>
-        <w:tc>
-          <w:tcPr>
-            <w:tcW w:w="984" w:type="dxa"/>
-            <w:shd w:val="clear" w:color="auto" w:fill="F2F2F2"/>
-          </w:tcPr>
-          <w:p>
-            <w:pPr>
-              <w:rPr>
-                <w:sz w:val="16"/>
-                <w:szCs w:val="20"/>
-              </w:rPr>
-            </w:pPr>
-            <w:r>
-              <w:rPr>
-                <w:color w:val="000000"/>
-                <w:sz w:val="16"/>
-                <w:szCs w:val="20"/>
+                <w:sz w:val="14"/>
+                <w:szCs w:val="14"/>
               </w:rPr>
               <w:t>planilla_contable.test.js – Test 11</w:t>
             </w:r>
@@ -4146,45 +5096,55 @@
       <w:tr>
         <w:tc>
           <w:tcPr>
-            <w:tcW w:w="675" w:type="dxa"/>
+            <w:tcW w:w="392" w:type="dxa"/>
             <w:shd w:val="clear" w:color="auto" w:fill="FFFFFF"/>
           </w:tcPr>
           <w:p>
             <w:pPr>
               <w:rPr>
-                <w:sz w:val="16"/>
-                <w:szCs w:val="20"/>
+                <w:sz w:val="14"/>
+                <w:szCs w:val="14"/>
               </w:rPr>
             </w:pPr>
             <w:r>
               <w:rPr>
                 <w:color w:val="000000"/>
-                <w:sz w:val="16"/>
-                <w:szCs w:val="20"/>
-              </w:rPr>
-              <w:t>CP-080</w:t>
-            </w:r>
-          </w:p>
-        </w:tc>
-        <w:tc>
-          <w:tcPr>
-            <w:tcW w:w="993" w:type="dxa"/>
+                <w:sz w:val="14"/>
+                <w:szCs w:val="14"/>
+              </w:rPr>
+              <w:t>CP-</w:t>
+            </w:r>
+            <w:r>
+              <w:rPr>
+                <w:color w:val="000000"/>
+                <w:sz w:val="14"/>
+                <w:szCs w:val="14"/>
+              </w:rPr>
+              <w:lastRenderedPageBreak/>
+              <w:t>080</w:t>
+            </w:r>
+          </w:p>
+        </w:tc>
+        <w:tc>
+          <w:tcPr>
+            <w:tcW w:w="709" w:type="dxa"/>
             <w:shd w:val="clear" w:color="auto" w:fill="FFFFFF"/>
           </w:tcPr>
           <w:p>
             <w:pPr>
               <w:rPr>
-                <w:sz w:val="16"/>
-                <w:szCs w:val="20"/>
+                <w:sz w:val="14"/>
+                <w:szCs w:val="14"/>
               </w:rPr>
             </w:pPr>
             <w:r>
               <w:rPr>
                 <w:color w:val="000000"/>
-                <w:sz w:val="16"/>
-                <w:szCs w:val="20"/>
-              </w:rPr>
-              <w:t>Grupo 3</w:t>
+                <w:sz w:val="14"/>
+                <w:szCs w:val="14"/>
+              </w:rPr>
+              <w:lastRenderedPageBreak/>
+              <w:t>Contabilidad</w:t>
             </w:r>
           </w:p>
         </w:tc>
@@ -4196,17 +5156,49 @@
           <w:p>
             <w:pPr>
               <w:rPr>
-                <w:sz w:val="16"/>
-                <w:szCs w:val="20"/>
+                <w:sz w:val="14"/>
+                <w:szCs w:val="14"/>
               </w:rPr>
             </w:pPr>
             <w:r>
               <w:rPr>
                 <w:color w:val="000000"/>
-                <w:sz w:val="16"/>
-                <w:szCs w:val="20"/>
-              </w:rPr>
-              <w:t>Contabilidad</w:t>
+                <w:sz w:val="14"/>
+                <w:szCs w:val="14"/>
+              </w:rPr>
+              <w:t>POST /cierres-</w:t>
+            </w:r>
+            <w:r>
+              <w:rPr>
+                <w:color w:val="000000"/>
+                <w:sz w:val="14"/>
+                <w:szCs w:val="14"/>
+              </w:rPr>
+              <w:lastRenderedPageBreak/>
+              <w:t>contables con Residente: RBAC deniega</w:t>
+            </w:r>
+          </w:p>
+        </w:tc>
+        <w:tc>
+          <w:tcPr>
+            <w:tcW w:w="1134" w:type="dxa"/>
+            <w:shd w:val="clear" w:color="auto" w:fill="FFFFFF"/>
+          </w:tcPr>
+          <w:p>
+            <w:pPr>
+              <w:rPr>
+                <w:sz w:val="14"/>
+                <w:szCs w:val="14"/>
+              </w:rPr>
+            </w:pPr>
+            <w:r>
+              <w:rPr>
+                <w:color w:val="000000"/>
+                <w:sz w:val="14"/>
+                <w:szCs w:val="14"/>
+              </w:rPr>
+              <w:lastRenderedPageBreak/>
+              <w:t>Automatizada</w:t>
             </w:r>
           </w:p>
         </w:tc>
@@ -4214,87 +5206,182 @@
           <w:tcPr>
             <w:tcW w:w="1276" w:type="dxa"/>
             <w:shd w:val="clear" w:color="auto" w:fill="FFFFFF"/>
-          </w:tcPr>
-          <w:p>
-            <w:pPr>
-              <w:rPr>
-                <w:sz w:val="16"/>
-                <w:szCs w:val="20"/>
-              </w:rPr>
-            </w:pPr>
-            <w:r>
+            <w:vAlign w:val="center"/>
+          </w:tcPr>
+          <w:p>
+            <w:pPr>
               <w:rPr>
                 <w:color w:val="000000"/>
-                <w:sz w:val="16"/>
-                <w:szCs w:val="20"/>
-              </w:rPr>
-              <w:t>POST /cierres-contables con Residente: RBAC deniega</w:t>
-            </w:r>
-          </w:p>
-        </w:tc>
-        <w:tc>
-          <w:tcPr>
-            <w:tcW w:w="984" w:type="dxa"/>
+                <w:sz w:val="14"/>
+                <w:szCs w:val="14"/>
+              </w:rPr>
+            </w:pPr>
+            <w:r>
+              <w:rPr>
+                <w:sz w:val="14"/>
+                <w:szCs w:val="14"/>
+              </w:rPr>
+              <w:t xml:space="preserve">Servidor levantado. Token </w:t>
+            </w:r>
+            <w:r>
+              <w:rPr>
+                <w:sz w:val="14"/>
+                <w:szCs w:val="14"/>
+              </w:rPr>
+              <w:lastRenderedPageBreak/>
+              <w:t>JWT válido con rol Residente. Body de cierre contable preparado.</w:t>
+            </w:r>
+          </w:p>
+        </w:tc>
+        <w:tc>
+          <w:tcPr>
+            <w:tcW w:w="1395" w:type="dxa"/>
             <w:shd w:val="clear" w:color="auto" w:fill="FFFFFF"/>
-          </w:tcPr>
-          <w:p>
-            <w:pPr>
-              <w:rPr>
-                <w:sz w:val="16"/>
-                <w:szCs w:val="20"/>
-              </w:rPr>
-            </w:pPr>
-            <w:r>
+            <w:vAlign w:val="center"/>
+          </w:tcPr>
+          <w:p>
+            <w:pPr>
+              <w:rPr>
+                <w:sz w:val="14"/>
+                <w:szCs w:val="14"/>
+              </w:rPr>
+            </w:pPr>
+            <w:r>
+              <w:rPr>
+                <w:sz w:val="14"/>
+                <w:szCs w:val="14"/>
+              </w:rPr>
+              <w:lastRenderedPageBreak/>
+              <w:t>1. Generar token Residente válido.</w:t>
+            </w:r>
+          </w:p>
+          <w:p>
+            <w:pPr>
+              <w:rPr>
+                <w:sz w:val="14"/>
+                <w:szCs w:val="14"/>
+              </w:rPr>
+            </w:pPr>
+            <w:r>
+              <w:rPr>
+                <w:sz w:val="14"/>
+                <w:szCs w:val="14"/>
+              </w:rPr>
+              <w:lastRenderedPageBreak/>
+              <w:t>2. Ejecutar POST /api/v1/cierres-contables.</w:t>
+            </w:r>
+          </w:p>
+          <w:p>
+            <w:pPr>
+              <w:rPr>
+                <w:sz w:val="14"/>
+                <w:szCs w:val="14"/>
+              </w:rPr>
+            </w:pPr>
+            <w:r>
+              <w:rPr>
+                <w:sz w:val="14"/>
+                <w:szCs w:val="14"/>
+              </w:rPr>
+              <w:t>3. Enviar Authorization: Bearer &lt;token_residente&gt;.</w:t>
+            </w:r>
+          </w:p>
+          <w:p>
+            <w:pPr>
+              <w:rPr>
+                <w:sz w:val="14"/>
+                <w:szCs w:val="14"/>
+              </w:rPr>
+            </w:pPr>
+            <w:r>
+              <w:rPr>
+                <w:sz w:val="14"/>
+                <w:szCs w:val="14"/>
+              </w:rPr>
+              <w:t>4. Enviar datos de cierre contable.</w:t>
+            </w:r>
+          </w:p>
+          <w:p>
+            <w:pPr>
               <w:rPr>
                 <w:color w:val="000000"/>
-                <w:sz w:val="16"/>
-                <w:szCs w:val="20"/>
-              </w:rPr>
-              <w:t>Automatizada</w:t>
-            </w:r>
-          </w:p>
-        </w:tc>
-        <w:tc>
-          <w:tcPr>
-            <w:tcW w:w="984" w:type="dxa"/>
+                <w:sz w:val="14"/>
+                <w:szCs w:val="14"/>
+              </w:rPr>
+            </w:pPr>
+            <w:r>
+              <w:rPr>
+                <w:sz w:val="14"/>
+                <w:szCs w:val="14"/>
+              </w:rPr>
+              <w:t>5. Validar rechazo por rol no autorizado.</w:t>
+            </w:r>
+          </w:p>
+        </w:tc>
+        <w:tc>
+          <w:tcPr>
+            <w:tcW w:w="983" w:type="dxa"/>
             <w:shd w:val="clear" w:color="auto" w:fill="FFFFFF"/>
           </w:tcPr>
           <w:p>
             <w:pPr>
               <w:rPr>
-                <w:sz w:val="16"/>
-                <w:szCs w:val="20"/>
+                <w:sz w:val="14"/>
+                <w:szCs w:val="14"/>
               </w:rPr>
             </w:pPr>
             <w:r>
               <w:rPr>
                 <w:color w:val="000000"/>
-                <w:sz w:val="16"/>
-                <w:szCs w:val="20"/>
-              </w:rPr>
+                <w:sz w:val="14"/>
+                <w:szCs w:val="14"/>
+              </w:rPr>
+              <w:lastRenderedPageBreak/>
               <w:t>HTTP 403.</w:t>
             </w:r>
           </w:p>
         </w:tc>
         <w:tc>
           <w:tcPr>
-            <w:tcW w:w="984" w:type="dxa"/>
-            <w:shd w:val="clear" w:color="auto" w:fill="FFFFFF"/>
-          </w:tcPr>
-          <w:p>
-            <w:pPr>
-              <w:rPr>
-                <w:sz w:val="16"/>
-                <w:szCs w:val="20"/>
+            <w:tcW w:w="983" w:type="dxa"/>
+            <w:shd w:val="clear" w:color="auto" w:fill="E2EFDA"/>
+          </w:tcPr>
+          <w:p>
+            <w:pPr>
+              <w:rPr>
+                <w:sz w:val="14"/>
+                <w:szCs w:val="14"/>
               </w:rPr>
             </w:pPr>
             <w:r>
               <w:rPr>
                 <w:color w:val="000000"/>
-                <w:sz w:val="16"/>
-                <w:szCs w:val="20"/>
+                <w:sz w:val="14"/>
+                <w:szCs w:val="14"/>
               </w:rPr>
               <w:t>HTTP 403.</w:t>
+            </w:r>
+          </w:p>
+        </w:tc>
+        <w:tc>
+          <w:tcPr>
+            <w:tcW w:w="983" w:type="dxa"/>
+            <w:shd w:val="clear" w:color="auto" w:fill="E2EFDA"/>
+          </w:tcPr>
+          <w:p>
+            <w:pPr>
+              <w:rPr>
+                <w:sz w:val="14"/>
+                <w:szCs w:val="14"/>
+              </w:rPr>
+            </w:pPr>
+            <w:r>
+              <w:rPr>
+                <w:color w:val="000000"/>
+                <w:sz w:val="14"/>
+                <w:szCs w:val="14"/>
+              </w:rPr>
+              <w:t>PASS</w:t>
             </w:r>
           </w:p>
         </w:tc>
@@ -4306,39 +5393,26 @@
           <w:p>
             <w:pPr>
               <w:rPr>
-                <w:sz w:val="16"/>
-                <w:szCs w:val="20"/>
+                <w:sz w:val="14"/>
+                <w:szCs w:val="14"/>
               </w:rPr>
             </w:pPr>
             <w:r>
               <w:rPr>
                 <w:color w:val="000000"/>
-                <w:sz w:val="16"/>
-                <w:szCs w:val="20"/>
-              </w:rPr>
-              <w:t>PASS</w:t>
-            </w:r>
-          </w:p>
-        </w:tc>
-        <w:tc>
-          <w:tcPr>
-            <w:tcW w:w="984" w:type="dxa"/>
-            <w:shd w:val="clear" w:color="auto" w:fill="FFFFFF"/>
-          </w:tcPr>
-          <w:p>
-            <w:pPr>
-              <w:rPr>
-                <w:sz w:val="16"/>
-                <w:szCs w:val="20"/>
-              </w:rPr>
-            </w:pPr>
+                <w:sz w:val="14"/>
+                <w:szCs w:val="14"/>
+              </w:rPr>
+              <w:t xml:space="preserve">planilla_contable.test.js – </w:t>
+            </w:r>
             <w:r>
               <w:rPr>
                 <w:color w:val="000000"/>
-                <w:sz w:val="16"/>
-                <w:szCs w:val="20"/>
-              </w:rPr>
-              <w:t>planilla_contable.test.js – Test 12</w:t>
+                <w:sz w:val="14"/>
+                <w:szCs w:val="14"/>
+              </w:rPr>
+              <w:lastRenderedPageBreak/>
+              <w:t>Test 12</w:t>
             </w:r>
           </w:p>
         </w:tc>
@@ -4346,21 +5420,21 @@
       <w:tr>
         <w:tc>
           <w:tcPr>
-            <w:tcW w:w="675" w:type="dxa"/>
+            <w:tcW w:w="392" w:type="dxa"/>
             <w:shd w:val="clear" w:color="auto" w:fill="F2F2F2"/>
           </w:tcPr>
           <w:p>
             <w:pPr>
               <w:rPr>
-                <w:sz w:val="16"/>
-                <w:szCs w:val="20"/>
+                <w:sz w:val="14"/>
+                <w:szCs w:val="14"/>
               </w:rPr>
             </w:pPr>
             <w:r>
               <w:rPr>
                 <w:color w:val="000000"/>
-                <w:sz w:val="16"/>
-                <w:szCs w:val="20"/>
+                <w:sz w:val="14"/>
+                <w:szCs w:val="14"/>
               </w:rPr>
               <w:t>CP-081</w:t>
             </w:r>
@@ -4368,23 +5442,23 @@
         </w:tc>
         <w:tc>
           <w:tcPr>
-            <w:tcW w:w="993" w:type="dxa"/>
+            <w:tcW w:w="709" w:type="dxa"/>
             <w:shd w:val="clear" w:color="auto" w:fill="F2F2F2"/>
           </w:tcPr>
           <w:p>
             <w:pPr>
               <w:rPr>
-                <w:sz w:val="16"/>
-                <w:szCs w:val="20"/>
+                <w:sz w:val="14"/>
+                <w:szCs w:val="14"/>
               </w:rPr>
             </w:pPr>
             <w:r>
               <w:rPr>
                 <w:color w:val="000000"/>
-                <w:sz w:val="16"/>
-                <w:szCs w:val="20"/>
-              </w:rPr>
-              <w:t>Grupo 3</w:t>
+                <w:sz w:val="14"/>
+                <w:szCs w:val="14"/>
+              </w:rPr>
+              <w:t>Contabilidad</w:t>
             </w:r>
           </w:p>
         </w:tc>
@@ -4396,17 +5470,39 @@
           <w:p>
             <w:pPr>
               <w:rPr>
-                <w:sz w:val="16"/>
-                <w:szCs w:val="20"/>
+                <w:sz w:val="14"/>
+                <w:szCs w:val="14"/>
               </w:rPr>
             </w:pPr>
             <w:r>
               <w:rPr>
                 <w:color w:val="000000"/>
-                <w:sz w:val="16"/>
-                <w:szCs w:val="20"/>
-              </w:rPr>
-              <w:t>Contabilidad</w:t>
+                <w:sz w:val="14"/>
+                <w:szCs w:val="14"/>
+              </w:rPr>
+              <w:t>POST /cierres-contables con Bodeguero: RBAC deniega</w:t>
+            </w:r>
+          </w:p>
+        </w:tc>
+        <w:tc>
+          <w:tcPr>
+            <w:tcW w:w="1134" w:type="dxa"/>
+            <w:shd w:val="clear" w:color="auto" w:fill="F2F2F2"/>
+          </w:tcPr>
+          <w:p>
+            <w:pPr>
+              <w:rPr>
+                <w:sz w:val="14"/>
+                <w:szCs w:val="14"/>
+              </w:rPr>
+            </w:pPr>
+            <w:r>
+              <w:rPr>
+                <w:color w:val="000000"/>
+                <w:sz w:val="14"/>
+                <w:szCs w:val="14"/>
+              </w:rPr>
+              <w:t>Automatizada</w:t>
             </w:r>
           </w:p>
         </w:tc>
@@ -4414,63 +5510,147 @@
           <w:tcPr>
             <w:tcW w:w="1276" w:type="dxa"/>
             <w:shd w:val="clear" w:color="auto" w:fill="F2F2F2"/>
-          </w:tcPr>
-          <w:p>
-            <w:pPr>
-              <w:rPr>
-                <w:sz w:val="16"/>
-                <w:szCs w:val="20"/>
-              </w:rPr>
-            </w:pPr>
-            <w:r>
+            <w:vAlign w:val="center"/>
+          </w:tcPr>
+          <w:p>
+            <w:pPr>
               <w:rPr>
                 <w:color w:val="000000"/>
-                <w:sz w:val="16"/>
-                <w:szCs w:val="20"/>
-              </w:rPr>
-              <w:t>POST /cierres-contables con Bodeguero: RBAC deniega</w:t>
-            </w:r>
-          </w:p>
-        </w:tc>
-        <w:tc>
-          <w:tcPr>
-            <w:tcW w:w="984" w:type="dxa"/>
+                <w:sz w:val="14"/>
+                <w:szCs w:val="14"/>
+              </w:rPr>
+            </w:pPr>
+            <w:r>
+              <w:rPr>
+                <w:sz w:val="14"/>
+                <w:szCs w:val="14"/>
+              </w:rPr>
+              <w:t>Servidor levantado. Token JWT válido con rol Bodeguero. Body de cierre contable preparado.</w:t>
+            </w:r>
+          </w:p>
+        </w:tc>
+        <w:tc>
+          <w:tcPr>
+            <w:tcW w:w="1395" w:type="dxa"/>
             <w:shd w:val="clear" w:color="auto" w:fill="F2F2F2"/>
-          </w:tcPr>
-          <w:p>
-            <w:pPr>
-              <w:rPr>
-                <w:sz w:val="16"/>
-                <w:szCs w:val="20"/>
+            <w:vAlign w:val="center"/>
+          </w:tcPr>
+          <w:p>
+            <w:pPr>
+              <w:rPr>
+                <w:sz w:val="14"/>
+                <w:szCs w:val="14"/>
+              </w:rPr>
+            </w:pPr>
+            <w:r>
+              <w:rPr>
+                <w:sz w:val="14"/>
+                <w:szCs w:val="14"/>
+              </w:rPr>
+              <w:t>1. Generar token Bodeguero válido.</w:t>
+            </w:r>
+          </w:p>
+          <w:p>
+            <w:pPr>
+              <w:rPr>
+                <w:sz w:val="14"/>
+                <w:szCs w:val="14"/>
+              </w:rPr>
+            </w:pPr>
+            <w:r>
+              <w:rPr>
+                <w:sz w:val="14"/>
+                <w:szCs w:val="14"/>
+              </w:rPr>
+              <w:t>2. Ejecutar POST /api/v1/cierres-contables.</w:t>
+            </w:r>
+          </w:p>
+          <w:p>
+            <w:pPr>
+              <w:rPr>
+                <w:sz w:val="14"/>
+                <w:szCs w:val="14"/>
+              </w:rPr>
+            </w:pPr>
+            <w:r>
+              <w:rPr>
+                <w:sz w:val="14"/>
+                <w:szCs w:val="14"/>
+              </w:rPr>
+              <w:t>3. Enviar Authorization: Bearer &lt;</w:t>
+            </w:r>
+            <w:proofErr w:type="spellStart"/>
+            <w:r>
+              <w:rPr>
+                <w:sz w:val="14"/>
+                <w:szCs w:val="14"/>
+              </w:rPr>
+              <w:t>token_bodeguero</w:t>
+            </w:r>
+            <w:proofErr w:type="spellEnd"/>
+            <w:r>
+              <w:rPr>
+                <w:sz w:val="14"/>
+                <w:szCs w:val="14"/>
+              </w:rPr>
+              <w:t>&gt;4. Enviar datos de cierre contable.</w:t>
+            </w:r>
+          </w:p>
+          <w:p>
+            <w:pPr>
+              <w:rPr>
+                <w:sz w:val="14"/>
+                <w:szCs w:val="14"/>
+              </w:rPr>
+            </w:pPr>
+            <w:r>
+              <w:rPr>
+                <w:sz w:val="14"/>
+                <w:szCs w:val="14"/>
+              </w:rPr>
+              <w:t>5. Validar rechazo por RBAC.</w:t>
+            </w:r>
+          </w:p>
+        </w:tc>
+        <w:tc>
+          <w:tcPr>
+            <w:tcW w:w="983" w:type="dxa"/>
+            <w:shd w:val="clear" w:color="auto" w:fill="F2F2F2"/>
+          </w:tcPr>
+          <w:p>
+            <w:pPr>
+              <w:rPr>
+                <w:sz w:val="14"/>
+                <w:szCs w:val="14"/>
               </w:rPr>
             </w:pPr>
             <w:r>
               <w:rPr>
                 <w:color w:val="000000"/>
-                <w:sz w:val="16"/>
-                <w:szCs w:val="20"/>
-              </w:rPr>
-              <w:t>Automatizada</w:t>
-            </w:r>
-          </w:p>
-        </w:tc>
-        <w:tc>
-          <w:tcPr>
-            <w:tcW w:w="984" w:type="dxa"/>
-            <w:shd w:val="clear" w:color="auto" w:fill="F2F2F2"/>
-          </w:tcPr>
-          <w:p>
-            <w:pPr>
-              <w:rPr>
-                <w:sz w:val="16"/>
-                <w:szCs w:val="20"/>
+                <w:sz w:val="14"/>
+                <w:szCs w:val="14"/>
+              </w:rPr>
+              <w:t>HTTP 403.</w:t>
+            </w:r>
+          </w:p>
+        </w:tc>
+        <w:tc>
+          <w:tcPr>
+            <w:tcW w:w="983" w:type="dxa"/>
+            <w:shd w:val="clear" w:color="auto" w:fill="E2EFDA"/>
+          </w:tcPr>
+          <w:p>
+            <w:pPr>
+              <w:rPr>
+                <w:sz w:val="14"/>
+                <w:szCs w:val="14"/>
               </w:rPr>
             </w:pPr>
             <w:r>
               <w:rPr>
                 <w:color w:val="000000"/>
-                <w:sz w:val="16"/>
-                <w:szCs w:val="20"/>
+                <w:sz w:val="14"/>
+                <w:szCs w:val="14"/>
               </w:rPr>
               <w:t>HTTP 403.</w:t>
             </w:r>
@@ -4478,23 +5658,23 @@
         </w:tc>
         <w:tc>
           <w:tcPr>
-            <w:tcW w:w="984" w:type="dxa"/>
-            <w:shd w:val="clear" w:color="auto" w:fill="F2F2F2"/>
-          </w:tcPr>
-          <w:p>
-            <w:pPr>
-              <w:rPr>
-                <w:sz w:val="16"/>
-                <w:szCs w:val="20"/>
+            <w:tcW w:w="983" w:type="dxa"/>
+            <w:shd w:val="clear" w:color="auto" w:fill="E2EFDA"/>
+          </w:tcPr>
+          <w:p>
+            <w:pPr>
+              <w:rPr>
+                <w:sz w:val="14"/>
+                <w:szCs w:val="14"/>
               </w:rPr>
             </w:pPr>
             <w:r>
               <w:rPr>
                 <w:color w:val="000000"/>
-                <w:sz w:val="16"/>
-                <w:szCs w:val="20"/>
-              </w:rPr>
-              <w:t>HTTP 403.</w:t>
+                <w:sz w:val="14"/>
+                <w:szCs w:val="14"/>
+              </w:rPr>
+              <w:t>PASS</w:t>
             </w:r>
           </w:p>
         </w:tc>
@@ -4506,37 +5686,15 @@
           <w:p>
             <w:pPr>
               <w:rPr>
-                <w:sz w:val="16"/>
-                <w:szCs w:val="20"/>
+                <w:sz w:val="14"/>
+                <w:szCs w:val="14"/>
               </w:rPr>
             </w:pPr>
             <w:r>
               <w:rPr>
                 <w:color w:val="000000"/>
-                <w:sz w:val="16"/>
-                <w:szCs w:val="20"/>
-              </w:rPr>
-              <w:t>PASS</w:t>
-            </w:r>
-          </w:p>
-        </w:tc>
-        <w:tc>
-          <w:tcPr>
-            <w:tcW w:w="984" w:type="dxa"/>
-            <w:shd w:val="clear" w:color="auto" w:fill="F2F2F2"/>
-          </w:tcPr>
-          <w:p>
-            <w:pPr>
-              <w:rPr>
-                <w:sz w:val="16"/>
-                <w:szCs w:val="20"/>
-              </w:rPr>
-            </w:pPr>
-            <w:r>
-              <w:rPr>
-                <w:color w:val="000000"/>
-                <w:sz w:val="16"/>
-                <w:szCs w:val="20"/>
+                <w:sz w:val="14"/>
+                <w:szCs w:val="14"/>
               </w:rPr>
               <w:t>planilla_contable.test.js – Test 13</w:t>
             </w:r>
@@ -4546,21 +5704,21 @@
       <w:tr>
         <w:tc>
           <w:tcPr>
-            <w:tcW w:w="675" w:type="dxa"/>
+            <w:tcW w:w="392" w:type="dxa"/>
             <w:shd w:val="clear" w:color="auto" w:fill="FFFFFF"/>
           </w:tcPr>
           <w:p>
             <w:pPr>
               <w:rPr>
-                <w:sz w:val="16"/>
-                <w:szCs w:val="20"/>
+                <w:sz w:val="14"/>
+                <w:szCs w:val="14"/>
               </w:rPr>
             </w:pPr>
             <w:r>
               <w:rPr>
                 <w:color w:val="000000"/>
-                <w:sz w:val="16"/>
-                <w:szCs w:val="20"/>
+                <w:sz w:val="14"/>
+                <w:szCs w:val="14"/>
               </w:rPr>
               <w:t>CP-082</w:t>
             </w:r>
@@ -4568,23 +5726,23 @@
         </w:tc>
         <w:tc>
           <w:tcPr>
-            <w:tcW w:w="993" w:type="dxa"/>
+            <w:tcW w:w="709" w:type="dxa"/>
             <w:shd w:val="clear" w:color="auto" w:fill="FFFFFF"/>
           </w:tcPr>
           <w:p>
             <w:pPr>
               <w:rPr>
-                <w:sz w:val="16"/>
-                <w:szCs w:val="20"/>
+                <w:sz w:val="14"/>
+                <w:szCs w:val="14"/>
               </w:rPr>
             </w:pPr>
             <w:r>
               <w:rPr>
                 <w:color w:val="000000"/>
-                <w:sz w:val="16"/>
-                <w:szCs w:val="20"/>
-              </w:rPr>
-              <w:t>Grupo 3</w:t>
+                <w:sz w:val="14"/>
+                <w:szCs w:val="14"/>
+              </w:rPr>
+              <w:t>Contabilidad</w:t>
             </w:r>
           </w:p>
         </w:tc>
@@ -4596,17 +5754,39 @@
           <w:p>
             <w:pPr>
               <w:rPr>
-                <w:sz w:val="16"/>
-                <w:szCs w:val="20"/>
+                <w:sz w:val="14"/>
+                <w:szCs w:val="14"/>
               </w:rPr>
             </w:pPr>
             <w:r>
               <w:rPr>
                 <w:color w:val="000000"/>
-                <w:sz w:val="16"/>
-                <w:szCs w:val="20"/>
-              </w:rPr>
-              <w:t>Contabilidad</w:t>
+                <w:sz w:val="14"/>
+                <w:szCs w:val="14"/>
+              </w:rPr>
+              <w:t>POST /cierres-contables con Admin: pasa RBAC</w:t>
+            </w:r>
+          </w:p>
+        </w:tc>
+        <w:tc>
+          <w:tcPr>
+            <w:tcW w:w="1134" w:type="dxa"/>
+            <w:shd w:val="clear" w:color="auto" w:fill="FFFFFF"/>
+          </w:tcPr>
+          <w:p>
+            <w:pPr>
+              <w:rPr>
+                <w:sz w:val="14"/>
+                <w:szCs w:val="14"/>
+              </w:rPr>
+            </w:pPr>
+            <w:r>
+              <w:rPr>
+                <w:color w:val="000000"/>
+                <w:sz w:val="14"/>
+                <w:szCs w:val="14"/>
+              </w:rPr>
+              <w:t>Automatizada</w:t>
             </w:r>
           </w:p>
         </w:tc>
@@ -4614,63 +5794,125 @@
           <w:tcPr>
             <w:tcW w:w="1276" w:type="dxa"/>
             <w:shd w:val="clear" w:color="auto" w:fill="FFFFFF"/>
-          </w:tcPr>
-          <w:p>
-            <w:pPr>
-              <w:rPr>
-                <w:sz w:val="16"/>
-                <w:szCs w:val="20"/>
-              </w:rPr>
-            </w:pPr>
-            <w:r>
+            <w:vAlign w:val="center"/>
+          </w:tcPr>
+          <w:p>
+            <w:pPr>
               <w:rPr>
                 <w:color w:val="000000"/>
-                <w:sz w:val="16"/>
-                <w:szCs w:val="20"/>
-              </w:rPr>
-              <w:t>POST /cierres-contables con Admin: pasa RBAC</w:t>
-            </w:r>
-          </w:p>
-        </w:tc>
-        <w:tc>
-          <w:tcPr>
-            <w:tcW w:w="984" w:type="dxa"/>
+                <w:sz w:val="14"/>
+                <w:szCs w:val="14"/>
+              </w:rPr>
+            </w:pPr>
+            <w:r>
+              <w:rPr>
+                <w:sz w:val="14"/>
+                <w:szCs w:val="14"/>
+              </w:rPr>
+              <w:t>Servidor levantado. Token JWT válido con rol Administrador del Sistema. Body de cierre contable preparado.</w:t>
+            </w:r>
+          </w:p>
+        </w:tc>
+        <w:tc>
+          <w:tcPr>
+            <w:tcW w:w="1395" w:type="dxa"/>
             <w:shd w:val="clear" w:color="auto" w:fill="FFFFFF"/>
-          </w:tcPr>
-          <w:p>
-            <w:pPr>
-              <w:rPr>
-                <w:sz w:val="16"/>
-                <w:szCs w:val="20"/>
-              </w:rPr>
-            </w:pPr>
-            <w:r>
+            <w:vAlign w:val="center"/>
+          </w:tcPr>
+          <w:p>
+            <w:pPr>
+              <w:rPr>
+                <w:sz w:val="14"/>
+                <w:szCs w:val="14"/>
+              </w:rPr>
+            </w:pPr>
+            <w:r>
+              <w:rPr>
+                <w:sz w:val="14"/>
+                <w:szCs w:val="14"/>
+              </w:rPr>
+              <w:t>1. Generar token Admin válido.</w:t>
+            </w:r>
+          </w:p>
+          <w:p>
+            <w:pPr>
+              <w:rPr>
+                <w:sz w:val="14"/>
+                <w:szCs w:val="14"/>
+              </w:rPr>
+            </w:pPr>
+            <w:r>
+              <w:rPr>
+                <w:sz w:val="14"/>
+                <w:szCs w:val="14"/>
+              </w:rPr>
+              <w:t>2. Ejecutar POST /api/v1/cierres-contables.3. Enviar Authorization: Bearer &lt;token_admin&gt;.</w:t>
+            </w:r>
+          </w:p>
+          <w:p>
+            <w:pPr>
+              <w:rPr>
+                <w:sz w:val="14"/>
+                <w:szCs w:val="14"/>
+              </w:rPr>
+            </w:pPr>
+            <w:r>
+              <w:rPr>
+                <w:sz w:val="14"/>
+                <w:szCs w:val="14"/>
+              </w:rPr>
+              <w:t>4. Enviar datos del cierre contable.</w:t>
+            </w:r>
+          </w:p>
+          <w:p>
+            <w:pPr>
+              <w:rPr>
+                <w:sz w:val="14"/>
+                <w:szCs w:val="14"/>
+              </w:rPr>
+            </w:pPr>
+            <w:r>
+              <w:rPr>
+                <w:sz w:val="14"/>
+                <w:szCs w:val="14"/>
+              </w:rPr>
+              <w:t>5. Verificar que Admin no reciba 401 ni 403.</w:t>
+            </w:r>
+          </w:p>
+          <w:p>
+            <w:pPr>
               <w:rPr>
                 <w:color w:val="000000"/>
-                <w:sz w:val="16"/>
-                <w:szCs w:val="20"/>
-              </w:rPr>
-              <w:t>Automatizada</w:t>
-            </w:r>
-          </w:p>
-        </w:tc>
-        <w:tc>
-          <w:tcPr>
-            <w:tcW w:w="984" w:type="dxa"/>
+                <w:sz w:val="14"/>
+                <w:szCs w:val="14"/>
+              </w:rPr>
+            </w:pPr>
+            <w:r>
+              <w:rPr>
+                <w:sz w:val="14"/>
+                <w:szCs w:val="14"/>
+              </w:rPr>
+              <w:t>6. Validar respuesta según reglas de negocio y disponibilidad de BD.</w:t>
+            </w:r>
+          </w:p>
+        </w:tc>
+        <w:tc>
+          <w:tcPr>
+            <w:tcW w:w="983" w:type="dxa"/>
             <w:shd w:val="clear" w:color="auto" w:fill="FFFFFF"/>
           </w:tcPr>
           <w:p>
             <w:pPr>
               <w:rPr>
-                <w:sz w:val="16"/>
-                <w:szCs w:val="20"/>
+                <w:sz w:val="14"/>
+                <w:szCs w:val="14"/>
               </w:rPr>
             </w:pPr>
             <w:r>
               <w:rPr>
                 <w:color w:val="000000"/>
-                <w:sz w:val="16"/>
-                <w:szCs w:val="20"/>
+                <w:sz w:val="14"/>
+                <w:szCs w:val="14"/>
               </w:rPr>
               <w:t>HTTP 200/201/400/500 (no 401 ni 403).</w:t>
             </w:r>
@@ -4678,23 +5920,45 @@
         </w:tc>
         <w:tc>
           <w:tcPr>
-            <w:tcW w:w="984" w:type="dxa"/>
-            <w:shd w:val="clear" w:color="auto" w:fill="FFFFFF"/>
-          </w:tcPr>
-          <w:p>
-            <w:pPr>
-              <w:rPr>
-                <w:sz w:val="16"/>
-                <w:szCs w:val="20"/>
+            <w:tcW w:w="983" w:type="dxa"/>
+            <w:shd w:val="clear" w:color="auto" w:fill="E2EFDA"/>
+          </w:tcPr>
+          <w:p>
+            <w:pPr>
+              <w:rPr>
+                <w:sz w:val="14"/>
+                <w:szCs w:val="14"/>
               </w:rPr>
             </w:pPr>
             <w:r>
               <w:rPr>
                 <w:color w:val="000000"/>
-                <w:sz w:val="16"/>
-                <w:szCs w:val="20"/>
+                <w:sz w:val="14"/>
+                <w:szCs w:val="14"/>
               </w:rPr>
               <w:t>HTTP 201 o 400/500 según disponibilidad.</w:t>
+            </w:r>
+          </w:p>
+        </w:tc>
+        <w:tc>
+          <w:tcPr>
+            <w:tcW w:w="983" w:type="dxa"/>
+            <w:shd w:val="clear" w:color="auto" w:fill="E2EFDA"/>
+          </w:tcPr>
+          <w:p>
+            <w:pPr>
+              <w:rPr>
+                <w:sz w:val="14"/>
+                <w:szCs w:val="14"/>
+              </w:rPr>
+            </w:pPr>
+            <w:r>
+              <w:rPr>
+                <w:color w:val="000000"/>
+                <w:sz w:val="14"/>
+                <w:szCs w:val="14"/>
+              </w:rPr>
+              <w:t>PASS</w:t>
             </w:r>
           </w:p>
         </w:tc>
@@ -4706,37 +5970,15 @@
           <w:p>
             <w:pPr>
               <w:rPr>
-                <w:sz w:val="16"/>
-                <w:szCs w:val="20"/>
+                <w:sz w:val="14"/>
+                <w:szCs w:val="14"/>
               </w:rPr>
             </w:pPr>
             <w:r>
               <w:rPr>
                 <w:color w:val="000000"/>
-                <w:sz w:val="16"/>
-                <w:szCs w:val="20"/>
-              </w:rPr>
-              <w:t>PASS</w:t>
-            </w:r>
-          </w:p>
-        </w:tc>
-        <w:tc>
-          <w:tcPr>
-            <w:tcW w:w="984" w:type="dxa"/>
-            <w:shd w:val="clear" w:color="auto" w:fill="FFFFFF"/>
-          </w:tcPr>
-          <w:p>
-            <w:pPr>
-              <w:rPr>
-                <w:sz w:val="16"/>
-                <w:szCs w:val="20"/>
-              </w:rPr>
-            </w:pPr>
-            <w:r>
-              <w:rPr>
-                <w:color w:val="000000"/>
-                <w:sz w:val="16"/>
-                <w:szCs w:val="20"/>
+                <w:sz w:val="14"/>
+                <w:szCs w:val="14"/>
               </w:rPr>
               <w:t>planilla_contable.test.js – Test 14</w:t>
             </w:r>
@@ -4746,21 +5988,21 @@
       <w:tr>
         <w:tc>
           <w:tcPr>
-            <w:tcW w:w="675" w:type="dxa"/>
+            <w:tcW w:w="392" w:type="dxa"/>
             <w:shd w:val="clear" w:color="auto" w:fill="F2F2F2"/>
           </w:tcPr>
           <w:p>
             <w:pPr>
               <w:rPr>
-                <w:sz w:val="16"/>
-                <w:szCs w:val="20"/>
+                <w:sz w:val="14"/>
+                <w:szCs w:val="14"/>
               </w:rPr>
             </w:pPr>
             <w:r>
               <w:rPr>
                 <w:color w:val="000000"/>
-                <w:sz w:val="16"/>
-                <w:szCs w:val="20"/>
+                <w:sz w:val="14"/>
+                <w:szCs w:val="14"/>
               </w:rPr>
               <w:t>CP-083</w:t>
             </w:r>
@@ -4768,23 +6010,23 @@
         </w:tc>
         <w:tc>
           <w:tcPr>
-            <w:tcW w:w="993" w:type="dxa"/>
+            <w:tcW w:w="709" w:type="dxa"/>
             <w:shd w:val="clear" w:color="auto" w:fill="F2F2F2"/>
           </w:tcPr>
           <w:p>
             <w:pPr>
               <w:rPr>
-                <w:sz w:val="16"/>
-                <w:szCs w:val="20"/>
+                <w:sz w:val="14"/>
+                <w:szCs w:val="14"/>
               </w:rPr>
             </w:pPr>
             <w:r>
               <w:rPr>
                 <w:color w:val="000000"/>
-                <w:sz w:val="16"/>
-                <w:szCs w:val="20"/>
-              </w:rPr>
-              <w:t>Grupo 3</w:t>
+                <w:sz w:val="14"/>
+                <w:szCs w:val="14"/>
+              </w:rPr>
+              <w:t>Contabilidad</w:t>
             </w:r>
           </w:p>
         </w:tc>
@@ -4796,17 +6038,39 @@
           <w:p>
             <w:pPr>
               <w:rPr>
-                <w:sz w:val="16"/>
-                <w:szCs w:val="20"/>
+                <w:sz w:val="14"/>
+                <w:szCs w:val="14"/>
               </w:rPr>
             </w:pPr>
             <w:r>
               <w:rPr>
                 <w:color w:val="000000"/>
-                <w:sz w:val="16"/>
-                <w:szCs w:val="20"/>
-              </w:rPr>
-              <w:t>Contabilidad</w:t>
+                <w:sz w:val="14"/>
+                <w:szCs w:val="14"/>
+              </w:rPr>
+              <w:t>GET /cierres-contables sin token: ruta protegida</w:t>
+            </w:r>
+          </w:p>
+        </w:tc>
+        <w:tc>
+          <w:tcPr>
+            <w:tcW w:w="1134" w:type="dxa"/>
+            <w:shd w:val="clear" w:color="auto" w:fill="F2F2F2"/>
+          </w:tcPr>
+          <w:p>
+            <w:pPr>
+              <w:rPr>
+                <w:sz w:val="14"/>
+                <w:szCs w:val="14"/>
+              </w:rPr>
+            </w:pPr>
+            <w:r>
+              <w:rPr>
+                <w:color w:val="000000"/>
+                <w:sz w:val="14"/>
+                <w:szCs w:val="14"/>
+              </w:rPr>
+              <w:t>Automatizada</w:t>
             </w:r>
           </w:p>
         </w:tc>
@@ -4814,63 +6078,95 @@
           <w:tcPr>
             <w:tcW w:w="1276" w:type="dxa"/>
             <w:shd w:val="clear" w:color="auto" w:fill="F2F2F2"/>
-          </w:tcPr>
-          <w:p>
-            <w:pPr>
-              <w:rPr>
-                <w:sz w:val="16"/>
-                <w:szCs w:val="20"/>
-              </w:rPr>
-            </w:pPr>
-            <w:r>
+            <w:vAlign w:val="center"/>
+          </w:tcPr>
+          <w:p>
+            <w:pPr>
               <w:rPr>
                 <w:color w:val="000000"/>
-                <w:sz w:val="16"/>
-                <w:szCs w:val="20"/>
-              </w:rPr>
-              <w:t>GET /cierres-contables sin token: ruta protegida</w:t>
-            </w:r>
-          </w:p>
-        </w:tc>
-        <w:tc>
-          <w:tcPr>
-            <w:tcW w:w="984" w:type="dxa"/>
+                <w:sz w:val="14"/>
+                <w:szCs w:val="14"/>
+              </w:rPr>
+            </w:pPr>
+            <w:r>
+              <w:rPr>
+                <w:sz w:val="14"/>
+                <w:szCs w:val="14"/>
+              </w:rPr>
+              <w:t>Servidor levantado. No existe cabecera Authorization.</w:t>
+            </w:r>
+          </w:p>
+        </w:tc>
+        <w:tc>
+          <w:tcPr>
+            <w:tcW w:w="1395" w:type="dxa"/>
             <w:shd w:val="clear" w:color="auto" w:fill="F2F2F2"/>
-          </w:tcPr>
-          <w:p>
-            <w:pPr>
-              <w:rPr>
-                <w:sz w:val="16"/>
-                <w:szCs w:val="20"/>
-              </w:rPr>
-            </w:pPr>
-            <w:r>
+            <w:vAlign w:val="center"/>
+          </w:tcPr>
+          <w:p>
+            <w:pPr>
+              <w:rPr>
+                <w:sz w:val="14"/>
+                <w:szCs w:val="14"/>
+              </w:rPr>
+            </w:pPr>
+            <w:r>
+              <w:rPr>
+                <w:sz w:val="14"/>
+                <w:szCs w:val="14"/>
+              </w:rPr>
+              <w:t>1. Ejecutar GET /api/v1/cierres-contables.</w:t>
+            </w:r>
+          </w:p>
+          <w:p>
+            <w:pPr>
+              <w:rPr>
+                <w:sz w:val="14"/>
+                <w:szCs w:val="14"/>
+              </w:rPr>
+            </w:pPr>
+            <w:r>
+              <w:rPr>
+                <w:sz w:val="14"/>
+                <w:szCs w:val="14"/>
+              </w:rPr>
+              <w:t>2. No enviar token JWT.</w:t>
+            </w:r>
+          </w:p>
+          <w:p>
+            <w:pPr>
               <w:rPr>
                 <w:color w:val="000000"/>
-                <w:sz w:val="16"/>
-                <w:szCs w:val="20"/>
-              </w:rPr>
-              <w:t>Automatizada</w:t>
-            </w:r>
-          </w:p>
-        </w:tc>
-        <w:tc>
-          <w:tcPr>
-            <w:tcW w:w="984" w:type="dxa"/>
+                <w:sz w:val="14"/>
+                <w:szCs w:val="14"/>
+              </w:rPr>
+            </w:pPr>
+            <w:r>
+              <w:rPr>
+                <w:sz w:val="14"/>
+                <w:szCs w:val="14"/>
+              </w:rPr>
+              <w:t>3. Verificar rechazo por autenticación.</w:t>
+            </w:r>
+          </w:p>
+        </w:tc>
+        <w:tc>
+          <w:tcPr>
+            <w:tcW w:w="983" w:type="dxa"/>
             <w:shd w:val="clear" w:color="auto" w:fill="F2F2F2"/>
           </w:tcPr>
           <w:p>
             <w:pPr>
               <w:rPr>
-                <w:sz w:val="16"/>
-                <w:szCs w:val="20"/>
+                <w:sz w:val="14"/>
+                <w:szCs w:val="14"/>
               </w:rPr>
             </w:pPr>
             <w:r>
               <w:rPr>
                 <w:color w:val="000000"/>
-                <w:sz w:val="16"/>
-                <w:szCs w:val="20"/>
+                <w:sz w:val="14"/>
+                <w:szCs w:val="14"/>
               </w:rPr>
               <w:t>HTTP 401.</w:t>
             </w:r>
@@ -4878,23 +6174,45 @@
         </w:tc>
         <w:tc>
           <w:tcPr>
-            <w:tcW w:w="984" w:type="dxa"/>
-            <w:shd w:val="clear" w:color="auto" w:fill="F2F2F2"/>
-          </w:tcPr>
-          <w:p>
-            <w:pPr>
-              <w:rPr>
-                <w:sz w:val="16"/>
-                <w:szCs w:val="20"/>
+            <w:tcW w:w="983" w:type="dxa"/>
+            <w:shd w:val="clear" w:color="auto" w:fill="E2EFDA"/>
+          </w:tcPr>
+          <w:p>
+            <w:pPr>
+              <w:rPr>
+                <w:sz w:val="14"/>
+                <w:szCs w:val="14"/>
               </w:rPr>
             </w:pPr>
             <w:r>
               <w:rPr>
                 <w:color w:val="000000"/>
-                <w:sz w:val="16"/>
-                <w:szCs w:val="20"/>
+                <w:sz w:val="14"/>
+                <w:szCs w:val="14"/>
               </w:rPr>
               <w:t>HTTP 401.</w:t>
+            </w:r>
+          </w:p>
+        </w:tc>
+        <w:tc>
+          <w:tcPr>
+            <w:tcW w:w="983" w:type="dxa"/>
+            <w:shd w:val="clear" w:color="auto" w:fill="E2EFDA"/>
+          </w:tcPr>
+          <w:p>
+            <w:pPr>
+              <w:rPr>
+                <w:sz w:val="14"/>
+                <w:szCs w:val="14"/>
+              </w:rPr>
+            </w:pPr>
+            <w:r>
+              <w:rPr>
+                <w:color w:val="000000"/>
+                <w:sz w:val="14"/>
+                <w:szCs w:val="14"/>
+              </w:rPr>
+              <w:t>PASS</w:t>
             </w:r>
           </w:p>
         </w:tc>
@@ -4906,37 +6224,15 @@
           <w:p>
             <w:pPr>
               <w:rPr>
-                <w:sz w:val="16"/>
-                <w:szCs w:val="20"/>
+                <w:sz w:val="14"/>
+                <w:szCs w:val="14"/>
               </w:rPr>
             </w:pPr>
             <w:r>
               <w:rPr>
                 <w:color w:val="000000"/>
-                <w:sz w:val="16"/>
-                <w:szCs w:val="20"/>
-              </w:rPr>
-              <w:t>PASS</w:t>
-            </w:r>
-          </w:p>
-        </w:tc>
-        <w:tc>
-          <w:tcPr>
-            <w:tcW w:w="984" w:type="dxa"/>
-            <w:shd w:val="clear" w:color="auto" w:fill="F2F2F2"/>
-          </w:tcPr>
-          <w:p>
-            <w:pPr>
-              <w:rPr>
-                <w:sz w:val="16"/>
-                <w:szCs w:val="20"/>
-              </w:rPr>
-            </w:pPr>
-            <w:r>
-              <w:rPr>
-                <w:color w:val="000000"/>
-                <w:sz w:val="16"/>
-                <w:szCs w:val="20"/>
+                <w:sz w:val="14"/>
+                <w:szCs w:val="14"/>
               </w:rPr>
               <w:t>planilla_contable.test.js – Test 15</w:t>
             </w:r>
@@ -4946,21 +6242,21 @@
       <w:tr>
         <w:tc>
           <w:tcPr>
-            <w:tcW w:w="675" w:type="dxa"/>
+            <w:tcW w:w="392" w:type="dxa"/>
             <w:shd w:val="clear" w:color="auto" w:fill="FFFFFF"/>
           </w:tcPr>
           <w:p>
             <w:pPr>
               <w:rPr>
-                <w:sz w:val="16"/>
-                <w:szCs w:val="20"/>
+                <w:sz w:val="14"/>
+                <w:szCs w:val="14"/>
               </w:rPr>
             </w:pPr>
             <w:r>
               <w:rPr>
                 <w:color w:val="000000"/>
-                <w:sz w:val="16"/>
-                <w:szCs w:val="20"/>
+                <w:sz w:val="14"/>
+                <w:szCs w:val="14"/>
               </w:rPr>
               <w:t>CP-084</w:t>
             </w:r>
@@ -4968,23 +6264,23 @@
         </w:tc>
         <w:tc>
           <w:tcPr>
-            <w:tcW w:w="993" w:type="dxa"/>
+            <w:tcW w:w="709" w:type="dxa"/>
             <w:shd w:val="clear" w:color="auto" w:fill="FFFFFF"/>
           </w:tcPr>
           <w:p>
             <w:pPr>
               <w:rPr>
-                <w:sz w:val="16"/>
-                <w:szCs w:val="20"/>
+                <w:sz w:val="14"/>
+                <w:szCs w:val="14"/>
               </w:rPr>
             </w:pPr>
             <w:r>
               <w:rPr>
                 <w:color w:val="000000"/>
-                <w:sz w:val="16"/>
-                <w:szCs w:val="20"/>
-              </w:rPr>
-              <w:t>Grupo 3</w:t>
+                <w:sz w:val="14"/>
+                <w:szCs w:val="14"/>
+              </w:rPr>
+              <w:t>Contabilidad</w:t>
             </w:r>
           </w:p>
         </w:tc>
@@ -4996,17 +6292,39 @@
           <w:p>
             <w:pPr>
               <w:rPr>
-                <w:sz w:val="16"/>
-                <w:szCs w:val="20"/>
+                <w:sz w:val="14"/>
+                <w:szCs w:val="14"/>
               </w:rPr>
             </w:pPr>
             <w:r>
               <w:rPr>
                 <w:color w:val="000000"/>
-                <w:sz w:val="16"/>
-                <w:szCs w:val="20"/>
-              </w:rPr>
-              <w:t>Contabilidad</w:t>
+                <w:sz w:val="14"/>
+                <w:szCs w:val="14"/>
+              </w:rPr>
+              <w:t>GET /cierres-contables con Contador: pasa RBAC (lectura)</w:t>
+            </w:r>
+          </w:p>
+        </w:tc>
+        <w:tc>
+          <w:tcPr>
+            <w:tcW w:w="1134" w:type="dxa"/>
+            <w:shd w:val="clear" w:color="auto" w:fill="FFFFFF"/>
+          </w:tcPr>
+          <w:p>
+            <w:pPr>
+              <w:rPr>
+                <w:sz w:val="14"/>
+                <w:szCs w:val="14"/>
+              </w:rPr>
+            </w:pPr>
+            <w:r>
+              <w:rPr>
+                <w:color w:val="000000"/>
+                <w:sz w:val="14"/>
+                <w:szCs w:val="14"/>
+              </w:rPr>
+              <w:t>Automatizada</w:t>
             </w:r>
           </w:p>
         </w:tc>
@@ -5014,63 +6332,110 @@
           <w:tcPr>
             <w:tcW w:w="1276" w:type="dxa"/>
             <w:shd w:val="clear" w:color="auto" w:fill="FFFFFF"/>
-          </w:tcPr>
-          <w:p>
-            <w:pPr>
-              <w:rPr>
-                <w:sz w:val="16"/>
-                <w:szCs w:val="20"/>
-              </w:rPr>
-            </w:pPr>
-            <w:r>
+            <w:vAlign w:val="center"/>
+          </w:tcPr>
+          <w:p>
+            <w:pPr>
               <w:rPr>
                 <w:color w:val="000000"/>
-                <w:sz w:val="16"/>
-                <w:szCs w:val="20"/>
-              </w:rPr>
-              <w:t>GET /cierres-contables con Contador: pasa RBAC (lectura)</w:t>
-            </w:r>
-          </w:p>
-        </w:tc>
-        <w:tc>
-          <w:tcPr>
-            <w:tcW w:w="984" w:type="dxa"/>
+                <w:sz w:val="14"/>
+                <w:szCs w:val="14"/>
+              </w:rPr>
+            </w:pPr>
+            <w:r>
+              <w:rPr>
+                <w:sz w:val="14"/>
+                <w:szCs w:val="14"/>
+              </w:rPr>
+              <w:t>Servidor levantado. Token JWT válido con rol Contador. El rol tiene permiso de lectura sobre cierres contables.</w:t>
+            </w:r>
+          </w:p>
+        </w:tc>
+        <w:tc>
+          <w:tcPr>
+            <w:tcW w:w="1395" w:type="dxa"/>
             <w:shd w:val="clear" w:color="auto" w:fill="FFFFFF"/>
-          </w:tcPr>
-          <w:p>
-            <w:pPr>
-              <w:rPr>
-                <w:sz w:val="16"/>
-                <w:szCs w:val="20"/>
-              </w:rPr>
-            </w:pPr>
-            <w:r>
+            <w:vAlign w:val="center"/>
+          </w:tcPr>
+          <w:p>
+            <w:pPr>
+              <w:rPr>
+                <w:sz w:val="14"/>
+                <w:szCs w:val="14"/>
+              </w:rPr>
+            </w:pPr>
+            <w:r>
+              <w:rPr>
+                <w:sz w:val="14"/>
+                <w:szCs w:val="14"/>
+              </w:rPr>
+              <w:t>1. Generar token Contador válido.</w:t>
+            </w:r>
+          </w:p>
+          <w:p>
+            <w:pPr>
+              <w:rPr>
+                <w:sz w:val="14"/>
+                <w:szCs w:val="14"/>
+              </w:rPr>
+            </w:pPr>
+            <w:r>
+              <w:rPr>
+                <w:sz w:val="14"/>
+                <w:szCs w:val="14"/>
+              </w:rPr>
+              <w:t>2. Ejecutar GET /api/v1/cierres-contables.</w:t>
+            </w:r>
+          </w:p>
+          <w:p>
+            <w:pPr>
+              <w:rPr>
+                <w:sz w:val="14"/>
+                <w:szCs w:val="14"/>
+              </w:rPr>
+            </w:pPr>
+            <w:r>
+              <w:rPr>
+                <w:sz w:val="14"/>
+                <w:szCs w:val="14"/>
+              </w:rPr>
+              <w:t>3. Enviar Authorization: Bearer &lt;token_contador&gt;.</w:t>
+            </w:r>
+          </w:p>
+          <w:p>
+            <w:pPr>
               <w:rPr>
                 <w:color w:val="000000"/>
-                <w:sz w:val="16"/>
-                <w:szCs w:val="20"/>
-              </w:rPr>
-              <w:t>Automatizada</w:t>
-            </w:r>
-          </w:p>
-        </w:tc>
-        <w:tc>
-          <w:tcPr>
-            <w:tcW w:w="984" w:type="dxa"/>
+                <w:sz w:val="14"/>
+                <w:szCs w:val="14"/>
+              </w:rPr>
+            </w:pPr>
+            <w:r>
+              <w:rPr>
+                <w:sz w:val="14"/>
+                <w:szCs w:val="14"/>
+              </w:rPr>
+              <w:t>4. Verificar que no retorne 401 ni 403.</w:t>
+            </w:r>
+          </w:p>
+        </w:tc>
+        <w:tc>
+          <w:tcPr>
+            <w:tcW w:w="983" w:type="dxa"/>
             <w:shd w:val="clear" w:color="auto" w:fill="FFFFFF"/>
           </w:tcPr>
           <w:p>
             <w:pPr>
               <w:rPr>
-                <w:sz w:val="16"/>
-                <w:szCs w:val="20"/>
+                <w:sz w:val="14"/>
+                <w:szCs w:val="14"/>
               </w:rPr>
             </w:pPr>
             <w:r>
               <w:rPr>
                 <w:color w:val="000000"/>
-                <w:sz w:val="16"/>
-                <w:szCs w:val="20"/>
+                <w:sz w:val="14"/>
+                <w:szCs w:val="14"/>
               </w:rPr>
               <w:t>HTTP 200 o 500 (no 401 ni 403).</w:t>
             </w:r>
@@ -5078,23 +6443,45 @@
         </w:tc>
         <w:tc>
           <w:tcPr>
-            <w:tcW w:w="984" w:type="dxa"/>
-            <w:shd w:val="clear" w:color="auto" w:fill="FFFFFF"/>
-          </w:tcPr>
-          <w:p>
-            <w:pPr>
-              <w:rPr>
-                <w:sz w:val="16"/>
-                <w:szCs w:val="20"/>
+            <w:tcW w:w="983" w:type="dxa"/>
+            <w:shd w:val="clear" w:color="auto" w:fill="E2EFDA"/>
+          </w:tcPr>
+          <w:p>
+            <w:pPr>
+              <w:rPr>
+                <w:sz w:val="14"/>
+                <w:szCs w:val="14"/>
               </w:rPr>
             </w:pPr>
             <w:r>
               <w:rPr>
                 <w:color w:val="000000"/>
-                <w:sz w:val="16"/>
-                <w:szCs w:val="20"/>
+                <w:sz w:val="14"/>
+                <w:szCs w:val="14"/>
               </w:rPr>
               <w:t>HTTP 200 o 500 según disponibilidad.</w:t>
+            </w:r>
+          </w:p>
+        </w:tc>
+        <w:tc>
+          <w:tcPr>
+            <w:tcW w:w="983" w:type="dxa"/>
+            <w:shd w:val="clear" w:color="auto" w:fill="E2EFDA"/>
+          </w:tcPr>
+          <w:p>
+            <w:pPr>
+              <w:rPr>
+                <w:sz w:val="14"/>
+                <w:szCs w:val="14"/>
+              </w:rPr>
+            </w:pPr>
+            <w:r>
+              <w:rPr>
+                <w:color w:val="000000"/>
+                <w:sz w:val="14"/>
+                <w:szCs w:val="14"/>
+              </w:rPr>
+              <w:t>PASS</w:t>
             </w:r>
           </w:p>
         </w:tc>
@@ -5106,37 +6493,15 @@
           <w:p>
             <w:pPr>
               <w:rPr>
-                <w:sz w:val="16"/>
-                <w:szCs w:val="20"/>
+                <w:sz w:val="14"/>
+                <w:szCs w:val="14"/>
               </w:rPr>
             </w:pPr>
             <w:r>
               <w:rPr>
                 <w:color w:val="000000"/>
-                <w:sz w:val="16"/>
-                <w:szCs w:val="20"/>
-              </w:rPr>
-              <w:t>PASS</w:t>
-            </w:r>
-          </w:p>
-        </w:tc>
-        <w:tc>
-          <w:tcPr>
-            <w:tcW w:w="984" w:type="dxa"/>
-            <w:shd w:val="clear" w:color="auto" w:fill="FFFFFF"/>
-          </w:tcPr>
-          <w:p>
-            <w:pPr>
-              <w:rPr>
-                <w:sz w:val="16"/>
-                <w:szCs w:val="20"/>
-              </w:rPr>
-            </w:pPr>
-            <w:r>
-              <w:rPr>
-                <w:color w:val="000000"/>
-                <w:sz w:val="16"/>
-                <w:szCs w:val="20"/>
+                <w:sz w:val="14"/>
+                <w:szCs w:val="14"/>
               </w:rPr>
               <w:t>planilla_contable.test.js – Test 16</w:t>
             </w:r>
@@ -5146,21 +6511,21 @@
       <w:tr>
         <w:tc>
           <w:tcPr>
-            <w:tcW w:w="675" w:type="dxa"/>
+            <w:tcW w:w="392" w:type="dxa"/>
             <w:shd w:val="clear" w:color="auto" w:fill="F2F2F2"/>
           </w:tcPr>
           <w:p>
             <w:pPr>
               <w:rPr>
-                <w:sz w:val="16"/>
-                <w:szCs w:val="20"/>
+                <w:sz w:val="14"/>
+                <w:szCs w:val="14"/>
               </w:rPr>
             </w:pPr>
             <w:r>
               <w:rPr>
                 <w:color w:val="000000"/>
-                <w:sz w:val="16"/>
-                <w:szCs w:val="20"/>
+                <w:sz w:val="14"/>
+                <w:szCs w:val="14"/>
               </w:rPr>
               <w:t>CP-085</w:t>
             </w:r>
@@ -5168,23 +6533,23 @@
         </w:tc>
         <w:tc>
           <w:tcPr>
-            <w:tcW w:w="993" w:type="dxa"/>
+            <w:tcW w:w="709" w:type="dxa"/>
             <w:shd w:val="clear" w:color="auto" w:fill="F2F2F2"/>
           </w:tcPr>
           <w:p>
             <w:pPr>
               <w:rPr>
-                <w:sz w:val="16"/>
-                <w:szCs w:val="20"/>
+                <w:sz w:val="14"/>
+                <w:szCs w:val="14"/>
               </w:rPr>
             </w:pPr>
             <w:r>
               <w:rPr>
                 <w:color w:val="000000"/>
-                <w:sz w:val="16"/>
-                <w:szCs w:val="20"/>
-              </w:rPr>
-              <w:t>Grupo 4</w:t>
+                <w:sz w:val="14"/>
+                <w:szCs w:val="14"/>
+              </w:rPr>
+              <w:t>Contabilidad</w:t>
             </w:r>
           </w:p>
         </w:tc>
@@ -5196,17 +6561,39 @@
           <w:p>
             <w:pPr>
               <w:rPr>
-                <w:sz w:val="16"/>
-                <w:szCs w:val="20"/>
+                <w:sz w:val="14"/>
+                <w:szCs w:val="14"/>
               </w:rPr>
             </w:pPr>
             <w:r>
               <w:rPr>
                 <w:color w:val="000000"/>
-                <w:sz w:val="16"/>
-                <w:szCs w:val="20"/>
-              </w:rPr>
-              <w:t>Contabilidad</w:t>
+                <w:sz w:val="14"/>
+                <w:szCs w:val="14"/>
+              </w:rPr>
+              <w:t>POST /gastos sin token: ruta protegida</w:t>
+            </w:r>
+          </w:p>
+        </w:tc>
+        <w:tc>
+          <w:tcPr>
+            <w:tcW w:w="1134" w:type="dxa"/>
+            <w:shd w:val="clear" w:color="auto" w:fill="F2F2F2"/>
+          </w:tcPr>
+          <w:p>
+            <w:pPr>
+              <w:rPr>
+                <w:sz w:val="14"/>
+                <w:szCs w:val="14"/>
+              </w:rPr>
+            </w:pPr>
+            <w:r>
+              <w:rPr>
+                <w:color w:val="000000"/>
+                <w:sz w:val="14"/>
+                <w:szCs w:val="14"/>
+              </w:rPr>
+              <w:t>Automatizada</w:t>
             </w:r>
           </w:p>
         </w:tc>
@@ -5214,63 +6601,110 @@
           <w:tcPr>
             <w:tcW w:w="1276" w:type="dxa"/>
             <w:shd w:val="clear" w:color="auto" w:fill="F2F2F2"/>
-          </w:tcPr>
-          <w:p>
-            <w:pPr>
-              <w:rPr>
-                <w:sz w:val="16"/>
-                <w:szCs w:val="20"/>
-              </w:rPr>
-            </w:pPr>
-            <w:r>
+            <w:vAlign w:val="center"/>
+          </w:tcPr>
+          <w:p>
+            <w:pPr>
               <w:rPr>
                 <w:color w:val="000000"/>
-                <w:sz w:val="16"/>
-                <w:szCs w:val="20"/>
-              </w:rPr>
-              <w:t>POST /gastos sin token: ruta protegida</w:t>
-            </w:r>
-          </w:p>
-        </w:tc>
-        <w:tc>
-          <w:tcPr>
-            <w:tcW w:w="984" w:type="dxa"/>
+                <w:sz w:val="14"/>
+                <w:szCs w:val="14"/>
+              </w:rPr>
+            </w:pPr>
+            <w:r>
+              <w:rPr>
+                <w:sz w:val="14"/>
+                <w:szCs w:val="14"/>
+              </w:rPr>
+              <w:t>Servidor levantado. Body de gasto preparado. No existe cabecera Authorization.</w:t>
+            </w:r>
+          </w:p>
+        </w:tc>
+        <w:tc>
+          <w:tcPr>
+            <w:tcW w:w="1395" w:type="dxa"/>
             <w:shd w:val="clear" w:color="auto" w:fill="F2F2F2"/>
-          </w:tcPr>
-          <w:p>
-            <w:pPr>
-              <w:rPr>
-                <w:sz w:val="16"/>
-                <w:szCs w:val="20"/>
-              </w:rPr>
-            </w:pPr>
-            <w:r>
+            <w:vAlign w:val="center"/>
+          </w:tcPr>
+          <w:p>
+            <w:pPr>
+              <w:rPr>
+                <w:sz w:val="14"/>
+                <w:szCs w:val="14"/>
+              </w:rPr>
+            </w:pPr>
+            <w:r>
+              <w:rPr>
+                <w:sz w:val="14"/>
+                <w:szCs w:val="14"/>
+              </w:rPr>
+              <w:t>1. Ejecutar POST /api/v1/gastos.</w:t>
+            </w:r>
+          </w:p>
+          <w:p>
+            <w:pPr>
+              <w:rPr>
+                <w:sz w:val="14"/>
+                <w:szCs w:val="14"/>
+              </w:rPr>
+            </w:pPr>
+            <w:r>
+              <w:rPr>
+                <w:sz w:val="14"/>
+                <w:szCs w:val="14"/>
+              </w:rPr>
+              <w:t>2. Enviar body con datos mínimos del gasto.</w:t>
+            </w:r>
+          </w:p>
+          <w:p>
+            <w:pPr>
+              <w:rPr>
+                <w:sz w:val="14"/>
+                <w:szCs w:val="14"/>
+              </w:rPr>
+            </w:pPr>
+            <w:r>
+              <w:rPr>
+                <w:sz w:val="14"/>
+                <w:szCs w:val="14"/>
+              </w:rPr>
+              <w:t>3. No enviar token JWT.</w:t>
+            </w:r>
+          </w:p>
+          <w:p>
+            <w:pPr>
               <w:rPr>
                 <w:color w:val="000000"/>
-                <w:sz w:val="16"/>
-                <w:szCs w:val="20"/>
-              </w:rPr>
-              <w:t>Automatizada</w:t>
-            </w:r>
-          </w:p>
-        </w:tc>
-        <w:tc>
-          <w:tcPr>
-            <w:tcW w:w="984" w:type="dxa"/>
+                <w:sz w:val="14"/>
+                <w:szCs w:val="14"/>
+              </w:rPr>
+            </w:pPr>
+            <w:r>
+              <w:rPr>
+                <w:sz w:val="14"/>
+                <w:szCs w:val="14"/>
+              </w:rPr>
+              <w:t>4. Verificar rechazo por autenticación.</w:t>
+            </w:r>
+          </w:p>
+        </w:tc>
+        <w:tc>
+          <w:tcPr>
+            <w:tcW w:w="983" w:type="dxa"/>
             <w:shd w:val="clear" w:color="auto" w:fill="F2F2F2"/>
           </w:tcPr>
           <w:p>
             <w:pPr>
               <w:rPr>
-                <w:sz w:val="16"/>
-                <w:szCs w:val="20"/>
+                <w:sz w:val="14"/>
+                <w:szCs w:val="14"/>
               </w:rPr>
             </w:pPr>
             <w:r>
               <w:rPr>
                 <w:color w:val="000000"/>
-                <w:sz w:val="16"/>
-                <w:szCs w:val="20"/>
+                <w:sz w:val="14"/>
+                <w:szCs w:val="14"/>
               </w:rPr>
               <w:t>HTTP 401.</w:t>
             </w:r>
@@ -5278,23 +6712,45 @@
         </w:tc>
         <w:tc>
           <w:tcPr>
-            <w:tcW w:w="984" w:type="dxa"/>
-            <w:shd w:val="clear" w:color="auto" w:fill="F2F2F2"/>
-          </w:tcPr>
-          <w:p>
-            <w:pPr>
-              <w:rPr>
-                <w:sz w:val="16"/>
-                <w:szCs w:val="20"/>
+            <w:tcW w:w="983" w:type="dxa"/>
+            <w:shd w:val="clear" w:color="auto" w:fill="E2EFDA"/>
+          </w:tcPr>
+          <w:p>
+            <w:pPr>
+              <w:rPr>
+                <w:sz w:val="14"/>
+                <w:szCs w:val="14"/>
               </w:rPr>
             </w:pPr>
             <w:r>
               <w:rPr>
                 <w:color w:val="000000"/>
-                <w:sz w:val="16"/>
-                <w:szCs w:val="20"/>
+                <w:sz w:val="14"/>
+                <w:szCs w:val="14"/>
               </w:rPr>
               <w:t>HTTP 401.</w:t>
+            </w:r>
+          </w:p>
+        </w:tc>
+        <w:tc>
+          <w:tcPr>
+            <w:tcW w:w="983" w:type="dxa"/>
+            <w:shd w:val="clear" w:color="auto" w:fill="E2EFDA"/>
+          </w:tcPr>
+          <w:p>
+            <w:pPr>
+              <w:rPr>
+                <w:sz w:val="14"/>
+                <w:szCs w:val="14"/>
+              </w:rPr>
+            </w:pPr>
+            <w:r>
+              <w:rPr>
+                <w:color w:val="000000"/>
+                <w:sz w:val="14"/>
+                <w:szCs w:val="14"/>
+              </w:rPr>
+              <w:t>PASS</w:t>
             </w:r>
           </w:p>
         </w:tc>
@@ -5306,37 +6762,15 @@
           <w:p>
             <w:pPr>
               <w:rPr>
-                <w:sz w:val="16"/>
-                <w:szCs w:val="20"/>
+                <w:sz w:val="14"/>
+                <w:szCs w:val="14"/>
               </w:rPr>
             </w:pPr>
             <w:r>
               <w:rPr>
                 <w:color w:val="000000"/>
-                <w:sz w:val="16"/>
-                <w:szCs w:val="20"/>
-              </w:rPr>
-              <w:t>PASS</w:t>
-            </w:r>
-          </w:p>
-        </w:tc>
-        <w:tc>
-          <w:tcPr>
-            <w:tcW w:w="984" w:type="dxa"/>
-            <w:shd w:val="clear" w:color="auto" w:fill="F2F2F2"/>
-          </w:tcPr>
-          <w:p>
-            <w:pPr>
-              <w:rPr>
-                <w:sz w:val="16"/>
-                <w:szCs w:val="20"/>
-              </w:rPr>
-            </w:pPr>
-            <w:r>
-              <w:rPr>
-                <w:color w:val="000000"/>
-                <w:sz w:val="16"/>
-                <w:szCs w:val="20"/>
+                <w:sz w:val="14"/>
+                <w:szCs w:val="14"/>
               </w:rPr>
               <w:t>planilla_contable.test.js – Test 17</w:t>
             </w:r>
@@ -5346,21 +6780,21 @@
       <w:tr>
         <w:tc>
           <w:tcPr>
-            <w:tcW w:w="675" w:type="dxa"/>
+            <w:tcW w:w="392" w:type="dxa"/>
             <w:shd w:val="clear" w:color="auto" w:fill="FFFFFF"/>
           </w:tcPr>
           <w:p>
             <w:pPr>
               <w:rPr>
-                <w:sz w:val="16"/>
-                <w:szCs w:val="20"/>
+                <w:sz w:val="14"/>
+                <w:szCs w:val="14"/>
               </w:rPr>
             </w:pPr>
             <w:r>
               <w:rPr>
                 <w:color w:val="000000"/>
-                <w:sz w:val="16"/>
-                <w:szCs w:val="20"/>
+                <w:sz w:val="14"/>
+                <w:szCs w:val="14"/>
               </w:rPr>
               <w:t>CP-086</w:t>
             </w:r>
@@ -5368,23 +6802,23 @@
         </w:tc>
         <w:tc>
           <w:tcPr>
-            <w:tcW w:w="993" w:type="dxa"/>
+            <w:tcW w:w="709" w:type="dxa"/>
             <w:shd w:val="clear" w:color="auto" w:fill="FFFFFF"/>
           </w:tcPr>
           <w:p>
             <w:pPr>
               <w:rPr>
-                <w:sz w:val="16"/>
-                <w:szCs w:val="20"/>
+                <w:sz w:val="14"/>
+                <w:szCs w:val="14"/>
               </w:rPr>
             </w:pPr>
             <w:r>
               <w:rPr>
                 <w:color w:val="000000"/>
-                <w:sz w:val="16"/>
-                <w:szCs w:val="20"/>
-              </w:rPr>
-              <w:t>Grupo 4</w:t>
+                <w:sz w:val="14"/>
+                <w:szCs w:val="14"/>
+              </w:rPr>
+              <w:t>Contabilidad</w:t>
             </w:r>
           </w:p>
         </w:tc>
@@ -5396,17 +6830,39 @@
           <w:p>
             <w:pPr>
               <w:rPr>
-                <w:sz w:val="16"/>
-                <w:szCs w:val="20"/>
+                <w:sz w:val="14"/>
+                <w:szCs w:val="14"/>
               </w:rPr>
             </w:pPr>
             <w:r>
               <w:rPr>
                 <w:color w:val="000000"/>
-                <w:sz w:val="16"/>
-                <w:szCs w:val="20"/>
-              </w:rPr>
-              <w:t>Contabilidad</w:t>
+                <w:sz w:val="14"/>
+                <w:szCs w:val="14"/>
+              </w:rPr>
+              <w:t>POST /gastos con Admin: pasa RBAC y registra gasto</w:t>
+            </w:r>
+          </w:p>
+        </w:tc>
+        <w:tc>
+          <w:tcPr>
+            <w:tcW w:w="1134" w:type="dxa"/>
+            <w:shd w:val="clear" w:color="auto" w:fill="FFFFFF"/>
+          </w:tcPr>
+          <w:p>
+            <w:pPr>
+              <w:rPr>
+                <w:sz w:val="14"/>
+                <w:szCs w:val="14"/>
+              </w:rPr>
+            </w:pPr>
+            <w:r>
+              <w:rPr>
+                <w:color w:val="000000"/>
+                <w:sz w:val="14"/>
+                <w:szCs w:val="14"/>
+              </w:rPr>
+              <w:t>Automatizada</w:t>
             </w:r>
           </w:p>
         </w:tc>
@@ -5414,87 +6870,204 @@
           <w:tcPr>
             <w:tcW w:w="1276" w:type="dxa"/>
             <w:shd w:val="clear" w:color="auto" w:fill="FFFFFF"/>
-          </w:tcPr>
-          <w:p>
-            <w:pPr>
-              <w:rPr>
-                <w:sz w:val="16"/>
-                <w:szCs w:val="20"/>
-              </w:rPr>
-            </w:pPr>
-            <w:r>
+            <w:vAlign w:val="center"/>
+          </w:tcPr>
+          <w:p>
+            <w:pPr>
               <w:rPr>
                 <w:color w:val="000000"/>
-                <w:sz w:val="16"/>
-                <w:szCs w:val="20"/>
-              </w:rPr>
-              <w:t>POST /gastos con Admin: pasa RBAC y registra gasto</w:t>
-            </w:r>
-          </w:p>
-        </w:tc>
-        <w:tc>
-          <w:tcPr>
-            <w:tcW w:w="984" w:type="dxa"/>
+                <w:sz w:val="14"/>
+                <w:szCs w:val="14"/>
+              </w:rPr>
+            </w:pPr>
+            <w:r>
+              <w:rPr>
+                <w:sz w:val="14"/>
+                <w:szCs w:val="14"/>
+              </w:rPr>
+              <w:t xml:space="preserve">Servidor levantado. Token JWT válido con rol Administrador del Sistema. Body de </w:t>
+            </w:r>
+            <w:r>
+              <w:rPr>
+                <w:sz w:val="14"/>
+                <w:szCs w:val="14"/>
+              </w:rPr>
+              <w:lastRenderedPageBreak/>
+              <w:t>gasto preparado.</w:t>
+            </w:r>
+          </w:p>
+        </w:tc>
+        <w:tc>
+          <w:tcPr>
+            <w:tcW w:w="1395" w:type="dxa"/>
             <w:shd w:val="clear" w:color="auto" w:fill="FFFFFF"/>
-          </w:tcPr>
-          <w:p>
-            <w:pPr>
-              <w:rPr>
-                <w:sz w:val="16"/>
-                <w:szCs w:val="20"/>
-              </w:rPr>
-            </w:pPr>
-            <w:r>
+            <w:vAlign w:val="center"/>
+          </w:tcPr>
+          <w:p>
+            <w:pPr>
+              <w:rPr>
+                <w:sz w:val="14"/>
+                <w:szCs w:val="14"/>
+              </w:rPr>
+            </w:pPr>
+            <w:r>
+              <w:rPr>
+                <w:sz w:val="14"/>
+                <w:szCs w:val="14"/>
+              </w:rPr>
+              <w:lastRenderedPageBreak/>
+              <w:t>1. Generar token Admin válido.</w:t>
+            </w:r>
+          </w:p>
+          <w:p>
+            <w:pPr>
+              <w:rPr>
+                <w:sz w:val="14"/>
+                <w:szCs w:val="14"/>
+              </w:rPr>
+            </w:pPr>
+            <w:r>
+              <w:rPr>
+                <w:sz w:val="14"/>
+                <w:szCs w:val="14"/>
+              </w:rPr>
+              <w:t>2. Ejecutar POST /api/v1/gastos.</w:t>
+            </w:r>
+          </w:p>
+          <w:p>
+            <w:pPr>
+              <w:rPr>
+                <w:sz w:val="14"/>
+                <w:szCs w:val="14"/>
+              </w:rPr>
+            </w:pPr>
+            <w:r>
+              <w:rPr>
+                <w:sz w:val="14"/>
+                <w:szCs w:val="14"/>
+              </w:rPr>
+              <w:t xml:space="preserve">3. Enviar </w:t>
+            </w:r>
+            <w:r>
+              <w:rPr>
+                <w:sz w:val="14"/>
+                <w:szCs w:val="14"/>
+              </w:rPr>
+              <w:lastRenderedPageBreak/>
+              <w:t>Authorization: Bearer &lt;token_admin&gt;.</w:t>
+            </w:r>
+          </w:p>
+          <w:p>
+            <w:pPr>
+              <w:rPr>
+                <w:sz w:val="14"/>
+                <w:szCs w:val="14"/>
+              </w:rPr>
+            </w:pPr>
+            <w:r>
+              <w:rPr>
+                <w:sz w:val="14"/>
+                <w:szCs w:val="14"/>
+              </w:rPr>
+              <w:t>4. Enviar datos del gasto.</w:t>
+            </w:r>
+          </w:p>
+          <w:p>
+            <w:pPr>
+              <w:rPr>
+                <w:sz w:val="14"/>
+                <w:szCs w:val="14"/>
+              </w:rPr>
+            </w:pPr>
+            <w:r>
+              <w:rPr>
+                <w:sz w:val="14"/>
+                <w:szCs w:val="14"/>
+              </w:rPr>
+              <w:t>5. Verificar que Admin no reciba 401 ni 403.</w:t>
+            </w:r>
+          </w:p>
+          <w:p>
+            <w:pPr>
               <w:rPr>
                 <w:color w:val="000000"/>
-                <w:sz w:val="16"/>
-                <w:szCs w:val="20"/>
-              </w:rPr>
-              <w:t>Automatizada</w:t>
-            </w:r>
-          </w:p>
-        </w:tc>
-        <w:tc>
-          <w:tcPr>
-            <w:tcW w:w="984" w:type="dxa"/>
+                <w:sz w:val="14"/>
+                <w:szCs w:val="14"/>
+              </w:rPr>
+            </w:pPr>
+            <w:r>
+              <w:rPr>
+                <w:sz w:val="14"/>
+                <w:szCs w:val="14"/>
+              </w:rPr>
+              <w:t>6. Validar registro o error controlado según disponibilidad de BD y campos enviados.</w:t>
+            </w:r>
+          </w:p>
+        </w:tc>
+        <w:tc>
+          <w:tcPr>
+            <w:tcW w:w="983" w:type="dxa"/>
             <w:shd w:val="clear" w:color="auto" w:fill="FFFFFF"/>
           </w:tcPr>
           <w:p>
             <w:pPr>
               <w:rPr>
-                <w:sz w:val="16"/>
-                <w:szCs w:val="20"/>
+                <w:sz w:val="14"/>
+                <w:szCs w:val="14"/>
               </w:rPr>
             </w:pPr>
             <w:r>
               <w:rPr>
                 <w:color w:val="000000"/>
-                <w:sz w:val="16"/>
-                <w:szCs w:val="20"/>
-              </w:rPr>
+                <w:sz w:val="14"/>
+                <w:szCs w:val="14"/>
+              </w:rPr>
+              <w:lastRenderedPageBreak/>
               <w:t>HTTP 200/201/400/500 (no 401 ni 403).</w:t>
             </w:r>
           </w:p>
         </w:tc>
         <w:tc>
           <w:tcPr>
-            <w:tcW w:w="984" w:type="dxa"/>
-            <w:shd w:val="clear" w:color="auto" w:fill="FFFFFF"/>
-          </w:tcPr>
-          <w:p>
-            <w:pPr>
-              <w:rPr>
-                <w:sz w:val="16"/>
-                <w:szCs w:val="20"/>
+            <w:tcW w:w="983" w:type="dxa"/>
+            <w:shd w:val="clear" w:color="auto" w:fill="E2EFDA"/>
+          </w:tcPr>
+          <w:p>
+            <w:pPr>
+              <w:rPr>
+                <w:sz w:val="14"/>
+                <w:szCs w:val="14"/>
               </w:rPr>
             </w:pPr>
             <w:r>
               <w:rPr>
                 <w:color w:val="000000"/>
-                <w:sz w:val="16"/>
-                <w:szCs w:val="20"/>
+                <w:sz w:val="14"/>
+                <w:szCs w:val="14"/>
               </w:rPr>
               <w:t>HTTP 201 o 400/500 según disponibilidad.</w:t>
+            </w:r>
+          </w:p>
+        </w:tc>
+        <w:tc>
+          <w:tcPr>
+            <w:tcW w:w="983" w:type="dxa"/>
+            <w:shd w:val="clear" w:color="auto" w:fill="E2EFDA"/>
+          </w:tcPr>
+          <w:p>
+            <w:pPr>
+              <w:rPr>
+                <w:sz w:val="14"/>
+                <w:szCs w:val="14"/>
+              </w:rPr>
+            </w:pPr>
+            <w:r>
+              <w:rPr>
+                <w:color w:val="000000"/>
+                <w:sz w:val="14"/>
+                <w:szCs w:val="14"/>
+              </w:rPr>
+              <w:t>PASS</w:t>
             </w:r>
           </w:p>
         </w:tc>
@@ -5506,37 +7079,15 @@
           <w:p>
             <w:pPr>
               <w:rPr>
-                <w:sz w:val="16"/>
-                <w:szCs w:val="20"/>
+                <w:sz w:val="14"/>
+                <w:szCs w:val="14"/>
               </w:rPr>
             </w:pPr>
             <w:r>
               <w:rPr>
                 <w:color w:val="000000"/>
-                <w:sz w:val="16"/>
-                <w:szCs w:val="20"/>
-              </w:rPr>
-              <w:t>PASS</w:t>
-            </w:r>
-          </w:p>
-        </w:tc>
-        <w:tc>
-          <w:tcPr>
-            <w:tcW w:w="984" w:type="dxa"/>
-            <w:shd w:val="clear" w:color="auto" w:fill="FFFFFF"/>
-          </w:tcPr>
-          <w:p>
-            <w:pPr>
-              <w:rPr>
-                <w:sz w:val="16"/>
-                <w:szCs w:val="20"/>
-              </w:rPr>
-            </w:pPr>
-            <w:r>
-              <w:rPr>
-                <w:color w:val="000000"/>
-                <w:sz w:val="16"/>
-                <w:szCs w:val="20"/>
+                <w:sz w:val="14"/>
+                <w:szCs w:val="14"/>
               </w:rPr>
               <w:t>planilla_contable.test.js – Test 18</w:t>
             </w:r>
@@ -5560,10 +7111,10 @@
       </w:tblPr>
       <w:tblGrid>
         <w:gridCol w:w="1384"/>
-        <w:gridCol w:w="1843"/>
         <w:gridCol w:w="1701"/>
-        <w:gridCol w:w="1276"/>
-        <w:gridCol w:w="2436"/>
+        <w:gridCol w:w="3260"/>
+        <w:gridCol w:w="1418"/>
+        <w:gridCol w:w="877"/>
       </w:tblGrid>
       <w:tr>
         <w:tc>
@@ -5589,7 +7140,7 @@
         </w:tc>
         <w:tc>
           <w:tcPr>
-            <w:tcW w:w="1843" w:type="dxa"/>
+            <w:tcW w:w="1701" w:type="dxa"/>
             <w:shd w:val="clear" w:color="auto" w:fill="1F3864"/>
           </w:tcPr>
           <w:p>
@@ -5610,7 +7161,7 @@
         </w:tc>
         <w:tc>
           <w:tcPr>
-            <w:tcW w:w="1701" w:type="dxa"/>
+            <w:tcW w:w="3260" w:type="dxa"/>
             <w:shd w:val="clear" w:color="auto" w:fill="1F3864"/>
           </w:tcPr>
           <w:p>
@@ -5631,7 +7182,7 @@
         </w:tc>
         <w:tc>
           <w:tcPr>
-            <w:tcW w:w="1276" w:type="dxa"/>
+            <w:tcW w:w="1418" w:type="dxa"/>
             <w:shd w:val="clear" w:color="auto" w:fill="1F3864"/>
           </w:tcPr>
           <w:p>
@@ -5652,7 +7203,7 @@
         </w:tc>
         <w:tc>
           <w:tcPr>
-            <w:tcW w:w="2436" w:type="dxa"/>
+            <w:tcW w:w="877" w:type="dxa"/>
             <w:shd w:val="clear" w:color="auto" w:fill="1F3864"/>
           </w:tcPr>
           <w:p>
@@ -5695,26 +7246,6 @@
         </w:tc>
         <w:tc>
           <w:tcPr>
-            <w:tcW w:w="1843" w:type="dxa"/>
-            <w:shd w:val="clear" w:color="auto" w:fill="E2EFDA"/>
-          </w:tcPr>
-          <w:p>
-            <w:pPr>
-              <w:rPr>
-                <w:szCs w:val="28"/>
-              </w:rPr>
-            </w:pPr>
-            <w:r>
-              <w:rPr>
-                <w:color w:val="595959"/>
-                <w:szCs w:val="28"/>
-              </w:rPr>
-              <w:t>—</w:t>
-            </w:r>
-          </w:p>
-        </w:tc>
-        <w:tc>
-          <w:tcPr>
             <w:tcW w:w="1701" w:type="dxa"/>
             <w:shd w:val="clear" w:color="auto" w:fill="E2EFDA"/>
           </w:tcPr>
@@ -5726,7 +7257,30 @@
             </w:pPr>
             <w:r>
               <w:rPr>
-                <w:szCs w:val="28"/>
+                <w:color w:val="595959"/>
+                <w:szCs w:val="28"/>
+              </w:rPr>
+              <w:t>—</w:t>
+            </w:r>
+          </w:p>
+        </w:tc>
+        <w:tc>
+          <w:tcPr>
+            <w:tcW w:w="3260" w:type="dxa"/>
+            <w:shd w:val="clear" w:color="auto" w:fill="E2EFDA"/>
+            <w:vAlign w:val="center"/>
+          </w:tcPr>
+          <w:p>
+            <w:pPr>
+              <w:rPr>
+                <w:szCs w:val="28"/>
+              </w:rPr>
+            </w:pPr>
+            <w:r>
+              <w:rPr>
+                <w:rFonts w:ascii="Calibri" w:hAnsi="Calibri"/>
+                <w:i/>
+                <w:color w:val="595959"/>
               </w:rPr>
               <w:t>Sin defectos registrados en este sprint.</w:t>
             </w:r>
@@ -5734,7 +7288,7 @@
         </w:tc>
         <w:tc>
           <w:tcPr>
-            <w:tcW w:w="1276" w:type="dxa"/>
+            <w:tcW w:w="1418" w:type="dxa"/>
             <w:shd w:val="clear" w:color="auto" w:fill="E2EFDA"/>
           </w:tcPr>
           <w:p>
@@ -5754,7 +7308,7 @@
         </w:tc>
         <w:tc>
           <w:tcPr>
-            <w:tcW w:w="2436" w:type="dxa"/>
+            <w:tcW w:w="877" w:type="dxa"/>
             <w:shd w:val="clear" w:color="auto" w:fill="E2EFDA"/>
           </w:tcPr>
           <w:p>
@@ -6033,15 +7587,74 @@
           </w:tcPr>
           <w:p>
             <w:pPr>
-              <w:rPr>
-                <w:szCs w:val="28"/>
-              </w:rPr>
-            </w:pPr>
-            <w:r>
-              <w:rPr>
-                <w:szCs w:val="28"/>
-              </w:rPr>
-              <w:t>Grupo 1 (Planilla RBAC): 6 pruebas / Grupo 2 (Planilla PDF): 4 pruebas / Grupo 3 (Cierre Contable RBAC): 6 pruebas / Grupo 4 (Gastos): 2 pruebas</w:t>
+              <w:pStyle w:val="Prrafodelista"/>
+              <w:numPr>
+                <w:ilvl w:val="0"/>
+                <w:numId w:val="10"/>
+              </w:numPr>
+              <w:rPr>
+                <w:szCs w:val="28"/>
+              </w:rPr>
+            </w:pPr>
+            <w:r>
+              <w:rPr>
+                <w:szCs w:val="28"/>
+              </w:rPr>
+              <w:t>Grupo 1 (Planilla RBAC): 6 pruebas</w:t>
+            </w:r>
+          </w:p>
+          <w:p>
+            <w:pPr>
+              <w:pStyle w:val="Prrafodelista"/>
+              <w:numPr>
+                <w:ilvl w:val="0"/>
+                <w:numId w:val="10"/>
+              </w:numPr>
+              <w:rPr>
+                <w:szCs w:val="28"/>
+              </w:rPr>
+            </w:pPr>
+            <w:r>
+              <w:rPr>
+                <w:szCs w:val="28"/>
+              </w:rPr>
+              <w:t xml:space="preserve">Grupo 2 (Planilla PDF): 4 pruebas </w:t>
+            </w:r>
+          </w:p>
+          <w:p>
+            <w:pPr>
+              <w:pStyle w:val="Prrafodelista"/>
+              <w:numPr>
+                <w:ilvl w:val="0"/>
+                <w:numId w:val="10"/>
+              </w:numPr>
+              <w:rPr>
+                <w:szCs w:val="28"/>
+              </w:rPr>
+            </w:pPr>
+            <w:r>
+              <w:rPr>
+                <w:szCs w:val="28"/>
+              </w:rPr>
+              <w:t xml:space="preserve">Grupo 3 (Cierre Contable RBAC): 6 pruebas </w:t>
+            </w:r>
+          </w:p>
+          <w:p>
+            <w:pPr>
+              <w:pStyle w:val="Prrafodelista"/>
+              <w:numPr>
+                <w:ilvl w:val="0"/>
+                <w:numId w:val="10"/>
+              </w:numPr>
+              <w:rPr>
+                <w:szCs w:val="28"/>
+              </w:rPr>
+            </w:pPr>
+            <w:r>
+              <w:rPr>
+                <w:szCs w:val="28"/>
+              </w:rPr>
+              <w:t>Grupo 4 (Gastos): 2 pruebas</w:t>
             </w:r>
           </w:p>
         </w:tc>
@@ -6074,29 +7687,44 @@
           </w:tcPr>
           <w:p>
             <w:pPr>
-              <w:rPr>
-                <w:szCs w:val="28"/>
-              </w:rPr>
-            </w:pPr>
-            <w:r>
-              <w:rPr>
-                <w:szCs w:val="28"/>
-              </w:rPr>
-              <w:t xml:space="preserve">Test Suites: 1 passed, 1 </w:t>
-            </w:r>
-            <w:proofErr w:type="spellStart"/>
-            <w:r>
-              <w:rPr>
-                <w:szCs w:val="28"/>
-              </w:rPr>
-              <w:t>total|Tests</w:t>
-            </w:r>
-            <w:proofErr w:type="spellEnd"/>
-            <w:r>
-              <w:rPr>
-                <w:szCs w:val="28"/>
-              </w:rPr>
-              <w:t>: 18 passed, 18 total</w:t>
+              <w:pStyle w:val="Prrafodelista"/>
+              <w:numPr>
+                <w:ilvl w:val="0"/>
+                <w:numId w:val="10"/>
+              </w:numPr>
+              <w:rPr>
+                <w:szCs w:val="28"/>
+              </w:rPr>
+            </w:pPr>
+            <w:r>
+              <w:rPr>
+                <w:szCs w:val="28"/>
+              </w:rPr>
+              <w:t>Test Suites: 1 passed, 1 tota</w:t>
+            </w:r>
+            <w:r>
+              <w:rPr>
+                <w:szCs w:val="28"/>
+              </w:rPr>
+              <w:t>l</w:t>
+            </w:r>
+          </w:p>
+          <w:p>
+            <w:pPr>
+              <w:pStyle w:val="Prrafodelista"/>
+              <w:numPr>
+                <w:ilvl w:val="0"/>
+                <w:numId w:val="10"/>
+              </w:numPr>
+              <w:rPr>
+                <w:szCs w:val="28"/>
+              </w:rPr>
+            </w:pPr>
+            <w:r>
+              <w:rPr>
+                <w:szCs w:val="28"/>
+              </w:rPr>
+              <w:t>Tests: 18 passed, 18 total</w:t>
             </w:r>
           </w:p>
         </w:tc>
@@ -6117,13 +7745,13 @@
         <w:tblLook w:val="04A0" w:firstRow="1" w:lastRow="0" w:firstColumn="1" w:lastColumn="0" w:noHBand="0" w:noVBand="1"/>
       </w:tblPr>
       <w:tblGrid>
-        <w:gridCol w:w="3936"/>
-        <w:gridCol w:w="4704"/>
+        <w:gridCol w:w="3652"/>
+        <w:gridCol w:w="4988"/>
       </w:tblGrid>
       <w:tr>
         <w:tc>
           <w:tcPr>
-            <w:tcW w:w="3936" w:type="dxa"/>
+            <w:tcW w:w="3652" w:type="dxa"/>
             <w:shd w:val="clear" w:color="auto" w:fill="D9E1F2"/>
           </w:tcPr>
           <w:p>
@@ -6143,7 +7771,7 @@
         </w:tc>
         <w:tc>
           <w:tcPr>
-            <w:tcW w:w="4704" w:type="dxa"/>
+            <w:tcW w:w="4988" w:type="dxa"/>
           </w:tcPr>
           <w:p>
             <w:pPr>
@@ -6163,7 +7791,7 @@
       <w:tr>
         <w:tc>
           <w:tcPr>
-            <w:tcW w:w="3936" w:type="dxa"/>
+            <w:tcW w:w="3652" w:type="dxa"/>
             <w:shd w:val="clear" w:color="auto" w:fill="D9E1F2"/>
           </w:tcPr>
           <w:p>
@@ -6177,14 +7805,13 @@
                 <w:b/>
                 <w:szCs w:val="28"/>
               </w:rPr>
-              <w:lastRenderedPageBreak/>
               <w:t>Módulos con cobertura insuficiente</w:t>
             </w:r>
           </w:p>
         </w:tc>
         <w:tc>
           <w:tcPr>
-            <w:tcW w:w="4704" w:type="dxa"/>
+            <w:tcW w:w="4988" w:type="dxa"/>
           </w:tcPr>
           <w:p>
             <w:pPr>
@@ -6204,7 +7831,7 @@
       <w:tr>
         <w:tc>
           <w:tcPr>
-            <w:tcW w:w="3936" w:type="dxa"/>
+            <w:tcW w:w="3652" w:type="dxa"/>
             <w:shd w:val="clear" w:color="auto" w:fill="D9E1F2"/>
           </w:tcPr>
           <w:p>
@@ -6224,7 +7851,7 @@
         </w:tc>
         <w:tc>
           <w:tcPr>
-            <w:tcW w:w="4704" w:type="dxa"/>
+            <w:tcW w:w="4988" w:type="dxa"/>
           </w:tcPr>
           <w:p>
             <w:pPr>
@@ -6251,7 +7878,7 @@
       <w:tr>
         <w:tc>
           <w:tcPr>
-            <w:tcW w:w="3936" w:type="dxa"/>
+            <w:tcW w:w="3652" w:type="dxa"/>
             <w:shd w:val="clear" w:color="auto" w:fill="D9E1F2"/>
           </w:tcPr>
           <w:p>
@@ -6271,7 +7898,7 @@
         </w:tc>
         <w:tc>
           <w:tcPr>
-            <w:tcW w:w="4704" w:type="dxa"/>
+            <w:tcW w:w="4988" w:type="dxa"/>
           </w:tcPr>
           <w:p>
             <w:pPr>
@@ -6309,7 +7936,6 @@
       <w:tblGrid>
         <w:gridCol w:w="1242"/>
         <w:gridCol w:w="3686"/>
-        <w:gridCol w:w="3712"/>
       </w:tblGrid>
       <w:tr>
         <w:tc>
@@ -6352,26 +7978,6 @@
             </w:r>
           </w:p>
         </w:tc>
-        <w:tc>
-          <w:tcPr>
-            <w:tcW w:w="3712" w:type="dxa"/>
-            <w:shd w:val="clear" w:color="auto" w:fill="1F3864"/>
-          </w:tcPr>
-          <w:p>
-            <w:pPr>
-              <w:rPr>
-                <w:szCs w:val="28"/>
-              </w:rPr>
-            </w:pPr>
-            <w:r>
-              <w:rPr>
-                <w:b/>
-                <w:szCs w:val="28"/>
-              </w:rPr>
-              <w:t>Contexto de uso</w:t>
-            </w:r>
-          </w:p>
-        </w:tc>
       </w:tr>
       <w:tr>
         <w:tc>
@@ -6413,25 +8019,6 @@
             </w:r>
           </w:p>
         </w:tc>
-        <w:tc>
-          <w:tcPr>
-            <w:tcW w:w="3712" w:type="dxa"/>
-            <w:shd w:val="clear" w:color="auto" w:fill="D9E1F2"/>
-          </w:tcPr>
-          <w:p>
-            <w:pPr>
-              <w:rPr>
-                <w:szCs w:val="28"/>
-              </w:rPr>
-            </w:pPr>
-            <w:r>
-              <w:rPr>
-                <w:szCs w:val="28"/>
-              </w:rPr>
-              <w:t>Escenario documentado de verificación</w:t>
-            </w:r>
-          </w:p>
-        </w:tc>
       </w:tr>
       <w:tr>
         <w:tc>
@@ -6473,25 +8060,6 @@
             </w:r>
           </w:p>
         </w:tc>
-        <w:tc>
-          <w:tcPr>
-            <w:tcW w:w="3712" w:type="dxa"/>
-            <w:shd w:val="clear" w:color="auto" w:fill="FFFFFF"/>
-          </w:tcPr>
-          <w:p>
-            <w:pPr>
-              <w:rPr>
-                <w:szCs w:val="28"/>
-              </w:rPr>
-            </w:pPr>
-            <w:r>
-              <w:rPr>
-                <w:szCs w:val="28"/>
-              </w:rPr>
-              <w:t>Prefijo del código de este documento</w:t>
-            </w:r>
-          </w:p>
-        </w:tc>
       </w:tr>
       <w:tr>
         <w:tc>
@@ -6510,6 +8078,7 @@
                 <w:b/>
                 <w:szCs w:val="28"/>
               </w:rPr>
+              <w:lastRenderedPageBreak/>
               <w:t>JWT</w:t>
             </w:r>
           </w:p>
@@ -6533,25 +8102,6 @@
             </w:r>
           </w:p>
         </w:tc>
-        <w:tc>
-          <w:tcPr>
-            <w:tcW w:w="3712" w:type="dxa"/>
-            <w:shd w:val="clear" w:color="auto" w:fill="D9E1F2"/>
-          </w:tcPr>
-          <w:p>
-            <w:pPr>
-              <w:rPr>
-                <w:szCs w:val="28"/>
-              </w:rPr>
-            </w:pPr>
-            <w:r>
-              <w:rPr>
-                <w:szCs w:val="28"/>
-              </w:rPr>
-              <w:t>Token de autenticación bajo prueba</w:t>
-            </w:r>
-          </w:p>
-        </w:tc>
       </w:tr>
       <w:tr>
         <w:tc>
@@ -6593,25 +8143,6 @@
             </w:r>
           </w:p>
         </w:tc>
-        <w:tc>
-          <w:tcPr>
-            <w:tcW w:w="3712" w:type="dxa"/>
-            <w:shd w:val="clear" w:color="auto" w:fill="FFFFFF"/>
-          </w:tcPr>
-          <w:p>
-            <w:pPr>
-              <w:rPr>
-                <w:szCs w:val="28"/>
-              </w:rPr>
-            </w:pPr>
-            <w:r>
-              <w:rPr>
-                <w:szCs w:val="28"/>
-              </w:rPr>
-              <w:t>Mecanismo de autorización bajo prueba</w:t>
-            </w:r>
-          </w:p>
-        </w:tc>
       </w:tr>
       <w:tr>
         <w:tc>
@@ -6653,25 +8184,6 @@
             </w:r>
           </w:p>
         </w:tc>
-        <w:tc>
-          <w:tcPr>
-            <w:tcW w:w="3712" w:type="dxa"/>
-            <w:shd w:val="clear" w:color="auto" w:fill="D9E1F2"/>
-          </w:tcPr>
-          <w:p>
-            <w:pPr>
-              <w:rPr>
-                <w:szCs w:val="28"/>
-              </w:rPr>
-            </w:pPr>
-            <w:r>
-              <w:rPr>
-                <w:szCs w:val="28"/>
-              </w:rPr>
-              <w:t>Protocolo de comunicación web</w:t>
-            </w:r>
-          </w:p>
-        </w:tc>
       </w:tr>
       <w:tr>
         <w:tc>
@@ -6713,25 +8225,6 @@
             </w:r>
           </w:p>
         </w:tc>
-        <w:tc>
-          <w:tcPr>
-            <w:tcW w:w="3712" w:type="dxa"/>
-            <w:shd w:val="clear" w:color="auto" w:fill="FFFFFF"/>
-          </w:tcPr>
-          <w:p>
-            <w:pPr>
-              <w:rPr>
-                <w:szCs w:val="28"/>
-              </w:rPr>
-            </w:pPr>
-            <w:r>
-              <w:rPr>
-                <w:szCs w:val="28"/>
-              </w:rPr>
-              <w:t>Interfaz de programación</w:t>
-            </w:r>
-          </w:p>
-        </w:tc>
       </w:tr>
       <w:tr>
         <w:tc>
@@ -6773,25 +8266,6 @@
             </w:r>
           </w:p>
         </w:tc>
-        <w:tc>
-          <w:tcPr>
-            <w:tcW w:w="3712" w:type="dxa"/>
-            <w:shd w:val="clear" w:color="auto" w:fill="D9E1F2"/>
-          </w:tcPr>
-          <w:p>
-            <w:pPr>
-              <w:rPr>
-                <w:szCs w:val="28"/>
-              </w:rPr>
-            </w:pPr>
-            <w:r>
-              <w:rPr>
-                <w:szCs w:val="28"/>
-              </w:rPr>
-              <w:t>Repositorio de datos</w:t>
-            </w:r>
-          </w:p>
-        </w:tc>
       </w:tr>
       <w:tr>
         <w:tc>
@@ -6833,25 +8307,6 @@
             </w:r>
           </w:p>
         </w:tc>
-        <w:tc>
-          <w:tcPr>
-            <w:tcW w:w="3712" w:type="dxa"/>
-            <w:shd w:val="clear" w:color="auto" w:fill="FFFFFF"/>
-          </w:tcPr>
-          <w:p>
-            <w:pPr>
-              <w:rPr>
-                <w:szCs w:val="28"/>
-              </w:rPr>
-            </w:pPr>
-            <w:r>
-              <w:rPr>
-                <w:szCs w:val="28"/>
-              </w:rPr>
-              <w:t>Entorno de ejecución de pruebas automatizadas</w:t>
-            </w:r>
-          </w:p>
-        </w:tc>
       </w:tr>
       <w:tr>
         <w:tc>
@@ -6893,25 +8348,6 @@
             </w:r>
           </w:p>
         </w:tc>
-        <w:tc>
-          <w:tcPr>
-            <w:tcW w:w="3712" w:type="dxa"/>
-            <w:shd w:val="clear" w:color="auto" w:fill="D9E1F2"/>
-          </w:tcPr>
-          <w:p>
-            <w:pPr>
-              <w:rPr>
-                <w:szCs w:val="28"/>
-              </w:rPr>
-            </w:pPr>
-            <w:r>
-              <w:rPr>
-                <w:szCs w:val="28"/>
-              </w:rPr>
-              <w:t>Estado de caso de prueba</w:t>
-            </w:r>
-          </w:p>
-        </w:tc>
       </w:tr>
       <w:tr>
         <w:tc>
@@ -6953,25 +8389,6 @@
             </w:r>
           </w:p>
         </w:tc>
-        <w:tc>
-          <w:tcPr>
-            <w:tcW w:w="3712" w:type="dxa"/>
-            <w:shd w:val="clear" w:color="auto" w:fill="FFFFFF"/>
-          </w:tcPr>
-          <w:p>
-            <w:pPr>
-              <w:rPr>
-                <w:szCs w:val="28"/>
-              </w:rPr>
-            </w:pPr>
-            <w:r>
-              <w:rPr>
-                <w:szCs w:val="28"/>
-              </w:rPr>
-              <w:t>Estado de caso de prueba</w:t>
-            </w:r>
-          </w:p>
-        </w:tc>
       </w:tr>
       <w:tr>
         <w:tc>
@@ -7013,25 +8430,6 @@
             </w:r>
           </w:p>
         </w:tc>
-        <w:tc>
-          <w:tcPr>
-            <w:tcW w:w="3712" w:type="dxa"/>
-            <w:shd w:val="clear" w:color="auto" w:fill="D9E1F2"/>
-          </w:tcPr>
-          <w:p>
-            <w:pPr>
-              <w:rPr>
-                <w:szCs w:val="28"/>
-              </w:rPr>
-            </w:pPr>
-            <w:r>
-              <w:rPr>
-                <w:szCs w:val="28"/>
-              </w:rPr>
-              <w:t>Estado de caso de prueba</w:t>
-            </w:r>
-          </w:p>
-        </w:tc>
       </w:tr>
       <w:tr>
         <w:tc>
@@ -7073,25 +8471,6 @@
             </w:r>
           </w:p>
         </w:tc>
-        <w:tc>
-          <w:tcPr>
-            <w:tcW w:w="3712" w:type="dxa"/>
-            <w:shd w:val="clear" w:color="auto" w:fill="FFFFFF"/>
-          </w:tcPr>
-          <w:p>
-            <w:pPr>
-              <w:rPr>
-                <w:szCs w:val="28"/>
-              </w:rPr>
-            </w:pPr>
-            <w:r>
-              <w:rPr>
-                <w:szCs w:val="28"/>
-              </w:rPr>
-              <w:t>Operaciones básicas de gestión</w:t>
-            </w:r>
-          </w:p>
-        </w:tc>
       </w:tr>
       <w:tr>
         <w:tc>
@@ -7133,27 +8512,9 @@
             </w:r>
           </w:p>
         </w:tc>
-        <w:tc>
-          <w:tcPr>
-            <w:tcW w:w="3712" w:type="dxa"/>
-            <w:shd w:val="clear" w:color="auto" w:fill="D9E1F2"/>
-          </w:tcPr>
-          <w:p>
-            <w:pPr>
-              <w:rPr>
-                <w:szCs w:val="28"/>
-              </w:rPr>
-            </w:pPr>
-            <w:r>
-              <w:rPr>
-                <w:szCs w:val="28"/>
-              </w:rPr>
-              <w:t>Formato de salida de la planilla mensual</w:t>
-            </w:r>
-          </w:p>
-        </w:tc>
       </w:tr>
     </w:tbl>
+    <w:p/>
     <w:p/>
     <w:sectPr>
       <w:pgSz w:w="12240" w:h="15840"/>
@@ -7338,6 +8699,119 @@
       </w:rPr>
     </w:lvl>
   </w:abstractNum>
+  <w:abstractNum w:abstractNumId="9" w15:restartNumberingAfterBreak="0">
+    <w:nsid w:val="258C216F"/>
+    <w:multiLevelType w:val="hybridMultilevel"/>
+    <w:tmpl w:val="C1AA1988"/>
+    <w:lvl w:ilvl="0" w:tplc="300A0001">
+      <w:start w:val="1"/>
+      <w:numFmt w:val="bullet"/>
+      <w:lvlText w:val=""/>
+      <w:lvlJc w:val="left"/>
+      <w:pPr>
+        <w:ind w:left="720" w:hanging="360"/>
+      </w:pPr>
+      <w:rPr>
+        <w:rFonts w:ascii="Symbol" w:hAnsi="Symbol" w:hint="default"/>
+      </w:rPr>
+    </w:lvl>
+    <w:lvl w:ilvl="1" w:tplc="300A0003" w:tentative="1">
+      <w:start w:val="1"/>
+      <w:numFmt w:val="bullet"/>
+      <w:lvlText w:val="o"/>
+      <w:lvlJc w:val="left"/>
+      <w:pPr>
+        <w:ind w:left="1440" w:hanging="360"/>
+      </w:pPr>
+      <w:rPr>
+        <w:rFonts w:ascii="Courier New" w:hAnsi="Courier New" w:cs="Courier New" w:hint="default"/>
+      </w:rPr>
+    </w:lvl>
+    <w:lvl w:ilvl="2" w:tplc="300A0005" w:tentative="1">
+      <w:start w:val="1"/>
+      <w:numFmt w:val="bullet"/>
+      <w:lvlText w:val=""/>
+      <w:lvlJc w:val="left"/>
+      <w:pPr>
+        <w:ind w:left="2160" w:hanging="360"/>
+      </w:pPr>
+      <w:rPr>
+        <w:rFonts w:ascii="Wingdings" w:hAnsi="Wingdings" w:hint="default"/>
+      </w:rPr>
+    </w:lvl>
+    <w:lvl w:ilvl="3" w:tplc="300A0001" w:tentative="1">
+      <w:start w:val="1"/>
+      <w:numFmt w:val="bullet"/>
+      <w:lvlText w:val=""/>
+      <w:lvlJc w:val="left"/>
+      <w:pPr>
+        <w:ind w:left="2880" w:hanging="360"/>
+      </w:pPr>
+      <w:rPr>
+        <w:rFonts w:ascii="Symbol" w:hAnsi="Symbol" w:hint="default"/>
+      </w:rPr>
+    </w:lvl>
+    <w:lvl w:ilvl="4" w:tplc="300A0003" w:tentative="1">
+      <w:start w:val="1"/>
+      <w:numFmt w:val="bullet"/>
+      <w:lvlText w:val="o"/>
+      <w:lvlJc w:val="left"/>
+      <w:pPr>
+        <w:ind w:left="3600" w:hanging="360"/>
+      </w:pPr>
+      <w:rPr>
+        <w:rFonts w:ascii="Courier New" w:hAnsi="Courier New" w:cs="Courier New" w:hint="default"/>
+      </w:rPr>
+    </w:lvl>
+    <w:lvl w:ilvl="5" w:tplc="300A0005" w:tentative="1">
+      <w:start w:val="1"/>
+      <w:numFmt w:val="bullet"/>
+      <w:lvlText w:val=""/>
+      <w:lvlJc w:val="left"/>
+      <w:pPr>
+        <w:ind w:left="4320" w:hanging="360"/>
+      </w:pPr>
+      <w:rPr>
+        <w:rFonts w:ascii="Wingdings" w:hAnsi="Wingdings" w:hint="default"/>
+      </w:rPr>
+    </w:lvl>
+    <w:lvl w:ilvl="6" w:tplc="300A0001" w:tentative="1">
+      <w:start w:val="1"/>
+      <w:numFmt w:val="bullet"/>
+      <w:lvlText w:val=""/>
+      <w:lvlJc w:val="left"/>
+      <w:pPr>
+        <w:ind w:left="5040" w:hanging="360"/>
+      </w:pPr>
+      <w:rPr>
+        <w:rFonts w:ascii="Symbol" w:hAnsi="Symbol" w:hint="default"/>
+      </w:rPr>
+    </w:lvl>
+    <w:lvl w:ilvl="7" w:tplc="300A0003" w:tentative="1">
+      <w:start w:val="1"/>
+      <w:numFmt w:val="bullet"/>
+      <w:lvlText w:val="o"/>
+      <w:lvlJc w:val="left"/>
+      <w:pPr>
+        <w:ind w:left="5760" w:hanging="360"/>
+      </w:pPr>
+      <w:rPr>
+        <w:rFonts w:ascii="Courier New" w:hAnsi="Courier New" w:cs="Courier New" w:hint="default"/>
+      </w:rPr>
+    </w:lvl>
+    <w:lvl w:ilvl="8" w:tplc="300A0005" w:tentative="1">
+      <w:start w:val="1"/>
+      <w:numFmt w:val="bullet"/>
+      <w:lvlText w:val=""/>
+      <w:lvlJc w:val="left"/>
+      <w:pPr>
+        <w:ind w:left="6480" w:hanging="360"/>
+      </w:pPr>
+      <w:rPr>
+        <w:rFonts w:ascii="Wingdings" w:hAnsi="Wingdings" w:hint="default"/>
+      </w:rPr>
+    </w:lvl>
+  </w:abstractNum>
   <w:num w:numId="1" w16cid:durableId="1411385725">
     <w:abstractNumId w:val="8"/>
   </w:num>
@@ -7364,6 +8838,9 @@
   </w:num>
   <w:num w:numId="9" w16cid:durableId="1082068008">
     <w:abstractNumId w:val="0"/>
+  </w:num>
+  <w:num w:numId="10" w16cid:durableId="827594046">
+    <w:abstractNumId w:val="9"/>
   </w:num>
 </w:numbering>
 </file>
@@ -7757,8 +9234,9 @@
   <w:style w:type="paragraph" w:default="1" w:styleId="Normal">
     <w:name w:val="Normal"/>
     <w:qFormat/>
-    <w:rsid w:val="00FC693F"/>
+    <w:rsid w:val="00E91CE4"/>
     <w:rPr>
+      <w:rFonts w:asciiTheme="majorHAnsi" w:hAnsiTheme="majorHAnsi"/>
       <w:lang w:val="es-EC"/>
     </w:rPr>
   </w:style>
@@ -7777,7 +9255,7 @@
       <w:outlineLvl w:val="0"/>
     </w:pPr>
     <w:rPr>
-      <w:rFonts w:asciiTheme="majorHAnsi" w:eastAsiaTheme="majorEastAsia" w:hAnsiTheme="majorHAnsi" w:cstheme="majorBidi"/>
+      <w:rFonts w:eastAsiaTheme="majorEastAsia" w:cstheme="majorBidi"/>
       <w:b/>
       <w:bCs/>
       <w:szCs w:val="28"/>
@@ -7799,7 +9277,7 @@
       <w:outlineLvl w:val="1"/>
     </w:pPr>
     <w:rPr>
-      <w:rFonts w:asciiTheme="majorHAnsi" w:eastAsiaTheme="majorEastAsia" w:hAnsiTheme="majorHAnsi" w:cstheme="majorBidi"/>
+      <w:rFonts w:eastAsiaTheme="majorEastAsia" w:cstheme="majorBidi"/>
       <w:b/>
       <w:bCs/>
       <w:color w:val="4F81BD" w:themeColor="accent1"/>
@@ -7823,7 +9301,7 @@
       <w:outlineLvl w:val="2"/>
     </w:pPr>
     <w:rPr>
-      <w:rFonts w:asciiTheme="majorHAnsi" w:eastAsiaTheme="majorEastAsia" w:hAnsiTheme="majorHAnsi" w:cstheme="majorBidi"/>
+      <w:rFonts w:eastAsiaTheme="majorEastAsia" w:cstheme="majorBidi"/>
       <w:b/>
       <w:bCs/>
       <w:color w:val="4F81BD" w:themeColor="accent1"/>
@@ -7846,7 +9324,7 @@
       <w:outlineLvl w:val="3"/>
     </w:pPr>
     <w:rPr>
-      <w:rFonts w:asciiTheme="majorHAnsi" w:eastAsiaTheme="majorEastAsia" w:hAnsiTheme="majorHAnsi" w:cstheme="majorBidi"/>
+      <w:rFonts w:eastAsiaTheme="majorEastAsia" w:cstheme="majorBidi"/>
       <w:b/>
       <w:bCs/>
       <w:i/>
@@ -7871,7 +9349,7 @@
       <w:outlineLvl w:val="4"/>
     </w:pPr>
     <w:rPr>
-      <w:rFonts w:asciiTheme="majorHAnsi" w:eastAsiaTheme="majorEastAsia" w:hAnsiTheme="majorHAnsi" w:cstheme="majorBidi"/>
+      <w:rFonts w:eastAsiaTheme="majorEastAsia" w:cstheme="majorBidi"/>
       <w:color w:val="243F60" w:themeColor="accent1" w:themeShade="7F"/>
     </w:rPr>
   </w:style>
@@ -7892,7 +9370,7 @@
       <w:outlineLvl w:val="5"/>
     </w:pPr>
     <w:rPr>
-      <w:rFonts w:asciiTheme="majorHAnsi" w:eastAsiaTheme="majorEastAsia" w:hAnsiTheme="majorHAnsi" w:cstheme="majorBidi"/>
+      <w:rFonts w:eastAsiaTheme="majorEastAsia" w:cstheme="majorBidi"/>
       <w:i/>
       <w:iCs/>
       <w:color w:val="243F60" w:themeColor="accent1" w:themeShade="7F"/>
@@ -7915,7 +9393,7 @@
       <w:outlineLvl w:val="6"/>
     </w:pPr>
     <w:rPr>
-      <w:rFonts w:asciiTheme="majorHAnsi" w:eastAsiaTheme="majorEastAsia" w:hAnsiTheme="majorHAnsi" w:cstheme="majorBidi"/>
+      <w:rFonts w:eastAsiaTheme="majorEastAsia" w:cstheme="majorBidi"/>
       <w:i/>
       <w:iCs/>
       <w:color w:val="404040" w:themeColor="text1" w:themeTint="BF"/>
@@ -7938,7 +9416,7 @@
       <w:outlineLvl w:val="7"/>
     </w:pPr>
     <w:rPr>
-      <w:rFonts w:asciiTheme="majorHAnsi" w:eastAsiaTheme="majorEastAsia" w:hAnsiTheme="majorHAnsi" w:cstheme="majorBidi"/>
+      <w:rFonts w:eastAsiaTheme="majorEastAsia" w:cstheme="majorBidi"/>
       <w:color w:val="4F81BD" w:themeColor="accent1"/>
       <w:sz w:val="20"/>
       <w:szCs w:val="20"/>
@@ -7961,7 +9439,7 @@
       <w:outlineLvl w:val="8"/>
     </w:pPr>
     <w:rPr>
-      <w:rFonts w:asciiTheme="majorHAnsi" w:eastAsiaTheme="majorEastAsia" w:hAnsiTheme="majorHAnsi" w:cstheme="majorBidi"/>
+      <w:rFonts w:eastAsiaTheme="majorEastAsia" w:cstheme="majorBidi"/>
       <w:i/>
       <w:iCs/>
       <w:color w:val="404040" w:themeColor="text1" w:themeTint="BF"/>
@@ -7972,7 +9450,6 @@
   <w:style w:type="character" w:default="1" w:styleId="Fuentedeprrafopredeter">
     <w:name w:val="Default Paragraph Font"/>
     <w:uiPriority w:val="1"/>
-    <w:semiHidden/>
     <w:unhideWhenUsed/>
   </w:style>
   <w:style w:type="table" w:default="1" w:styleId="Tablanormal">
@@ -8106,7 +9583,7 @@
       <w:contextualSpacing/>
     </w:pPr>
     <w:rPr>
-      <w:rFonts w:asciiTheme="majorHAnsi" w:eastAsiaTheme="majorEastAsia" w:hAnsiTheme="majorHAnsi" w:cstheme="majorBidi"/>
+      <w:rFonts w:eastAsiaTheme="majorEastAsia" w:cstheme="majorBidi"/>
       <w:color w:val="17365D" w:themeColor="text2" w:themeShade="BF"/>
       <w:spacing w:val="5"/>
       <w:kern w:val="28"/>
@@ -8143,7 +9620,7 @@
       </w:numPr>
     </w:pPr>
     <w:rPr>
-      <w:rFonts w:asciiTheme="majorHAnsi" w:eastAsiaTheme="majorEastAsia" w:hAnsiTheme="majorHAnsi" w:cstheme="majorBidi"/>
+      <w:rFonts w:eastAsiaTheme="majorEastAsia" w:cstheme="majorBidi"/>
       <w:i/>
       <w:iCs/>
       <w:color w:val="4F81BD" w:themeColor="accent1"/>

--- a/Documentos Base/Sprint 5 documentacion/Sprint_05_Informe_Pruebas_ICARO.docx
+++ b/Documentos Base/Sprint 5 documentacion/Sprint_05_Informe_Pruebas_ICARO.docx
@@ -81,9 +81,17 @@
             <w:shd w:val="clear" w:color="auto" w:fill="D9E1F2"/>
           </w:tcPr>
           <w:p>
+            <w:pPr>
+              <w:rPr>
+                <w:sz w:val="20"/>
+                <w:szCs w:val="20"/>
+              </w:rPr>
+            </w:pPr>
             <w:r>
               <w:rPr>
                 <w:b/>
+                <w:sz w:val="20"/>
+                <w:szCs w:val="20"/>
               </w:rPr>
               <w:t>Código del documento</w:t>
             </w:r>
@@ -94,7 +102,17 @@
             <w:tcW w:w="5838" w:type="dxa"/>
           </w:tcPr>
           <w:p>
-            <w:r>
+            <w:pPr>
+              <w:rPr>
+                <w:sz w:val="20"/>
+                <w:szCs w:val="20"/>
+              </w:rPr>
+            </w:pPr>
+            <w:r>
+              <w:rPr>
+                <w:sz w:val="20"/>
+                <w:szCs w:val="20"/>
+              </w:rPr>
               <w:t>INF-PRU-SPR-05</w:t>
             </w:r>
           </w:p>
@@ -107,9 +125,17 @@
             <w:shd w:val="clear" w:color="auto" w:fill="D9E1F2"/>
           </w:tcPr>
           <w:p>
+            <w:pPr>
+              <w:rPr>
+                <w:sz w:val="20"/>
+                <w:szCs w:val="20"/>
+              </w:rPr>
+            </w:pPr>
             <w:r>
               <w:rPr>
                 <w:b/>
+                <w:sz w:val="20"/>
+                <w:szCs w:val="20"/>
               </w:rPr>
               <w:t>Nombre del documento</w:t>
             </w:r>
@@ -120,7 +146,17 @@
             <w:tcW w:w="5838" w:type="dxa"/>
           </w:tcPr>
           <w:p>
-            <w:r>
+            <w:pPr>
+              <w:rPr>
+                <w:sz w:val="20"/>
+                <w:szCs w:val="20"/>
+              </w:rPr>
+            </w:pPr>
+            <w:r>
+              <w:rPr>
+                <w:sz w:val="20"/>
+                <w:szCs w:val="20"/>
+              </w:rPr>
               <w:t>Informe de Ejecución de Pruebas – Sprint 05</w:t>
             </w:r>
           </w:p>
@@ -133,9 +169,17 @@
             <w:shd w:val="clear" w:color="auto" w:fill="D9E1F2"/>
           </w:tcPr>
           <w:p>
+            <w:pPr>
+              <w:rPr>
+                <w:sz w:val="20"/>
+                <w:szCs w:val="20"/>
+              </w:rPr>
+            </w:pPr>
             <w:r>
               <w:rPr>
                 <w:b/>
+                <w:sz w:val="20"/>
+                <w:szCs w:val="20"/>
               </w:rPr>
               <w:t>Versión</w:t>
             </w:r>
@@ -146,7 +190,17 @@
             <w:tcW w:w="5838" w:type="dxa"/>
           </w:tcPr>
           <w:p>
-            <w:r>
+            <w:pPr>
+              <w:rPr>
+                <w:sz w:val="20"/>
+                <w:szCs w:val="20"/>
+              </w:rPr>
+            </w:pPr>
+            <w:r>
+              <w:rPr>
+                <w:sz w:val="20"/>
+                <w:szCs w:val="20"/>
+              </w:rPr>
               <w:t>1.0</w:t>
             </w:r>
           </w:p>
@@ -159,9 +213,17 @@
             <w:shd w:val="clear" w:color="auto" w:fill="D9E1F2"/>
           </w:tcPr>
           <w:p>
+            <w:pPr>
+              <w:rPr>
+                <w:sz w:val="20"/>
+                <w:szCs w:val="20"/>
+              </w:rPr>
+            </w:pPr>
             <w:r>
               <w:rPr>
                 <w:b/>
+                <w:sz w:val="20"/>
+                <w:szCs w:val="20"/>
               </w:rPr>
               <w:t>Fecha de elaboración</w:t>
             </w:r>
@@ -172,13 +234,31 @@
             <w:tcW w:w="5838" w:type="dxa"/>
           </w:tcPr>
           <w:p>
-            <w:r>
+            <w:pPr>
+              <w:rPr>
+                <w:sz w:val="20"/>
+                <w:szCs w:val="20"/>
+              </w:rPr>
+            </w:pPr>
+            <w:r>
+              <w:rPr>
+                <w:sz w:val="20"/>
+                <w:szCs w:val="20"/>
+              </w:rPr>
               <w:t>1</w:t>
             </w:r>
             <w:r>
+              <w:rPr>
+                <w:sz w:val="20"/>
+                <w:szCs w:val="20"/>
+              </w:rPr>
               <w:t>6</w:t>
             </w:r>
             <w:r>
+              <w:rPr>
+                <w:sz w:val="20"/>
+                <w:szCs w:val="20"/>
+              </w:rPr>
               <w:t>/05/2026</w:t>
             </w:r>
           </w:p>
@@ -191,9 +271,17 @@
             <w:shd w:val="clear" w:color="auto" w:fill="D9E1F2"/>
           </w:tcPr>
           <w:p>
+            <w:pPr>
+              <w:rPr>
+                <w:sz w:val="20"/>
+                <w:szCs w:val="20"/>
+              </w:rPr>
+            </w:pPr>
             <w:r>
               <w:rPr>
                 <w:b/>
+                <w:sz w:val="20"/>
+                <w:szCs w:val="20"/>
               </w:rPr>
               <w:t>Sprint evaluado</w:t>
             </w:r>
@@ -204,7 +292,17 @@
             <w:tcW w:w="5838" w:type="dxa"/>
           </w:tcPr>
           <w:p>
-            <w:r>
+            <w:pPr>
+              <w:rPr>
+                <w:sz w:val="20"/>
+                <w:szCs w:val="20"/>
+              </w:rPr>
+            </w:pPr>
+            <w:r>
+              <w:rPr>
+                <w:sz w:val="20"/>
+                <w:szCs w:val="20"/>
+              </w:rPr>
               <w:t>Sprint 05 – Módulo de Planilla Mensual y Cierre Contable</w:t>
             </w:r>
           </w:p>
@@ -217,9 +315,17 @@
             <w:shd w:val="clear" w:color="auto" w:fill="D9E1F2"/>
           </w:tcPr>
           <w:p>
+            <w:pPr>
+              <w:rPr>
+                <w:sz w:val="20"/>
+                <w:szCs w:val="20"/>
+              </w:rPr>
+            </w:pPr>
             <w:r>
               <w:rPr>
                 <w:b/>
+                <w:sz w:val="20"/>
+                <w:szCs w:val="20"/>
               </w:rPr>
               <w:t>Responsable de elaboración</w:t>
             </w:r>
@@ -230,7 +336,17 @@
             <w:tcW w:w="5838" w:type="dxa"/>
           </w:tcPr>
           <w:p>
-            <w:r>
+            <w:pPr>
+              <w:rPr>
+                <w:sz w:val="20"/>
+                <w:szCs w:val="20"/>
+              </w:rPr>
+            </w:pPr>
+            <w:r>
+              <w:rPr>
+                <w:sz w:val="20"/>
+                <w:szCs w:val="20"/>
+              </w:rPr>
               <w:t>Ivan Santiago Pulgar Leon</w:t>
             </w:r>
           </w:p>
@@ -243,9 +359,17 @@
             <w:shd w:val="clear" w:color="auto" w:fill="D9E1F2"/>
           </w:tcPr>
           <w:p>
+            <w:pPr>
+              <w:rPr>
+                <w:sz w:val="20"/>
+                <w:szCs w:val="20"/>
+              </w:rPr>
+            </w:pPr>
             <w:r>
               <w:rPr>
                 <w:b/>
+                <w:sz w:val="20"/>
+                <w:szCs w:val="20"/>
               </w:rPr>
               <w:t>Estado del documento</w:t>
             </w:r>
@@ -256,7 +380,17 @@
             <w:tcW w:w="5838" w:type="dxa"/>
           </w:tcPr>
           <w:p>
-            <w:r>
+            <w:pPr>
+              <w:rPr>
+                <w:sz w:val="20"/>
+                <w:szCs w:val="20"/>
+              </w:rPr>
+            </w:pPr>
+            <w:r>
+              <w:rPr>
+                <w:sz w:val="20"/>
+                <w:szCs w:val="20"/>
+              </w:rPr>
               <w:t>Aprobado</w:t>
             </w:r>
           </w:p>
@@ -1558,14 +1692,7 @@
               <w:rPr>
                 <w:szCs w:val="28"/>
               </w:rPr>
-              <w:t xml:space="preserve">Módulos de sprints anteriores no modificados (Materiales, Bodega, Proyectos, Avances, Compras). </w:t>
-            </w:r>
-            <w:r>
-              <w:rPr>
-                <w:szCs w:val="28"/>
-              </w:rPr>
-              <w:lastRenderedPageBreak/>
-              <w:t>Reportes y Dashboard (Sprint 06).</w:t>
+              <w:t>Módulos de sprints anteriores no modificados (Materiales, Bodega, Proyectos, Avances, Compras). Reportes y Dashboard (Sprint 06).</w:t>
             </w:r>
           </w:p>
         </w:tc>
@@ -1686,21 +1813,7 @@
               <w:rPr>
                 <w:szCs w:val="28"/>
               </w:rPr>
-              <w:t xml:space="preserve">Jest 29, Supertest 6, jsonwebtoken. Ejecución: npm test -- </w:t>
-            </w:r>
-            <w:proofErr w:type="spellStart"/>
-            <w:r>
-              <w:rPr>
-                <w:szCs w:val="28"/>
-              </w:rPr>
-              <w:t>planilla_contable</w:t>
-            </w:r>
-            <w:proofErr w:type="spellEnd"/>
-            <w:r>
-              <w:rPr>
-                <w:szCs w:val="28"/>
-              </w:rPr>
-              <w:t>.</w:t>
+              <w:t>Jest 29, Supertest 6, jsonwebtoken. Ejecución: npm test -- planilla_contable.</w:t>
             </w:r>
           </w:p>
         </w:tc>
@@ -1738,9 +1851,11 @@
           <w:tcPr>
             <w:tcW w:w="392" w:type="dxa"/>
             <w:shd w:val="clear" w:color="auto" w:fill="1F3864"/>
-          </w:tcPr>
-          <w:p>
-            <w:pPr>
+            <w:vAlign w:val="center"/>
+          </w:tcPr>
+          <w:p>
+            <w:pPr>
+              <w:jc w:val="center"/>
               <w:rPr>
                 <w:sz w:val="14"/>
                 <w:szCs w:val="14"/>
@@ -1772,9 +1887,11 @@
           <w:tcPr>
             <w:tcW w:w="709" w:type="dxa"/>
             <w:shd w:val="clear" w:color="auto" w:fill="1F3864"/>
-          </w:tcPr>
-          <w:p>
-            <w:pPr>
+            <w:vAlign w:val="center"/>
+          </w:tcPr>
+          <w:p>
+            <w:pPr>
+              <w:jc w:val="center"/>
               <w:rPr>
                 <w:sz w:val="14"/>
                 <w:szCs w:val="14"/>
@@ -1795,9 +1912,11 @@
           <w:tcPr>
             <w:tcW w:w="992" w:type="dxa"/>
             <w:shd w:val="clear" w:color="auto" w:fill="1F3864"/>
-          </w:tcPr>
-          <w:p>
-            <w:pPr>
+            <w:vAlign w:val="center"/>
+          </w:tcPr>
+          <w:p>
+            <w:pPr>
+              <w:jc w:val="center"/>
               <w:rPr>
                 <w:sz w:val="14"/>
                 <w:szCs w:val="14"/>
@@ -1818,9 +1937,11 @@
           <w:tcPr>
             <w:tcW w:w="1134" w:type="dxa"/>
             <w:shd w:val="clear" w:color="auto" w:fill="1F3864"/>
-          </w:tcPr>
-          <w:p>
-            <w:pPr>
+            <w:vAlign w:val="center"/>
+          </w:tcPr>
+          <w:p>
+            <w:pPr>
+              <w:jc w:val="center"/>
               <w:rPr>
                 <w:sz w:val="14"/>
                 <w:szCs w:val="14"/>
@@ -1845,6 +1966,7 @@
           </w:tcPr>
           <w:p>
             <w:pPr>
+              <w:jc w:val="center"/>
               <w:rPr>
                 <w:b/>
                 <w:color w:val="FFFFFF"/>
@@ -1871,6 +1993,7 @@
           </w:tcPr>
           <w:p>
             <w:pPr>
+              <w:jc w:val="center"/>
               <w:rPr>
                 <w:b/>
                 <w:color w:val="FFFFFF"/>
@@ -1893,9 +2016,11 @@
           <w:tcPr>
             <w:tcW w:w="983" w:type="dxa"/>
             <w:shd w:val="clear" w:color="auto" w:fill="1F3864"/>
-          </w:tcPr>
-          <w:p>
-            <w:pPr>
+            <w:vAlign w:val="center"/>
+          </w:tcPr>
+          <w:p>
+            <w:pPr>
+              <w:jc w:val="center"/>
               <w:rPr>
                 <w:sz w:val="14"/>
                 <w:szCs w:val="14"/>
@@ -1926,9 +2051,11 @@
           <w:tcPr>
             <w:tcW w:w="983" w:type="dxa"/>
             <w:shd w:val="clear" w:color="auto" w:fill="1F3864"/>
-          </w:tcPr>
-          <w:p>
-            <w:pPr>
+            <w:vAlign w:val="center"/>
+          </w:tcPr>
+          <w:p>
+            <w:pPr>
+              <w:jc w:val="center"/>
               <w:rPr>
                 <w:sz w:val="14"/>
                 <w:szCs w:val="14"/>
@@ -1959,9 +2086,11 @@
           <w:tcPr>
             <w:tcW w:w="983" w:type="dxa"/>
             <w:shd w:val="clear" w:color="auto" w:fill="1F3864"/>
-          </w:tcPr>
-          <w:p>
-            <w:pPr>
+            <w:vAlign w:val="center"/>
+          </w:tcPr>
+          <w:p>
+            <w:pPr>
+              <w:jc w:val="center"/>
               <w:rPr>
                 <w:sz w:val="14"/>
                 <w:szCs w:val="14"/>
@@ -1982,9 +2111,11 @@
           <w:tcPr>
             <w:tcW w:w="984" w:type="dxa"/>
             <w:shd w:val="clear" w:color="auto" w:fill="1F3864"/>
-          </w:tcPr>
-          <w:p>
-            <w:pPr>
+            <w:vAlign w:val="center"/>
+          </w:tcPr>
+          <w:p>
+            <w:pPr>
+              <w:jc w:val="center"/>
               <w:rPr>
                 <w:sz w:val="14"/>
                 <w:szCs w:val="14"/>
@@ -2007,9 +2138,11 @@
           <w:tcPr>
             <w:tcW w:w="392" w:type="dxa"/>
             <w:shd w:val="clear" w:color="auto" w:fill="F2F2F2"/>
-          </w:tcPr>
-          <w:p>
-            <w:pPr>
+            <w:vAlign w:val="center"/>
+          </w:tcPr>
+          <w:p>
+            <w:pPr>
+              <w:jc w:val="center"/>
               <w:rPr>
                 <w:sz w:val="14"/>
                 <w:szCs w:val="14"/>
@@ -2029,9 +2162,11 @@
           <w:tcPr>
             <w:tcW w:w="709" w:type="dxa"/>
             <w:shd w:val="clear" w:color="auto" w:fill="F2F2F2"/>
-          </w:tcPr>
-          <w:p>
-            <w:pPr>
+            <w:vAlign w:val="center"/>
+          </w:tcPr>
+          <w:p>
+            <w:pPr>
+              <w:jc w:val="center"/>
               <w:rPr>
                 <w:sz w:val="14"/>
                 <w:szCs w:val="14"/>
@@ -2051,9 +2186,11 @@
           <w:tcPr>
             <w:tcW w:w="992" w:type="dxa"/>
             <w:shd w:val="clear" w:color="auto" w:fill="F2F2F2"/>
-          </w:tcPr>
-          <w:p>
-            <w:pPr>
+            <w:vAlign w:val="center"/>
+          </w:tcPr>
+          <w:p>
+            <w:pPr>
+              <w:jc w:val="center"/>
               <w:rPr>
                 <w:sz w:val="14"/>
                 <w:szCs w:val="14"/>
@@ -2073,9 +2210,11 @@
           <w:tcPr>
             <w:tcW w:w="1134" w:type="dxa"/>
             <w:shd w:val="clear" w:color="auto" w:fill="F2F2F2"/>
-          </w:tcPr>
-          <w:p>
-            <w:pPr>
+            <w:vAlign w:val="center"/>
+          </w:tcPr>
+          <w:p>
+            <w:pPr>
+              <w:jc w:val="center"/>
               <w:rPr>
                 <w:sz w:val="14"/>
                 <w:szCs w:val="14"/>
@@ -2099,6 +2238,7 @@
           </w:tcPr>
           <w:p>
             <w:pPr>
+              <w:jc w:val="center"/>
               <w:rPr>
                 <w:color w:val="000000"/>
                 <w:sz w:val="14"/>
@@ -2122,6 +2262,7 @@
           </w:tcPr>
           <w:p>
             <w:pPr>
+              <w:jc w:val="center"/>
               <w:rPr>
                 <w:sz w:val="14"/>
                 <w:szCs w:val="14"/>
@@ -2137,6 +2278,7 @@
           </w:p>
           <w:p>
             <w:pPr>
+              <w:jc w:val="center"/>
               <w:rPr>
                 <w:sz w:val="14"/>
                 <w:szCs w:val="14"/>
@@ -2152,6 +2294,7 @@
           </w:p>
           <w:p>
             <w:pPr>
+              <w:jc w:val="center"/>
               <w:rPr>
                 <w:sz w:val="14"/>
                 <w:szCs w:val="14"/>
@@ -2167,6 +2310,7 @@
           </w:p>
           <w:p>
             <w:pPr>
+              <w:jc w:val="center"/>
               <w:rPr>
                 <w:color w:val="000000"/>
                 <w:sz w:val="14"/>
@@ -2186,9 +2330,11 @@
           <w:tcPr>
             <w:tcW w:w="983" w:type="dxa"/>
             <w:shd w:val="clear" w:color="auto" w:fill="F2F2F2"/>
-          </w:tcPr>
-          <w:p>
-            <w:pPr>
+            <w:vAlign w:val="center"/>
+          </w:tcPr>
+          <w:p>
+            <w:pPr>
+              <w:jc w:val="center"/>
               <w:rPr>
                 <w:sz w:val="14"/>
                 <w:szCs w:val="14"/>
@@ -2208,9 +2354,11 @@
           <w:tcPr>
             <w:tcW w:w="983" w:type="dxa"/>
             <w:shd w:val="clear" w:color="auto" w:fill="E2EFDA"/>
-          </w:tcPr>
-          <w:p>
-            <w:pPr>
+            <w:vAlign w:val="center"/>
+          </w:tcPr>
+          <w:p>
+            <w:pPr>
+              <w:jc w:val="center"/>
               <w:rPr>
                 <w:sz w:val="14"/>
                 <w:szCs w:val="14"/>
@@ -2230,9 +2378,11 @@
           <w:tcPr>
             <w:tcW w:w="983" w:type="dxa"/>
             <w:shd w:val="clear" w:color="auto" w:fill="E2EFDA"/>
-          </w:tcPr>
-          <w:p>
-            <w:pPr>
+            <w:vAlign w:val="center"/>
+          </w:tcPr>
+          <w:p>
+            <w:pPr>
+              <w:jc w:val="center"/>
               <w:rPr>
                 <w:sz w:val="14"/>
                 <w:szCs w:val="14"/>
@@ -2252,9 +2402,11 @@
           <w:tcPr>
             <w:tcW w:w="984" w:type="dxa"/>
             <w:shd w:val="clear" w:color="auto" w:fill="E2EFDA"/>
-          </w:tcPr>
-          <w:p>
-            <w:pPr>
+            <w:vAlign w:val="center"/>
+          </w:tcPr>
+          <w:p>
+            <w:pPr>
+              <w:jc w:val="center"/>
               <w:rPr>
                 <w:sz w:val="14"/>
                 <w:szCs w:val="14"/>
@@ -2276,9 +2428,11 @@
           <w:tcPr>
             <w:tcW w:w="392" w:type="dxa"/>
             <w:shd w:val="clear" w:color="auto" w:fill="FFFFFF"/>
-          </w:tcPr>
-          <w:p>
-            <w:pPr>
+            <w:vAlign w:val="center"/>
+          </w:tcPr>
+          <w:p>
+            <w:pPr>
+              <w:jc w:val="center"/>
               <w:rPr>
                 <w:sz w:val="14"/>
                 <w:szCs w:val="14"/>
@@ -2298,9 +2452,11 @@
           <w:tcPr>
             <w:tcW w:w="709" w:type="dxa"/>
             <w:shd w:val="clear" w:color="auto" w:fill="FFFFFF"/>
-          </w:tcPr>
-          <w:p>
-            <w:pPr>
+            <w:vAlign w:val="center"/>
+          </w:tcPr>
+          <w:p>
+            <w:pPr>
+              <w:jc w:val="center"/>
               <w:rPr>
                 <w:sz w:val="14"/>
                 <w:szCs w:val="14"/>
@@ -2320,9 +2476,11 @@
           <w:tcPr>
             <w:tcW w:w="992" w:type="dxa"/>
             <w:shd w:val="clear" w:color="auto" w:fill="FFFFFF"/>
-          </w:tcPr>
-          <w:p>
-            <w:pPr>
+            <w:vAlign w:val="center"/>
+          </w:tcPr>
+          <w:p>
+            <w:pPr>
+              <w:jc w:val="center"/>
               <w:rPr>
                 <w:sz w:val="14"/>
                 <w:szCs w:val="14"/>
@@ -2342,9 +2500,11 @@
           <w:tcPr>
             <w:tcW w:w="1134" w:type="dxa"/>
             <w:shd w:val="clear" w:color="auto" w:fill="FFFFFF"/>
-          </w:tcPr>
-          <w:p>
-            <w:pPr>
+            <w:vAlign w:val="center"/>
+          </w:tcPr>
+          <w:p>
+            <w:pPr>
+              <w:jc w:val="center"/>
               <w:rPr>
                 <w:sz w:val="14"/>
                 <w:szCs w:val="14"/>
@@ -2368,6 +2528,7 @@
           </w:tcPr>
           <w:p>
             <w:pPr>
+              <w:jc w:val="center"/>
               <w:rPr>
                 <w:color w:val="000000"/>
                 <w:sz w:val="14"/>
@@ -2391,6 +2552,7 @@
           </w:tcPr>
           <w:p>
             <w:pPr>
+              <w:jc w:val="center"/>
               <w:rPr>
                 <w:sz w:val="14"/>
                 <w:szCs w:val="14"/>
@@ -2406,6 +2568,7 @@
           </w:p>
           <w:p>
             <w:pPr>
+              <w:jc w:val="center"/>
               <w:rPr>
                 <w:sz w:val="14"/>
                 <w:szCs w:val="14"/>
@@ -2421,6 +2584,7 @@
           </w:p>
           <w:p>
             <w:pPr>
+              <w:jc w:val="center"/>
               <w:rPr>
                 <w:sz w:val="14"/>
                 <w:szCs w:val="14"/>
@@ -2436,6 +2600,7 @@
           </w:p>
           <w:p>
             <w:pPr>
+              <w:jc w:val="center"/>
               <w:rPr>
                 <w:sz w:val="14"/>
                 <w:szCs w:val="14"/>
@@ -2451,6 +2616,7 @@
           </w:p>
           <w:p>
             <w:pPr>
+              <w:jc w:val="center"/>
               <w:rPr>
                 <w:color w:val="000000"/>
                 <w:sz w:val="14"/>
@@ -2470,9 +2636,11 @@
           <w:tcPr>
             <w:tcW w:w="983" w:type="dxa"/>
             <w:shd w:val="clear" w:color="auto" w:fill="FFFFFF"/>
-          </w:tcPr>
-          <w:p>
-            <w:pPr>
+            <w:vAlign w:val="center"/>
+          </w:tcPr>
+          <w:p>
+            <w:pPr>
+              <w:jc w:val="center"/>
               <w:rPr>
                 <w:sz w:val="14"/>
                 <w:szCs w:val="14"/>
@@ -2492,9 +2660,11 @@
           <w:tcPr>
             <w:tcW w:w="983" w:type="dxa"/>
             <w:shd w:val="clear" w:color="auto" w:fill="E2EFDA"/>
-          </w:tcPr>
-          <w:p>
-            <w:pPr>
+            <w:vAlign w:val="center"/>
+          </w:tcPr>
+          <w:p>
+            <w:pPr>
+              <w:jc w:val="center"/>
               <w:rPr>
                 <w:sz w:val="14"/>
                 <w:szCs w:val="14"/>
@@ -2514,9 +2684,11 @@
           <w:tcPr>
             <w:tcW w:w="983" w:type="dxa"/>
             <w:shd w:val="clear" w:color="auto" w:fill="E2EFDA"/>
-          </w:tcPr>
-          <w:p>
-            <w:pPr>
+            <w:vAlign w:val="center"/>
+          </w:tcPr>
+          <w:p>
+            <w:pPr>
+              <w:jc w:val="center"/>
               <w:rPr>
                 <w:sz w:val="14"/>
                 <w:szCs w:val="14"/>
@@ -2536,9 +2708,11 @@
           <w:tcPr>
             <w:tcW w:w="984" w:type="dxa"/>
             <w:shd w:val="clear" w:color="auto" w:fill="E2EFDA"/>
-          </w:tcPr>
-          <w:p>
-            <w:pPr>
+            <w:vAlign w:val="center"/>
+          </w:tcPr>
+          <w:p>
+            <w:pPr>
+              <w:jc w:val="center"/>
               <w:rPr>
                 <w:sz w:val="14"/>
                 <w:szCs w:val="14"/>
@@ -2560,9 +2734,11 @@
           <w:tcPr>
             <w:tcW w:w="392" w:type="dxa"/>
             <w:shd w:val="clear" w:color="auto" w:fill="F2F2F2"/>
-          </w:tcPr>
-          <w:p>
-            <w:pPr>
+            <w:vAlign w:val="center"/>
+          </w:tcPr>
+          <w:p>
+            <w:pPr>
+              <w:jc w:val="center"/>
               <w:rPr>
                 <w:sz w:val="14"/>
                 <w:szCs w:val="14"/>
@@ -2582,9 +2758,11 @@
           <w:tcPr>
             <w:tcW w:w="709" w:type="dxa"/>
             <w:shd w:val="clear" w:color="auto" w:fill="F2F2F2"/>
-          </w:tcPr>
-          <w:p>
-            <w:pPr>
+            <w:vAlign w:val="center"/>
+          </w:tcPr>
+          <w:p>
+            <w:pPr>
+              <w:jc w:val="center"/>
               <w:rPr>
                 <w:sz w:val="14"/>
                 <w:szCs w:val="14"/>
@@ -2604,9 +2782,11 @@
           <w:tcPr>
             <w:tcW w:w="992" w:type="dxa"/>
             <w:shd w:val="clear" w:color="auto" w:fill="F2F2F2"/>
-          </w:tcPr>
-          <w:p>
-            <w:pPr>
+            <w:vAlign w:val="center"/>
+          </w:tcPr>
+          <w:p>
+            <w:pPr>
+              <w:jc w:val="center"/>
               <w:rPr>
                 <w:sz w:val="14"/>
                 <w:szCs w:val="14"/>
@@ -2626,9 +2806,11 @@
           <w:tcPr>
             <w:tcW w:w="1134" w:type="dxa"/>
             <w:shd w:val="clear" w:color="auto" w:fill="F2F2F2"/>
-          </w:tcPr>
-          <w:p>
-            <w:pPr>
+            <w:vAlign w:val="center"/>
+          </w:tcPr>
+          <w:p>
+            <w:pPr>
+              <w:jc w:val="center"/>
               <w:rPr>
                 <w:sz w:val="14"/>
                 <w:szCs w:val="14"/>
@@ -2652,6 +2834,7 @@
           </w:tcPr>
           <w:p>
             <w:pPr>
+              <w:jc w:val="center"/>
               <w:rPr>
                 <w:color w:val="000000"/>
                 <w:sz w:val="14"/>
@@ -2675,6 +2858,7 @@
           </w:tcPr>
           <w:p>
             <w:pPr>
+              <w:jc w:val="center"/>
               <w:rPr>
                 <w:sz w:val="14"/>
                 <w:szCs w:val="14"/>
@@ -2690,6 +2874,7 @@
           </w:p>
           <w:p>
             <w:pPr>
+              <w:jc w:val="center"/>
               <w:rPr>
                 <w:sz w:val="14"/>
                 <w:szCs w:val="14"/>
@@ -2705,6 +2890,7 @@
           </w:p>
           <w:p>
             <w:pPr>
+              <w:jc w:val="center"/>
               <w:rPr>
                 <w:sz w:val="14"/>
                 <w:szCs w:val="14"/>
@@ -2720,6 +2906,7 @@
           </w:p>
           <w:p>
             <w:pPr>
+              <w:jc w:val="center"/>
               <w:rPr>
                 <w:sz w:val="14"/>
                 <w:szCs w:val="14"/>
@@ -2735,6 +2922,7 @@
           </w:p>
           <w:p>
             <w:pPr>
+              <w:jc w:val="center"/>
               <w:rPr>
                 <w:color w:val="000000"/>
                 <w:sz w:val="14"/>
@@ -2754,9 +2942,11 @@
           <w:tcPr>
             <w:tcW w:w="983" w:type="dxa"/>
             <w:shd w:val="clear" w:color="auto" w:fill="F2F2F2"/>
-          </w:tcPr>
-          <w:p>
-            <w:pPr>
+            <w:vAlign w:val="center"/>
+          </w:tcPr>
+          <w:p>
+            <w:pPr>
+              <w:jc w:val="center"/>
               <w:rPr>
                 <w:sz w:val="14"/>
                 <w:szCs w:val="14"/>
@@ -2776,9 +2966,11 @@
           <w:tcPr>
             <w:tcW w:w="983" w:type="dxa"/>
             <w:shd w:val="clear" w:color="auto" w:fill="E2EFDA"/>
-          </w:tcPr>
-          <w:p>
-            <w:pPr>
+            <w:vAlign w:val="center"/>
+          </w:tcPr>
+          <w:p>
+            <w:pPr>
+              <w:jc w:val="center"/>
               <w:rPr>
                 <w:sz w:val="14"/>
                 <w:szCs w:val="14"/>
@@ -2798,9 +2990,11 @@
           <w:tcPr>
             <w:tcW w:w="983" w:type="dxa"/>
             <w:shd w:val="clear" w:color="auto" w:fill="E2EFDA"/>
-          </w:tcPr>
-          <w:p>
-            <w:pPr>
+            <w:vAlign w:val="center"/>
+          </w:tcPr>
+          <w:p>
+            <w:pPr>
+              <w:jc w:val="center"/>
               <w:rPr>
                 <w:sz w:val="14"/>
                 <w:szCs w:val="14"/>
@@ -2820,9 +3014,11 @@
           <w:tcPr>
             <w:tcW w:w="984" w:type="dxa"/>
             <w:shd w:val="clear" w:color="auto" w:fill="E2EFDA"/>
-          </w:tcPr>
-          <w:p>
-            <w:pPr>
+            <w:vAlign w:val="center"/>
+          </w:tcPr>
+          <w:p>
+            <w:pPr>
+              <w:jc w:val="center"/>
               <w:rPr>
                 <w:sz w:val="14"/>
                 <w:szCs w:val="14"/>
@@ -2844,9 +3040,11 @@
           <w:tcPr>
             <w:tcW w:w="392" w:type="dxa"/>
             <w:shd w:val="clear" w:color="auto" w:fill="FFFFFF"/>
-          </w:tcPr>
-          <w:p>
-            <w:pPr>
+            <w:vAlign w:val="center"/>
+          </w:tcPr>
+          <w:p>
+            <w:pPr>
+              <w:jc w:val="center"/>
               <w:rPr>
                 <w:sz w:val="14"/>
                 <w:szCs w:val="14"/>
@@ -2866,9 +3064,11 @@
           <w:tcPr>
             <w:tcW w:w="709" w:type="dxa"/>
             <w:shd w:val="clear" w:color="auto" w:fill="FFFFFF"/>
-          </w:tcPr>
-          <w:p>
-            <w:pPr>
+            <w:vAlign w:val="center"/>
+          </w:tcPr>
+          <w:p>
+            <w:pPr>
+              <w:jc w:val="center"/>
               <w:rPr>
                 <w:sz w:val="14"/>
                 <w:szCs w:val="14"/>
@@ -2888,9 +3088,11 @@
           <w:tcPr>
             <w:tcW w:w="992" w:type="dxa"/>
             <w:shd w:val="clear" w:color="auto" w:fill="FFFFFF"/>
-          </w:tcPr>
-          <w:p>
-            <w:pPr>
+            <w:vAlign w:val="center"/>
+          </w:tcPr>
+          <w:p>
+            <w:pPr>
+              <w:jc w:val="center"/>
               <w:rPr>
                 <w:sz w:val="14"/>
                 <w:szCs w:val="14"/>
@@ -2910,9 +3112,11 @@
           <w:tcPr>
             <w:tcW w:w="1134" w:type="dxa"/>
             <w:shd w:val="clear" w:color="auto" w:fill="FFFFFF"/>
-          </w:tcPr>
-          <w:p>
-            <w:pPr>
+            <w:vAlign w:val="center"/>
+          </w:tcPr>
+          <w:p>
+            <w:pPr>
+              <w:jc w:val="center"/>
               <w:rPr>
                 <w:sz w:val="14"/>
                 <w:szCs w:val="14"/>
@@ -2936,6 +3140,7 @@
           </w:tcPr>
           <w:p>
             <w:pPr>
+              <w:jc w:val="center"/>
               <w:rPr>
                 <w:color w:val="000000"/>
                 <w:sz w:val="14"/>
@@ -2959,6 +3164,7 @@
           </w:tcPr>
           <w:p>
             <w:pPr>
+              <w:jc w:val="center"/>
               <w:rPr>
                 <w:sz w:val="14"/>
                 <w:szCs w:val="14"/>
@@ -2974,6 +3180,7 @@
           </w:p>
           <w:p>
             <w:pPr>
+              <w:jc w:val="center"/>
               <w:rPr>
                 <w:sz w:val="14"/>
                 <w:szCs w:val="14"/>
@@ -2989,6 +3196,7 @@
           </w:p>
           <w:p>
             <w:pPr>
+              <w:jc w:val="center"/>
               <w:rPr>
                 <w:sz w:val="14"/>
                 <w:szCs w:val="14"/>
@@ -3004,6 +3212,7 @@
           </w:p>
           <w:p>
             <w:pPr>
+              <w:jc w:val="center"/>
               <w:rPr>
                 <w:sz w:val="14"/>
                 <w:szCs w:val="14"/>
@@ -3019,6 +3228,7 @@
           </w:p>
           <w:p>
             <w:pPr>
+              <w:jc w:val="center"/>
               <w:rPr>
                 <w:sz w:val="14"/>
                 <w:szCs w:val="14"/>
@@ -3034,6 +3244,7 @@
           </w:p>
           <w:p>
             <w:pPr>
+              <w:jc w:val="center"/>
               <w:rPr>
                 <w:color w:val="000000"/>
                 <w:sz w:val="14"/>
@@ -3053,9 +3264,11 @@
           <w:tcPr>
             <w:tcW w:w="983" w:type="dxa"/>
             <w:shd w:val="clear" w:color="auto" w:fill="FFFFFF"/>
-          </w:tcPr>
-          <w:p>
-            <w:pPr>
+            <w:vAlign w:val="center"/>
+          </w:tcPr>
+          <w:p>
+            <w:pPr>
+              <w:jc w:val="center"/>
               <w:rPr>
                 <w:sz w:val="14"/>
                 <w:szCs w:val="14"/>
@@ -3075,9 +3288,11 @@
           <w:tcPr>
             <w:tcW w:w="983" w:type="dxa"/>
             <w:shd w:val="clear" w:color="auto" w:fill="E2EFDA"/>
-          </w:tcPr>
-          <w:p>
-            <w:pPr>
+            <w:vAlign w:val="center"/>
+          </w:tcPr>
+          <w:p>
+            <w:pPr>
+              <w:jc w:val="center"/>
               <w:rPr>
                 <w:sz w:val="14"/>
                 <w:szCs w:val="14"/>
@@ -3097,9 +3312,11 @@
           <w:tcPr>
             <w:tcW w:w="983" w:type="dxa"/>
             <w:shd w:val="clear" w:color="auto" w:fill="E2EFDA"/>
-          </w:tcPr>
-          <w:p>
-            <w:pPr>
+            <w:vAlign w:val="center"/>
+          </w:tcPr>
+          <w:p>
+            <w:pPr>
+              <w:jc w:val="center"/>
               <w:rPr>
                 <w:sz w:val="14"/>
                 <w:szCs w:val="14"/>
@@ -3119,9 +3336,11 @@
           <w:tcPr>
             <w:tcW w:w="984" w:type="dxa"/>
             <w:shd w:val="clear" w:color="auto" w:fill="E2EFDA"/>
-          </w:tcPr>
-          <w:p>
-            <w:pPr>
+            <w:vAlign w:val="center"/>
+          </w:tcPr>
+          <w:p>
+            <w:pPr>
+              <w:jc w:val="center"/>
               <w:rPr>
                 <w:sz w:val="14"/>
                 <w:szCs w:val="14"/>
@@ -3143,9 +3362,11 @@
           <w:tcPr>
             <w:tcW w:w="392" w:type="dxa"/>
             <w:shd w:val="clear" w:color="auto" w:fill="F2F2F2"/>
-          </w:tcPr>
-          <w:p>
-            <w:pPr>
+            <w:vAlign w:val="center"/>
+          </w:tcPr>
+          <w:p>
+            <w:pPr>
+              <w:jc w:val="center"/>
               <w:rPr>
                 <w:sz w:val="14"/>
                 <w:szCs w:val="14"/>
@@ -3165,9 +3386,11 @@
           <w:tcPr>
             <w:tcW w:w="709" w:type="dxa"/>
             <w:shd w:val="clear" w:color="auto" w:fill="F2F2F2"/>
-          </w:tcPr>
-          <w:p>
-            <w:pPr>
+            <w:vAlign w:val="center"/>
+          </w:tcPr>
+          <w:p>
+            <w:pPr>
+              <w:jc w:val="center"/>
               <w:rPr>
                 <w:sz w:val="14"/>
                 <w:szCs w:val="14"/>
@@ -3187,9 +3410,11 @@
           <w:tcPr>
             <w:tcW w:w="992" w:type="dxa"/>
             <w:shd w:val="clear" w:color="auto" w:fill="F2F2F2"/>
-          </w:tcPr>
-          <w:p>
-            <w:pPr>
+            <w:vAlign w:val="center"/>
+          </w:tcPr>
+          <w:p>
+            <w:pPr>
+              <w:jc w:val="center"/>
               <w:rPr>
                 <w:sz w:val="14"/>
                 <w:szCs w:val="14"/>
@@ -3209,9 +3434,11 @@
           <w:tcPr>
             <w:tcW w:w="1134" w:type="dxa"/>
             <w:shd w:val="clear" w:color="auto" w:fill="F2F2F2"/>
-          </w:tcPr>
-          <w:p>
-            <w:pPr>
+            <w:vAlign w:val="center"/>
+          </w:tcPr>
+          <w:p>
+            <w:pPr>
+              <w:jc w:val="center"/>
               <w:rPr>
                 <w:sz w:val="14"/>
                 <w:szCs w:val="14"/>
@@ -3235,6 +3462,7 @@
           </w:tcPr>
           <w:p>
             <w:pPr>
+              <w:jc w:val="center"/>
               <w:rPr>
                 <w:color w:val="000000"/>
                 <w:sz w:val="14"/>
@@ -3258,6 +3486,7 @@
           </w:tcPr>
           <w:p>
             <w:pPr>
+              <w:jc w:val="center"/>
               <w:rPr>
                 <w:sz w:val="14"/>
                 <w:szCs w:val="14"/>
@@ -3273,6 +3502,7 @@
           </w:p>
           <w:p>
             <w:pPr>
+              <w:jc w:val="center"/>
               <w:rPr>
                 <w:sz w:val="14"/>
                 <w:szCs w:val="14"/>
@@ -3288,6 +3518,7 @@
           </w:p>
           <w:p>
             <w:pPr>
+              <w:jc w:val="center"/>
               <w:rPr>
                 <w:color w:val="000000"/>
                 <w:sz w:val="14"/>
@@ -3299,15 +3530,7 @@
                 <w:sz w:val="14"/>
                 <w:szCs w:val="14"/>
               </w:rPr>
-              <w:t xml:space="preserve">3. Verificar rechazo </w:t>
-            </w:r>
-            <w:r>
-              <w:rPr>
-                <w:sz w:val="14"/>
-                <w:szCs w:val="14"/>
-              </w:rPr>
-              <w:lastRenderedPageBreak/>
-              <w:t>por autenticación.</w:t>
+              <w:t>3. Verificar rechazo por autenticación.</w:t>
             </w:r>
           </w:p>
         </w:tc>
@@ -3315,9 +3538,11 @@
           <w:tcPr>
             <w:tcW w:w="983" w:type="dxa"/>
             <w:shd w:val="clear" w:color="auto" w:fill="F2F2F2"/>
-          </w:tcPr>
-          <w:p>
-            <w:pPr>
+            <w:vAlign w:val="center"/>
+          </w:tcPr>
+          <w:p>
+            <w:pPr>
+              <w:jc w:val="center"/>
               <w:rPr>
                 <w:sz w:val="14"/>
                 <w:szCs w:val="14"/>
@@ -3329,7 +3554,6 @@
                 <w:sz w:val="14"/>
                 <w:szCs w:val="14"/>
               </w:rPr>
-              <w:lastRenderedPageBreak/>
               <w:t>HTTP 401.</w:t>
             </w:r>
           </w:p>
@@ -3338,9 +3562,11 @@
           <w:tcPr>
             <w:tcW w:w="983" w:type="dxa"/>
             <w:shd w:val="clear" w:color="auto" w:fill="E2EFDA"/>
-          </w:tcPr>
-          <w:p>
-            <w:pPr>
+            <w:vAlign w:val="center"/>
+          </w:tcPr>
+          <w:p>
+            <w:pPr>
+              <w:jc w:val="center"/>
               <w:rPr>
                 <w:sz w:val="14"/>
                 <w:szCs w:val="14"/>
@@ -3360,9 +3586,11 @@
           <w:tcPr>
             <w:tcW w:w="983" w:type="dxa"/>
             <w:shd w:val="clear" w:color="auto" w:fill="E2EFDA"/>
-          </w:tcPr>
-          <w:p>
-            <w:pPr>
+            <w:vAlign w:val="center"/>
+          </w:tcPr>
+          <w:p>
+            <w:pPr>
+              <w:jc w:val="center"/>
               <w:rPr>
                 <w:sz w:val="14"/>
                 <w:szCs w:val="14"/>
@@ -3382,9 +3610,11 @@
           <w:tcPr>
             <w:tcW w:w="984" w:type="dxa"/>
             <w:shd w:val="clear" w:color="auto" w:fill="E2EFDA"/>
-          </w:tcPr>
-          <w:p>
-            <w:pPr>
+            <w:vAlign w:val="center"/>
+          </w:tcPr>
+          <w:p>
+            <w:pPr>
+              <w:jc w:val="center"/>
               <w:rPr>
                 <w:sz w:val="14"/>
                 <w:szCs w:val="14"/>
@@ -3406,9 +3636,11 @@
           <w:tcPr>
             <w:tcW w:w="392" w:type="dxa"/>
             <w:shd w:val="clear" w:color="auto" w:fill="FFFFFF"/>
-          </w:tcPr>
-          <w:p>
-            <w:pPr>
+            <w:vAlign w:val="center"/>
+          </w:tcPr>
+          <w:p>
+            <w:pPr>
+              <w:jc w:val="center"/>
               <w:rPr>
                 <w:sz w:val="14"/>
                 <w:szCs w:val="14"/>
@@ -3420,6 +3652,7 @@
                 <w:sz w:val="14"/>
                 <w:szCs w:val="14"/>
               </w:rPr>
+              <w:lastRenderedPageBreak/>
               <w:t>CP-074</w:t>
             </w:r>
           </w:p>
@@ -3428,9 +3661,11 @@
           <w:tcPr>
             <w:tcW w:w="709" w:type="dxa"/>
             <w:shd w:val="clear" w:color="auto" w:fill="FFFFFF"/>
-          </w:tcPr>
-          <w:p>
-            <w:pPr>
+            <w:vAlign w:val="center"/>
+          </w:tcPr>
+          <w:p>
+            <w:pPr>
+              <w:jc w:val="center"/>
               <w:rPr>
                 <w:sz w:val="14"/>
                 <w:szCs w:val="14"/>
@@ -3450,9 +3685,11 @@
           <w:tcPr>
             <w:tcW w:w="992" w:type="dxa"/>
             <w:shd w:val="clear" w:color="auto" w:fill="FFFFFF"/>
-          </w:tcPr>
-          <w:p>
-            <w:pPr>
+            <w:vAlign w:val="center"/>
+          </w:tcPr>
+          <w:p>
+            <w:pPr>
+              <w:jc w:val="center"/>
               <w:rPr>
                 <w:sz w:val="14"/>
                 <w:szCs w:val="14"/>
@@ -3472,9 +3709,11 @@
           <w:tcPr>
             <w:tcW w:w="1134" w:type="dxa"/>
             <w:shd w:val="clear" w:color="auto" w:fill="FFFFFF"/>
-          </w:tcPr>
-          <w:p>
-            <w:pPr>
+            <w:vAlign w:val="center"/>
+          </w:tcPr>
+          <w:p>
+            <w:pPr>
+              <w:jc w:val="center"/>
               <w:rPr>
                 <w:sz w:val="14"/>
                 <w:szCs w:val="14"/>
@@ -3498,6 +3737,7 @@
           </w:tcPr>
           <w:p>
             <w:pPr>
+              <w:jc w:val="center"/>
               <w:rPr>
                 <w:color w:val="000000"/>
                 <w:sz w:val="14"/>
@@ -3521,6 +3761,7 @@
           </w:tcPr>
           <w:p>
             <w:pPr>
+              <w:jc w:val="center"/>
               <w:rPr>
                 <w:sz w:val="14"/>
                 <w:szCs w:val="14"/>
@@ -3536,6 +3777,7 @@
           </w:p>
           <w:p>
             <w:pPr>
+              <w:jc w:val="center"/>
               <w:rPr>
                 <w:sz w:val="14"/>
                 <w:szCs w:val="14"/>
@@ -3551,6 +3793,7 @@
           </w:p>
           <w:p>
             <w:pPr>
+              <w:jc w:val="center"/>
               <w:rPr>
                 <w:sz w:val="14"/>
                 <w:szCs w:val="14"/>
@@ -3566,6 +3809,7 @@
           </w:p>
           <w:p>
             <w:pPr>
+              <w:jc w:val="center"/>
               <w:rPr>
                 <w:color w:val="000000"/>
                 <w:sz w:val="14"/>
@@ -3585,9 +3829,11 @@
           <w:tcPr>
             <w:tcW w:w="983" w:type="dxa"/>
             <w:shd w:val="clear" w:color="auto" w:fill="FFFFFF"/>
-          </w:tcPr>
-          <w:p>
-            <w:pPr>
+            <w:vAlign w:val="center"/>
+          </w:tcPr>
+          <w:p>
+            <w:pPr>
+              <w:jc w:val="center"/>
               <w:rPr>
                 <w:sz w:val="14"/>
                 <w:szCs w:val="14"/>
@@ -3607,9 +3853,11 @@
           <w:tcPr>
             <w:tcW w:w="983" w:type="dxa"/>
             <w:shd w:val="clear" w:color="auto" w:fill="E2EFDA"/>
-          </w:tcPr>
-          <w:p>
-            <w:pPr>
+            <w:vAlign w:val="center"/>
+          </w:tcPr>
+          <w:p>
+            <w:pPr>
+              <w:jc w:val="center"/>
               <w:rPr>
                 <w:sz w:val="14"/>
                 <w:szCs w:val="14"/>
@@ -3629,9 +3877,11 @@
           <w:tcPr>
             <w:tcW w:w="983" w:type="dxa"/>
             <w:shd w:val="clear" w:color="auto" w:fill="E2EFDA"/>
-          </w:tcPr>
-          <w:p>
-            <w:pPr>
+            <w:vAlign w:val="center"/>
+          </w:tcPr>
+          <w:p>
+            <w:pPr>
+              <w:jc w:val="center"/>
               <w:rPr>
                 <w:sz w:val="14"/>
                 <w:szCs w:val="14"/>
@@ -3651,9 +3901,11 @@
           <w:tcPr>
             <w:tcW w:w="984" w:type="dxa"/>
             <w:shd w:val="clear" w:color="auto" w:fill="E2EFDA"/>
-          </w:tcPr>
-          <w:p>
-            <w:pPr>
+            <w:vAlign w:val="center"/>
+          </w:tcPr>
+          <w:p>
+            <w:pPr>
+              <w:jc w:val="center"/>
               <w:rPr>
                 <w:sz w:val="14"/>
                 <w:szCs w:val="14"/>
@@ -3675,9 +3927,11 @@
           <w:tcPr>
             <w:tcW w:w="392" w:type="dxa"/>
             <w:shd w:val="clear" w:color="auto" w:fill="F2F2F2"/>
-          </w:tcPr>
-          <w:p>
-            <w:pPr>
+            <w:vAlign w:val="center"/>
+          </w:tcPr>
+          <w:p>
+            <w:pPr>
+              <w:jc w:val="center"/>
               <w:rPr>
                 <w:sz w:val="14"/>
                 <w:szCs w:val="14"/>
@@ -3697,9 +3951,11 @@
           <w:tcPr>
             <w:tcW w:w="709" w:type="dxa"/>
             <w:shd w:val="clear" w:color="auto" w:fill="F2F2F2"/>
-          </w:tcPr>
-          <w:p>
-            <w:pPr>
+            <w:vAlign w:val="center"/>
+          </w:tcPr>
+          <w:p>
+            <w:pPr>
+              <w:jc w:val="center"/>
               <w:rPr>
                 <w:sz w:val="14"/>
                 <w:szCs w:val="14"/>
@@ -3719,9 +3975,11 @@
           <w:tcPr>
             <w:tcW w:w="992" w:type="dxa"/>
             <w:shd w:val="clear" w:color="auto" w:fill="F2F2F2"/>
-          </w:tcPr>
-          <w:p>
-            <w:pPr>
+            <w:vAlign w:val="center"/>
+          </w:tcPr>
+          <w:p>
+            <w:pPr>
+              <w:jc w:val="center"/>
               <w:rPr>
                 <w:sz w:val="14"/>
                 <w:szCs w:val="14"/>
@@ -3741,9 +3999,11 @@
           <w:tcPr>
             <w:tcW w:w="1134" w:type="dxa"/>
             <w:shd w:val="clear" w:color="auto" w:fill="F2F2F2"/>
-          </w:tcPr>
-          <w:p>
-            <w:pPr>
+            <w:vAlign w:val="center"/>
+          </w:tcPr>
+          <w:p>
+            <w:pPr>
+              <w:jc w:val="center"/>
               <w:rPr>
                 <w:sz w:val="14"/>
                 <w:szCs w:val="14"/>
@@ -3767,6 +4027,7 @@
           </w:tcPr>
           <w:p>
             <w:pPr>
+              <w:jc w:val="center"/>
               <w:rPr>
                 <w:color w:val="000000"/>
                 <w:sz w:val="14"/>
@@ -3790,37 +4051,23 @@
           </w:tcPr>
           <w:p>
             <w:pPr>
-              <w:rPr>
-                <w:sz w:val="14"/>
-                <w:szCs w:val="14"/>
-              </w:rPr>
-            </w:pPr>
-            <w:r>
-              <w:rPr>
-                <w:sz w:val="14"/>
-                <w:szCs w:val="14"/>
-              </w:rPr>
-              <w:t>1. Ejecutar GET /api/v1/planillas/&lt;</w:t>
-            </w:r>
-            <w:proofErr w:type="spellStart"/>
-            <w:r>
-              <w:rPr>
-                <w:sz w:val="14"/>
-                <w:szCs w:val="14"/>
-              </w:rPr>
-              <w:t>idPlanilla</w:t>
-            </w:r>
-            <w:proofErr w:type="spellEnd"/>
-            <w:r>
-              <w:rPr>
-                <w:sz w:val="14"/>
-                <w:szCs w:val="14"/>
-              </w:rPr>
-              <w:t>&gt;/pdf.</w:t>
-            </w:r>
-          </w:p>
-          <w:p>
-            <w:pPr>
+              <w:jc w:val="center"/>
+              <w:rPr>
+                <w:sz w:val="14"/>
+                <w:szCs w:val="14"/>
+              </w:rPr>
+            </w:pPr>
+            <w:r>
+              <w:rPr>
+                <w:sz w:val="14"/>
+                <w:szCs w:val="14"/>
+              </w:rPr>
+              <w:t>1. Ejecutar GET /api/v1/planillas/&lt;idPlanilla&gt;/pdf.</w:t>
+            </w:r>
+          </w:p>
+          <w:p>
+            <w:pPr>
+              <w:jc w:val="center"/>
               <w:rPr>
                 <w:sz w:val="14"/>
                 <w:szCs w:val="14"/>
@@ -3836,6 +4083,7 @@
           </w:p>
           <w:p>
             <w:pPr>
+              <w:jc w:val="center"/>
               <w:rPr>
                 <w:color w:val="000000"/>
                 <w:sz w:val="14"/>
@@ -3855,9 +4103,11 @@
           <w:tcPr>
             <w:tcW w:w="983" w:type="dxa"/>
             <w:shd w:val="clear" w:color="auto" w:fill="F2F2F2"/>
-          </w:tcPr>
-          <w:p>
-            <w:pPr>
+            <w:vAlign w:val="center"/>
+          </w:tcPr>
+          <w:p>
+            <w:pPr>
+              <w:jc w:val="center"/>
               <w:rPr>
                 <w:sz w:val="14"/>
                 <w:szCs w:val="14"/>
@@ -3877,9 +4127,11 @@
           <w:tcPr>
             <w:tcW w:w="983" w:type="dxa"/>
             <w:shd w:val="clear" w:color="auto" w:fill="E2EFDA"/>
-          </w:tcPr>
-          <w:p>
-            <w:pPr>
+            <w:vAlign w:val="center"/>
+          </w:tcPr>
+          <w:p>
+            <w:pPr>
+              <w:jc w:val="center"/>
               <w:rPr>
                 <w:sz w:val="14"/>
                 <w:szCs w:val="14"/>
@@ -3899,9 +4151,11 @@
           <w:tcPr>
             <w:tcW w:w="983" w:type="dxa"/>
             <w:shd w:val="clear" w:color="auto" w:fill="E2EFDA"/>
-          </w:tcPr>
-          <w:p>
-            <w:pPr>
+            <w:vAlign w:val="center"/>
+          </w:tcPr>
+          <w:p>
+            <w:pPr>
+              <w:jc w:val="center"/>
               <w:rPr>
                 <w:sz w:val="14"/>
                 <w:szCs w:val="14"/>
@@ -3921,9 +4175,11 @@
           <w:tcPr>
             <w:tcW w:w="984" w:type="dxa"/>
             <w:shd w:val="clear" w:color="auto" w:fill="E2EFDA"/>
-          </w:tcPr>
-          <w:p>
-            <w:pPr>
+            <w:vAlign w:val="center"/>
+          </w:tcPr>
+          <w:p>
+            <w:pPr>
+              <w:jc w:val="center"/>
               <w:rPr>
                 <w:sz w:val="14"/>
                 <w:szCs w:val="14"/>
@@ -3945,9 +4201,11 @@
           <w:tcPr>
             <w:tcW w:w="392" w:type="dxa"/>
             <w:shd w:val="clear" w:color="auto" w:fill="FFFFFF"/>
-          </w:tcPr>
-          <w:p>
-            <w:pPr>
+            <w:vAlign w:val="center"/>
+          </w:tcPr>
+          <w:p>
+            <w:pPr>
+              <w:jc w:val="center"/>
               <w:rPr>
                 <w:sz w:val="14"/>
                 <w:szCs w:val="14"/>
@@ -3967,9 +4225,11 @@
           <w:tcPr>
             <w:tcW w:w="709" w:type="dxa"/>
             <w:shd w:val="clear" w:color="auto" w:fill="FFFFFF"/>
-          </w:tcPr>
-          <w:p>
-            <w:pPr>
+            <w:vAlign w:val="center"/>
+          </w:tcPr>
+          <w:p>
+            <w:pPr>
+              <w:jc w:val="center"/>
               <w:rPr>
                 <w:sz w:val="14"/>
                 <w:szCs w:val="14"/>
@@ -3989,9 +4249,11 @@
           <w:tcPr>
             <w:tcW w:w="992" w:type="dxa"/>
             <w:shd w:val="clear" w:color="auto" w:fill="FFFFFF"/>
-          </w:tcPr>
-          <w:p>
-            <w:pPr>
+            <w:vAlign w:val="center"/>
+          </w:tcPr>
+          <w:p>
+            <w:pPr>
+              <w:jc w:val="center"/>
               <w:rPr>
                 <w:sz w:val="14"/>
                 <w:szCs w:val="14"/>
@@ -4011,9 +4273,11 @@
           <w:tcPr>
             <w:tcW w:w="1134" w:type="dxa"/>
             <w:shd w:val="clear" w:color="auto" w:fill="FFFFFF"/>
-          </w:tcPr>
-          <w:p>
-            <w:pPr>
+            <w:vAlign w:val="center"/>
+          </w:tcPr>
+          <w:p>
+            <w:pPr>
+              <w:jc w:val="center"/>
               <w:rPr>
                 <w:sz w:val="14"/>
                 <w:szCs w:val="14"/>
@@ -4037,6 +4301,7 @@
           </w:tcPr>
           <w:p>
             <w:pPr>
+              <w:jc w:val="center"/>
               <w:rPr>
                 <w:color w:val="000000"/>
                 <w:sz w:val="14"/>
@@ -4060,6 +4325,7 @@
           </w:tcPr>
           <w:p>
             <w:pPr>
+              <w:jc w:val="center"/>
               <w:rPr>
                 <w:sz w:val="14"/>
                 <w:szCs w:val="14"/>
@@ -4075,37 +4341,23 @@
           </w:p>
           <w:p>
             <w:pPr>
-              <w:rPr>
-                <w:sz w:val="14"/>
-                <w:szCs w:val="14"/>
-              </w:rPr>
-            </w:pPr>
-            <w:r>
-              <w:rPr>
-                <w:sz w:val="14"/>
-                <w:szCs w:val="14"/>
-              </w:rPr>
-              <w:t>2. Ejecutar GET /api/v1/planillas/&lt;</w:t>
-            </w:r>
-            <w:proofErr w:type="spellStart"/>
-            <w:r>
-              <w:rPr>
-                <w:sz w:val="14"/>
-                <w:szCs w:val="14"/>
-              </w:rPr>
-              <w:t>idPlanilla</w:t>
-            </w:r>
-            <w:proofErr w:type="spellEnd"/>
-            <w:r>
-              <w:rPr>
-                <w:sz w:val="14"/>
-                <w:szCs w:val="14"/>
-              </w:rPr>
-              <w:t>&gt;/pdf.</w:t>
-            </w:r>
-          </w:p>
-          <w:p>
-            <w:pPr>
+              <w:jc w:val="center"/>
+              <w:rPr>
+                <w:sz w:val="14"/>
+                <w:szCs w:val="14"/>
+              </w:rPr>
+            </w:pPr>
+            <w:r>
+              <w:rPr>
+                <w:sz w:val="14"/>
+                <w:szCs w:val="14"/>
+              </w:rPr>
+              <w:t>2. Ejecutar GET /api/v1/planillas/&lt;idPlanilla&gt;/pdf.</w:t>
+            </w:r>
+          </w:p>
+          <w:p>
+            <w:pPr>
+              <w:jc w:val="center"/>
               <w:rPr>
                 <w:sz w:val="14"/>
                 <w:szCs w:val="14"/>
@@ -4121,6 +4373,7 @@
           </w:p>
           <w:p>
             <w:pPr>
+              <w:jc w:val="center"/>
               <w:rPr>
                 <w:color w:val="000000"/>
                 <w:sz w:val="14"/>
@@ -4140,9 +4393,11 @@
           <w:tcPr>
             <w:tcW w:w="983" w:type="dxa"/>
             <w:shd w:val="clear" w:color="auto" w:fill="FFFFFF"/>
-          </w:tcPr>
-          <w:p>
-            <w:pPr>
+            <w:vAlign w:val="center"/>
+          </w:tcPr>
+          <w:p>
+            <w:pPr>
+              <w:jc w:val="center"/>
               <w:rPr>
                 <w:sz w:val="14"/>
                 <w:szCs w:val="14"/>
@@ -4162,9 +4417,11 @@
           <w:tcPr>
             <w:tcW w:w="983" w:type="dxa"/>
             <w:shd w:val="clear" w:color="auto" w:fill="E2EFDA"/>
-          </w:tcPr>
-          <w:p>
-            <w:pPr>
+            <w:vAlign w:val="center"/>
+          </w:tcPr>
+          <w:p>
+            <w:pPr>
+              <w:jc w:val="center"/>
               <w:rPr>
                 <w:sz w:val="14"/>
                 <w:szCs w:val="14"/>
@@ -4184,9 +4441,11 @@
           <w:tcPr>
             <w:tcW w:w="983" w:type="dxa"/>
             <w:shd w:val="clear" w:color="auto" w:fill="E2EFDA"/>
-          </w:tcPr>
-          <w:p>
-            <w:pPr>
+            <w:vAlign w:val="center"/>
+          </w:tcPr>
+          <w:p>
+            <w:pPr>
+              <w:jc w:val="center"/>
               <w:rPr>
                 <w:sz w:val="14"/>
                 <w:szCs w:val="14"/>
@@ -4206,9 +4465,11 @@
           <w:tcPr>
             <w:tcW w:w="984" w:type="dxa"/>
             <w:shd w:val="clear" w:color="auto" w:fill="E2EFDA"/>
-          </w:tcPr>
-          <w:p>
-            <w:pPr>
+            <w:vAlign w:val="center"/>
+          </w:tcPr>
+          <w:p>
+            <w:pPr>
+              <w:jc w:val="center"/>
               <w:rPr>
                 <w:sz w:val="14"/>
                 <w:szCs w:val="14"/>
@@ -4230,9 +4491,11 @@
           <w:tcPr>
             <w:tcW w:w="392" w:type="dxa"/>
             <w:shd w:val="clear" w:color="auto" w:fill="F2F2F2"/>
-          </w:tcPr>
-          <w:p>
-            <w:pPr>
+            <w:vAlign w:val="center"/>
+          </w:tcPr>
+          <w:p>
+            <w:pPr>
+              <w:jc w:val="center"/>
               <w:rPr>
                 <w:sz w:val="14"/>
                 <w:szCs w:val="14"/>
@@ -4252,9 +4515,11 @@
           <w:tcPr>
             <w:tcW w:w="709" w:type="dxa"/>
             <w:shd w:val="clear" w:color="auto" w:fill="F2F2F2"/>
-          </w:tcPr>
-          <w:p>
-            <w:pPr>
+            <w:vAlign w:val="center"/>
+          </w:tcPr>
+          <w:p>
+            <w:pPr>
+              <w:jc w:val="center"/>
               <w:rPr>
                 <w:sz w:val="14"/>
                 <w:szCs w:val="14"/>
@@ -4274,9 +4539,11 @@
           <w:tcPr>
             <w:tcW w:w="992" w:type="dxa"/>
             <w:shd w:val="clear" w:color="auto" w:fill="F2F2F2"/>
-          </w:tcPr>
-          <w:p>
-            <w:pPr>
+            <w:vAlign w:val="center"/>
+          </w:tcPr>
+          <w:p>
+            <w:pPr>
+              <w:jc w:val="center"/>
               <w:rPr>
                 <w:sz w:val="14"/>
                 <w:szCs w:val="14"/>
@@ -4296,9 +4563,11 @@
           <w:tcPr>
             <w:tcW w:w="1134" w:type="dxa"/>
             <w:shd w:val="clear" w:color="auto" w:fill="F2F2F2"/>
-          </w:tcPr>
-          <w:p>
-            <w:pPr>
+            <w:vAlign w:val="center"/>
+          </w:tcPr>
+          <w:p>
+            <w:pPr>
+              <w:jc w:val="center"/>
               <w:rPr>
                 <w:sz w:val="14"/>
                 <w:szCs w:val="14"/>
@@ -4322,6 +4591,7 @@
           </w:tcPr>
           <w:p>
             <w:pPr>
+              <w:jc w:val="center"/>
               <w:rPr>
                 <w:color w:val="000000"/>
                 <w:sz w:val="14"/>
@@ -4345,6 +4615,7 @@
           </w:tcPr>
           <w:p>
             <w:pPr>
+              <w:jc w:val="center"/>
               <w:rPr>
                 <w:sz w:val="14"/>
                 <w:szCs w:val="14"/>
@@ -4360,37 +4631,23 @@
           </w:p>
           <w:p>
             <w:pPr>
-              <w:rPr>
-                <w:sz w:val="14"/>
-                <w:szCs w:val="14"/>
-              </w:rPr>
-            </w:pPr>
-            <w:r>
-              <w:rPr>
-                <w:sz w:val="14"/>
-                <w:szCs w:val="14"/>
-              </w:rPr>
-              <w:t>2. Ejecutar GET /api/v1/planillas/&lt;</w:t>
-            </w:r>
-            <w:proofErr w:type="spellStart"/>
-            <w:r>
-              <w:rPr>
-                <w:sz w:val="14"/>
-                <w:szCs w:val="14"/>
-              </w:rPr>
-              <w:t>idPlanilla</w:t>
-            </w:r>
-            <w:proofErr w:type="spellEnd"/>
-            <w:r>
-              <w:rPr>
-                <w:sz w:val="14"/>
-                <w:szCs w:val="14"/>
-              </w:rPr>
-              <w:t>&gt;/pdf.</w:t>
-            </w:r>
-          </w:p>
-          <w:p>
-            <w:pPr>
+              <w:jc w:val="center"/>
+              <w:rPr>
+                <w:sz w:val="14"/>
+                <w:szCs w:val="14"/>
+              </w:rPr>
+            </w:pPr>
+            <w:r>
+              <w:rPr>
+                <w:sz w:val="14"/>
+                <w:szCs w:val="14"/>
+              </w:rPr>
+              <w:t>2. Ejecutar GET /api/v1/planillas/&lt;idPlanilla&gt;/pdf.</w:t>
+            </w:r>
+          </w:p>
+          <w:p>
+            <w:pPr>
+              <w:jc w:val="center"/>
               <w:rPr>
                 <w:sz w:val="14"/>
                 <w:szCs w:val="14"/>
@@ -4406,6 +4663,7 @@
           </w:p>
           <w:p>
             <w:pPr>
+              <w:jc w:val="center"/>
               <w:rPr>
                 <w:sz w:val="14"/>
                 <w:szCs w:val="14"/>
@@ -4421,6 +4679,7 @@
           </w:p>
           <w:p>
             <w:pPr>
+              <w:jc w:val="center"/>
               <w:rPr>
                 <w:sz w:val="14"/>
                 <w:szCs w:val="14"/>
@@ -4439,9 +4698,11 @@
           <w:tcPr>
             <w:tcW w:w="983" w:type="dxa"/>
             <w:shd w:val="clear" w:color="auto" w:fill="F2F2F2"/>
-          </w:tcPr>
-          <w:p>
-            <w:pPr>
+            <w:vAlign w:val="center"/>
+          </w:tcPr>
+          <w:p>
+            <w:pPr>
+              <w:jc w:val="center"/>
               <w:rPr>
                 <w:sz w:val="14"/>
                 <w:szCs w:val="14"/>
@@ -4461,9 +4722,11 @@
           <w:tcPr>
             <w:tcW w:w="983" w:type="dxa"/>
             <w:shd w:val="clear" w:color="auto" w:fill="E2EFDA"/>
-          </w:tcPr>
-          <w:p>
-            <w:pPr>
+            <w:vAlign w:val="center"/>
+          </w:tcPr>
+          <w:p>
+            <w:pPr>
+              <w:jc w:val="center"/>
               <w:rPr>
                 <w:sz w:val="14"/>
                 <w:szCs w:val="14"/>
@@ -4483,9 +4746,11 @@
           <w:tcPr>
             <w:tcW w:w="983" w:type="dxa"/>
             <w:shd w:val="clear" w:color="auto" w:fill="E2EFDA"/>
-          </w:tcPr>
-          <w:p>
-            <w:pPr>
+            <w:vAlign w:val="center"/>
+          </w:tcPr>
+          <w:p>
+            <w:pPr>
+              <w:jc w:val="center"/>
               <w:rPr>
                 <w:sz w:val="14"/>
                 <w:szCs w:val="14"/>
@@ -4505,9 +4770,11 @@
           <w:tcPr>
             <w:tcW w:w="984" w:type="dxa"/>
             <w:shd w:val="clear" w:color="auto" w:fill="E2EFDA"/>
-          </w:tcPr>
-          <w:p>
-            <w:pPr>
+            <w:vAlign w:val="center"/>
+          </w:tcPr>
+          <w:p>
+            <w:pPr>
+              <w:jc w:val="center"/>
               <w:rPr>
                 <w:sz w:val="14"/>
                 <w:szCs w:val="14"/>
@@ -4529,9 +4796,11 @@
           <w:tcPr>
             <w:tcW w:w="392" w:type="dxa"/>
             <w:shd w:val="clear" w:color="auto" w:fill="FFFFFF"/>
-          </w:tcPr>
-          <w:p>
-            <w:pPr>
+            <w:vAlign w:val="center"/>
+          </w:tcPr>
+          <w:p>
+            <w:pPr>
+              <w:jc w:val="center"/>
               <w:rPr>
                 <w:sz w:val="14"/>
                 <w:szCs w:val="14"/>
@@ -4551,9 +4820,11 @@
           <w:tcPr>
             <w:tcW w:w="709" w:type="dxa"/>
             <w:shd w:val="clear" w:color="auto" w:fill="FFFFFF"/>
-          </w:tcPr>
-          <w:p>
-            <w:pPr>
+            <w:vAlign w:val="center"/>
+          </w:tcPr>
+          <w:p>
+            <w:pPr>
+              <w:jc w:val="center"/>
               <w:rPr>
                 <w:sz w:val="14"/>
                 <w:szCs w:val="14"/>
@@ -4573,9 +4844,11 @@
           <w:tcPr>
             <w:tcW w:w="992" w:type="dxa"/>
             <w:shd w:val="clear" w:color="auto" w:fill="FFFFFF"/>
-          </w:tcPr>
-          <w:p>
-            <w:pPr>
+            <w:vAlign w:val="center"/>
+          </w:tcPr>
+          <w:p>
+            <w:pPr>
+              <w:jc w:val="center"/>
               <w:rPr>
                 <w:sz w:val="14"/>
                 <w:szCs w:val="14"/>
@@ -4595,9 +4868,11 @@
           <w:tcPr>
             <w:tcW w:w="1134" w:type="dxa"/>
             <w:shd w:val="clear" w:color="auto" w:fill="FFFFFF"/>
-          </w:tcPr>
-          <w:p>
-            <w:pPr>
+            <w:vAlign w:val="center"/>
+          </w:tcPr>
+          <w:p>
+            <w:pPr>
+              <w:jc w:val="center"/>
               <w:rPr>
                 <w:sz w:val="14"/>
                 <w:szCs w:val="14"/>
@@ -4621,6 +4896,7 @@
           </w:tcPr>
           <w:p>
             <w:pPr>
+              <w:jc w:val="center"/>
               <w:rPr>
                 <w:color w:val="000000"/>
                 <w:sz w:val="14"/>
@@ -4644,6 +4920,7 @@
           </w:tcPr>
           <w:p>
             <w:pPr>
+              <w:jc w:val="center"/>
               <w:rPr>
                 <w:sz w:val="14"/>
                 <w:szCs w:val="14"/>
@@ -4659,37 +4936,23 @@
           </w:p>
           <w:p>
             <w:pPr>
-              <w:rPr>
-                <w:sz w:val="14"/>
-                <w:szCs w:val="14"/>
-              </w:rPr>
-            </w:pPr>
-            <w:r>
-              <w:rPr>
-                <w:sz w:val="14"/>
-                <w:szCs w:val="14"/>
-              </w:rPr>
-              <w:t>2. Ejecutar GET /api/v1/planillas/&lt;</w:t>
-            </w:r>
-            <w:proofErr w:type="spellStart"/>
-            <w:r>
-              <w:rPr>
-                <w:sz w:val="14"/>
-                <w:szCs w:val="14"/>
-              </w:rPr>
-              <w:t>idPlanilla</w:t>
-            </w:r>
-            <w:proofErr w:type="spellEnd"/>
-            <w:r>
-              <w:rPr>
-                <w:sz w:val="14"/>
-                <w:szCs w:val="14"/>
-              </w:rPr>
-              <w:t>&gt;/pdf.</w:t>
-            </w:r>
-          </w:p>
-          <w:p>
-            <w:pPr>
+              <w:jc w:val="center"/>
+              <w:rPr>
+                <w:sz w:val="14"/>
+                <w:szCs w:val="14"/>
+              </w:rPr>
+            </w:pPr>
+            <w:r>
+              <w:rPr>
+                <w:sz w:val="14"/>
+                <w:szCs w:val="14"/>
+              </w:rPr>
+              <w:t>2. Ejecutar GET /api/v1/planillas/&lt;idPlanilla&gt;/pdf.</w:t>
+            </w:r>
+          </w:p>
+          <w:p>
+            <w:pPr>
+              <w:jc w:val="center"/>
               <w:rPr>
                 <w:sz w:val="14"/>
                 <w:szCs w:val="14"/>
@@ -4705,6 +4968,7 @@
           </w:p>
           <w:p>
             <w:pPr>
+              <w:jc w:val="center"/>
               <w:rPr>
                 <w:sz w:val="14"/>
                 <w:szCs w:val="14"/>
@@ -4720,6 +4984,7 @@
           </w:p>
           <w:p>
             <w:pPr>
+              <w:jc w:val="center"/>
               <w:rPr>
                 <w:color w:val="000000"/>
                 <w:sz w:val="14"/>
@@ -4739,9 +5004,11 @@
           <w:tcPr>
             <w:tcW w:w="983" w:type="dxa"/>
             <w:shd w:val="clear" w:color="auto" w:fill="FFFFFF"/>
-          </w:tcPr>
-          <w:p>
-            <w:pPr>
+            <w:vAlign w:val="center"/>
+          </w:tcPr>
+          <w:p>
+            <w:pPr>
+              <w:jc w:val="center"/>
               <w:rPr>
                 <w:sz w:val="14"/>
                 <w:szCs w:val="14"/>
@@ -4761,9 +5028,11 @@
           <w:tcPr>
             <w:tcW w:w="983" w:type="dxa"/>
             <w:shd w:val="clear" w:color="auto" w:fill="E2EFDA"/>
-          </w:tcPr>
-          <w:p>
-            <w:pPr>
+            <w:vAlign w:val="center"/>
+          </w:tcPr>
+          <w:p>
+            <w:pPr>
+              <w:jc w:val="center"/>
               <w:rPr>
                 <w:sz w:val="14"/>
                 <w:szCs w:val="14"/>
@@ -4783,9 +5052,11 @@
           <w:tcPr>
             <w:tcW w:w="983" w:type="dxa"/>
             <w:shd w:val="clear" w:color="auto" w:fill="E2EFDA"/>
-          </w:tcPr>
-          <w:p>
-            <w:pPr>
+            <w:vAlign w:val="center"/>
+          </w:tcPr>
+          <w:p>
+            <w:pPr>
+              <w:jc w:val="center"/>
               <w:rPr>
                 <w:sz w:val="14"/>
                 <w:szCs w:val="14"/>
@@ -4805,9 +5076,11 @@
           <w:tcPr>
             <w:tcW w:w="984" w:type="dxa"/>
             <w:shd w:val="clear" w:color="auto" w:fill="E2EFDA"/>
-          </w:tcPr>
-          <w:p>
-            <w:pPr>
+            <w:vAlign w:val="center"/>
+          </w:tcPr>
+          <w:p>
+            <w:pPr>
+              <w:jc w:val="center"/>
               <w:rPr>
                 <w:sz w:val="14"/>
                 <w:szCs w:val="14"/>
@@ -4829,9 +5102,11 @@
           <w:tcPr>
             <w:tcW w:w="392" w:type="dxa"/>
             <w:shd w:val="clear" w:color="auto" w:fill="F2F2F2"/>
-          </w:tcPr>
-          <w:p>
-            <w:pPr>
+            <w:vAlign w:val="center"/>
+          </w:tcPr>
+          <w:p>
+            <w:pPr>
+              <w:jc w:val="center"/>
               <w:rPr>
                 <w:sz w:val="14"/>
                 <w:szCs w:val="14"/>
@@ -4851,9 +5126,11 @@
           <w:tcPr>
             <w:tcW w:w="709" w:type="dxa"/>
             <w:shd w:val="clear" w:color="auto" w:fill="F2F2F2"/>
-          </w:tcPr>
-          <w:p>
-            <w:pPr>
+            <w:vAlign w:val="center"/>
+          </w:tcPr>
+          <w:p>
+            <w:pPr>
+              <w:jc w:val="center"/>
               <w:rPr>
                 <w:sz w:val="14"/>
                 <w:szCs w:val="14"/>
@@ -4873,9 +5150,11 @@
           <w:tcPr>
             <w:tcW w:w="992" w:type="dxa"/>
             <w:shd w:val="clear" w:color="auto" w:fill="F2F2F2"/>
-          </w:tcPr>
-          <w:p>
-            <w:pPr>
+            <w:vAlign w:val="center"/>
+          </w:tcPr>
+          <w:p>
+            <w:pPr>
+              <w:jc w:val="center"/>
               <w:rPr>
                 <w:sz w:val="14"/>
                 <w:szCs w:val="14"/>
@@ -4895,9 +5174,11 @@
           <w:tcPr>
             <w:tcW w:w="1134" w:type="dxa"/>
             <w:shd w:val="clear" w:color="auto" w:fill="F2F2F2"/>
-          </w:tcPr>
-          <w:p>
-            <w:pPr>
+            <w:vAlign w:val="center"/>
+          </w:tcPr>
+          <w:p>
+            <w:pPr>
+              <w:jc w:val="center"/>
               <w:rPr>
                 <w:sz w:val="14"/>
                 <w:szCs w:val="14"/>
@@ -4921,6 +5202,7 @@
           </w:tcPr>
           <w:p>
             <w:pPr>
+              <w:jc w:val="center"/>
               <w:rPr>
                 <w:color w:val="000000"/>
                 <w:sz w:val="14"/>
@@ -4944,6 +5226,7 @@
           </w:tcPr>
           <w:p>
             <w:pPr>
+              <w:jc w:val="center"/>
               <w:rPr>
                 <w:sz w:val="14"/>
                 <w:szCs w:val="14"/>
@@ -4959,6 +5242,7 @@
           </w:p>
           <w:p>
             <w:pPr>
+              <w:jc w:val="center"/>
               <w:rPr>
                 <w:sz w:val="14"/>
                 <w:szCs w:val="14"/>
@@ -4974,6 +5258,7 @@
           </w:p>
           <w:p>
             <w:pPr>
+              <w:jc w:val="center"/>
               <w:rPr>
                 <w:sz w:val="14"/>
                 <w:szCs w:val="14"/>
@@ -4989,6 +5274,7 @@
           </w:p>
           <w:p>
             <w:pPr>
+              <w:jc w:val="center"/>
               <w:rPr>
                 <w:color w:val="000000"/>
                 <w:sz w:val="14"/>
@@ -5008,9 +5294,11 @@
           <w:tcPr>
             <w:tcW w:w="983" w:type="dxa"/>
             <w:shd w:val="clear" w:color="auto" w:fill="F2F2F2"/>
-          </w:tcPr>
-          <w:p>
-            <w:pPr>
+            <w:vAlign w:val="center"/>
+          </w:tcPr>
+          <w:p>
+            <w:pPr>
+              <w:jc w:val="center"/>
               <w:rPr>
                 <w:sz w:val="14"/>
                 <w:szCs w:val="14"/>
@@ -5030,9 +5318,11 @@
           <w:tcPr>
             <w:tcW w:w="983" w:type="dxa"/>
             <w:shd w:val="clear" w:color="auto" w:fill="E2EFDA"/>
-          </w:tcPr>
-          <w:p>
-            <w:pPr>
+            <w:vAlign w:val="center"/>
+          </w:tcPr>
+          <w:p>
+            <w:pPr>
+              <w:jc w:val="center"/>
               <w:rPr>
                 <w:sz w:val="14"/>
                 <w:szCs w:val="14"/>
@@ -5052,9 +5342,11 @@
           <w:tcPr>
             <w:tcW w:w="983" w:type="dxa"/>
             <w:shd w:val="clear" w:color="auto" w:fill="E2EFDA"/>
-          </w:tcPr>
-          <w:p>
-            <w:pPr>
+            <w:vAlign w:val="center"/>
+          </w:tcPr>
+          <w:p>
+            <w:pPr>
+              <w:jc w:val="center"/>
               <w:rPr>
                 <w:sz w:val="14"/>
                 <w:szCs w:val="14"/>
@@ -5074,9 +5366,11 @@
           <w:tcPr>
             <w:tcW w:w="984" w:type="dxa"/>
             <w:shd w:val="clear" w:color="auto" w:fill="E2EFDA"/>
-          </w:tcPr>
-          <w:p>
-            <w:pPr>
+            <w:vAlign w:val="center"/>
+          </w:tcPr>
+          <w:p>
+            <w:pPr>
+              <w:jc w:val="center"/>
               <w:rPr>
                 <w:sz w:val="14"/>
                 <w:szCs w:val="14"/>
@@ -5098,9 +5392,11 @@
           <w:tcPr>
             <w:tcW w:w="392" w:type="dxa"/>
             <w:shd w:val="clear" w:color="auto" w:fill="FFFFFF"/>
-          </w:tcPr>
-          <w:p>
-            <w:pPr>
+            <w:vAlign w:val="center"/>
+          </w:tcPr>
+          <w:p>
+            <w:pPr>
+              <w:jc w:val="center"/>
               <w:rPr>
                 <w:sz w:val="14"/>
                 <w:szCs w:val="14"/>
@@ -5112,7 +5408,7 @@
                 <w:sz w:val="14"/>
                 <w:szCs w:val="14"/>
               </w:rPr>
-              <w:t>CP-</w:t>
+              <w:t>CP-08</w:t>
             </w:r>
             <w:r>
               <w:rPr>
@@ -5121,7 +5417,7 @@
                 <w:szCs w:val="14"/>
               </w:rPr>
               <w:lastRenderedPageBreak/>
-              <w:t>080</w:t>
+              <w:t>0</w:t>
             </w:r>
           </w:p>
         </w:tc>
@@ -5129,9 +5425,11 @@
           <w:tcPr>
             <w:tcW w:w="709" w:type="dxa"/>
             <w:shd w:val="clear" w:color="auto" w:fill="FFFFFF"/>
-          </w:tcPr>
-          <w:p>
-            <w:pPr>
+            <w:vAlign w:val="center"/>
+          </w:tcPr>
+          <w:p>
+            <w:pPr>
+              <w:jc w:val="center"/>
               <w:rPr>
                 <w:sz w:val="14"/>
                 <w:szCs w:val="14"/>
@@ -5152,9 +5450,11 @@
           <w:tcPr>
             <w:tcW w:w="992" w:type="dxa"/>
             <w:shd w:val="clear" w:color="auto" w:fill="FFFFFF"/>
-          </w:tcPr>
-          <w:p>
-            <w:pPr>
+            <w:vAlign w:val="center"/>
+          </w:tcPr>
+          <w:p>
+            <w:pPr>
+              <w:jc w:val="center"/>
               <w:rPr>
                 <w:sz w:val="14"/>
                 <w:szCs w:val="14"/>
@@ -5166,7 +5466,7 @@
                 <w:sz w:val="14"/>
                 <w:szCs w:val="14"/>
               </w:rPr>
-              <w:t>POST /cierres-</w:t>
+              <w:t xml:space="preserve">POST /cierres-contables </w:t>
             </w:r>
             <w:r>
               <w:rPr>
@@ -5175,7 +5475,7 @@
                 <w:szCs w:val="14"/>
               </w:rPr>
               <w:lastRenderedPageBreak/>
-              <w:t>contables con Residente: RBAC deniega</w:t>
+              <w:t>con Residente: RBAC deniega</w:t>
             </w:r>
           </w:p>
         </w:tc>
@@ -5183,9 +5483,11 @@
           <w:tcPr>
             <w:tcW w:w="1134" w:type="dxa"/>
             <w:shd w:val="clear" w:color="auto" w:fill="FFFFFF"/>
-          </w:tcPr>
-          <w:p>
-            <w:pPr>
+            <w:vAlign w:val="center"/>
+          </w:tcPr>
+          <w:p>
+            <w:pPr>
+              <w:jc w:val="center"/>
               <w:rPr>
                 <w:sz w:val="14"/>
                 <w:szCs w:val="14"/>
@@ -5210,6 +5512,7 @@
           </w:tcPr>
           <w:p>
             <w:pPr>
+              <w:jc w:val="center"/>
               <w:rPr>
                 <w:color w:val="000000"/>
                 <w:sz w:val="14"/>
@@ -5221,7 +5524,7 @@
                 <w:sz w:val="14"/>
                 <w:szCs w:val="14"/>
               </w:rPr>
-              <w:t xml:space="preserve">Servidor levantado. Token </w:t>
+              <w:t xml:space="preserve">Servidor levantado. Token JWT válido con rol </w:t>
             </w:r>
             <w:r>
               <w:rPr>
@@ -5229,7 +5532,7 @@
                 <w:szCs w:val="14"/>
               </w:rPr>
               <w:lastRenderedPageBreak/>
-              <w:t>JWT válido con rol Residente. Body de cierre contable preparado.</w:t>
+              <w:t>Residente. Body de cierre contable preparado.</w:t>
             </w:r>
           </w:p>
         </w:tc>
@@ -5241,6 +5544,7 @@
           </w:tcPr>
           <w:p>
             <w:pPr>
+              <w:jc w:val="center"/>
               <w:rPr>
                 <w:sz w:val="14"/>
                 <w:szCs w:val="14"/>
@@ -5257,22 +5561,31 @@
           </w:p>
           <w:p>
             <w:pPr>
-              <w:rPr>
-                <w:sz w:val="14"/>
-                <w:szCs w:val="14"/>
-              </w:rPr>
-            </w:pPr>
+              <w:jc w:val="center"/>
+              <w:rPr>
+                <w:sz w:val="14"/>
+                <w:szCs w:val="14"/>
+              </w:rPr>
+            </w:pPr>
+            <w:r>
+              <w:rPr>
+                <w:sz w:val="14"/>
+                <w:szCs w:val="14"/>
+              </w:rPr>
+              <w:t xml:space="preserve">2. Ejecutar POST </w:t>
+            </w:r>
             <w:r>
               <w:rPr>
                 <w:sz w:val="14"/>
                 <w:szCs w:val="14"/>
               </w:rPr>
               <w:lastRenderedPageBreak/>
-              <w:t>2. Ejecutar POST /api/v1/cierres-contables.</w:t>
-            </w:r>
-          </w:p>
-          <w:p>
-            <w:pPr>
+              <w:t>/api/v1/cierres-contables.</w:t>
+            </w:r>
+          </w:p>
+          <w:p>
+            <w:pPr>
+              <w:jc w:val="center"/>
               <w:rPr>
                 <w:sz w:val="14"/>
                 <w:szCs w:val="14"/>
@@ -5288,6 +5601,7 @@
           </w:p>
           <w:p>
             <w:pPr>
+              <w:jc w:val="center"/>
               <w:rPr>
                 <w:sz w:val="14"/>
                 <w:szCs w:val="14"/>
@@ -5303,6 +5617,7 @@
           </w:p>
           <w:p>
             <w:pPr>
+              <w:jc w:val="center"/>
               <w:rPr>
                 <w:color w:val="000000"/>
                 <w:sz w:val="14"/>
@@ -5322,9 +5637,11 @@
           <w:tcPr>
             <w:tcW w:w="983" w:type="dxa"/>
             <w:shd w:val="clear" w:color="auto" w:fill="FFFFFF"/>
-          </w:tcPr>
-          <w:p>
-            <w:pPr>
+            <w:vAlign w:val="center"/>
+          </w:tcPr>
+          <w:p>
+            <w:pPr>
+              <w:jc w:val="center"/>
               <w:rPr>
                 <w:sz w:val="14"/>
                 <w:szCs w:val="14"/>
@@ -5345,9 +5662,11 @@
           <w:tcPr>
             <w:tcW w:w="983" w:type="dxa"/>
             <w:shd w:val="clear" w:color="auto" w:fill="E2EFDA"/>
-          </w:tcPr>
-          <w:p>
-            <w:pPr>
+            <w:vAlign w:val="center"/>
+          </w:tcPr>
+          <w:p>
+            <w:pPr>
+              <w:jc w:val="center"/>
               <w:rPr>
                 <w:sz w:val="14"/>
                 <w:szCs w:val="14"/>
@@ -5367,9 +5686,11 @@
           <w:tcPr>
             <w:tcW w:w="983" w:type="dxa"/>
             <w:shd w:val="clear" w:color="auto" w:fill="E2EFDA"/>
-          </w:tcPr>
-          <w:p>
-            <w:pPr>
+            <w:vAlign w:val="center"/>
+          </w:tcPr>
+          <w:p>
+            <w:pPr>
+              <w:jc w:val="center"/>
               <w:rPr>
                 <w:sz w:val="14"/>
                 <w:szCs w:val="14"/>
@@ -5389,9 +5710,11 @@
           <w:tcPr>
             <w:tcW w:w="984" w:type="dxa"/>
             <w:shd w:val="clear" w:color="auto" w:fill="E2EFDA"/>
-          </w:tcPr>
-          <w:p>
-            <w:pPr>
+            <w:vAlign w:val="center"/>
+          </w:tcPr>
+          <w:p>
+            <w:pPr>
+              <w:jc w:val="center"/>
               <w:rPr>
                 <w:sz w:val="14"/>
                 <w:szCs w:val="14"/>
@@ -5403,16 +5726,7 @@
                 <w:sz w:val="14"/>
                 <w:szCs w:val="14"/>
               </w:rPr>
-              <w:t xml:space="preserve">planilla_contable.test.js – </w:t>
-            </w:r>
-            <w:r>
-              <w:rPr>
-                <w:color w:val="000000"/>
-                <w:sz w:val="14"/>
-                <w:szCs w:val="14"/>
-              </w:rPr>
-              <w:lastRenderedPageBreak/>
-              <w:t>Test 12</w:t>
+              <w:t>planilla_contable.test.js – Test 12</w:t>
             </w:r>
           </w:p>
         </w:tc>
@@ -5422,9 +5736,11 @@
           <w:tcPr>
             <w:tcW w:w="392" w:type="dxa"/>
             <w:shd w:val="clear" w:color="auto" w:fill="F2F2F2"/>
-          </w:tcPr>
-          <w:p>
-            <w:pPr>
+            <w:vAlign w:val="center"/>
+          </w:tcPr>
+          <w:p>
+            <w:pPr>
+              <w:jc w:val="center"/>
               <w:rPr>
                 <w:sz w:val="14"/>
                 <w:szCs w:val="14"/>
@@ -5444,9 +5760,11 @@
           <w:tcPr>
             <w:tcW w:w="709" w:type="dxa"/>
             <w:shd w:val="clear" w:color="auto" w:fill="F2F2F2"/>
-          </w:tcPr>
-          <w:p>
-            <w:pPr>
+            <w:vAlign w:val="center"/>
+          </w:tcPr>
+          <w:p>
+            <w:pPr>
+              <w:jc w:val="center"/>
               <w:rPr>
                 <w:sz w:val="14"/>
                 <w:szCs w:val="14"/>
@@ -5466,9 +5784,11 @@
           <w:tcPr>
             <w:tcW w:w="992" w:type="dxa"/>
             <w:shd w:val="clear" w:color="auto" w:fill="F2F2F2"/>
-          </w:tcPr>
-          <w:p>
-            <w:pPr>
+            <w:vAlign w:val="center"/>
+          </w:tcPr>
+          <w:p>
+            <w:pPr>
+              <w:jc w:val="center"/>
               <w:rPr>
                 <w:sz w:val="14"/>
                 <w:szCs w:val="14"/>
@@ -5488,9 +5808,11 @@
           <w:tcPr>
             <w:tcW w:w="1134" w:type="dxa"/>
             <w:shd w:val="clear" w:color="auto" w:fill="F2F2F2"/>
-          </w:tcPr>
-          <w:p>
-            <w:pPr>
+            <w:vAlign w:val="center"/>
+          </w:tcPr>
+          <w:p>
+            <w:pPr>
+              <w:jc w:val="center"/>
               <w:rPr>
                 <w:sz w:val="14"/>
                 <w:szCs w:val="14"/>
@@ -5514,6 +5836,7 @@
           </w:tcPr>
           <w:p>
             <w:pPr>
+              <w:jc w:val="center"/>
               <w:rPr>
                 <w:color w:val="000000"/>
                 <w:sz w:val="14"/>
@@ -5537,6 +5860,7 @@
           </w:tcPr>
           <w:p>
             <w:pPr>
+              <w:jc w:val="center"/>
               <w:rPr>
                 <w:sz w:val="14"/>
                 <w:szCs w:val="14"/>
@@ -5552,6 +5876,7 @@
           </w:p>
           <w:p>
             <w:pPr>
+              <w:jc w:val="center"/>
               <w:rPr>
                 <w:sz w:val="14"/>
                 <w:szCs w:val="14"/>
@@ -5567,37 +5892,23 @@
           </w:p>
           <w:p>
             <w:pPr>
-              <w:rPr>
-                <w:sz w:val="14"/>
-                <w:szCs w:val="14"/>
-              </w:rPr>
-            </w:pPr>
-            <w:r>
-              <w:rPr>
-                <w:sz w:val="14"/>
-                <w:szCs w:val="14"/>
-              </w:rPr>
-              <w:t>3. Enviar Authorization: Bearer &lt;</w:t>
-            </w:r>
-            <w:proofErr w:type="spellStart"/>
-            <w:r>
-              <w:rPr>
-                <w:sz w:val="14"/>
-                <w:szCs w:val="14"/>
-              </w:rPr>
-              <w:t>token_bodeguero</w:t>
-            </w:r>
-            <w:proofErr w:type="spellEnd"/>
-            <w:r>
-              <w:rPr>
-                <w:sz w:val="14"/>
-                <w:szCs w:val="14"/>
-              </w:rPr>
-              <w:t>&gt;4. Enviar datos de cierre contable.</w:t>
-            </w:r>
-          </w:p>
-          <w:p>
-            <w:pPr>
+              <w:jc w:val="center"/>
+              <w:rPr>
+                <w:sz w:val="14"/>
+                <w:szCs w:val="14"/>
+              </w:rPr>
+            </w:pPr>
+            <w:r>
+              <w:rPr>
+                <w:sz w:val="14"/>
+                <w:szCs w:val="14"/>
+              </w:rPr>
+              <w:t>3. Enviar Authorization: Bearer &lt;token_bodeguero&gt;4. Enviar datos de cierre contable.</w:t>
+            </w:r>
+          </w:p>
+          <w:p>
+            <w:pPr>
+              <w:jc w:val="center"/>
               <w:rPr>
                 <w:sz w:val="14"/>
                 <w:szCs w:val="14"/>
@@ -5616,9 +5927,11 @@
           <w:tcPr>
             <w:tcW w:w="983" w:type="dxa"/>
             <w:shd w:val="clear" w:color="auto" w:fill="F2F2F2"/>
-          </w:tcPr>
-          <w:p>
-            <w:pPr>
+            <w:vAlign w:val="center"/>
+          </w:tcPr>
+          <w:p>
+            <w:pPr>
+              <w:jc w:val="center"/>
               <w:rPr>
                 <w:sz w:val="14"/>
                 <w:szCs w:val="14"/>
@@ -5638,9 +5951,11 @@
           <w:tcPr>
             <w:tcW w:w="983" w:type="dxa"/>
             <w:shd w:val="clear" w:color="auto" w:fill="E2EFDA"/>
-          </w:tcPr>
-          <w:p>
-            <w:pPr>
+            <w:vAlign w:val="center"/>
+          </w:tcPr>
+          <w:p>
+            <w:pPr>
+              <w:jc w:val="center"/>
               <w:rPr>
                 <w:sz w:val="14"/>
                 <w:szCs w:val="14"/>
@@ -5660,9 +5975,11 @@
           <w:tcPr>
             <w:tcW w:w="983" w:type="dxa"/>
             <w:shd w:val="clear" w:color="auto" w:fill="E2EFDA"/>
-          </w:tcPr>
-          <w:p>
-            <w:pPr>
+            <w:vAlign w:val="center"/>
+          </w:tcPr>
+          <w:p>
+            <w:pPr>
+              <w:jc w:val="center"/>
               <w:rPr>
                 <w:sz w:val="14"/>
                 <w:szCs w:val="14"/>
@@ -5682,9 +5999,11 @@
           <w:tcPr>
             <w:tcW w:w="984" w:type="dxa"/>
             <w:shd w:val="clear" w:color="auto" w:fill="E2EFDA"/>
-          </w:tcPr>
-          <w:p>
-            <w:pPr>
+            <w:vAlign w:val="center"/>
+          </w:tcPr>
+          <w:p>
+            <w:pPr>
+              <w:jc w:val="center"/>
               <w:rPr>
                 <w:sz w:val="14"/>
                 <w:szCs w:val="14"/>
@@ -5706,9 +6025,11 @@
           <w:tcPr>
             <w:tcW w:w="392" w:type="dxa"/>
             <w:shd w:val="clear" w:color="auto" w:fill="FFFFFF"/>
-          </w:tcPr>
-          <w:p>
-            <w:pPr>
+            <w:vAlign w:val="center"/>
+          </w:tcPr>
+          <w:p>
+            <w:pPr>
+              <w:jc w:val="center"/>
               <w:rPr>
                 <w:sz w:val="14"/>
                 <w:szCs w:val="14"/>
@@ -5728,9 +6049,11 @@
           <w:tcPr>
             <w:tcW w:w="709" w:type="dxa"/>
             <w:shd w:val="clear" w:color="auto" w:fill="FFFFFF"/>
-          </w:tcPr>
-          <w:p>
-            <w:pPr>
+            <w:vAlign w:val="center"/>
+          </w:tcPr>
+          <w:p>
+            <w:pPr>
+              <w:jc w:val="center"/>
               <w:rPr>
                 <w:sz w:val="14"/>
                 <w:szCs w:val="14"/>
@@ -5750,9 +6073,11 @@
           <w:tcPr>
             <w:tcW w:w="992" w:type="dxa"/>
             <w:shd w:val="clear" w:color="auto" w:fill="FFFFFF"/>
-          </w:tcPr>
-          <w:p>
-            <w:pPr>
+            <w:vAlign w:val="center"/>
+          </w:tcPr>
+          <w:p>
+            <w:pPr>
+              <w:jc w:val="center"/>
               <w:rPr>
                 <w:sz w:val="14"/>
                 <w:szCs w:val="14"/>
@@ -5772,9 +6097,11 @@
           <w:tcPr>
             <w:tcW w:w="1134" w:type="dxa"/>
             <w:shd w:val="clear" w:color="auto" w:fill="FFFFFF"/>
-          </w:tcPr>
-          <w:p>
-            <w:pPr>
+            <w:vAlign w:val="center"/>
+          </w:tcPr>
+          <w:p>
+            <w:pPr>
+              <w:jc w:val="center"/>
               <w:rPr>
                 <w:sz w:val="14"/>
                 <w:szCs w:val="14"/>
@@ -5798,6 +6125,7 @@
           </w:tcPr>
           <w:p>
             <w:pPr>
+              <w:jc w:val="center"/>
               <w:rPr>
                 <w:color w:val="000000"/>
                 <w:sz w:val="14"/>
@@ -5821,6 +6149,7 @@
           </w:tcPr>
           <w:p>
             <w:pPr>
+              <w:jc w:val="center"/>
               <w:rPr>
                 <w:sz w:val="14"/>
                 <w:szCs w:val="14"/>
@@ -5836,6 +6165,7 @@
           </w:p>
           <w:p>
             <w:pPr>
+              <w:jc w:val="center"/>
               <w:rPr>
                 <w:sz w:val="14"/>
                 <w:szCs w:val="14"/>
@@ -5851,6 +6181,7 @@
           </w:p>
           <w:p>
             <w:pPr>
+              <w:jc w:val="center"/>
               <w:rPr>
                 <w:sz w:val="14"/>
                 <w:szCs w:val="14"/>
@@ -5866,6 +6197,7 @@
           </w:p>
           <w:p>
             <w:pPr>
+              <w:jc w:val="center"/>
               <w:rPr>
                 <w:sz w:val="14"/>
                 <w:szCs w:val="14"/>
@@ -5881,6 +6213,7 @@
           </w:p>
           <w:p>
             <w:pPr>
+              <w:jc w:val="center"/>
               <w:rPr>
                 <w:color w:val="000000"/>
                 <w:sz w:val="14"/>
@@ -5900,9 +6233,11 @@
           <w:tcPr>
             <w:tcW w:w="983" w:type="dxa"/>
             <w:shd w:val="clear" w:color="auto" w:fill="FFFFFF"/>
-          </w:tcPr>
-          <w:p>
-            <w:pPr>
+            <w:vAlign w:val="center"/>
+          </w:tcPr>
+          <w:p>
+            <w:pPr>
+              <w:jc w:val="center"/>
               <w:rPr>
                 <w:sz w:val="14"/>
                 <w:szCs w:val="14"/>
@@ -5922,9 +6257,11 @@
           <w:tcPr>
             <w:tcW w:w="983" w:type="dxa"/>
             <w:shd w:val="clear" w:color="auto" w:fill="E2EFDA"/>
-          </w:tcPr>
-          <w:p>
-            <w:pPr>
+            <w:vAlign w:val="center"/>
+          </w:tcPr>
+          <w:p>
+            <w:pPr>
+              <w:jc w:val="center"/>
               <w:rPr>
                 <w:sz w:val="14"/>
                 <w:szCs w:val="14"/>
@@ -5944,9 +6281,11 @@
           <w:tcPr>
             <w:tcW w:w="983" w:type="dxa"/>
             <w:shd w:val="clear" w:color="auto" w:fill="E2EFDA"/>
-          </w:tcPr>
-          <w:p>
-            <w:pPr>
+            <w:vAlign w:val="center"/>
+          </w:tcPr>
+          <w:p>
+            <w:pPr>
+              <w:jc w:val="center"/>
               <w:rPr>
                 <w:sz w:val="14"/>
                 <w:szCs w:val="14"/>
@@ -5966,9 +6305,11 @@
           <w:tcPr>
             <w:tcW w:w="984" w:type="dxa"/>
             <w:shd w:val="clear" w:color="auto" w:fill="E2EFDA"/>
-          </w:tcPr>
-          <w:p>
-            <w:pPr>
+            <w:vAlign w:val="center"/>
+          </w:tcPr>
+          <w:p>
+            <w:pPr>
+              <w:jc w:val="center"/>
               <w:rPr>
                 <w:sz w:val="14"/>
                 <w:szCs w:val="14"/>
@@ -5990,9 +6331,11 @@
           <w:tcPr>
             <w:tcW w:w="392" w:type="dxa"/>
             <w:shd w:val="clear" w:color="auto" w:fill="F2F2F2"/>
-          </w:tcPr>
-          <w:p>
-            <w:pPr>
+            <w:vAlign w:val="center"/>
+          </w:tcPr>
+          <w:p>
+            <w:pPr>
+              <w:jc w:val="center"/>
               <w:rPr>
                 <w:sz w:val="14"/>
                 <w:szCs w:val="14"/>
@@ -6012,9 +6355,11 @@
           <w:tcPr>
             <w:tcW w:w="709" w:type="dxa"/>
             <w:shd w:val="clear" w:color="auto" w:fill="F2F2F2"/>
-          </w:tcPr>
-          <w:p>
-            <w:pPr>
+            <w:vAlign w:val="center"/>
+          </w:tcPr>
+          <w:p>
+            <w:pPr>
+              <w:jc w:val="center"/>
               <w:rPr>
                 <w:sz w:val="14"/>
                 <w:szCs w:val="14"/>
@@ -6034,9 +6379,11 @@
           <w:tcPr>
             <w:tcW w:w="992" w:type="dxa"/>
             <w:shd w:val="clear" w:color="auto" w:fill="F2F2F2"/>
-          </w:tcPr>
-          <w:p>
-            <w:pPr>
+            <w:vAlign w:val="center"/>
+          </w:tcPr>
+          <w:p>
+            <w:pPr>
+              <w:jc w:val="center"/>
               <w:rPr>
                 <w:sz w:val="14"/>
                 <w:szCs w:val="14"/>
@@ -6056,9 +6403,11 @@
           <w:tcPr>
             <w:tcW w:w="1134" w:type="dxa"/>
             <w:shd w:val="clear" w:color="auto" w:fill="F2F2F2"/>
-          </w:tcPr>
-          <w:p>
-            <w:pPr>
+            <w:vAlign w:val="center"/>
+          </w:tcPr>
+          <w:p>
+            <w:pPr>
+              <w:jc w:val="center"/>
               <w:rPr>
                 <w:sz w:val="14"/>
                 <w:szCs w:val="14"/>
@@ -6082,6 +6431,7 @@
           </w:tcPr>
           <w:p>
             <w:pPr>
+              <w:jc w:val="center"/>
               <w:rPr>
                 <w:color w:val="000000"/>
                 <w:sz w:val="14"/>
@@ -6105,6 +6455,7 @@
           </w:tcPr>
           <w:p>
             <w:pPr>
+              <w:jc w:val="center"/>
               <w:rPr>
                 <w:sz w:val="14"/>
                 <w:szCs w:val="14"/>
@@ -6120,6 +6471,7 @@
           </w:p>
           <w:p>
             <w:pPr>
+              <w:jc w:val="center"/>
               <w:rPr>
                 <w:sz w:val="14"/>
                 <w:szCs w:val="14"/>
@@ -6135,6 +6487,7 @@
           </w:p>
           <w:p>
             <w:pPr>
+              <w:jc w:val="center"/>
               <w:rPr>
                 <w:color w:val="000000"/>
                 <w:sz w:val="14"/>
@@ -6154,9 +6507,11 @@
           <w:tcPr>
             <w:tcW w:w="983" w:type="dxa"/>
             <w:shd w:val="clear" w:color="auto" w:fill="F2F2F2"/>
-          </w:tcPr>
-          <w:p>
-            <w:pPr>
+            <w:vAlign w:val="center"/>
+          </w:tcPr>
+          <w:p>
+            <w:pPr>
+              <w:jc w:val="center"/>
               <w:rPr>
                 <w:sz w:val="14"/>
                 <w:szCs w:val="14"/>
@@ -6176,9 +6531,11 @@
           <w:tcPr>
             <w:tcW w:w="983" w:type="dxa"/>
             <w:shd w:val="clear" w:color="auto" w:fill="E2EFDA"/>
-          </w:tcPr>
-          <w:p>
-            <w:pPr>
+            <w:vAlign w:val="center"/>
+          </w:tcPr>
+          <w:p>
+            <w:pPr>
+              <w:jc w:val="center"/>
               <w:rPr>
                 <w:sz w:val="14"/>
                 <w:szCs w:val="14"/>
@@ -6198,9 +6555,11 @@
           <w:tcPr>
             <w:tcW w:w="983" w:type="dxa"/>
             <w:shd w:val="clear" w:color="auto" w:fill="E2EFDA"/>
-          </w:tcPr>
-          <w:p>
-            <w:pPr>
+            <w:vAlign w:val="center"/>
+          </w:tcPr>
+          <w:p>
+            <w:pPr>
+              <w:jc w:val="center"/>
               <w:rPr>
                 <w:sz w:val="14"/>
                 <w:szCs w:val="14"/>
@@ -6220,9 +6579,11 @@
           <w:tcPr>
             <w:tcW w:w="984" w:type="dxa"/>
             <w:shd w:val="clear" w:color="auto" w:fill="E2EFDA"/>
-          </w:tcPr>
-          <w:p>
-            <w:pPr>
+            <w:vAlign w:val="center"/>
+          </w:tcPr>
+          <w:p>
+            <w:pPr>
+              <w:jc w:val="center"/>
               <w:rPr>
                 <w:sz w:val="14"/>
                 <w:szCs w:val="14"/>
@@ -6244,9 +6605,11 @@
           <w:tcPr>
             <w:tcW w:w="392" w:type="dxa"/>
             <w:shd w:val="clear" w:color="auto" w:fill="FFFFFF"/>
-          </w:tcPr>
-          <w:p>
-            <w:pPr>
+            <w:vAlign w:val="center"/>
+          </w:tcPr>
+          <w:p>
+            <w:pPr>
+              <w:jc w:val="center"/>
               <w:rPr>
                 <w:sz w:val="14"/>
                 <w:szCs w:val="14"/>
@@ -6266,9 +6629,11 @@
           <w:tcPr>
             <w:tcW w:w="709" w:type="dxa"/>
             <w:shd w:val="clear" w:color="auto" w:fill="FFFFFF"/>
-          </w:tcPr>
-          <w:p>
-            <w:pPr>
+            <w:vAlign w:val="center"/>
+          </w:tcPr>
+          <w:p>
+            <w:pPr>
+              <w:jc w:val="center"/>
               <w:rPr>
                 <w:sz w:val="14"/>
                 <w:szCs w:val="14"/>
@@ -6288,9 +6653,11 @@
           <w:tcPr>
             <w:tcW w:w="992" w:type="dxa"/>
             <w:shd w:val="clear" w:color="auto" w:fill="FFFFFF"/>
-          </w:tcPr>
-          <w:p>
-            <w:pPr>
+            <w:vAlign w:val="center"/>
+          </w:tcPr>
+          <w:p>
+            <w:pPr>
+              <w:jc w:val="center"/>
               <w:rPr>
                 <w:sz w:val="14"/>
                 <w:szCs w:val="14"/>
@@ -6310,9 +6677,11 @@
           <w:tcPr>
             <w:tcW w:w="1134" w:type="dxa"/>
             <w:shd w:val="clear" w:color="auto" w:fill="FFFFFF"/>
-          </w:tcPr>
-          <w:p>
-            <w:pPr>
+            <w:vAlign w:val="center"/>
+          </w:tcPr>
+          <w:p>
+            <w:pPr>
+              <w:jc w:val="center"/>
               <w:rPr>
                 <w:sz w:val="14"/>
                 <w:szCs w:val="14"/>
@@ -6336,6 +6705,7 @@
           </w:tcPr>
           <w:p>
             <w:pPr>
+              <w:jc w:val="center"/>
               <w:rPr>
                 <w:color w:val="000000"/>
                 <w:sz w:val="14"/>
@@ -6359,6 +6729,7 @@
           </w:tcPr>
           <w:p>
             <w:pPr>
+              <w:jc w:val="center"/>
               <w:rPr>
                 <w:sz w:val="14"/>
                 <w:szCs w:val="14"/>
@@ -6374,6 +6745,7 @@
           </w:p>
           <w:p>
             <w:pPr>
+              <w:jc w:val="center"/>
               <w:rPr>
                 <w:sz w:val="14"/>
                 <w:szCs w:val="14"/>
@@ -6389,6 +6761,7 @@
           </w:p>
           <w:p>
             <w:pPr>
+              <w:jc w:val="center"/>
               <w:rPr>
                 <w:sz w:val="14"/>
                 <w:szCs w:val="14"/>
@@ -6404,6 +6777,7 @@
           </w:p>
           <w:p>
             <w:pPr>
+              <w:jc w:val="center"/>
               <w:rPr>
                 <w:color w:val="000000"/>
                 <w:sz w:val="14"/>
@@ -6423,9 +6797,11 @@
           <w:tcPr>
             <w:tcW w:w="983" w:type="dxa"/>
             <w:shd w:val="clear" w:color="auto" w:fill="FFFFFF"/>
-          </w:tcPr>
-          <w:p>
-            <w:pPr>
+            <w:vAlign w:val="center"/>
+          </w:tcPr>
+          <w:p>
+            <w:pPr>
+              <w:jc w:val="center"/>
               <w:rPr>
                 <w:sz w:val="14"/>
                 <w:szCs w:val="14"/>
@@ -6445,9 +6821,11 @@
           <w:tcPr>
             <w:tcW w:w="983" w:type="dxa"/>
             <w:shd w:val="clear" w:color="auto" w:fill="E2EFDA"/>
-          </w:tcPr>
-          <w:p>
-            <w:pPr>
+            <w:vAlign w:val="center"/>
+          </w:tcPr>
+          <w:p>
+            <w:pPr>
+              <w:jc w:val="center"/>
               <w:rPr>
                 <w:sz w:val="14"/>
                 <w:szCs w:val="14"/>
@@ -6467,9 +6845,11 @@
           <w:tcPr>
             <w:tcW w:w="983" w:type="dxa"/>
             <w:shd w:val="clear" w:color="auto" w:fill="E2EFDA"/>
-          </w:tcPr>
-          <w:p>
-            <w:pPr>
+            <w:vAlign w:val="center"/>
+          </w:tcPr>
+          <w:p>
+            <w:pPr>
+              <w:jc w:val="center"/>
               <w:rPr>
                 <w:sz w:val="14"/>
                 <w:szCs w:val="14"/>
@@ -6489,9 +6869,11 @@
           <w:tcPr>
             <w:tcW w:w="984" w:type="dxa"/>
             <w:shd w:val="clear" w:color="auto" w:fill="E2EFDA"/>
-          </w:tcPr>
-          <w:p>
-            <w:pPr>
+            <w:vAlign w:val="center"/>
+          </w:tcPr>
+          <w:p>
+            <w:pPr>
+              <w:jc w:val="center"/>
               <w:rPr>
                 <w:sz w:val="14"/>
                 <w:szCs w:val="14"/>
@@ -6513,9 +6895,11 @@
           <w:tcPr>
             <w:tcW w:w="392" w:type="dxa"/>
             <w:shd w:val="clear" w:color="auto" w:fill="F2F2F2"/>
-          </w:tcPr>
-          <w:p>
-            <w:pPr>
+            <w:vAlign w:val="center"/>
+          </w:tcPr>
+          <w:p>
+            <w:pPr>
+              <w:jc w:val="center"/>
               <w:rPr>
                 <w:sz w:val="14"/>
                 <w:szCs w:val="14"/>
@@ -6535,9 +6919,11 @@
           <w:tcPr>
             <w:tcW w:w="709" w:type="dxa"/>
             <w:shd w:val="clear" w:color="auto" w:fill="F2F2F2"/>
-          </w:tcPr>
-          <w:p>
-            <w:pPr>
+            <w:vAlign w:val="center"/>
+          </w:tcPr>
+          <w:p>
+            <w:pPr>
+              <w:jc w:val="center"/>
               <w:rPr>
                 <w:sz w:val="14"/>
                 <w:szCs w:val="14"/>
@@ -6557,9 +6943,11 @@
           <w:tcPr>
             <w:tcW w:w="992" w:type="dxa"/>
             <w:shd w:val="clear" w:color="auto" w:fill="F2F2F2"/>
-          </w:tcPr>
-          <w:p>
-            <w:pPr>
+            <w:vAlign w:val="center"/>
+          </w:tcPr>
+          <w:p>
+            <w:pPr>
+              <w:jc w:val="center"/>
               <w:rPr>
                 <w:sz w:val="14"/>
                 <w:szCs w:val="14"/>
@@ -6579,9 +6967,11 @@
           <w:tcPr>
             <w:tcW w:w="1134" w:type="dxa"/>
             <w:shd w:val="clear" w:color="auto" w:fill="F2F2F2"/>
-          </w:tcPr>
-          <w:p>
-            <w:pPr>
+            <w:vAlign w:val="center"/>
+          </w:tcPr>
+          <w:p>
+            <w:pPr>
+              <w:jc w:val="center"/>
               <w:rPr>
                 <w:sz w:val="14"/>
                 <w:szCs w:val="14"/>
@@ -6605,6 +6995,7 @@
           </w:tcPr>
           <w:p>
             <w:pPr>
+              <w:jc w:val="center"/>
               <w:rPr>
                 <w:color w:val="000000"/>
                 <w:sz w:val="14"/>
@@ -6628,6 +7019,7 @@
           </w:tcPr>
           <w:p>
             <w:pPr>
+              <w:jc w:val="center"/>
               <w:rPr>
                 <w:sz w:val="14"/>
                 <w:szCs w:val="14"/>
@@ -6643,6 +7035,7 @@
           </w:p>
           <w:p>
             <w:pPr>
+              <w:jc w:val="center"/>
               <w:rPr>
                 <w:sz w:val="14"/>
                 <w:szCs w:val="14"/>
@@ -6658,6 +7051,7 @@
           </w:p>
           <w:p>
             <w:pPr>
+              <w:jc w:val="center"/>
               <w:rPr>
                 <w:sz w:val="14"/>
                 <w:szCs w:val="14"/>
@@ -6673,6 +7067,7 @@
           </w:p>
           <w:p>
             <w:pPr>
+              <w:jc w:val="center"/>
               <w:rPr>
                 <w:color w:val="000000"/>
                 <w:sz w:val="14"/>
@@ -6692,9 +7087,11 @@
           <w:tcPr>
             <w:tcW w:w="983" w:type="dxa"/>
             <w:shd w:val="clear" w:color="auto" w:fill="F2F2F2"/>
-          </w:tcPr>
-          <w:p>
-            <w:pPr>
+            <w:vAlign w:val="center"/>
+          </w:tcPr>
+          <w:p>
+            <w:pPr>
+              <w:jc w:val="center"/>
               <w:rPr>
                 <w:sz w:val="14"/>
                 <w:szCs w:val="14"/>
@@ -6714,9 +7111,11 @@
           <w:tcPr>
             <w:tcW w:w="983" w:type="dxa"/>
             <w:shd w:val="clear" w:color="auto" w:fill="E2EFDA"/>
-          </w:tcPr>
-          <w:p>
-            <w:pPr>
+            <w:vAlign w:val="center"/>
+          </w:tcPr>
+          <w:p>
+            <w:pPr>
+              <w:jc w:val="center"/>
               <w:rPr>
                 <w:sz w:val="14"/>
                 <w:szCs w:val="14"/>
@@ -6736,9 +7135,11 @@
           <w:tcPr>
             <w:tcW w:w="983" w:type="dxa"/>
             <w:shd w:val="clear" w:color="auto" w:fill="E2EFDA"/>
-          </w:tcPr>
-          <w:p>
-            <w:pPr>
+            <w:vAlign w:val="center"/>
+          </w:tcPr>
+          <w:p>
+            <w:pPr>
+              <w:jc w:val="center"/>
               <w:rPr>
                 <w:sz w:val="14"/>
                 <w:szCs w:val="14"/>
@@ -6758,9 +7159,11 @@
           <w:tcPr>
             <w:tcW w:w="984" w:type="dxa"/>
             <w:shd w:val="clear" w:color="auto" w:fill="E2EFDA"/>
-          </w:tcPr>
-          <w:p>
-            <w:pPr>
+            <w:vAlign w:val="center"/>
+          </w:tcPr>
+          <w:p>
+            <w:pPr>
+              <w:jc w:val="center"/>
               <w:rPr>
                 <w:sz w:val="14"/>
                 <w:szCs w:val="14"/>
@@ -6782,9 +7185,11 @@
           <w:tcPr>
             <w:tcW w:w="392" w:type="dxa"/>
             <w:shd w:val="clear" w:color="auto" w:fill="FFFFFF"/>
-          </w:tcPr>
-          <w:p>
-            <w:pPr>
+            <w:vAlign w:val="center"/>
+          </w:tcPr>
+          <w:p>
+            <w:pPr>
+              <w:jc w:val="center"/>
               <w:rPr>
                 <w:sz w:val="14"/>
                 <w:szCs w:val="14"/>
@@ -6804,9 +7209,11 @@
           <w:tcPr>
             <w:tcW w:w="709" w:type="dxa"/>
             <w:shd w:val="clear" w:color="auto" w:fill="FFFFFF"/>
-          </w:tcPr>
-          <w:p>
-            <w:pPr>
+            <w:vAlign w:val="center"/>
+          </w:tcPr>
+          <w:p>
+            <w:pPr>
+              <w:jc w:val="center"/>
               <w:rPr>
                 <w:sz w:val="14"/>
                 <w:szCs w:val="14"/>
@@ -6826,9 +7233,11 @@
           <w:tcPr>
             <w:tcW w:w="992" w:type="dxa"/>
             <w:shd w:val="clear" w:color="auto" w:fill="FFFFFF"/>
-          </w:tcPr>
-          <w:p>
-            <w:pPr>
+            <w:vAlign w:val="center"/>
+          </w:tcPr>
+          <w:p>
+            <w:pPr>
+              <w:jc w:val="center"/>
               <w:rPr>
                 <w:sz w:val="14"/>
                 <w:szCs w:val="14"/>
@@ -6848,9 +7257,11 @@
           <w:tcPr>
             <w:tcW w:w="1134" w:type="dxa"/>
             <w:shd w:val="clear" w:color="auto" w:fill="FFFFFF"/>
-          </w:tcPr>
-          <w:p>
-            <w:pPr>
+            <w:vAlign w:val="center"/>
+          </w:tcPr>
+          <w:p>
+            <w:pPr>
+              <w:jc w:val="center"/>
               <w:rPr>
                 <w:sz w:val="14"/>
                 <w:szCs w:val="14"/>
@@ -6874,6 +7285,7 @@
           </w:tcPr>
           <w:p>
             <w:pPr>
+              <w:jc w:val="center"/>
               <w:rPr>
                 <w:color w:val="000000"/>
                 <w:sz w:val="14"/>
@@ -6885,15 +7297,7 @@
                 <w:sz w:val="14"/>
                 <w:szCs w:val="14"/>
               </w:rPr>
-              <w:t xml:space="preserve">Servidor levantado. Token JWT válido con rol Administrador del Sistema. Body de </w:t>
-            </w:r>
-            <w:r>
-              <w:rPr>
-                <w:sz w:val="14"/>
-                <w:szCs w:val="14"/>
-              </w:rPr>
-              <w:lastRenderedPageBreak/>
-              <w:t>gasto preparado.</w:t>
+              <w:t>Servidor levantado. Token JWT válido con rol Administrador del Sistema. Body de gasto preparado.</w:t>
             </w:r>
           </w:p>
         </w:tc>
@@ -6905,60 +7309,63 @@
           </w:tcPr>
           <w:p>
             <w:pPr>
-              <w:rPr>
-                <w:sz w:val="14"/>
-                <w:szCs w:val="14"/>
-              </w:rPr>
-            </w:pPr>
+              <w:jc w:val="center"/>
+              <w:rPr>
+                <w:sz w:val="14"/>
+                <w:szCs w:val="14"/>
+              </w:rPr>
+            </w:pPr>
+            <w:r>
+              <w:rPr>
+                <w:sz w:val="14"/>
+                <w:szCs w:val="14"/>
+              </w:rPr>
+              <w:t>1. Generar token Admin válido.</w:t>
+            </w:r>
+          </w:p>
+          <w:p>
+            <w:pPr>
+              <w:jc w:val="center"/>
+              <w:rPr>
+                <w:sz w:val="14"/>
+                <w:szCs w:val="14"/>
+              </w:rPr>
+            </w:pPr>
+            <w:r>
+              <w:rPr>
+                <w:sz w:val="14"/>
+                <w:szCs w:val="14"/>
+              </w:rPr>
+              <w:t>2. Ejecutar POST /api/v1/gastos.</w:t>
+            </w:r>
+          </w:p>
+          <w:p>
+            <w:pPr>
+              <w:jc w:val="center"/>
+              <w:rPr>
+                <w:sz w:val="14"/>
+                <w:szCs w:val="14"/>
+              </w:rPr>
+            </w:pPr>
+            <w:r>
+              <w:rPr>
+                <w:sz w:val="14"/>
+                <w:szCs w:val="14"/>
+              </w:rPr>
+              <w:t xml:space="preserve">3. Enviar Authorization: </w:t>
+            </w:r>
             <w:r>
               <w:rPr>
                 <w:sz w:val="14"/>
                 <w:szCs w:val="14"/>
               </w:rPr>
               <w:lastRenderedPageBreak/>
-              <w:t>1. Generar token Admin válido.</w:t>
-            </w:r>
-          </w:p>
-          <w:p>
-            <w:pPr>
-              <w:rPr>
-                <w:sz w:val="14"/>
-                <w:szCs w:val="14"/>
-              </w:rPr>
-            </w:pPr>
-            <w:r>
-              <w:rPr>
-                <w:sz w:val="14"/>
-                <w:szCs w:val="14"/>
-              </w:rPr>
-              <w:t>2. Ejecutar POST /api/v1/gastos.</w:t>
-            </w:r>
-          </w:p>
-          <w:p>
-            <w:pPr>
-              <w:rPr>
-                <w:sz w:val="14"/>
-                <w:szCs w:val="14"/>
-              </w:rPr>
-            </w:pPr>
-            <w:r>
-              <w:rPr>
-                <w:sz w:val="14"/>
-                <w:szCs w:val="14"/>
-              </w:rPr>
-              <w:t xml:space="preserve">3. Enviar </w:t>
-            </w:r>
-            <w:r>
-              <w:rPr>
-                <w:sz w:val="14"/>
-                <w:szCs w:val="14"/>
-              </w:rPr>
-              <w:lastRenderedPageBreak/>
-              <w:t>Authorization: Bearer &lt;token_admin&gt;.</w:t>
-            </w:r>
-          </w:p>
-          <w:p>
-            <w:pPr>
+              <w:t>Bearer &lt;token_admin&gt;.</w:t>
+            </w:r>
+          </w:p>
+          <w:p>
+            <w:pPr>
+              <w:jc w:val="center"/>
               <w:rPr>
                 <w:sz w:val="14"/>
                 <w:szCs w:val="14"/>
@@ -6974,6 +7381,7 @@
           </w:p>
           <w:p>
             <w:pPr>
+              <w:jc w:val="center"/>
               <w:rPr>
                 <w:sz w:val="14"/>
                 <w:szCs w:val="14"/>
@@ -6989,6 +7397,7 @@
           </w:p>
           <w:p>
             <w:pPr>
+              <w:jc w:val="center"/>
               <w:rPr>
                 <w:color w:val="000000"/>
                 <w:sz w:val="14"/>
@@ -7008,9 +7417,11 @@
           <w:tcPr>
             <w:tcW w:w="983" w:type="dxa"/>
             <w:shd w:val="clear" w:color="auto" w:fill="FFFFFF"/>
-          </w:tcPr>
-          <w:p>
-            <w:pPr>
+            <w:vAlign w:val="center"/>
+          </w:tcPr>
+          <w:p>
+            <w:pPr>
+              <w:jc w:val="center"/>
               <w:rPr>
                 <w:sz w:val="14"/>
                 <w:szCs w:val="14"/>
@@ -7031,9 +7442,11 @@
           <w:tcPr>
             <w:tcW w:w="983" w:type="dxa"/>
             <w:shd w:val="clear" w:color="auto" w:fill="E2EFDA"/>
-          </w:tcPr>
-          <w:p>
-            <w:pPr>
+            <w:vAlign w:val="center"/>
+          </w:tcPr>
+          <w:p>
+            <w:pPr>
+              <w:jc w:val="center"/>
               <w:rPr>
                 <w:sz w:val="14"/>
                 <w:szCs w:val="14"/>
@@ -7053,9 +7466,11 @@
           <w:tcPr>
             <w:tcW w:w="983" w:type="dxa"/>
             <w:shd w:val="clear" w:color="auto" w:fill="E2EFDA"/>
-          </w:tcPr>
-          <w:p>
-            <w:pPr>
+            <w:vAlign w:val="center"/>
+          </w:tcPr>
+          <w:p>
+            <w:pPr>
+              <w:jc w:val="center"/>
               <w:rPr>
                 <w:sz w:val="14"/>
                 <w:szCs w:val="14"/>
@@ -7075,9 +7490,11 @@
           <w:tcPr>
             <w:tcW w:w="984" w:type="dxa"/>
             <w:shd w:val="clear" w:color="auto" w:fill="E2EFDA"/>
-          </w:tcPr>
-          <w:p>
-            <w:pPr>
+            <w:vAlign w:val="center"/>
+          </w:tcPr>
+          <w:p>
+            <w:pPr>
+              <w:jc w:val="center"/>
               <w:rPr>
                 <w:sz w:val="14"/>
                 <w:szCs w:val="14"/>
@@ -7110,16 +7527,16 @@
         <w:tblLook w:val="04A0" w:firstRow="1" w:lastRow="0" w:firstColumn="1" w:lastColumn="0" w:noHBand="0" w:noVBand="1"/>
       </w:tblPr>
       <w:tblGrid>
-        <w:gridCol w:w="1384"/>
+        <w:gridCol w:w="1242"/>
         <w:gridCol w:w="1701"/>
-        <w:gridCol w:w="3260"/>
-        <w:gridCol w:w="1418"/>
-        <w:gridCol w:w="877"/>
+        <w:gridCol w:w="3119"/>
+        <w:gridCol w:w="1276"/>
+        <w:gridCol w:w="1302"/>
       </w:tblGrid>
       <w:tr>
         <w:tc>
           <w:tcPr>
-            <w:tcW w:w="1384" w:type="dxa"/>
+            <w:tcW w:w="1242" w:type="dxa"/>
             <w:shd w:val="clear" w:color="auto" w:fill="1F3864"/>
           </w:tcPr>
           <w:p>
@@ -7161,7 +7578,7 @@
         </w:tc>
         <w:tc>
           <w:tcPr>
-            <w:tcW w:w="3260" w:type="dxa"/>
+            <w:tcW w:w="3119" w:type="dxa"/>
             <w:shd w:val="clear" w:color="auto" w:fill="1F3864"/>
           </w:tcPr>
           <w:p>
@@ -7182,7 +7599,7 @@
         </w:tc>
         <w:tc>
           <w:tcPr>
-            <w:tcW w:w="1418" w:type="dxa"/>
+            <w:tcW w:w="1276" w:type="dxa"/>
             <w:shd w:val="clear" w:color="auto" w:fill="1F3864"/>
           </w:tcPr>
           <w:p>
@@ -7203,7 +7620,7 @@
         </w:tc>
         <w:tc>
           <w:tcPr>
-            <w:tcW w:w="877" w:type="dxa"/>
+            <w:tcW w:w="1302" w:type="dxa"/>
             <w:shd w:val="clear" w:color="auto" w:fill="1F3864"/>
           </w:tcPr>
           <w:p>
@@ -7226,7 +7643,7 @@
       <w:tr>
         <w:tc>
           <w:tcPr>
-            <w:tcW w:w="1384" w:type="dxa"/>
+            <w:tcW w:w="1242" w:type="dxa"/>
             <w:shd w:val="clear" w:color="auto" w:fill="E2EFDA"/>
           </w:tcPr>
           <w:p>
@@ -7266,7 +7683,7 @@
         </w:tc>
         <w:tc>
           <w:tcPr>
-            <w:tcW w:w="3260" w:type="dxa"/>
+            <w:tcW w:w="3119" w:type="dxa"/>
             <w:shd w:val="clear" w:color="auto" w:fill="E2EFDA"/>
             <w:vAlign w:val="center"/>
           </w:tcPr>
@@ -7288,7 +7705,7 @@
         </w:tc>
         <w:tc>
           <w:tcPr>
-            <w:tcW w:w="1418" w:type="dxa"/>
+            <w:tcW w:w="1276" w:type="dxa"/>
             <w:shd w:val="clear" w:color="auto" w:fill="E2EFDA"/>
           </w:tcPr>
           <w:p>
@@ -7308,7 +7725,7 @@
         </w:tc>
         <w:tc>
           <w:tcPr>
-            <w:tcW w:w="877" w:type="dxa"/>
+            <w:tcW w:w="1302" w:type="dxa"/>
             <w:shd w:val="clear" w:color="auto" w:fill="E2EFDA"/>
           </w:tcPr>
           <w:p>
@@ -7328,6 +7745,7 @@
         </w:tc>
       </w:tr>
     </w:tbl>
+    <w:p/>
     <w:p>
       <w:pPr>
         <w:pStyle w:val="Ttulo1"/>
@@ -7423,16 +7841,8 @@
               <w:rPr>
                 <w:szCs w:val="28"/>
               </w:rPr>
-              <w:t xml:space="preserve">npm test -- --testPathPattern </w:t>
-            </w:r>
-            <w:proofErr w:type="spellStart"/>
-            <w:r>
-              <w:rPr>
-                <w:szCs w:val="28"/>
-              </w:rPr>
-              <w:t>planilla_contable</w:t>
-            </w:r>
-            <w:proofErr w:type="spellEnd"/>
+              <w:t>npm test -- --testPathPattern planilla_contable</w:t>
+            </w:r>
           </w:p>
         </w:tc>
       </w:tr>
@@ -8037,6 +8447,7 @@
                 <w:b/>
                 <w:szCs w:val="28"/>
               </w:rPr>
+              <w:lastRenderedPageBreak/>
               <w:t>INF-PRU</w:t>
             </w:r>
           </w:p>
@@ -8078,7 +8489,6 @@
                 <w:b/>
                 <w:szCs w:val="28"/>
               </w:rPr>
-              <w:lastRenderedPageBreak/>
               <w:t>JWT</w:t>
             </w:r>
           </w:p>
@@ -9450,6 +9860,7 @@
   <w:style w:type="character" w:default="1" w:styleId="Fuentedeprrafopredeter">
     <w:name w:val="Default Paragraph Font"/>
     <w:uiPriority w:val="1"/>
+    <w:semiHidden/>
     <w:unhideWhenUsed/>
   </w:style>
   <w:style w:type="table" w:default="1" w:styleId="Tablanormal">
